--- a/Dokumentáció/További_fájlok/Dokumentáció_ButtyMáté_CsenkiGergely_DicsőAndrás.docx
+++ b/Dokumentáció/További_fájlok/Dokumentáció_ButtyMáté_CsenkiGergely_DicsőAndrás.docx
@@ -368,9 +368,11 @@
             <w:pStyle w:val="TJ1"/>
             <w:rPr>
               <w:rFonts w:asciiTheme="minorHAnsi" w:eastAsiaTheme="minorEastAsia" w:hAnsiTheme="minorHAnsi" w:cstheme="minorBidi"/>
-              <w:sz w:val="22"/>
-              <w:szCs w:val="22"/>
+              <w:kern w:val="2"/>
+              <w:sz w:val="24"/>
+              <w:szCs w:val="24"/>
               <w:lang w:eastAsia="hu-HU"/>
+              <w14:ligatures w14:val="standardContextual"/>
             </w:rPr>
           </w:pPr>
           <w:r>
@@ -382,12 +384,12 @@
           <w:r>
             <w:fldChar w:fldCharType="separate"/>
           </w:r>
-          <w:hyperlink w:anchor="_Toc227666299" w:history="1">
+          <w:hyperlink w:anchor="_Toc227255706" w:history="1">
             <w:r>
               <w:rPr>
                 <w:rStyle w:val="Hiperhivatkozs"/>
               </w:rPr>
-              <w:t>1 Bevezetés</w:t>
+              <w:t>2 Bevezetés</w:t>
             </w:r>
             <w:r>
               <w:rPr>
@@ -405,7 +407,7 @@
               <w:rPr>
                 <w:webHidden/>
               </w:rPr>
-              <w:instrText xml:space="preserve"> PAGEREF _Toc227666299 \h </w:instrText>
+              <w:instrText xml:space="preserve"> PAGEREF _Toc227255706 \h </w:instrText>
             </w:r>
             <w:r>
               <w:rPr>
@@ -437,16 +439,19 @@
             <w:pStyle w:val="TJ2"/>
             <w:rPr>
               <w:rFonts w:asciiTheme="minorHAnsi" w:eastAsiaTheme="minorEastAsia" w:hAnsiTheme="minorHAnsi" w:cstheme="minorBidi"/>
-              <w:sz w:val="22"/>
+              <w:kern w:val="2"/>
+              <w:sz w:val="24"/>
+              <w:szCs w:val="24"/>
               <w:lang w:eastAsia="hu-HU"/>
+              <w14:ligatures w14:val="standardContextual"/>
             </w:rPr>
           </w:pPr>
-          <w:hyperlink w:anchor="_Toc227666300" w:history="1">
+          <w:hyperlink w:anchor="_Toc227255707" w:history="1">
             <w:r>
               <w:rPr>
                 <w:rStyle w:val="Hiperhivatkozs"/>
               </w:rPr>
-              <w:t>1.1 A feladat címe</w:t>
+              <w:t>2.1 A feladat címe</w:t>
             </w:r>
             <w:r>
               <w:rPr>
@@ -464,7 +469,7 @@
               <w:rPr>
                 <w:webHidden/>
               </w:rPr>
-              <w:instrText xml:space="preserve"> PAGEREF _Toc227666300 \h </w:instrText>
+              <w:instrText xml:space="preserve"> PAGEREF _Toc227255707 \h </w:instrText>
             </w:r>
             <w:r>
               <w:rPr>
@@ -496,16 +501,19 @@
             <w:pStyle w:val="TJ2"/>
             <w:rPr>
               <w:rFonts w:asciiTheme="minorHAnsi" w:eastAsiaTheme="minorEastAsia" w:hAnsiTheme="minorHAnsi" w:cstheme="minorBidi"/>
-              <w:sz w:val="22"/>
+              <w:kern w:val="2"/>
+              <w:sz w:val="24"/>
+              <w:szCs w:val="24"/>
               <w:lang w:eastAsia="hu-HU"/>
+              <w14:ligatures w14:val="standardContextual"/>
             </w:rPr>
           </w:pPr>
-          <w:hyperlink w:anchor="_Toc227666301" w:history="1">
+          <w:hyperlink w:anchor="_Toc227255708" w:history="1">
             <w:r>
               <w:rPr>
                 <w:rStyle w:val="Hiperhivatkozs"/>
               </w:rPr>
-              <w:t>1.2 A feladat rövid ismertetése</w:t>
+              <w:t>2.2 A feladat rövid ismertetése</w:t>
             </w:r>
             <w:r>
               <w:rPr>
@@ -523,7 +531,7 @@
               <w:rPr>
                 <w:webHidden/>
               </w:rPr>
-              <w:instrText xml:space="preserve"> PAGEREF _Toc227666301 \h </w:instrText>
+              <w:instrText xml:space="preserve"> PAGEREF _Toc227255708 \h </w:instrText>
             </w:r>
             <w:r>
               <w:rPr>
@@ -555,17 +563,19 @@
             <w:pStyle w:val="TJ1"/>
             <w:rPr>
               <w:rFonts w:asciiTheme="minorHAnsi" w:eastAsiaTheme="minorEastAsia" w:hAnsiTheme="minorHAnsi" w:cstheme="minorBidi"/>
-              <w:sz w:val="22"/>
-              <w:szCs w:val="22"/>
+              <w:kern w:val="2"/>
+              <w:sz w:val="24"/>
+              <w:szCs w:val="24"/>
               <w:lang w:eastAsia="hu-HU"/>
+              <w14:ligatures w14:val="standardContextual"/>
             </w:rPr>
           </w:pPr>
-          <w:hyperlink w:anchor="_Toc227666302" w:history="1">
+          <w:hyperlink w:anchor="_Toc227255709" w:history="1">
             <w:r>
               <w:rPr>
                 <w:rStyle w:val="Hiperhivatkozs"/>
               </w:rPr>
-              <w:t>2 Elvárások a projekttel kapcsolatban</w:t>
+              <w:t>3 Elvárások a projekttel kapcsolatban</w:t>
             </w:r>
             <w:r>
               <w:rPr>
@@ -583,7 +593,7 @@
               <w:rPr>
                 <w:webHidden/>
               </w:rPr>
-              <w:instrText xml:space="preserve"> PAGEREF _Toc227666302 \h </w:instrText>
+              <w:instrText xml:space="preserve"> PAGEREF _Toc227255709 \h </w:instrText>
             </w:r>
             <w:r>
               <w:rPr>
@@ -615,16 +625,19 @@
             <w:pStyle w:val="TJ2"/>
             <w:rPr>
               <w:rFonts w:asciiTheme="minorHAnsi" w:eastAsiaTheme="minorEastAsia" w:hAnsiTheme="minorHAnsi" w:cstheme="minorBidi"/>
-              <w:sz w:val="22"/>
+              <w:kern w:val="2"/>
+              <w:sz w:val="24"/>
+              <w:szCs w:val="24"/>
               <w:lang w:eastAsia="hu-HU"/>
+              <w14:ligatures w14:val="standardContextual"/>
             </w:rPr>
           </w:pPr>
-          <w:hyperlink w:anchor="_Toc227666303" w:history="1">
+          <w:hyperlink w:anchor="_Toc227255710" w:history="1">
             <w:r>
               <w:rPr>
                 <w:rStyle w:val="Hiperhivatkozs"/>
               </w:rPr>
-              <w:t>2.1 Operációs rendszer, környezet</w:t>
+              <w:t>3.1 Operációs rendszer, környezet</w:t>
             </w:r>
             <w:r>
               <w:rPr>
@@ -642,7 +655,7 @@
               <w:rPr>
                 <w:webHidden/>
               </w:rPr>
-              <w:instrText xml:space="preserve"> PAGEREF _Toc227666303 \h </w:instrText>
+              <w:instrText xml:space="preserve"> PAGEREF _Toc227255710 \h </w:instrText>
             </w:r>
             <w:r>
               <w:rPr>
@@ -674,16 +687,19 @@
             <w:pStyle w:val="TJ2"/>
             <w:rPr>
               <w:rFonts w:asciiTheme="minorHAnsi" w:eastAsiaTheme="minorEastAsia" w:hAnsiTheme="minorHAnsi" w:cstheme="minorBidi"/>
-              <w:sz w:val="22"/>
+              <w:kern w:val="2"/>
+              <w:sz w:val="24"/>
+              <w:szCs w:val="24"/>
               <w:lang w:eastAsia="hu-HU"/>
+              <w14:ligatures w14:val="standardContextual"/>
             </w:rPr>
           </w:pPr>
-          <w:hyperlink w:anchor="_Toc227666304" w:history="1">
+          <w:hyperlink w:anchor="_Toc227255711" w:history="1">
             <w:r>
               <w:rPr>
                 <w:rStyle w:val="Hiperhivatkozs"/>
               </w:rPr>
-              <w:t>2.2 Felhasználható technológiák</w:t>
+              <w:t>3.2 Felhasználható technológiák</w:t>
             </w:r>
             <w:r>
               <w:rPr>
@@ -701,7 +717,7 @@
               <w:rPr>
                 <w:webHidden/>
               </w:rPr>
-              <w:instrText xml:space="preserve"> PAGEREF _Toc227666304 \h </w:instrText>
+              <w:instrText xml:space="preserve"> PAGEREF _Toc227255711 \h </w:instrText>
             </w:r>
             <w:r>
               <w:rPr>
@@ -733,16 +749,19 @@
             <w:pStyle w:val="TJ2"/>
             <w:rPr>
               <w:rFonts w:asciiTheme="minorHAnsi" w:eastAsiaTheme="minorEastAsia" w:hAnsiTheme="minorHAnsi" w:cstheme="minorBidi"/>
-              <w:sz w:val="22"/>
+              <w:kern w:val="2"/>
+              <w:sz w:val="24"/>
+              <w:szCs w:val="24"/>
               <w:lang w:eastAsia="hu-HU"/>
+              <w14:ligatures w14:val="standardContextual"/>
             </w:rPr>
           </w:pPr>
-          <w:hyperlink w:anchor="_Toc227666305" w:history="1">
+          <w:hyperlink w:anchor="_Toc227255712" w:history="1">
             <w:r>
               <w:rPr>
                 <w:rStyle w:val="Hiperhivatkozs"/>
               </w:rPr>
-              <w:t>2.3 Szoftverfejlesztés</w:t>
+              <w:t>3.3 Szoftverfejlesztés</w:t>
             </w:r>
             <w:r>
               <w:rPr>
@@ -760,7 +779,7 @@
               <w:rPr>
                 <w:webHidden/>
               </w:rPr>
-              <w:instrText xml:space="preserve"> PAGEREF _Toc227666305 \h </w:instrText>
+              <w:instrText xml:space="preserve"> PAGEREF _Toc227255712 \h </w:instrText>
             </w:r>
             <w:r>
               <w:rPr>
@@ -792,16 +811,19 @@
             <w:pStyle w:val="TJ2"/>
             <w:rPr>
               <w:rFonts w:asciiTheme="minorHAnsi" w:eastAsiaTheme="minorEastAsia" w:hAnsiTheme="minorHAnsi" w:cstheme="minorBidi"/>
-              <w:sz w:val="22"/>
+              <w:kern w:val="2"/>
+              <w:sz w:val="24"/>
+              <w:szCs w:val="24"/>
               <w:lang w:eastAsia="hu-HU"/>
+              <w14:ligatures w14:val="standardContextual"/>
             </w:rPr>
           </w:pPr>
-          <w:hyperlink w:anchor="_Toc227666306" w:history="1">
+          <w:hyperlink w:anchor="_Toc227255713" w:history="1">
             <w:r>
               <w:rPr>
                 <w:rStyle w:val="Hiperhivatkozs"/>
               </w:rPr>
-              <w:t>2.4 Modulok</w:t>
+              <w:t>3.4 Modulok</w:t>
             </w:r>
             <w:r>
               <w:rPr>
@@ -819,7 +841,7 @@
               <w:rPr>
                 <w:webHidden/>
               </w:rPr>
-              <w:instrText xml:space="preserve"> PAGEREF _Toc227666306 \h </w:instrText>
+              <w:instrText xml:space="preserve"> PAGEREF _Toc227255713 \h </w:instrText>
             </w:r>
             <w:r>
               <w:rPr>
@@ -851,17 +873,19 @@
             <w:pStyle w:val="TJ1"/>
             <w:rPr>
               <w:rFonts w:asciiTheme="minorHAnsi" w:eastAsiaTheme="minorEastAsia" w:hAnsiTheme="minorHAnsi" w:cstheme="minorBidi"/>
-              <w:sz w:val="22"/>
-              <w:szCs w:val="22"/>
+              <w:kern w:val="2"/>
+              <w:sz w:val="24"/>
+              <w:szCs w:val="24"/>
               <w:lang w:eastAsia="hu-HU"/>
+              <w14:ligatures w14:val="standardContextual"/>
             </w:rPr>
           </w:pPr>
-          <w:hyperlink w:anchor="_Toc227666307" w:history="1">
+          <w:hyperlink w:anchor="_Toc227255714" w:history="1">
             <w:r>
               <w:rPr>
                 <w:rStyle w:val="Hiperhivatkozs"/>
               </w:rPr>
-              <w:t>3 Szoftver specifikáció</w:t>
+              <w:t>4 Szoftver specifikáció</w:t>
             </w:r>
             <w:r>
               <w:rPr>
@@ -879,7 +903,7 @@
               <w:rPr>
                 <w:webHidden/>
               </w:rPr>
-              <w:instrText xml:space="preserve"> PAGEREF _Toc227666307 \h </w:instrText>
+              <w:instrText xml:space="preserve"> PAGEREF _Toc227255714 \h </w:instrText>
             </w:r>
             <w:r>
               <w:rPr>
@@ -911,16 +935,19 @@
             <w:pStyle w:val="TJ2"/>
             <w:rPr>
               <w:rFonts w:asciiTheme="minorHAnsi" w:eastAsiaTheme="minorEastAsia" w:hAnsiTheme="minorHAnsi" w:cstheme="minorBidi"/>
-              <w:sz w:val="22"/>
+              <w:kern w:val="2"/>
+              <w:sz w:val="24"/>
+              <w:szCs w:val="24"/>
               <w:lang w:eastAsia="hu-HU"/>
+              <w14:ligatures w14:val="standardContextual"/>
             </w:rPr>
           </w:pPr>
-          <w:hyperlink w:anchor="_Toc227666308" w:history="1">
+          <w:hyperlink w:anchor="_Toc227255715" w:history="1">
             <w:r>
               <w:rPr>
                 <w:rStyle w:val="Hiperhivatkozs"/>
               </w:rPr>
-              <w:t>3.1 Megjelenés</w:t>
+              <w:t>4.1 Megjelenés</w:t>
             </w:r>
             <w:r>
               <w:rPr>
@@ -938,7 +965,7 @@
               <w:rPr>
                 <w:webHidden/>
               </w:rPr>
-              <w:instrText xml:space="preserve"> PAGEREF _Toc227666308 \h </w:instrText>
+              <w:instrText xml:space="preserve"> PAGEREF _Toc227255715 \h </w:instrText>
             </w:r>
             <w:r>
               <w:rPr>
@@ -970,16 +997,19 @@
             <w:pStyle w:val="TJ2"/>
             <w:rPr>
               <w:rFonts w:asciiTheme="minorHAnsi" w:eastAsiaTheme="minorEastAsia" w:hAnsiTheme="minorHAnsi" w:cstheme="minorBidi"/>
-              <w:sz w:val="22"/>
+              <w:kern w:val="2"/>
+              <w:sz w:val="24"/>
+              <w:szCs w:val="24"/>
               <w:lang w:eastAsia="hu-HU"/>
+              <w14:ligatures w14:val="standardContextual"/>
             </w:rPr>
           </w:pPr>
-          <w:hyperlink w:anchor="_Toc227666309" w:history="1">
+          <w:hyperlink w:anchor="_Toc227255716" w:history="1">
             <w:r>
               <w:rPr>
                 <w:rStyle w:val="Hiperhivatkozs"/>
               </w:rPr>
-              <w:t>3.2 Funkciók</w:t>
+              <w:t>4.2 Funkciók</w:t>
             </w:r>
             <w:r>
               <w:rPr>
@@ -997,7 +1027,7 @@
               <w:rPr>
                 <w:webHidden/>
               </w:rPr>
-              <w:instrText xml:space="preserve"> PAGEREF _Toc227666309 \h </w:instrText>
+              <w:instrText xml:space="preserve"> PAGEREF _Toc227255716 \h </w:instrText>
             </w:r>
             <w:r>
               <w:rPr>
@@ -1029,17 +1059,19 @@
             <w:pStyle w:val="TJ1"/>
             <w:rPr>
               <w:rFonts w:asciiTheme="minorHAnsi" w:eastAsiaTheme="minorEastAsia" w:hAnsiTheme="minorHAnsi" w:cstheme="minorBidi"/>
-              <w:sz w:val="22"/>
-              <w:szCs w:val="22"/>
+              <w:kern w:val="2"/>
+              <w:sz w:val="24"/>
+              <w:szCs w:val="24"/>
               <w:lang w:eastAsia="hu-HU"/>
+              <w14:ligatures w14:val="standardContextual"/>
             </w:rPr>
           </w:pPr>
-          <w:hyperlink w:anchor="_Toc227666310" w:history="1">
+          <w:hyperlink w:anchor="_Toc227255717" w:history="1">
             <w:r>
               <w:rPr>
                 <w:rStyle w:val="Hiperhivatkozs"/>
               </w:rPr>
-              <w:t>4 Dokumentáció</w:t>
+              <w:t>5 Dokumentáció</w:t>
             </w:r>
             <w:r>
               <w:rPr>
@@ -1057,7 +1089,7 @@
               <w:rPr>
                 <w:webHidden/>
               </w:rPr>
-              <w:instrText xml:space="preserve"> PAGEREF _Toc227666310 \h </w:instrText>
+              <w:instrText xml:space="preserve"> PAGEREF _Toc227255717 \h </w:instrText>
             </w:r>
             <w:r>
               <w:rPr>
@@ -1089,16 +1121,19 @@
             <w:pStyle w:val="TJ2"/>
             <w:rPr>
               <w:rFonts w:asciiTheme="minorHAnsi" w:eastAsiaTheme="minorEastAsia" w:hAnsiTheme="minorHAnsi" w:cstheme="minorBidi"/>
-              <w:sz w:val="22"/>
+              <w:kern w:val="2"/>
+              <w:sz w:val="24"/>
+              <w:szCs w:val="24"/>
               <w:lang w:eastAsia="hu-HU"/>
+              <w14:ligatures w14:val="standardContextual"/>
             </w:rPr>
           </w:pPr>
-          <w:hyperlink w:anchor="_Toc227666311" w:history="1">
+          <w:hyperlink w:anchor="_Toc227255718" w:history="1">
             <w:r>
               <w:rPr>
                 <w:rStyle w:val="Hiperhivatkozs"/>
               </w:rPr>
-              <w:t>4.1 Technikai dokumentáció</w:t>
+              <w:t>5.1 Technikai dokumentáció</w:t>
             </w:r>
             <w:r>
               <w:rPr>
@@ -1116,7 +1151,7 @@
               <w:rPr>
                 <w:webHidden/>
               </w:rPr>
-              <w:instrText xml:space="preserve"> PAGEREF _Toc227666311 \h </w:instrText>
+              <w:instrText xml:space="preserve"> PAGEREF _Toc227255718 \h </w:instrText>
             </w:r>
             <w:r>
               <w:rPr>
@@ -1148,16 +1183,19 @@
             <w:pStyle w:val="TJ2"/>
             <w:rPr>
               <w:rFonts w:asciiTheme="minorHAnsi" w:eastAsiaTheme="minorEastAsia" w:hAnsiTheme="minorHAnsi" w:cstheme="minorBidi"/>
-              <w:sz w:val="22"/>
+              <w:kern w:val="2"/>
+              <w:sz w:val="24"/>
+              <w:szCs w:val="24"/>
               <w:lang w:eastAsia="hu-HU"/>
+              <w14:ligatures w14:val="standardContextual"/>
             </w:rPr>
           </w:pPr>
-          <w:hyperlink w:anchor="_Toc227666312" w:history="1">
+          <w:hyperlink w:anchor="_Toc227255719" w:history="1">
             <w:r>
               <w:rPr>
                 <w:rStyle w:val="Hiperhivatkozs"/>
               </w:rPr>
-              <w:t>4.2 Forráskód dokumentáció</w:t>
+              <w:t>5.2 Forráskód dokumentáció</w:t>
             </w:r>
             <w:r>
               <w:rPr>
@@ -1175,7 +1213,7 @@
               <w:rPr>
                 <w:webHidden/>
               </w:rPr>
-              <w:instrText xml:space="preserve"> PAGEREF _Toc227666312 \h </w:instrText>
+              <w:instrText xml:space="preserve"> PAGEREF _Toc227255719 \h </w:instrText>
             </w:r>
             <w:r>
               <w:rPr>
@@ -1207,16 +1245,19 @@
             <w:pStyle w:val="TJ2"/>
             <w:rPr>
               <w:rFonts w:asciiTheme="minorHAnsi" w:eastAsiaTheme="minorEastAsia" w:hAnsiTheme="minorHAnsi" w:cstheme="minorBidi"/>
-              <w:sz w:val="22"/>
+              <w:kern w:val="2"/>
+              <w:sz w:val="24"/>
+              <w:szCs w:val="24"/>
               <w:lang w:eastAsia="hu-HU"/>
+              <w14:ligatures w14:val="standardContextual"/>
             </w:rPr>
           </w:pPr>
-          <w:hyperlink w:anchor="_Toc227666313" w:history="1">
+          <w:hyperlink w:anchor="_Toc227255720" w:history="1">
             <w:r>
               <w:rPr>
                 <w:rStyle w:val="Hiperhivatkozs"/>
               </w:rPr>
-              <w:t>4.3 Felhasználói dokumentáció</w:t>
+              <w:t>5.3 Felhasználói dokumentáció</w:t>
             </w:r>
             <w:r>
               <w:rPr>
@@ -1234,7 +1275,7 @@
               <w:rPr>
                 <w:webHidden/>
               </w:rPr>
-              <w:instrText xml:space="preserve"> PAGEREF _Toc227666313 \h </w:instrText>
+              <w:instrText xml:space="preserve"> PAGEREF _Toc227255720 \h </w:instrText>
             </w:r>
             <w:r>
               <w:rPr>
@@ -1266,17 +1307,19 @@
             <w:pStyle w:val="TJ1"/>
             <w:rPr>
               <w:rFonts w:asciiTheme="minorHAnsi" w:eastAsiaTheme="minorEastAsia" w:hAnsiTheme="minorHAnsi" w:cstheme="minorBidi"/>
-              <w:sz w:val="22"/>
-              <w:szCs w:val="22"/>
+              <w:kern w:val="2"/>
+              <w:sz w:val="24"/>
+              <w:szCs w:val="24"/>
               <w:lang w:eastAsia="hu-HU"/>
+              <w14:ligatures w14:val="standardContextual"/>
             </w:rPr>
           </w:pPr>
-          <w:hyperlink w:anchor="_Toc227666314" w:history="1">
+          <w:hyperlink w:anchor="_Toc227255721" w:history="1">
             <w:r>
               <w:rPr>
                 <w:rStyle w:val="Hiperhivatkozs"/>
               </w:rPr>
-              <w:t>5 Projekt adatlap</w:t>
+              <w:t>6 Projekt adatlap</w:t>
             </w:r>
             <w:r>
               <w:rPr>
@@ -1294,7 +1337,7 @@
               <w:rPr>
                 <w:webHidden/>
               </w:rPr>
-              <w:instrText xml:space="preserve"> PAGEREF _Toc227666314 \h </w:instrText>
+              <w:instrText xml:space="preserve"> PAGEREF _Toc227255721 \h </w:instrText>
             </w:r>
             <w:r>
               <w:rPr>
@@ -1326,17 +1369,19 @@
             <w:pStyle w:val="TJ1"/>
             <w:rPr>
               <w:rFonts w:asciiTheme="minorHAnsi" w:eastAsiaTheme="minorEastAsia" w:hAnsiTheme="minorHAnsi" w:cstheme="minorBidi"/>
-              <w:sz w:val="22"/>
-              <w:szCs w:val="22"/>
+              <w:kern w:val="2"/>
+              <w:sz w:val="24"/>
+              <w:szCs w:val="24"/>
               <w:lang w:eastAsia="hu-HU"/>
+              <w14:ligatures w14:val="standardContextual"/>
             </w:rPr>
           </w:pPr>
-          <w:hyperlink w:anchor="_Toc227666315" w:history="1">
+          <w:hyperlink w:anchor="_Toc227255722" w:history="1">
             <w:r>
               <w:rPr>
                 <w:rStyle w:val="Hiperhivatkozs"/>
               </w:rPr>
-              <w:t>6 Folyamatábrák</w:t>
+              <w:t>7 Folyamatábrák</w:t>
             </w:r>
             <w:r>
               <w:rPr>
@@ -1354,7 +1399,7 @@
               <w:rPr>
                 <w:webHidden/>
               </w:rPr>
-              <w:instrText xml:space="preserve"> PAGEREF _Toc227666315 \h </w:instrText>
+              <w:instrText xml:space="preserve"> PAGEREF _Toc227255722 \h </w:instrText>
             </w:r>
             <w:r>
               <w:rPr>
@@ -1386,16 +1431,19 @@
             <w:pStyle w:val="TJ2"/>
             <w:rPr>
               <w:rFonts w:asciiTheme="minorHAnsi" w:eastAsiaTheme="minorEastAsia" w:hAnsiTheme="minorHAnsi" w:cstheme="minorBidi"/>
-              <w:sz w:val="22"/>
+              <w:kern w:val="2"/>
+              <w:sz w:val="24"/>
+              <w:szCs w:val="24"/>
               <w:lang w:eastAsia="hu-HU"/>
+              <w14:ligatures w14:val="standardContextual"/>
             </w:rPr>
           </w:pPr>
-          <w:hyperlink w:anchor="_Toc227666316" w:history="1">
+          <w:hyperlink w:anchor="_Toc227255723" w:history="1">
             <w:r>
               <w:rPr>
                 <w:rStyle w:val="Hiperhivatkozs"/>
               </w:rPr>
-              <w:t>6.1 Bejelentkezés folyamata</w:t>
+              <w:t>7.1 Bejelentkezés folyamata</w:t>
             </w:r>
             <w:r>
               <w:rPr>
@@ -1413,7 +1461,7 @@
               <w:rPr>
                 <w:webHidden/>
               </w:rPr>
-              <w:instrText xml:space="preserve"> PAGEREF _Toc227666316 \h </w:instrText>
+              <w:instrText xml:space="preserve"> PAGEREF _Toc227255723 \h </w:instrText>
             </w:r>
             <w:r>
               <w:rPr>
@@ -1445,16 +1493,19 @@
             <w:pStyle w:val="TJ2"/>
             <w:rPr>
               <w:rFonts w:asciiTheme="minorHAnsi" w:eastAsiaTheme="minorEastAsia" w:hAnsiTheme="minorHAnsi" w:cstheme="minorBidi"/>
-              <w:sz w:val="22"/>
+              <w:kern w:val="2"/>
+              <w:sz w:val="24"/>
+              <w:szCs w:val="24"/>
               <w:lang w:eastAsia="hu-HU"/>
+              <w14:ligatures w14:val="standardContextual"/>
             </w:rPr>
           </w:pPr>
-          <w:hyperlink w:anchor="_Toc227666317" w:history="1">
+          <w:hyperlink w:anchor="_Toc227255724" w:history="1">
             <w:r>
               <w:rPr>
                 <w:rStyle w:val="Hiperhivatkozs"/>
               </w:rPr>
-              <w:t>6.2 Regisztráció folyamata</w:t>
+              <w:t>7.2 Regisztráció folyamata</w:t>
             </w:r>
             <w:r>
               <w:rPr>
@@ -1472,7 +1523,7 @@
               <w:rPr>
                 <w:webHidden/>
               </w:rPr>
-              <w:instrText xml:space="preserve"> PAGEREF _Toc227666317 \h </w:instrText>
+              <w:instrText xml:space="preserve"> PAGEREF _Toc227255724 \h </w:instrText>
             </w:r>
             <w:r>
               <w:rPr>
@@ -1504,16 +1555,19 @@
             <w:pStyle w:val="TJ2"/>
             <w:rPr>
               <w:rFonts w:asciiTheme="minorHAnsi" w:eastAsiaTheme="minorEastAsia" w:hAnsiTheme="minorHAnsi" w:cstheme="minorBidi"/>
-              <w:sz w:val="22"/>
+              <w:kern w:val="2"/>
+              <w:sz w:val="24"/>
+              <w:szCs w:val="24"/>
               <w:lang w:eastAsia="hu-HU"/>
+              <w14:ligatures w14:val="standardContextual"/>
             </w:rPr>
           </w:pPr>
-          <w:hyperlink w:anchor="_Toc227666318" w:history="1">
+          <w:hyperlink w:anchor="_Toc227255725" w:history="1">
             <w:r>
               <w:rPr>
                 <w:rStyle w:val="Hiperhivatkozs"/>
               </w:rPr>
-              <w:t>6.3 Kempinghely hozzáadása</w:t>
+              <w:t>7.3 Kempinghely hozzáadása</w:t>
             </w:r>
             <w:r>
               <w:rPr>
@@ -1531,7 +1585,7 @@
               <w:rPr>
                 <w:webHidden/>
               </w:rPr>
-              <w:instrText xml:space="preserve"> PAGEREF _Toc227666318 \h </w:instrText>
+              <w:instrText xml:space="preserve"> PAGEREF _Toc227255725 \h </w:instrText>
             </w:r>
             <w:r>
               <w:rPr>
@@ -1563,16 +1617,19 @@
             <w:pStyle w:val="TJ2"/>
             <w:rPr>
               <w:rFonts w:asciiTheme="minorHAnsi" w:eastAsiaTheme="minorEastAsia" w:hAnsiTheme="minorHAnsi" w:cstheme="minorBidi"/>
-              <w:sz w:val="22"/>
+              <w:kern w:val="2"/>
+              <w:sz w:val="24"/>
+              <w:szCs w:val="24"/>
               <w:lang w:eastAsia="hu-HU"/>
+              <w14:ligatures w14:val="standardContextual"/>
             </w:rPr>
           </w:pPr>
-          <w:hyperlink w:anchor="_Toc227666319" w:history="1">
+          <w:hyperlink w:anchor="_Toc227255726" w:history="1">
             <w:r>
               <w:rPr>
                 <w:rStyle w:val="Hiperhivatkozs"/>
               </w:rPr>
-              <w:t>6.4 Kemping regisztrálása</w:t>
+              <w:t>7.4 Kemping regisztrálása</w:t>
             </w:r>
             <w:r>
               <w:rPr>
@@ -1590,7 +1647,7 @@
               <w:rPr>
                 <w:webHidden/>
               </w:rPr>
-              <w:instrText xml:space="preserve"> PAGEREF _Toc227666319 \h </w:instrText>
+              <w:instrText xml:space="preserve"> PAGEREF _Toc227255726 \h </w:instrText>
             </w:r>
             <w:r>
               <w:rPr>
@@ -1622,16 +1679,19 @@
             <w:pStyle w:val="TJ2"/>
             <w:rPr>
               <w:rFonts w:asciiTheme="minorHAnsi" w:eastAsiaTheme="minorEastAsia" w:hAnsiTheme="minorHAnsi" w:cstheme="minorBidi"/>
-              <w:sz w:val="22"/>
+              <w:kern w:val="2"/>
+              <w:sz w:val="24"/>
+              <w:szCs w:val="24"/>
               <w:lang w:eastAsia="hu-HU"/>
+              <w14:ligatures w14:val="standardContextual"/>
             </w:rPr>
           </w:pPr>
-          <w:hyperlink w:anchor="_Toc227666320" w:history="1">
+          <w:hyperlink w:anchor="_Toc227255727" w:history="1">
             <w:r>
               <w:rPr>
                 <w:rStyle w:val="Hiperhivatkozs"/>
               </w:rPr>
-              <w:t>6.5 Foglalás folyamata</w:t>
+              <w:t>7.5 Foglalás folyamata</w:t>
             </w:r>
             <w:r>
               <w:rPr>
@@ -1649,7 +1709,7 @@
               <w:rPr>
                 <w:webHidden/>
               </w:rPr>
-              <w:instrText xml:space="preserve"> PAGEREF _Toc227666320 \h </w:instrText>
+              <w:instrText xml:space="preserve"> PAGEREF _Toc227255727 \h </w:instrText>
             </w:r>
             <w:r>
               <w:rPr>
@@ -1681,16 +1741,19 @@
             <w:pStyle w:val="TJ2"/>
             <w:rPr>
               <w:rFonts w:asciiTheme="minorHAnsi" w:eastAsiaTheme="minorEastAsia" w:hAnsiTheme="minorHAnsi" w:cstheme="minorBidi"/>
-              <w:sz w:val="22"/>
+              <w:kern w:val="2"/>
+              <w:sz w:val="24"/>
+              <w:szCs w:val="24"/>
               <w:lang w:eastAsia="hu-HU"/>
+              <w14:ligatures w14:val="standardContextual"/>
             </w:rPr>
           </w:pPr>
-          <w:hyperlink w:anchor="_Toc227666321" w:history="1">
+          <w:hyperlink w:anchor="_Toc227255728" w:history="1">
             <w:r>
               <w:rPr>
                 <w:rStyle w:val="Hiperhivatkozs"/>
               </w:rPr>
-              <w:t>6.6 Beléptető rendszer folyamata</w:t>
+              <w:t>7.6 Beléptető rendszer folyamata</w:t>
             </w:r>
             <w:r>
               <w:rPr>
@@ -1708,7 +1771,7 @@
               <w:rPr>
                 <w:webHidden/>
               </w:rPr>
-              <w:instrText xml:space="preserve"> PAGEREF _Toc227666321 \h </w:instrText>
+              <w:instrText xml:space="preserve"> PAGEREF _Toc227255728 \h </w:instrText>
             </w:r>
             <w:r>
               <w:rPr>
@@ -1740,17 +1803,19 @@
             <w:pStyle w:val="TJ1"/>
             <w:rPr>
               <w:rFonts w:asciiTheme="minorHAnsi" w:eastAsiaTheme="minorEastAsia" w:hAnsiTheme="minorHAnsi" w:cstheme="minorBidi"/>
-              <w:sz w:val="22"/>
-              <w:szCs w:val="22"/>
+              <w:kern w:val="2"/>
+              <w:sz w:val="24"/>
+              <w:szCs w:val="24"/>
               <w:lang w:eastAsia="hu-HU"/>
+              <w14:ligatures w14:val="standardContextual"/>
             </w:rPr>
           </w:pPr>
-          <w:hyperlink w:anchor="_Toc227666322" w:history="1">
+          <w:hyperlink w:anchor="_Toc227255729" w:history="1">
             <w:r>
               <w:rPr>
                 <w:rStyle w:val="Hiperhivatkozs"/>
               </w:rPr>
-              <w:t>7 ER Diagram</w:t>
+              <w:t>8 ER Diagram</w:t>
             </w:r>
             <w:r>
               <w:rPr>
@@ -1768,7 +1833,7 @@
               <w:rPr>
                 <w:webHidden/>
               </w:rPr>
-              <w:instrText xml:space="preserve"> PAGEREF _Toc227666322 \h </w:instrText>
+              <w:instrText xml:space="preserve"> PAGEREF _Toc227255729 \h </w:instrText>
             </w:r>
             <w:r>
               <w:rPr>
@@ -1800,17 +1865,19 @@
             <w:pStyle w:val="TJ1"/>
             <w:rPr>
               <w:rFonts w:asciiTheme="minorHAnsi" w:eastAsiaTheme="minorEastAsia" w:hAnsiTheme="minorHAnsi" w:cstheme="minorBidi"/>
-              <w:sz w:val="22"/>
-              <w:szCs w:val="22"/>
+              <w:kern w:val="2"/>
+              <w:sz w:val="24"/>
+              <w:szCs w:val="24"/>
               <w:lang w:eastAsia="hu-HU"/>
+              <w14:ligatures w14:val="standardContextual"/>
             </w:rPr>
           </w:pPr>
-          <w:hyperlink w:anchor="_Toc227666323" w:history="1">
+          <w:hyperlink w:anchor="_Toc227255730" w:history="1">
             <w:r>
               <w:rPr>
                 <w:rStyle w:val="Hiperhivatkozs"/>
               </w:rPr>
-              <w:t>8 Adatbázis felépítése</w:t>
+              <w:t>9 Adatbázis felépítése</w:t>
             </w:r>
             <w:r>
               <w:rPr>
@@ -1828,7 +1895,7 @@
               <w:rPr>
                 <w:webHidden/>
               </w:rPr>
-              <w:instrText xml:space="preserve"> PAGEREF _Toc227666323 \h </w:instrText>
+              <w:instrText xml:space="preserve"> PAGEREF _Toc227255730 \h </w:instrText>
             </w:r>
             <w:r>
               <w:rPr>
@@ -1860,16 +1927,19 @@
             <w:pStyle w:val="TJ2"/>
             <w:rPr>
               <w:rFonts w:asciiTheme="minorHAnsi" w:eastAsiaTheme="minorEastAsia" w:hAnsiTheme="minorHAnsi" w:cstheme="minorBidi"/>
-              <w:sz w:val="22"/>
+              <w:kern w:val="2"/>
+              <w:sz w:val="24"/>
+              <w:szCs w:val="24"/>
               <w:lang w:eastAsia="hu-HU"/>
+              <w14:ligatures w14:val="standardContextual"/>
             </w:rPr>
           </w:pPr>
-          <w:hyperlink w:anchor="_Toc227666324" w:history="1">
+          <w:hyperlink w:anchor="_Toc227255731" w:history="1">
             <w:r>
               <w:rPr>
                 <w:rStyle w:val="Hiperhivatkozs"/>
               </w:rPr>
-              <w:t>8.1 Felhasználó adatai (user)</w:t>
+              <w:t>9.1 Felhasználó adatai (user)</w:t>
             </w:r>
             <w:r>
               <w:rPr>
@@ -1887,7 +1957,7 @@
               <w:rPr>
                 <w:webHidden/>
               </w:rPr>
-              <w:instrText xml:space="preserve"> PAGEREF _Toc227666324 \h </w:instrText>
+              <w:instrText xml:space="preserve"> PAGEREF _Toc227255731 \h </w:instrText>
             </w:r>
             <w:r>
               <w:rPr>
@@ -1919,16 +1989,19 @@
             <w:pStyle w:val="TJ2"/>
             <w:rPr>
               <w:rFonts w:asciiTheme="minorHAnsi" w:eastAsiaTheme="minorEastAsia" w:hAnsiTheme="minorHAnsi" w:cstheme="minorBidi"/>
-              <w:sz w:val="22"/>
+              <w:kern w:val="2"/>
+              <w:sz w:val="24"/>
+              <w:szCs w:val="24"/>
               <w:lang w:eastAsia="hu-HU"/>
+              <w14:ligatures w14:val="standardContextual"/>
             </w:rPr>
           </w:pPr>
-          <w:hyperlink w:anchor="_Toc227666325" w:history="1">
+          <w:hyperlink w:anchor="_Toc227255732" w:history="1">
             <w:r>
               <w:rPr>
                 <w:rStyle w:val="Hiperhivatkozs"/>
               </w:rPr>
-              <w:t>8.2 A foglaló és a hozzá tartozó vendégek adatai (user_guest)</w:t>
+              <w:t>2.2 A foglaló és a hozzá tartozó vendégek adatai (user_guest)</w:t>
             </w:r>
             <w:r>
               <w:rPr>
@@ -1946,7 +2019,7 @@
               <w:rPr>
                 <w:webHidden/>
               </w:rPr>
-              <w:instrText xml:space="preserve"> PAGEREF _Toc227666325 \h </w:instrText>
+              <w:instrText xml:space="preserve"> PAGEREF _Toc227255732 \h </w:instrText>
             </w:r>
             <w:r>
               <w:rPr>
@@ -1978,16 +2051,19 @@
             <w:pStyle w:val="TJ2"/>
             <w:rPr>
               <w:rFonts w:asciiTheme="minorHAnsi" w:eastAsiaTheme="minorEastAsia" w:hAnsiTheme="minorHAnsi" w:cstheme="minorBidi"/>
-              <w:sz w:val="22"/>
+              <w:kern w:val="2"/>
+              <w:sz w:val="24"/>
+              <w:szCs w:val="24"/>
               <w:lang w:eastAsia="hu-HU"/>
+              <w14:ligatures w14:val="standardContextual"/>
             </w:rPr>
           </w:pPr>
-          <w:hyperlink w:anchor="_Toc227666326" w:history="1">
+          <w:hyperlink w:anchor="_Toc227255733" w:history="1">
             <w:r>
               <w:rPr>
                 <w:rStyle w:val="Hiperhivatkozs"/>
               </w:rPr>
-              <w:t>8.3 Kempingek adatai (camping)</w:t>
+              <w:t>9.3 Kempingek adatai (camping)</w:t>
             </w:r>
             <w:r>
               <w:rPr>
@@ -2005,7 +2081,7 @@
               <w:rPr>
                 <w:webHidden/>
               </w:rPr>
-              <w:instrText xml:space="preserve"> PAGEREF _Toc227666326 \h </w:instrText>
+              <w:instrText xml:space="preserve"> PAGEREF _Toc227255733 \h </w:instrText>
             </w:r>
             <w:r>
               <w:rPr>
@@ -2037,16 +2113,19 @@
             <w:pStyle w:val="TJ2"/>
             <w:rPr>
               <w:rFonts w:asciiTheme="minorHAnsi" w:eastAsiaTheme="minorEastAsia" w:hAnsiTheme="minorHAnsi" w:cstheme="minorBidi"/>
-              <w:sz w:val="22"/>
+              <w:kern w:val="2"/>
+              <w:sz w:val="24"/>
+              <w:szCs w:val="24"/>
               <w:lang w:eastAsia="hu-HU"/>
+              <w14:ligatures w14:val="standardContextual"/>
             </w:rPr>
           </w:pPr>
-          <w:hyperlink w:anchor="_Toc227666327" w:history="1">
+          <w:hyperlink w:anchor="_Toc227255734" w:history="1">
             <w:r>
               <w:rPr>
                 <w:rStyle w:val="Hiperhivatkozs"/>
               </w:rPr>
-              <w:t>8.4 Foglalások adatai (booking)</w:t>
+              <w:t>2.4 Foglalások adatai (booking)</w:t>
             </w:r>
             <w:r>
               <w:rPr>
@@ -2064,7 +2143,7 @@
               <w:rPr>
                 <w:webHidden/>
               </w:rPr>
-              <w:instrText xml:space="preserve"> PAGEREF _Toc227666327 \h </w:instrText>
+              <w:instrText xml:space="preserve"> PAGEREF _Toc227255734 \h </w:instrText>
             </w:r>
             <w:r>
               <w:rPr>
@@ -2096,16 +2175,19 @@
             <w:pStyle w:val="TJ2"/>
             <w:rPr>
               <w:rFonts w:asciiTheme="minorHAnsi" w:eastAsiaTheme="minorEastAsia" w:hAnsiTheme="minorHAnsi" w:cstheme="minorBidi"/>
-              <w:sz w:val="22"/>
+              <w:kern w:val="2"/>
+              <w:sz w:val="24"/>
+              <w:szCs w:val="24"/>
               <w:lang w:eastAsia="hu-HU"/>
+              <w14:ligatures w14:val="standardContextual"/>
             </w:rPr>
           </w:pPr>
-          <w:hyperlink w:anchor="_Toc227666328" w:history="1">
+          <w:hyperlink w:anchor="_Toc227255735" w:history="1">
             <w:r>
               <w:rPr>
                 <w:rStyle w:val="Hiperhivatkozs"/>
               </w:rPr>
-              <w:t>8.5 Kempinghelyek adatai (camping_spot)</w:t>
+              <w:t>9.5 Kempinghelyek adatai (camping_spot)</w:t>
             </w:r>
             <w:r>
               <w:rPr>
@@ -2123,7 +2205,7 @@
               <w:rPr>
                 <w:webHidden/>
               </w:rPr>
-              <w:instrText xml:space="preserve"> PAGEREF _Toc227666328 \h </w:instrText>
+              <w:instrText xml:space="preserve"> PAGEREF _Toc227255735 \h </w:instrText>
             </w:r>
             <w:r>
               <w:rPr>
@@ -2155,16 +2237,19 @@
             <w:pStyle w:val="TJ2"/>
             <w:rPr>
               <w:rFonts w:asciiTheme="minorHAnsi" w:eastAsiaTheme="minorEastAsia" w:hAnsiTheme="minorHAnsi" w:cstheme="minorBidi"/>
-              <w:sz w:val="22"/>
+              <w:kern w:val="2"/>
+              <w:sz w:val="24"/>
+              <w:szCs w:val="24"/>
               <w:lang w:eastAsia="hu-HU"/>
+              <w14:ligatures w14:val="standardContextual"/>
             </w:rPr>
           </w:pPr>
-          <w:hyperlink w:anchor="_Toc227666329" w:history="1">
+          <w:hyperlink w:anchor="_Toc227255736" w:history="1">
             <w:r>
               <w:rPr>
                 <w:rStyle w:val="Hiperhivatkozs"/>
               </w:rPr>
-              <w:t>8.6 Elhelyezkedés (location)</w:t>
+              <w:t>9.6 Elhelyezkedés (location)</w:t>
             </w:r>
             <w:r>
               <w:rPr>
@@ -2182,7 +2267,7 @@
               <w:rPr>
                 <w:webHidden/>
               </w:rPr>
-              <w:instrText xml:space="preserve"> PAGEREF _Toc227666329 \h </w:instrText>
+              <w:instrText xml:space="preserve"> PAGEREF _Toc227255736 \h </w:instrText>
             </w:r>
             <w:r>
               <w:rPr>
@@ -2214,16 +2299,19 @@
             <w:pStyle w:val="TJ2"/>
             <w:rPr>
               <w:rFonts w:asciiTheme="minorHAnsi" w:eastAsiaTheme="minorEastAsia" w:hAnsiTheme="minorHAnsi" w:cstheme="minorBidi"/>
-              <w:sz w:val="22"/>
+              <w:kern w:val="2"/>
+              <w:sz w:val="24"/>
+              <w:szCs w:val="24"/>
               <w:lang w:eastAsia="hu-HU"/>
+              <w14:ligatures w14:val="standardContextual"/>
             </w:rPr>
           </w:pPr>
-          <w:hyperlink w:anchor="_Toc227666330" w:history="1">
+          <w:hyperlink w:anchor="_Toc227255737" w:history="1">
             <w:r>
               <w:rPr>
                 <w:rStyle w:val="Hiperhivatkozs"/>
               </w:rPr>
-              <w:t>8.7 Kemping fotók (camping_photo)</w:t>
+              <w:t>9.7 Kemping fotók (camping_photo)</w:t>
             </w:r>
             <w:r>
               <w:rPr>
@@ -2241,7 +2329,7 @@
               <w:rPr>
                 <w:webHidden/>
               </w:rPr>
-              <w:instrText xml:space="preserve"> PAGEREF _Toc227666330 \h </w:instrText>
+              <w:instrText xml:space="preserve"> PAGEREF _Toc227255737 \h </w:instrText>
             </w:r>
             <w:r>
               <w:rPr>
@@ -2273,16 +2361,19 @@
             <w:pStyle w:val="TJ2"/>
             <w:rPr>
               <w:rFonts w:asciiTheme="minorHAnsi" w:eastAsiaTheme="minorEastAsia" w:hAnsiTheme="minorHAnsi" w:cstheme="minorBidi"/>
-              <w:sz w:val="22"/>
+              <w:kern w:val="2"/>
+              <w:sz w:val="24"/>
+              <w:szCs w:val="24"/>
               <w:lang w:eastAsia="hu-HU"/>
+              <w14:ligatures w14:val="standardContextual"/>
             </w:rPr>
           </w:pPr>
-          <w:hyperlink w:anchor="_Toc227666331" w:history="1">
+          <w:hyperlink w:anchor="_Toc227255738" w:history="1">
             <w:r>
               <w:rPr>
                 <w:rStyle w:val="Hiperhivatkozs"/>
               </w:rPr>
-              <w:t>8.8 Kempingkapuk adatai (entrance_gate)</w:t>
+              <w:t>9.8 Kempingkapuk adatai (entrance_gate)</w:t>
             </w:r>
             <w:r>
               <w:rPr>
@@ -2300,7 +2391,7 @@
               <w:rPr>
                 <w:webHidden/>
               </w:rPr>
-              <w:instrText xml:space="preserve"> PAGEREF _Toc227666331 \h </w:instrText>
+              <w:instrText xml:space="preserve"> PAGEREF _Toc227255738 \h </w:instrText>
             </w:r>
             <w:r>
               <w:rPr>
@@ -2332,16 +2423,19 @@
             <w:pStyle w:val="TJ2"/>
             <w:rPr>
               <w:rFonts w:asciiTheme="minorHAnsi" w:eastAsiaTheme="minorEastAsia" w:hAnsiTheme="minorHAnsi" w:cstheme="minorBidi"/>
-              <w:sz w:val="22"/>
+              <w:kern w:val="2"/>
+              <w:sz w:val="24"/>
+              <w:szCs w:val="24"/>
               <w:lang w:eastAsia="hu-HU"/>
+              <w14:ligatures w14:val="standardContextual"/>
             </w:rPr>
           </w:pPr>
-          <w:hyperlink w:anchor="_Toc227666332" w:history="1">
+          <w:hyperlink w:anchor="_Toc227255739" w:history="1">
             <w:r>
               <w:rPr>
                 <w:rStyle w:val="Hiperhivatkozs"/>
               </w:rPr>
-              <w:t>8.9 Vélemények és értékelések (comment)</w:t>
+              <w:t>9.9 Vélemények és értékelések (comment)</w:t>
             </w:r>
             <w:r>
               <w:rPr>
@@ -2359,7 +2453,7 @@
               <w:rPr>
                 <w:webHidden/>
               </w:rPr>
-              <w:instrText xml:space="preserve"> PAGEREF _Toc227666332 \h </w:instrText>
+              <w:instrText xml:space="preserve"> PAGEREF _Toc227255739 \h </w:instrText>
             </w:r>
             <w:r>
               <w:rPr>
@@ -2391,16 +2485,19 @@
             <w:pStyle w:val="TJ2"/>
             <w:rPr>
               <w:rFonts w:asciiTheme="minorHAnsi" w:eastAsiaTheme="minorEastAsia" w:hAnsiTheme="minorHAnsi" w:cstheme="minorBidi"/>
-              <w:sz w:val="22"/>
+              <w:kern w:val="2"/>
+              <w:sz w:val="24"/>
+              <w:szCs w:val="24"/>
               <w:lang w:eastAsia="hu-HU"/>
+              <w14:ligatures w14:val="standardContextual"/>
             </w:rPr>
           </w:pPr>
-          <w:hyperlink w:anchor="_Toc227666333" w:history="1">
+          <w:hyperlink w:anchor="_Toc227255740" w:history="1">
             <w:r>
               <w:rPr>
                 <w:rStyle w:val="Hiperhivatkozs"/>
               </w:rPr>
-              <w:t>8.10 Kempinghez tartozó címkék (camping_tag)</w:t>
+              <w:t>9.10 Kempinghez tartozó címkék (camping_tag)</w:t>
             </w:r>
             <w:r>
               <w:rPr>
@@ -2418,7 +2515,7 @@
               <w:rPr>
                 <w:webHidden/>
               </w:rPr>
-              <w:instrText xml:space="preserve"> PAGEREF _Toc227666333 \h </w:instrText>
+              <w:instrText xml:space="preserve"> PAGEREF _Toc227255740 \h </w:instrText>
             </w:r>
             <w:r>
               <w:rPr>
@@ -2450,17 +2547,19 @@
             <w:pStyle w:val="TJ1"/>
             <w:rPr>
               <w:rFonts w:asciiTheme="minorHAnsi" w:eastAsiaTheme="minorEastAsia" w:hAnsiTheme="minorHAnsi" w:cstheme="minorBidi"/>
-              <w:sz w:val="22"/>
-              <w:szCs w:val="22"/>
+              <w:kern w:val="2"/>
+              <w:sz w:val="24"/>
+              <w:szCs w:val="24"/>
               <w:lang w:eastAsia="hu-HU"/>
+              <w14:ligatures w14:val="standardContextual"/>
             </w:rPr>
           </w:pPr>
-          <w:hyperlink w:anchor="_Toc227666334" w:history="1">
+          <w:hyperlink w:anchor="_Toc227255741" w:history="1">
             <w:r>
               <w:rPr>
                 <w:rStyle w:val="Hiperhivatkozs"/>
               </w:rPr>
-              <w:t>9. A tesztelés során felhasznált technológiák</w:t>
+              <w:t>10. A tesztelés során felhasznált technológiák</w:t>
             </w:r>
             <w:r>
               <w:rPr>
@@ -2478,7 +2577,7 @@
               <w:rPr>
                 <w:webHidden/>
               </w:rPr>
-              <w:instrText xml:space="preserve"> PAGEREF _Toc227666334 \h </w:instrText>
+              <w:instrText xml:space="preserve"> PAGEREF _Toc227255741 \h </w:instrText>
             </w:r>
             <w:r>
               <w:rPr>
@@ -2510,17 +2609,19 @@
             <w:pStyle w:val="TJ1"/>
             <w:rPr>
               <w:rFonts w:asciiTheme="minorHAnsi" w:eastAsiaTheme="minorEastAsia" w:hAnsiTheme="minorHAnsi" w:cstheme="minorBidi"/>
-              <w:sz w:val="22"/>
-              <w:szCs w:val="22"/>
+              <w:kern w:val="2"/>
+              <w:sz w:val="24"/>
+              <w:szCs w:val="24"/>
               <w:lang w:eastAsia="hu-HU"/>
+              <w14:ligatures w14:val="standardContextual"/>
             </w:rPr>
           </w:pPr>
-          <w:hyperlink w:anchor="_Toc227666335" w:history="1">
+          <w:hyperlink w:anchor="_Toc227255742" w:history="1">
             <w:r>
               <w:rPr>
                 <w:rStyle w:val="Hiperhivatkozs"/>
               </w:rPr>
-              <w:t>10. Frontend tesztesetek</w:t>
+              <w:t>11. Frontend tesztesetek</w:t>
             </w:r>
             <w:r>
               <w:rPr>
@@ -2538,7 +2639,7 @@
               <w:rPr>
                 <w:webHidden/>
               </w:rPr>
-              <w:instrText xml:space="preserve"> PAGEREF _Toc227666335 \h </w:instrText>
+              <w:instrText xml:space="preserve"> PAGEREF _Toc227255742 \h </w:instrText>
             </w:r>
             <w:r>
               <w:rPr>
@@ -2570,16 +2671,19 @@
             <w:pStyle w:val="TJ2"/>
             <w:rPr>
               <w:rFonts w:asciiTheme="minorHAnsi" w:eastAsiaTheme="minorEastAsia" w:hAnsiTheme="minorHAnsi" w:cstheme="minorBidi"/>
-              <w:sz w:val="22"/>
+              <w:kern w:val="2"/>
+              <w:sz w:val="24"/>
+              <w:szCs w:val="24"/>
               <w:lang w:eastAsia="hu-HU"/>
+              <w14:ligatures w14:val="standardContextual"/>
             </w:rPr>
           </w:pPr>
-          <w:hyperlink w:anchor="_Toc227666336" w:history="1">
+          <w:hyperlink w:anchor="_Toc227255743" w:history="1">
             <w:r>
               <w:rPr>
                 <w:rStyle w:val="Hiperhivatkozs"/>
               </w:rPr>
-              <w:t>10.1 Regisztráció Teszt</w:t>
+              <w:t>11.1 Regisztráció Teszt</w:t>
             </w:r>
             <w:r>
               <w:rPr>
@@ -2597,7 +2701,7 @@
               <w:rPr>
                 <w:webHidden/>
               </w:rPr>
-              <w:instrText xml:space="preserve"> PAGEREF _Toc227666336 \h </w:instrText>
+              <w:instrText xml:space="preserve"> PAGEREF _Toc227255743 \h </w:instrText>
             </w:r>
             <w:r>
               <w:rPr>
@@ -2629,16 +2733,19 @@
             <w:pStyle w:val="TJ2"/>
             <w:rPr>
               <w:rFonts w:asciiTheme="minorHAnsi" w:eastAsiaTheme="minorEastAsia" w:hAnsiTheme="minorHAnsi" w:cstheme="minorBidi"/>
-              <w:sz w:val="22"/>
+              <w:kern w:val="2"/>
+              <w:sz w:val="24"/>
+              <w:szCs w:val="24"/>
               <w:lang w:eastAsia="hu-HU"/>
+              <w14:ligatures w14:val="standardContextual"/>
             </w:rPr>
           </w:pPr>
-          <w:hyperlink w:anchor="_Toc227666337" w:history="1">
+          <w:hyperlink w:anchor="_Toc227255744" w:history="1">
             <w:r>
               <w:rPr>
                 <w:rStyle w:val="Hiperhivatkozs"/>
               </w:rPr>
-              <w:t>10.2. Hibás Regisztráció Teszt</w:t>
+              <w:t>11.2. Hibás Regisztráció Teszt</w:t>
             </w:r>
             <w:r>
               <w:rPr>
@@ -2656,7 +2763,7 @@
               <w:rPr>
                 <w:webHidden/>
               </w:rPr>
-              <w:instrText xml:space="preserve"> PAGEREF _Toc227666337 \h </w:instrText>
+              <w:instrText xml:space="preserve"> PAGEREF _Toc227255744 \h </w:instrText>
             </w:r>
             <w:r>
               <w:rPr>
@@ -2688,16 +2795,19 @@
             <w:pStyle w:val="TJ2"/>
             <w:rPr>
               <w:rFonts w:asciiTheme="minorHAnsi" w:eastAsiaTheme="minorEastAsia" w:hAnsiTheme="minorHAnsi" w:cstheme="minorBidi"/>
-              <w:sz w:val="22"/>
+              <w:kern w:val="2"/>
+              <w:sz w:val="24"/>
+              <w:szCs w:val="24"/>
               <w:lang w:eastAsia="hu-HU"/>
+              <w14:ligatures w14:val="standardContextual"/>
             </w:rPr>
           </w:pPr>
-          <w:hyperlink w:anchor="_Toc227666338" w:history="1">
+          <w:hyperlink w:anchor="_Toc227255745" w:history="1">
             <w:r>
               <w:rPr>
                 <w:rStyle w:val="Hiperhivatkozs"/>
               </w:rPr>
-              <w:t>10.3 Nincs megerősítve az e-mail cím Bejelentkezés Teszt</w:t>
+              <w:t>11.3 Nincs megerősítve az e-mail cím Bejelentkezés Teszt</w:t>
             </w:r>
             <w:r>
               <w:rPr>
@@ -2715,7 +2825,7 @@
               <w:rPr>
                 <w:webHidden/>
               </w:rPr>
-              <w:instrText xml:space="preserve"> PAGEREF _Toc227666338 \h </w:instrText>
+              <w:instrText xml:space="preserve"> PAGEREF _Toc227255745 \h </w:instrText>
             </w:r>
             <w:r>
               <w:rPr>
@@ -2747,16 +2857,19 @@
             <w:pStyle w:val="TJ2"/>
             <w:rPr>
               <w:rFonts w:asciiTheme="minorHAnsi" w:eastAsiaTheme="minorEastAsia" w:hAnsiTheme="minorHAnsi" w:cstheme="minorBidi"/>
-              <w:sz w:val="22"/>
+              <w:kern w:val="2"/>
+              <w:sz w:val="24"/>
+              <w:szCs w:val="24"/>
               <w:lang w:eastAsia="hu-HU"/>
+              <w14:ligatures w14:val="standardContextual"/>
             </w:rPr>
           </w:pPr>
-          <w:hyperlink w:anchor="_Toc227666339" w:history="1">
+          <w:hyperlink w:anchor="_Toc227255746" w:history="1">
             <w:r>
               <w:rPr>
                 <w:rStyle w:val="Hiperhivatkozs"/>
               </w:rPr>
-              <w:t>10.4 Bejelentkezés Teszt</w:t>
+              <w:t>11.4 Bejelentkezés Teszt</w:t>
             </w:r>
             <w:r>
               <w:rPr>
@@ -2774,7 +2887,7 @@
               <w:rPr>
                 <w:webHidden/>
               </w:rPr>
-              <w:instrText xml:space="preserve"> PAGEREF _Toc227666339 \h </w:instrText>
+              <w:instrText xml:space="preserve"> PAGEREF _Toc227255746 \h </w:instrText>
             </w:r>
             <w:r>
               <w:rPr>
@@ -2806,16 +2919,19 @@
             <w:pStyle w:val="TJ2"/>
             <w:rPr>
               <w:rFonts w:asciiTheme="minorHAnsi" w:eastAsiaTheme="minorEastAsia" w:hAnsiTheme="minorHAnsi" w:cstheme="minorBidi"/>
-              <w:sz w:val="22"/>
+              <w:kern w:val="2"/>
+              <w:sz w:val="24"/>
+              <w:szCs w:val="24"/>
               <w:lang w:eastAsia="hu-HU"/>
+              <w14:ligatures w14:val="standardContextual"/>
             </w:rPr>
           </w:pPr>
-          <w:hyperlink w:anchor="_Toc227666340" w:history="1">
+          <w:hyperlink w:anchor="_Toc227255747" w:history="1">
             <w:r>
               <w:rPr>
                 <w:rStyle w:val="Hiperhivatkozs"/>
               </w:rPr>
-              <w:t>10.5 Legyen partner hibás teszt</w:t>
+              <w:t>11.5 Legyen partner hibás teszt</w:t>
             </w:r>
             <w:r>
               <w:rPr>
@@ -2833,7 +2949,7 @@
               <w:rPr>
                 <w:webHidden/>
               </w:rPr>
-              <w:instrText xml:space="preserve"> PAGEREF _Toc227666340 \h </w:instrText>
+              <w:instrText xml:space="preserve"> PAGEREF _Toc227255747 \h </w:instrText>
             </w:r>
             <w:r>
               <w:rPr>
@@ -2865,16 +2981,19 @@
             <w:pStyle w:val="TJ2"/>
             <w:rPr>
               <w:rFonts w:asciiTheme="minorHAnsi" w:eastAsiaTheme="minorEastAsia" w:hAnsiTheme="minorHAnsi" w:cstheme="minorBidi"/>
-              <w:sz w:val="22"/>
+              <w:kern w:val="2"/>
+              <w:sz w:val="24"/>
+              <w:szCs w:val="24"/>
               <w:lang w:eastAsia="hu-HU"/>
+              <w14:ligatures w14:val="standardContextual"/>
             </w:rPr>
           </w:pPr>
-          <w:hyperlink w:anchor="_Toc227666341" w:history="1">
+          <w:hyperlink w:anchor="_Toc227255748" w:history="1">
             <w:r>
               <w:rPr>
                 <w:rStyle w:val="Hiperhivatkozs"/>
               </w:rPr>
-              <w:t>10.6 Legyen partner hibás teszt</w:t>
+              <w:t>11.6 Legyen partner hibás teszt</w:t>
             </w:r>
             <w:r>
               <w:rPr>
@@ -2892,7 +3011,7 @@
               <w:rPr>
                 <w:webHidden/>
               </w:rPr>
-              <w:instrText xml:space="preserve"> PAGEREF _Toc227666341 \h </w:instrText>
+              <w:instrText xml:space="preserve"> PAGEREF _Toc227255748 \h </w:instrText>
             </w:r>
             <w:r>
               <w:rPr>
@@ -2924,16 +3043,19 @@
             <w:pStyle w:val="TJ2"/>
             <w:rPr>
               <w:rFonts w:asciiTheme="minorHAnsi" w:eastAsiaTheme="minorEastAsia" w:hAnsiTheme="minorHAnsi" w:cstheme="minorBidi"/>
-              <w:sz w:val="22"/>
+              <w:kern w:val="2"/>
+              <w:sz w:val="24"/>
+              <w:szCs w:val="24"/>
               <w:lang w:eastAsia="hu-HU"/>
+              <w14:ligatures w14:val="standardContextual"/>
             </w:rPr>
           </w:pPr>
-          <w:hyperlink w:anchor="_Toc227666342" w:history="1">
+          <w:hyperlink w:anchor="_Toc227255749" w:history="1">
             <w:r>
               <w:rPr>
                 <w:rStyle w:val="Hiperhivatkozs"/>
               </w:rPr>
-              <w:t>10.7 Legyen partner teszt</w:t>
+              <w:t>11.7 Legyen partner teszt</w:t>
             </w:r>
             <w:r>
               <w:rPr>
@@ -2951,7 +3073,7 @@
               <w:rPr>
                 <w:webHidden/>
               </w:rPr>
-              <w:instrText xml:space="preserve"> PAGEREF _Toc227666342 \h </w:instrText>
+              <w:instrText xml:space="preserve"> PAGEREF _Toc227255749 \h </w:instrText>
             </w:r>
             <w:r>
               <w:rPr>
@@ -2983,16 +3105,19 @@
             <w:pStyle w:val="TJ2"/>
             <w:rPr>
               <w:rFonts w:asciiTheme="minorHAnsi" w:eastAsiaTheme="minorEastAsia" w:hAnsiTheme="minorHAnsi" w:cstheme="minorBidi"/>
-              <w:sz w:val="22"/>
+              <w:kern w:val="2"/>
+              <w:sz w:val="24"/>
+              <w:szCs w:val="24"/>
               <w:lang w:eastAsia="hu-HU"/>
+              <w14:ligatures w14:val="standardContextual"/>
             </w:rPr>
           </w:pPr>
-          <w:hyperlink w:anchor="_Toc227666343" w:history="1">
+          <w:hyperlink w:anchor="_Toc227255750" w:history="1">
             <w:r>
               <w:rPr>
                 <w:rStyle w:val="Hiperhivatkozs"/>
               </w:rPr>
-              <w:t>10.8 Kemping létrehozása teszt</w:t>
+              <w:t>11.8 Kemping létrehozása teszt</w:t>
             </w:r>
             <w:r>
               <w:rPr>
@@ -3010,7 +3135,7 @@
               <w:rPr>
                 <w:webHidden/>
               </w:rPr>
-              <w:instrText xml:space="preserve"> PAGEREF _Toc227666343 \h </w:instrText>
+              <w:instrText xml:space="preserve"> PAGEREF _Toc227255750 \h </w:instrText>
             </w:r>
             <w:r>
               <w:rPr>
@@ -3042,16 +3167,19 @@
             <w:pStyle w:val="TJ2"/>
             <w:rPr>
               <w:rFonts w:asciiTheme="minorHAnsi" w:eastAsiaTheme="minorEastAsia" w:hAnsiTheme="minorHAnsi" w:cstheme="minorBidi"/>
-              <w:sz w:val="22"/>
+              <w:kern w:val="2"/>
+              <w:sz w:val="24"/>
+              <w:szCs w:val="24"/>
               <w:lang w:eastAsia="hu-HU"/>
+              <w14:ligatures w14:val="standardContextual"/>
             </w:rPr>
           </w:pPr>
-          <w:hyperlink w:anchor="_Toc227666344" w:history="1">
+          <w:hyperlink w:anchor="_Toc227255751" w:history="1">
             <w:r>
               <w:rPr>
                 <w:rStyle w:val="Hiperhivatkozs"/>
               </w:rPr>
-              <w:t>10.9 Kemping létrehozása hibás teszt</w:t>
+              <w:t>11.9 Kemping létrehozása hibás teszt</w:t>
             </w:r>
             <w:r>
               <w:rPr>
@@ -3069,7 +3197,7 @@
               <w:rPr>
                 <w:webHidden/>
               </w:rPr>
-              <w:instrText xml:space="preserve"> PAGEREF _Toc227666344 \h </w:instrText>
+              <w:instrText xml:space="preserve"> PAGEREF _Toc227255751 \h </w:instrText>
             </w:r>
             <w:r>
               <w:rPr>
@@ -3101,16 +3229,19 @@
             <w:pStyle w:val="TJ2"/>
             <w:rPr>
               <w:rFonts w:asciiTheme="minorHAnsi" w:eastAsiaTheme="minorEastAsia" w:hAnsiTheme="minorHAnsi" w:cstheme="minorBidi"/>
-              <w:sz w:val="22"/>
+              <w:kern w:val="2"/>
+              <w:sz w:val="24"/>
+              <w:szCs w:val="24"/>
               <w:lang w:eastAsia="hu-HU"/>
+              <w14:ligatures w14:val="standardContextual"/>
             </w:rPr>
           </w:pPr>
-          <w:hyperlink w:anchor="_Toc227666345" w:history="1">
+          <w:hyperlink w:anchor="_Toc227255752" w:history="1">
             <w:r>
               <w:rPr>
                 <w:rStyle w:val="Hiperhivatkozs"/>
               </w:rPr>
-              <w:t>10.10 Térkép hozzáadása teszt</w:t>
+              <w:t>11.10 Térkép hozzáadása teszt</w:t>
             </w:r>
             <w:r>
               <w:rPr>
@@ -3128,7 +3259,7 @@
               <w:rPr>
                 <w:webHidden/>
               </w:rPr>
-              <w:instrText xml:space="preserve"> PAGEREF _Toc227666345 \h </w:instrText>
+              <w:instrText xml:space="preserve"> PAGEREF _Toc227255752 \h </w:instrText>
             </w:r>
             <w:r>
               <w:rPr>
@@ -3160,17 +3291,19 @@
             <w:pStyle w:val="TJ1"/>
             <w:rPr>
               <w:rFonts w:asciiTheme="minorHAnsi" w:eastAsiaTheme="minorEastAsia" w:hAnsiTheme="minorHAnsi" w:cstheme="minorBidi"/>
-              <w:sz w:val="22"/>
-              <w:szCs w:val="22"/>
+              <w:kern w:val="2"/>
+              <w:sz w:val="24"/>
+              <w:szCs w:val="24"/>
               <w:lang w:eastAsia="hu-HU"/>
+              <w14:ligatures w14:val="standardContextual"/>
             </w:rPr>
           </w:pPr>
-          <w:hyperlink w:anchor="_Toc227666346" w:history="1">
+          <w:hyperlink w:anchor="_Toc227255753" w:history="1">
             <w:r>
               <w:rPr>
                 <w:rStyle w:val="Hiperhivatkozs"/>
               </w:rPr>
-              <w:t>11. API végpontok</w:t>
+              <w:t>12. API végpontok</w:t>
             </w:r>
             <w:r>
               <w:rPr>
@@ -3188,7 +3321,7 @@
               <w:rPr>
                 <w:webHidden/>
               </w:rPr>
-              <w:instrText xml:space="preserve"> PAGEREF _Toc227666346 \h </w:instrText>
+              <w:instrText xml:space="preserve"> PAGEREF _Toc227255753 \h </w:instrText>
             </w:r>
             <w:r>
               <w:rPr>
@@ -3220,17 +3353,19 @@
             <w:pStyle w:val="TJ1"/>
             <w:rPr>
               <w:rFonts w:asciiTheme="minorHAnsi" w:eastAsiaTheme="minorEastAsia" w:hAnsiTheme="minorHAnsi" w:cstheme="minorBidi"/>
-              <w:sz w:val="22"/>
-              <w:szCs w:val="22"/>
+              <w:kern w:val="2"/>
+              <w:sz w:val="24"/>
+              <w:szCs w:val="24"/>
               <w:lang w:eastAsia="hu-HU"/>
+              <w14:ligatures w14:val="standardContextual"/>
             </w:rPr>
           </w:pPr>
-          <w:hyperlink w:anchor="_Toc227666347" w:history="1">
+          <w:hyperlink w:anchor="_Toc227255754" w:history="1">
             <w:r>
               <w:rPr>
                 <w:rStyle w:val="Hiperhivatkozs"/>
               </w:rPr>
-              <w:t>12. Backend API tesztesetek</w:t>
+              <w:t>13. Backend API tesztesetek</w:t>
             </w:r>
             <w:r>
               <w:rPr>
@@ -3248,7 +3383,7 @@
               <w:rPr>
                 <w:webHidden/>
               </w:rPr>
-              <w:instrText xml:space="preserve"> PAGEREF _Toc227666347 \h </w:instrText>
+              <w:instrText xml:space="preserve"> PAGEREF _Toc227255754 \h </w:instrText>
             </w:r>
             <w:r>
               <w:rPr>
@@ -3280,16 +3415,19 @@
             <w:pStyle w:val="TJ2"/>
             <w:rPr>
               <w:rFonts w:asciiTheme="minorHAnsi" w:eastAsiaTheme="minorEastAsia" w:hAnsiTheme="minorHAnsi" w:cstheme="minorBidi"/>
-              <w:sz w:val="22"/>
+              <w:kern w:val="2"/>
+              <w:sz w:val="24"/>
+              <w:szCs w:val="24"/>
               <w:lang w:eastAsia="hu-HU"/>
+              <w14:ligatures w14:val="standardContextual"/>
             </w:rPr>
           </w:pPr>
-          <w:hyperlink w:anchor="_Toc227666348" w:history="1">
+          <w:hyperlink w:anchor="_Toc227255755" w:history="1">
             <w:r>
               <w:rPr>
                 <w:rStyle w:val="Hiperhivatkozs"/>
               </w:rPr>
-              <w:t>12.1 Regisztráció</w:t>
+              <w:t>13.1 Regisztráció</w:t>
             </w:r>
             <w:r>
               <w:rPr>
@@ -3307,7 +3445,7 @@
               <w:rPr>
                 <w:webHidden/>
               </w:rPr>
-              <w:instrText xml:space="preserve"> PAGEREF _Toc227666348 \h </w:instrText>
+              <w:instrText xml:space="preserve"> PAGEREF _Toc227255755 \h </w:instrText>
             </w:r>
             <w:r>
               <w:rPr>
@@ -3339,16 +3477,19 @@
             <w:pStyle w:val="TJ2"/>
             <w:rPr>
               <w:rFonts w:asciiTheme="minorHAnsi" w:eastAsiaTheme="minorEastAsia" w:hAnsiTheme="minorHAnsi" w:cstheme="minorBidi"/>
-              <w:sz w:val="22"/>
+              <w:kern w:val="2"/>
+              <w:sz w:val="24"/>
+              <w:szCs w:val="24"/>
               <w:lang w:eastAsia="hu-HU"/>
+              <w14:ligatures w14:val="standardContextual"/>
             </w:rPr>
           </w:pPr>
-          <w:hyperlink w:anchor="_Toc227666349" w:history="1">
+          <w:hyperlink w:anchor="_Toc227255756" w:history="1">
             <w:r>
               <w:rPr>
                 <w:rStyle w:val="Hiperhivatkozs"/>
               </w:rPr>
-              <w:t>12.2 Bejelentkezés</w:t>
+              <w:t>13.2 Bejelentkezés</w:t>
             </w:r>
             <w:r>
               <w:rPr>
@@ -3366,7 +3507,7 @@
               <w:rPr>
                 <w:webHidden/>
               </w:rPr>
-              <w:instrText xml:space="preserve"> PAGEREF _Toc227666349 \h </w:instrText>
+              <w:instrText xml:space="preserve"> PAGEREF _Toc227255756 \h </w:instrText>
             </w:r>
             <w:r>
               <w:rPr>
@@ -3398,16 +3539,19 @@
             <w:pStyle w:val="TJ2"/>
             <w:rPr>
               <w:rFonts w:asciiTheme="minorHAnsi" w:eastAsiaTheme="minorEastAsia" w:hAnsiTheme="minorHAnsi" w:cstheme="minorBidi"/>
-              <w:sz w:val="22"/>
+              <w:kern w:val="2"/>
+              <w:sz w:val="24"/>
+              <w:szCs w:val="24"/>
               <w:lang w:eastAsia="hu-HU"/>
+              <w14:ligatures w14:val="standardContextual"/>
             </w:rPr>
           </w:pPr>
-          <w:hyperlink w:anchor="_Toc227666350" w:history="1">
+          <w:hyperlink w:anchor="_Toc227255757" w:history="1">
             <w:r>
               <w:rPr>
                 <w:rStyle w:val="Hiperhivatkozs"/>
               </w:rPr>
-              <w:t>12.3 Kijelentkezés</w:t>
+              <w:t>13.3 Kijelentkezés</w:t>
             </w:r>
             <w:r>
               <w:rPr>
@@ -3425,7 +3569,7 @@
               <w:rPr>
                 <w:webHidden/>
               </w:rPr>
-              <w:instrText xml:space="preserve"> PAGEREF _Toc227666350 \h </w:instrText>
+              <w:instrText xml:space="preserve"> PAGEREF _Toc227255757 \h </w:instrText>
             </w:r>
             <w:r>
               <w:rPr>
@@ -3457,16 +3601,19 @@
             <w:pStyle w:val="TJ2"/>
             <w:rPr>
               <w:rFonts w:asciiTheme="minorHAnsi" w:eastAsiaTheme="minorEastAsia" w:hAnsiTheme="minorHAnsi" w:cstheme="minorBidi"/>
-              <w:sz w:val="22"/>
+              <w:kern w:val="2"/>
+              <w:sz w:val="24"/>
+              <w:szCs w:val="24"/>
               <w:lang w:eastAsia="hu-HU"/>
+              <w14:ligatures w14:val="standardContextual"/>
             </w:rPr>
           </w:pPr>
-          <w:hyperlink w:anchor="_Toc227666351" w:history="1">
+          <w:hyperlink w:anchor="_Toc227255758" w:history="1">
             <w:r>
               <w:rPr>
                 <w:rStyle w:val="Hiperhivatkozs"/>
               </w:rPr>
-              <w:t>12.4 Bejelentkezett felhasználói adatok</w:t>
+              <w:t>13.4 Bejelentkezett felhasználói adatok</w:t>
             </w:r>
             <w:r>
               <w:rPr>
@@ -3484,7 +3631,7 @@
               <w:rPr>
                 <w:webHidden/>
               </w:rPr>
-              <w:instrText xml:space="preserve"> PAGEREF _Toc227666351 \h </w:instrText>
+              <w:instrText xml:space="preserve"> PAGEREF _Toc227255758 \h </w:instrText>
             </w:r>
             <w:r>
               <w:rPr>
@@ -3516,16 +3663,19 @@
             <w:pStyle w:val="TJ2"/>
             <w:rPr>
               <w:rFonts w:asciiTheme="minorHAnsi" w:eastAsiaTheme="minorEastAsia" w:hAnsiTheme="minorHAnsi" w:cstheme="minorBidi"/>
-              <w:sz w:val="22"/>
+              <w:kern w:val="2"/>
+              <w:sz w:val="24"/>
+              <w:szCs w:val="24"/>
               <w:lang w:eastAsia="hu-HU"/>
+              <w14:ligatures w14:val="standardContextual"/>
             </w:rPr>
           </w:pPr>
-          <w:hyperlink w:anchor="_Toc227666352" w:history="1">
+          <w:hyperlink w:anchor="_Toc227255759" w:history="1">
             <w:r>
               <w:rPr>
                 <w:rStyle w:val="Hiperhivatkozs"/>
               </w:rPr>
-              <w:t>12.5 Saját kempingek listája</w:t>
+              <w:t>13.5 Saját kempingek listája</w:t>
             </w:r>
             <w:r>
               <w:rPr>
@@ -3543,7 +3693,7 @@
               <w:rPr>
                 <w:webHidden/>
               </w:rPr>
-              <w:instrText xml:space="preserve"> PAGEREF _Toc227666352 \h </w:instrText>
+              <w:instrText xml:space="preserve"> PAGEREF _Toc227255759 \h </w:instrText>
             </w:r>
             <w:r>
               <w:rPr>
@@ -3575,16 +3725,19 @@
             <w:pStyle w:val="TJ2"/>
             <w:rPr>
               <w:rFonts w:asciiTheme="minorHAnsi" w:eastAsiaTheme="minorEastAsia" w:hAnsiTheme="minorHAnsi" w:cstheme="minorBidi"/>
-              <w:sz w:val="22"/>
+              <w:kern w:val="2"/>
+              <w:sz w:val="24"/>
+              <w:szCs w:val="24"/>
               <w:lang w:eastAsia="hu-HU"/>
+              <w14:ligatures w14:val="standardContextual"/>
             </w:rPr>
           </w:pPr>
-          <w:hyperlink w:anchor="_Toc227666353" w:history="1">
+          <w:hyperlink w:anchor="_Toc227255760" w:history="1">
             <w:r>
               <w:rPr>
                 <w:rStyle w:val="Hiperhivatkozs"/>
               </w:rPr>
-              <w:t>12.6 Hely módosítása</w:t>
+              <w:t>13.6 Hely módosítása</w:t>
             </w:r>
             <w:r>
               <w:rPr>
@@ -3602,7 +3755,7 @@
               <w:rPr>
                 <w:webHidden/>
               </w:rPr>
-              <w:instrText xml:space="preserve"> PAGEREF _Toc227666353 \h </w:instrText>
+              <w:instrText xml:space="preserve"> PAGEREF _Toc227255760 \h </w:instrText>
             </w:r>
             <w:r>
               <w:rPr>
@@ -3634,16 +3787,19 @@
             <w:pStyle w:val="TJ2"/>
             <w:rPr>
               <w:rFonts w:asciiTheme="minorHAnsi" w:eastAsiaTheme="minorEastAsia" w:hAnsiTheme="minorHAnsi" w:cstheme="minorBidi"/>
-              <w:sz w:val="22"/>
+              <w:kern w:val="2"/>
+              <w:sz w:val="24"/>
+              <w:szCs w:val="24"/>
               <w:lang w:eastAsia="hu-HU"/>
+              <w14:ligatures w14:val="standardContextual"/>
             </w:rPr>
           </w:pPr>
-          <w:hyperlink w:anchor="_Toc227666354" w:history="1">
+          <w:hyperlink w:anchor="_Toc227255761" w:history="1">
             <w:r>
               <w:rPr>
                 <w:rStyle w:val="Hiperhivatkozs"/>
               </w:rPr>
-              <w:t>12.7 Foglalás részletei</w:t>
+              <w:t>13.7 Foglalás részletei</w:t>
             </w:r>
             <w:r>
               <w:rPr>
@@ -3661,7 +3817,7 @@
               <w:rPr>
                 <w:webHidden/>
               </w:rPr>
-              <w:instrText xml:space="preserve"> PAGEREF _Toc227666354 \h </w:instrText>
+              <w:instrText xml:space="preserve"> PAGEREF _Toc227255761 \h </w:instrText>
             </w:r>
             <w:r>
               <w:rPr>
@@ -3693,16 +3849,19 @@
             <w:pStyle w:val="TJ2"/>
             <w:rPr>
               <w:rFonts w:asciiTheme="minorHAnsi" w:eastAsiaTheme="minorEastAsia" w:hAnsiTheme="minorHAnsi" w:cstheme="minorBidi"/>
-              <w:sz w:val="22"/>
+              <w:kern w:val="2"/>
+              <w:sz w:val="24"/>
+              <w:szCs w:val="24"/>
               <w:lang w:eastAsia="hu-HU"/>
+              <w14:ligatures w14:val="standardContextual"/>
             </w:rPr>
           </w:pPr>
-          <w:hyperlink w:anchor="_Toc227666355" w:history="1">
+          <w:hyperlink w:anchor="_Toc227255762" w:history="1">
             <w:r>
               <w:rPr>
                 <w:rStyle w:val="Hiperhivatkozs"/>
               </w:rPr>
-              <w:t>12.8 Foglalások árai</w:t>
+              <w:t>13.8 Foglalások árai</w:t>
             </w:r>
             <w:r>
               <w:rPr>
@@ -3720,7 +3879,7 @@
               <w:rPr>
                 <w:webHidden/>
               </w:rPr>
-              <w:instrText xml:space="preserve"> PAGEREF _Toc227666355 \h </w:instrText>
+              <w:instrText xml:space="preserve"> PAGEREF _Toc227255762 \h </w:instrText>
             </w:r>
             <w:r>
               <w:rPr>
@@ -3752,17 +3911,19 @@
             <w:pStyle w:val="TJ1"/>
             <w:rPr>
               <w:rFonts w:asciiTheme="minorHAnsi" w:eastAsiaTheme="minorEastAsia" w:hAnsiTheme="minorHAnsi" w:cstheme="minorBidi"/>
-              <w:sz w:val="22"/>
-              <w:szCs w:val="22"/>
+              <w:kern w:val="2"/>
+              <w:sz w:val="24"/>
+              <w:szCs w:val="24"/>
               <w:lang w:eastAsia="hu-HU"/>
+              <w14:ligatures w14:val="standardContextual"/>
             </w:rPr>
           </w:pPr>
-          <w:hyperlink w:anchor="_Toc227666356" w:history="1">
+          <w:hyperlink w:anchor="_Toc227255763" w:history="1">
             <w:r>
               <w:rPr>
                 <w:rStyle w:val="Hiperhivatkozs"/>
               </w:rPr>
-              <w:t>13. Felhasználói dokumentáció</w:t>
+              <w:t>14. Felhasználói dokumentáció</w:t>
             </w:r>
             <w:r>
               <w:rPr>
@@ -3780,7 +3941,7 @@
               <w:rPr>
                 <w:webHidden/>
               </w:rPr>
-              <w:instrText xml:space="preserve"> PAGEREF _Toc227666356 \h </w:instrText>
+              <w:instrText xml:space="preserve"> PAGEREF _Toc227255763 \h </w:instrText>
             </w:r>
             <w:r>
               <w:rPr>
@@ -3812,16 +3973,19 @@
             <w:pStyle w:val="TJ2"/>
             <w:rPr>
               <w:rFonts w:asciiTheme="minorHAnsi" w:eastAsiaTheme="minorEastAsia" w:hAnsiTheme="minorHAnsi" w:cstheme="minorBidi"/>
-              <w:sz w:val="22"/>
+              <w:kern w:val="2"/>
+              <w:sz w:val="24"/>
+              <w:szCs w:val="24"/>
               <w:lang w:eastAsia="hu-HU"/>
+              <w14:ligatures w14:val="standardContextual"/>
             </w:rPr>
           </w:pPr>
-          <w:hyperlink w:anchor="_Toc227666357" w:history="1">
+          <w:hyperlink w:anchor="_Toc227255764" w:history="1">
             <w:r>
               <w:rPr>
                 <w:rStyle w:val="Hiperhivatkozs"/>
               </w:rPr>
-              <w:t>13.1 A rendszer rövid bemutatása</w:t>
+              <w:t>14.1 A rendszer rövid bemutatása</w:t>
             </w:r>
             <w:r>
               <w:rPr>
@@ -3839,7 +4003,7 @@
               <w:rPr>
                 <w:webHidden/>
               </w:rPr>
-              <w:instrText xml:space="preserve"> PAGEREF _Toc227666357 \h </w:instrText>
+              <w:instrText xml:space="preserve"> PAGEREF _Toc227255764 \h </w:instrText>
             </w:r>
             <w:r>
               <w:rPr>
@@ -3871,16 +4035,19 @@
             <w:pStyle w:val="TJ2"/>
             <w:rPr>
               <w:rFonts w:asciiTheme="minorHAnsi" w:eastAsiaTheme="minorEastAsia" w:hAnsiTheme="minorHAnsi" w:cstheme="minorBidi"/>
-              <w:sz w:val="22"/>
+              <w:kern w:val="2"/>
+              <w:sz w:val="24"/>
+              <w:szCs w:val="24"/>
               <w:lang w:eastAsia="hu-HU"/>
+              <w14:ligatures w14:val="standardContextual"/>
             </w:rPr>
           </w:pPr>
-          <w:hyperlink w:anchor="_Toc227666358" w:history="1">
+          <w:hyperlink w:anchor="_Toc227255765" w:history="1">
             <w:r>
               <w:rPr>
                 <w:rStyle w:val="Hiperhivatkozs"/>
               </w:rPr>
-              <w:t>13.2 Felhasználói Szerepkörök</w:t>
+              <w:t>14.2 Felhasználói Szerepkörök</w:t>
             </w:r>
             <w:r>
               <w:rPr>
@@ -3898,7 +4065,7 @@
               <w:rPr>
                 <w:webHidden/>
               </w:rPr>
-              <w:instrText xml:space="preserve"> PAGEREF _Toc227666358 \h </w:instrText>
+              <w:instrText xml:space="preserve"> PAGEREF _Toc227255765 \h </w:instrText>
             </w:r>
             <w:r>
               <w:rPr>
@@ -3930,16 +4097,19 @@
             <w:pStyle w:val="TJ2"/>
             <w:rPr>
               <w:rFonts w:asciiTheme="minorHAnsi" w:eastAsiaTheme="minorEastAsia" w:hAnsiTheme="minorHAnsi" w:cstheme="minorBidi"/>
-              <w:sz w:val="22"/>
+              <w:kern w:val="2"/>
+              <w:sz w:val="24"/>
+              <w:szCs w:val="24"/>
               <w:lang w:eastAsia="hu-HU"/>
+              <w14:ligatures w14:val="standardContextual"/>
             </w:rPr>
           </w:pPr>
-          <w:hyperlink w:anchor="_Toc227666359" w:history="1">
+          <w:hyperlink w:anchor="_Toc227255766" w:history="1">
             <w:r>
               <w:rPr>
                 <w:rStyle w:val="Hiperhivatkozs"/>
               </w:rPr>
-              <w:t>13.3 Belépés és Fiókhasználat</w:t>
+              <w:t>14.3 Belépés és Fiókhasználat</w:t>
             </w:r>
             <w:r>
               <w:rPr>
@@ -3957,7 +4127,7 @@
               <w:rPr>
                 <w:webHidden/>
               </w:rPr>
-              <w:instrText xml:space="preserve"> PAGEREF _Toc227666359 \h </w:instrText>
+              <w:instrText xml:space="preserve"> PAGEREF _Toc227255766 \h </w:instrText>
             </w:r>
             <w:r>
               <w:rPr>
@@ -3989,16 +4159,19 @@
             <w:pStyle w:val="TJ2"/>
             <w:rPr>
               <w:rFonts w:asciiTheme="minorHAnsi" w:eastAsiaTheme="minorEastAsia" w:hAnsiTheme="minorHAnsi" w:cstheme="minorBidi"/>
-              <w:sz w:val="22"/>
+              <w:kern w:val="2"/>
+              <w:sz w:val="24"/>
+              <w:szCs w:val="24"/>
               <w:lang w:eastAsia="hu-HU"/>
+              <w14:ligatures w14:val="standardContextual"/>
             </w:rPr>
           </w:pPr>
-          <w:hyperlink w:anchor="_Toc227666360" w:history="1">
+          <w:hyperlink w:anchor="_Toc227255767" w:history="1">
             <w:r>
               <w:rPr>
                 <w:rStyle w:val="Hiperhivatkozs"/>
               </w:rPr>
-              <w:t>13.4 Keresés és Böngészés</w:t>
+              <w:t>14.4 Keresés és Böngészés</w:t>
             </w:r>
             <w:r>
               <w:rPr>
@@ -4016,7 +4189,7 @@
               <w:rPr>
                 <w:webHidden/>
               </w:rPr>
-              <w:instrText xml:space="preserve"> PAGEREF _Toc227666360 \h </w:instrText>
+              <w:instrText xml:space="preserve"> PAGEREF _Toc227255767 \h </w:instrText>
             </w:r>
             <w:r>
               <w:rPr>
@@ -4048,16 +4221,19 @@
             <w:pStyle w:val="TJ2"/>
             <w:rPr>
               <w:rFonts w:asciiTheme="minorHAnsi" w:eastAsiaTheme="minorEastAsia" w:hAnsiTheme="minorHAnsi" w:cstheme="minorBidi"/>
-              <w:sz w:val="22"/>
+              <w:kern w:val="2"/>
+              <w:sz w:val="24"/>
+              <w:szCs w:val="24"/>
               <w:lang w:eastAsia="hu-HU"/>
+              <w14:ligatures w14:val="standardContextual"/>
             </w:rPr>
           </w:pPr>
-          <w:hyperlink w:anchor="_Toc227666361" w:history="1">
+          <w:hyperlink w:anchor="_Toc227255768" w:history="1">
             <w:r>
               <w:rPr>
                 <w:rStyle w:val="Hiperhivatkozs"/>
               </w:rPr>
-              <w:t>13.5 Foglalási Folyamat</w:t>
+              <w:t>14.5 Foglalási Folyamat</w:t>
             </w:r>
             <w:r>
               <w:rPr>
@@ -4075,7 +4251,7 @@
               <w:rPr>
                 <w:webHidden/>
               </w:rPr>
-              <w:instrText xml:space="preserve"> PAGEREF _Toc227666361 \h </w:instrText>
+              <w:instrText xml:space="preserve"> PAGEREF _Toc227255768 \h </w:instrText>
             </w:r>
             <w:r>
               <w:rPr>
@@ -4107,16 +4283,19 @@
             <w:pStyle w:val="TJ2"/>
             <w:rPr>
               <w:rFonts w:asciiTheme="minorHAnsi" w:eastAsiaTheme="minorEastAsia" w:hAnsiTheme="minorHAnsi" w:cstheme="minorBidi"/>
-              <w:sz w:val="22"/>
+              <w:kern w:val="2"/>
+              <w:sz w:val="24"/>
+              <w:szCs w:val="24"/>
               <w:lang w:eastAsia="hu-HU"/>
+              <w14:ligatures w14:val="standardContextual"/>
             </w:rPr>
           </w:pPr>
-          <w:hyperlink w:anchor="_Toc227666362" w:history="1">
+          <w:hyperlink w:anchor="_Toc227255769" w:history="1">
             <w:r>
               <w:rPr>
                 <w:rStyle w:val="Hiperhivatkozs"/>
               </w:rPr>
-              <w:t>13.6 Foglalásaim és QR-kód Használata</w:t>
+              <w:t>14.6 Foglalásaim és QR-kód Használata</w:t>
             </w:r>
             <w:r>
               <w:rPr>
@@ -4134,7 +4313,7 @@
               <w:rPr>
                 <w:webHidden/>
               </w:rPr>
-              <w:instrText xml:space="preserve"> PAGEREF _Toc227666362 \h </w:instrText>
+              <w:instrText xml:space="preserve"> PAGEREF _Toc227255769 \h </w:instrText>
             </w:r>
             <w:r>
               <w:rPr>
@@ -4166,16 +4345,19 @@
             <w:pStyle w:val="TJ2"/>
             <w:rPr>
               <w:rFonts w:asciiTheme="minorHAnsi" w:eastAsiaTheme="minorEastAsia" w:hAnsiTheme="minorHAnsi" w:cstheme="minorBidi"/>
-              <w:sz w:val="22"/>
+              <w:kern w:val="2"/>
+              <w:sz w:val="24"/>
+              <w:szCs w:val="24"/>
               <w:lang w:eastAsia="hu-HU"/>
+              <w14:ligatures w14:val="standardContextual"/>
             </w:rPr>
           </w:pPr>
-          <w:hyperlink w:anchor="_Toc227666363" w:history="1">
+          <w:hyperlink w:anchor="_Toc227255770" w:history="1">
             <w:r>
               <w:rPr>
                 <w:rStyle w:val="Hiperhivatkozs"/>
               </w:rPr>
-              <w:t>13.7 Profilkezelés</w:t>
+              <w:t>14.7 Profilkezelés</w:t>
             </w:r>
             <w:r>
               <w:rPr>
@@ -4193,7 +4375,7 @@
               <w:rPr>
                 <w:webHidden/>
               </w:rPr>
-              <w:instrText xml:space="preserve"> PAGEREF _Toc227666363 \h </w:instrText>
+              <w:instrText xml:space="preserve"> PAGEREF _Toc227255770 \h </w:instrText>
             </w:r>
             <w:r>
               <w:rPr>
@@ -4225,16 +4407,19 @@
             <w:pStyle w:val="TJ2"/>
             <w:rPr>
               <w:rFonts w:asciiTheme="minorHAnsi" w:eastAsiaTheme="minorEastAsia" w:hAnsiTheme="minorHAnsi" w:cstheme="minorBidi"/>
-              <w:sz w:val="22"/>
+              <w:kern w:val="2"/>
+              <w:sz w:val="24"/>
+              <w:szCs w:val="24"/>
               <w:lang w:eastAsia="hu-HU"/>
+              <w14:ligatures w14:val="standardContextual"/>
             </w:rPr>
           </w:pPr>
-          <w:hyperlink w:anchor="_Toc227666364" w:history="1">
+          <w:hyperlink w:anchor="_Toc227255771" w:history="1">
             <w:r>
               <w:rPr>
                 <w:rStyle w:val="Hiperhivatkozs"/>
               </w:rPr>
-              <w:t>13.8 Partner (Tulajdonos) Felület</w:t>
+              <w:t>14.8 Partner (Tulajdonos) Felület</w:t>
             </w:r>
             <w:r>
               <w:rPr>
@@ -4252,7 +4437,7 @@
               <w:rPr>
                 <w:webHidden/>
               </w:rPr>
-              <w:instrText xml:space="preserve"> PAGEREF _Toc227666364 \h </w:instrText>
+              <w:instrText xml:space="preserve"> PAGEREF _Toc227255771 \h </w:instrText>
             </w:r>
             <w:r>
               <w:rPr>
@@ -4284,16 +4469,19 @@
             <w:pStyle w:val="TJ2"/>
             <w:rPr>
               <w:rFonts w:asciiTheme="minorHAnsi" w:eastAsiaTheme="minorEastAsia" w:hAnsiTheme="minorHAnsi" w:cstheme="minorBidi"/>
-              <w:sz w:val="22"/>
+              <w:kern w:val="2"/>
+              <w:sz w:val="24"/>
+              <w:szCs w:val="24"/>
               <w:lang w:eastAsia="hu-HU"/>
+              <w14:ligatures w14:val="standardContextual"/>
             </w:rPr>
           </w:pPr>
-          <w:hyperlink w:anchor="_Toc227666365" w:history="1">
+          <w:hyperlink w:anchor="_Toc227255772" w:history="1">
             <w:r>
               <w:rPr>
                 <w:rStyle w:val="Hiperhivatkozs"/>
               </w:rPr>
-              <w:t>13.9 Jogi és Információs Oldalak</w:t>
+              <w:t>14.9 Jogi és Információs Oldalak</w:t>
             </w:r>
             <w:r>
               <w:rPr>
@@ -4311,7 +4499,7 @@
               <w:rPr>
                 <w:webHidden/>
               </w:rPr>
-              <w:instrText xml:space="preserve"> PAGEREF _Toc227666365 \h </w:instrText>
+              <w:instrText xml:space="preserve"> PAGEREF _Toc227255772 \h </w:instrText>
             </w:r>
             <w:r>
               <w:rPr>
@@ -4343,16 +4531,19 @@
             <w:pStyle w:val="TJ2"/>
             <w:rPr>
               <w:rFonts w:asciiTheme="minorHAnsi" w:eastAsiaTheme="minorEastAsia" w:hAnsiTheme="minorHAnsi" w:cstheme="minorBidi"/>
-              <w:sz w:val="22"/>
+              <w:kern w:val="2"/>
+              <w:sz w:val="24"/>
+              <w:szCs w:val="24"/>
               <w:lang w:eastAsia="hu-HU"/>
+              <w14:ligatures w14:val="standardContextual"/>
             </w:rPr>
           </w:pPr>
-          <w:hyperlink w:anchor="_Toc227666366" w:history="1">
+          <w:hyperlink w:anchor="_Toc227255773" w:history="1">
             <w:r>
               <w:rPr>
                 <w:rStyle w:val="Hiperhivatkozs"/>
               </w:rPr>
-              <w:t>13.10 Hibakezelés és Gyakori Esetek</w:t>
+              <w:t>14.10 Hibakezelés és Gyakori Esetek</w:t>
             </w:r>
             <w:r>
               <w:rPr>
@@ -4370,7 +4561,7 @@
               <w:rPr>
                 <w:webHidden/>
               </w:rPr>
-              <w:instrText xml:space="preserve"> PAGEREF _Toc227666366 \h </w:instrText>
+              <w:instrText xml:space="preserve"> PAGEREF _Toc227255773 \h </w:instrText>
             </w:r>
             <w:r>
               <w:rPr>
@@ -4415,12 +4606,12 @@
           <w:tab w:val="left" w:pos="8778"/>
         </w:tabs>
       </w:pPr>
-      <w:bookmarkStart w:id="2" w:name="Bevezetés"/>
-      <w:bookmarkStart w:id="3" w:name="_Toc227666299"/>
+      <w:bookmarkStart w:id="2" w:name="_Toc227255706"/>
+      <w:bookmarkStart w:id="3" w:name="Bevezetés"/>
       <w:bookmarkEnd w:id="1"/>
       <w:r>
         <w:lastRenderedPageBreak/>
-        <w:t>1</w:t>
+        <w:t>2</w:t>
       </w:r>
       <w:r>
         <w:t xml:space="preserve"> </w:t>
@@ -4434,27 +4625,24 @@
       <w:r>
         <w:t>evezetés</w:t>
       </w:r>
+      <w:bookmarkEnd w:id="2"/>
+      <w:r>
+        <w:tab/>
+      </w:r>
+    </w:p>
+    <w:p>
+      <w:pPr>
+        <w:pStyle w:val="Cmsor2"/>
+      </w:pPr>
+      <w:bookmarkStart w:id="4" w:name="_Toc227255707"/>
+      <w:bookmarkStart w:id="5" w:name="Bevezetés21"/>
       <w:bookmarkEnd w:id="3"/>
       <w:r>
-        <w:tab/>
-      </w:r>
-    </w:p>
-    <w:p>
-      <w:pPr>
-        <w:pStyle w:val="Cmsor2"/>
-      </w:pPr>
-      <w:bookmarkStart w:id="4" w:name="Bevezetés21"/>
-      <w:bookmarkStart w:id="5" w:name="_Toc227666300"/>
-      <w:bookmarkEnd w:id="2"/>
-      <w:r>
-        <w:t>1</w:t>
-      </w:r>
-      <w:r>
-        <w:t>.1 A feladat címe</w:t>
-      </w:r>
-      <w:bookmarkEnd w:id="5"/>
-    </w:p>
-    <w:bookmarkEnd w:id="4"/>
+        <w:t>2.1 A feladat címe</w:t>
+      </w:r>
+      <w:bookmarkEnd w:id="4"/>
+    </w:p>
+    <w:bookmarkEnd w:id="5"/>
     <w:p>
       <w:pPr>
         <w:shd w:val="clear" w:color="auto" w:fill="FFFFFF"/>
@@ -4521,17 +4709,14 @@
       <w:pPr>
         <w:pStyle w:val="Cmsor2"/>
       </w:pPr>
-      <w:bookmarkStart w:id="6" w:name="tartalom22"/>
-      <w:bookmarkStart w:id="7" w:name="_Toc227666301"/>
-      <w:r>
-        <w:t>1</w:t>
-      </w:r>
-      <w:r>
-        <w:t>.2 A feladat rövid ismertetése</w:t>
-      </w:r>
-      <w:bookmarkEnd w:id="7"/>
-    </w:p>
-    <w:bookmarkEnd w:id="6"/>
+      <w:bookmarkStart w:id="6" w:name="_Toc227255708"/>
+      <w:bookmarkStart w:id="7" w:name="tartalom22"/>
+      <w:r>
+        <w:t>2.2 A feladat rövid ismertetése</w:t>
+      </w:r>
+      <w:bookmarkEnd w:id="6"/>
+    </w:p>
+    <w:bookmarkEnd w:id="7"/>
     <w:p>
       <w:pPr>
         <w:pStyle w:val="HTML-kntformzott"/>
@@ -4678,11 +4863,11 @@
                     </pic:cNvPicPr>
                   </pic:nvPicPr>
                   <pic:blipFill>
-                    <a:blip r:embed="rId8">
+                    <a:blip r:embed="rId9">
                       <a:extLst>
                         <a:ext uri="{BEBA8EAE-BF5A-486C-A8C5-ECC9F3942E4B}">
                           <a14:imgProps xmlns:a14="http://schemas.microsoft.com/office/drawing/2010/main">
-                            <a14:imgLayer r:embed="rId9">
+                            <a14:imgLayer r:embed="rId10">
                               <a14:imgEffect>
                                 <a14:colorTemperature colorTemp="6400"/>
                               </a14:imgEffect>
@@ -4730,66 +4915,18 @@
           <w:sz w:val="28"/>
           <w:szCs w:val="28"/>
         </w:rPr>
-        <w:t xml:space="preserve">A tulajdonosoknak lehetőségük lesz meghirdetni a saját kempingjüket, megoszthatnak róla képeket, szolgáltatásokat és további tudnivalókat. Ezen felül </w:t>
-      </w:r>
-      <w:r>
-        <w:rPr>
-          <w:rFonts w:ascii="Times New Roman" w:hAnsi="Times New Roman" w:cs="Times New Roman"/>
-          <w:noProof/>
-          <w:sz w:val="28"/>
-          <w:szCs w:val="28"/>
-        </w:rPr>
-        <w:t>beállíthatják a nyitvatartási idejét</w:t>
-      </w:r>
-      <w:r>
-        <w:rPr>
-          <w:rFonts w:ascii="Times New Roman" w:hAnsi="Times New Roman" w:cs="Times New Roman"/>
-          <w:noProof/>
-          <w:sz w:val="28"/>
-          <w:szCs w:val="28"/>
-        </w:rPr>
-        <w:t xml:space="preserve"> </w:t>
-      </w:r>
-      <w:r>
-        <w:rPr>
-          <w:rFonts w:ascii="Times New Roman" w:hAnsi="Times New Roman" w:cs="Times New Roman"/>
-          <w:noProof/>
-          <w:sz w:val="28"/>
-          <w:szCs w:val="28"/>
-        </w:rPr>
-        <w:t>beléptető</w:t>
-      </w:r>
-      <w:r>
-        <w:rPr>
-          <w:rFonts w:ascii="Times New Roman" w:hAnsi="Times New Roman" w:cs="Times New Roman"/>
-          <w:noProof/>
-          <w:sz w:val="28"/>
-          <w:szCs w:val="28"/>
-        </w:rPr>
-        <w:t xml:space="preserve"> kepunak</w:t>
-      </w:r>
-      <w:r>
-        <w:rPr>
-          <w:rFonts w:ascii="Times New Roman" w:hAnsi="Times New Roman" w:cs="Times New Roman"/>
-          <w:noProof/>
-          <w:sz w:val="28"/>
-          <w:szCs w:val="28"/>
-        </w:rPr>
-        <w:t>.</w:t>
+        <w:t>A tulajdonosoknak lehetőségük lesz meghirdetni a saját kempingjüket, megoszthatnak róla képeket, szolgáltatásokat és további tudnivalókat. Ezen felül láthatják majd a beléptető kapu eseménynaplóját, és beállíthatják a nyitvatartási idejét.</w:t>
       </w:r>
     </w:p>
     <w:p>
       <w:pPr>
         <w:pStyle w:val="Cmsor1"/>
       </w:pPr>
-      <w:bookmarkStart w:id="8" w:name="elvarasok3"/>
-      <w:bookmarkStart w:id="9" w:name="_Toc227666302"/>
+      <w:bookmarkStart w:id="8" w:name="_Toc227255709"/>
+      <w:bookmarkStart w:id="9" w:name="elvarasok3"/>
       <w:r>
         <w:lastRenderedPageBreak/>
-        <w:t>2</w:t>
-      </w:r>
-      <w:r>
-        <w:t xml:space="preserve"> Elvárások a </w:t>
+        <w:t xml:space="preserve">3 Elvárások a </w:t>
       </w:r>
       <w:r>
         <w:t>projekttel</w:t>
@@ -4797,24 +4934,21 @@
       <w:r>
         <w:t xml:space="preserve"> kapcsolatban</w:t>
       </w:r>
+      <w:bookmarkEnd w:id="8"/>
+    </w:p>
+    <w:p>
+      <w:pPr>
+        <w:pStyle w:val="Cmsor2"/>
+      </w:pPr>
+      <w:bookmarkStart w:id="10" w:name="_Toc227255710"/>
+      <w:bookmarkStart w:id="11" w:name="asd31"/>
       <w:bookmarkEnd w:id="9"/>
-    </w:p>
-    <w:p>
-      <w:pPr>
-        <w:pStyle w:val="Cmsor2"/>
-      </w:pPr>
-      <w:bookmarkStart w:id="10" w:name="asd31"/>
-      <w:bookmarkStart w:id="11" w:name="_Toc227666303"/>
-      <w:bookmarkEnd w:id="8"/>
-      <w:r>
-        <w:t>2</w:t>
-      </w:r>
-      <w:r>
-        <w:t>.1 Operációs rendszer, környezet</w:t>
-      </w:r>
-      <w:bookmarkEnd w:id="11"/>
-    </w:p>
-    <w:bookmarkEnd w:id="10"/>
+      <w:r>
+        <w:t>3.1 Operációs rendszer, környezet</w:t>
+      </w:r>
+      <w:bookmarkEnd w:id="10"/>
+    </w:p>
+    <w:bookmarkEnd w:id="11"/>
     <w:p>
       <w:pPr>
         <w:pStyle w:val="HTML-kntformzott"/>
@@ -4855,20 +4989,17 @@
       <w:pPr>
         <w:pStyle w:val="Cmsor2"/>
       </w:pPr>
-      <w:bookmarkStart w:id="12" w:name="asd32"/>
-      <w:bookmarkStart w:id="13" w:name="_Toc227666304"/>
-      <w:r>
-        <w:t>2</w:t>
-      </w:r>
-      <w:r>
-        <w:t xml:space="preserve">.2 </w:t>
+      <w:bookmarkStart w:id="12" w:name="_Toc227255711"/>
+      <w:bookmarkStart w:id="13" w:name="asd32"/>
+      <w:r>
+        <w:t xml:space="preserve">3.2 </w:t>
       </w:r>
       <w:r>
         <w:t>Felhasználható technológiák</w:t>
       </w:r>
-      <w:bookmarkEnd w:id="13"/>
-    </w:p>
-    <w:bookmarkEnd w:id="12"/>
+      <w:bookmarkEnd w:id="12"/>
+    </w:p>
+    <w:bookmarkEnd w:id="13"/>
     <w:p>
       <w:pPr>
         <w:pStyle w:val="HTML-kntformzott"/>
@@ -4922,6 +5053,15 @@
         </w:rPr>
         <w:t>, JavaScript, C, C++</w:t>
       </w:r>
+      <w:r>
+        <w:rPr>
+          <w:rFonts w:ascii="Times New Roman" w:hAnsi="Times New Roman" w:cs="Times New Roman"/>
+          <w:color w:val="000000"/>
+          <w:sz w:val="28"/>
+          <w:szCs w:val="28"/>
+        </w:rPr>
+        <w:t xml:space="preserve">, Python </w:t>
+      </w:r>
     </w:p>
     <w:p>
       <w:pPr>
@@ -5034,6 +5174,24 @@
         <w:t>PostgreSQL</w:t>
       </w:r>
       <w:proofErr w:type="spellEnd"/>
+      <w:r>
+        <w:rPr>
+          <w:rFonts w:ascii="Times New Roman" w:hAnsi="Times New Roman" w:cs="Times New Roman"/>
+          <w:color w:val="000000"/>
+          <w:sz w:val="28"/>
+          <w:szCs w:val="28"/>
+        </w:rPr>
+        <w:t xml:space="preserve">, </w:t>
+      </w:r>
+      <w:r>
+        <w:rPr>
+          <w:rFonts w:ascii="Times New Roman" w:hAnsi="Times New Roman" w:cs="Times New Roman"/>
+          <w:color w:val="000000"/>
+          <w:sz w:val="28"/>
+          <w:szCs w:val="28"/>
+        </w:rPr>
+        <w:t>Neon DB</w:t>
+      </w:r>
     </w:p>
     <w:p>
       <w:pPr>
@@ -5139,6 +5297,7 @@
         </w:rPr>
         <w:t xml:space="preserve">, </w:t>
       </w:r>
+      <w:proofErr w:type="spellStart"/>
       <w:r>
         <w:rPr>
           <w:rFonts w:ascii="Times New Roman" w:hAnsi="Times New Roman" w:cs="Times New Roman"/>
@@ -5146,8 +5305,9 @@
           <w:sz w:val="28"/>
           <w:szCs w:val="28"/>
         </w:rPr>
-        <w:t>Neon DB</w:t>
-      </w:r>
+        <w:t>pgAdmin</w:t>
+      </w:r>
+      <w:proofErr w:type="spellEnd"/>
       <w:r>
         <w:rPr>
           <w:rFonts w:ascii="Times New Roman" w:hAnsi="Times New Roman" w:cs="Times New Roman"/>
@@ -5165,21 +5325,36 @@
           <w:sz w:val="28"/>
           <w:szCs w:val="28"/>
         </w:rPr>
-        <w:t>PlatformIO</w:t>
+        <w:t>Arduino</w:t>
       </w:r>
       <w:proofErr w:type="spellEnd"/>
+      <w:r>
+        <w:rPr>
+          <w:rFonts w:ascii="Times New Roman" w:hAnsi="Times New Roman" w:cs="Times New Roman"/>
+          <w:color w:val="000000"/>
+          <w:sz w:val="28"/>
+          <w:szCs w:val="28"/>
+        </w:rPr>
+        <w:t> </w:t>
+      </w:r>
+      <w:r>
+        <w:rPr>
+          <w:rFonts w:ascii="Times New Roman" w:hAnsi="Times New Roman" w:cs="Times New Roman"/>
+          <w:color w:val="000000"/>
+          <w:sz w:val="28"/>
+          <w:szCs w:val="28"/>
+        </w:rPr>
+        <w:t>IDE</w:t>
+      </w:r>
     </w:p>
     <w:p>
       <w:pPr>
         <w:pStyle w:val="Cmsor2"/>
       </w:pPr>
-      <w:bookmarkStart w:id="14" w:name="asd34"/>
-      <w:bookmarkStart w:id="15" w:name="_Toc227666305"/>
-      <w:r>
-        <w:t>2</w:t>
-      </w:r>
-      <w:r>
-        <w:t>.</w:t>
+      <w:bookmarkStart w:id="14" w:name="_Toc227255712"/>
+      <w:bookmarkStart w:id="15" w:name="asd34"/>
+      <w:r>
+        <w:t>3.</w:t>
       </w:r>
       <w:r>
         <w:t>3</w:t>
@@ -5187,70 +5362,67 @@
       <w:r>
         <w:t xml:space="preserve"> Szoftverfejlesztés</w:t>
       </w:r>
+      <w:bookmarkEnd w:id="14"/>
+    </w:p>
+    <w:p>
+      <w:pPr>
+        <w:jc w:val="both"/>
+        <w:rPr>
+          <w:rFonts w:ascii="Times New Roman" w:hAnsi="Times New Roman" w:cs="Times New Roman"/>
+          <w:sz w:val="28"/>
+          <w:szCs w:val="28"/>
+        </w:rPr>
+      </w:pPr>
+      <w:r>
+        <w:rPr>
+          <w:rFonts w:ascii="Times New Roman" w:hAnsi="Times New Roman" w:cs="Times New Roman"/>
+          <w:sz w:val="28"/>
+          <w:szCs w:val="28"/>
+        </w:rPr>
+        <w:t>A fejlesztés közben be kell tartani a meghatározott kódolási konvenciókat</w:t>
+      </w:r>
+      <w:r>
+        <w:rPr>
+          <w:rFonts w:ascii="Times New Roman" w:hAnsi="Times New Roman" w:cs="Times New Roman"/>
+          <w:sz w:val="28"/>
+          <w:szCs w:val="28"/>
+        </w:rPr>
+        <w:t xml:space="preserve">. </w:t>
+      </w:r>
+      <w:r>
+        <w:rPr>
+          <w:rFonts w:ascii="Times New Roman" w:hAnsi="Times New Roman" w:cs="Times New Roman"/>
+          <w:sz w:val="28"/>
+          <w:szCs w:val="28"/>
+        </w:rPr>
+        <w:t>Az elkészült megoldásnak maradéktalanul meg kell valósítania a 4.</w:t>
+      </w:r>
+      <w:r>
+        <w:rPr>
+          <w:rFonts w:ascii="Times New Roman" w:hAnsi="Times New Roman" w:cs="Times New Roman"/>
+          <w:sz w:val="28"/>
+          <w:szCs w:val="28"/>
+        </w:rPr>
+        <w:t xml:space="preserve"> </w:t>
+      </w:r>
+      <w:r>
+        <w:rPr>
+          <w:rFonts w:ascii="Times New Roman" w:hAnsi="Times New Roman" w:cs="Times New Roman"/>
+          <w:sz w:val="28"/>
+          <w:szCs w:val="28"/>
+        </w:rPr>
+        <w:t>fejezetben megfogalmazott követelményeket. Amelyik követelmény nincs pontosan definiálva, ott a megvalósítás során a fejlesztő szabad kezet kap. Fontos, hogy a választott megoldás megfelelő színvonalú legyen mind felhasználói, mind fejlesztői szempontból.</w:t>
+      </w:r>
+    </w:p>
+    <w:p>
+      <w:pPr>
+        <w:pStyle w:val="Cmsor2"/>
+      </w:pPr>
+      <w:bookmarkStart w:id="16" w:name="_Toc227255713"/>
+      <w:bookmarkStart w:id="17" w:name="asd35"/>
       <w:bookmarkEnd w:id="15"/>
-    </w:p>
-    <w:p>
-      <w:pPr>
-        <w:jc w:val="both"/>
-        <w:rPr>
-          <w:rFonts w:ascii="Times New Roman" w:hAnsi="Times New Roman" w:cs="Times New Roman"/>
-          <w:sz w:val="28"/>
-          <w:szCs w:val="28"/>
-        </w:rPr>
-      </w:pPr>
-      <w:r>
-        <w:rPr>
-          <w:rFonts w:ascii="Times New Roman" w:hAnsi="Times New Roman" w:cs="Times New Roman"/>
-          <w:sz w:val="28"/>
-          <w:szCs w:val="28"/>
-        </w:rPr>
-        <w:t>A fejlesztés közben be kell tartani a meghatározott kódolási konvenciókat</w:t>
-      </w:r>
-      <w:r>
-        <w:rPr>
-          <w:rFonts w:ascii="Times New Roman" w:hAnsi="Times New Roman" w:cs="Times New Roman"/>
-          <w:sz w:val="28"/>
-          <w:szCs w:val="28"/>
-        </w:rPr>
-        <w:t xml:space="preserve">. </w:t>
-      </w:r>
-      <w:r>
-        <w:rPr>
-          <w:rFonts w:ascii="Times New Roman" w:hAnsi="Times New Roman" w:cs="Times New Roman"/>
-          <w:sz w:val="28"/>
-          <w:szCs w:val="28"/>
-        </w:rPr>
-        <w:t>Az elkészült megoldásnak maradéktalanul meg kell valósítania a 4.</w:t>
-      </w:r>
-      <w:r>
-        <w:rPr>
-          <w:rFonts w:ascii="Times New Roman" w:hAnsi="Times New Roman" w:cs="Times New Roman"/>
-          <w:sz w:val="28"/>
-          <w:szCs w:val="28"/>
-        </w:rPr>
-        <w:t xml:space="preserve"> </w:t>
-      </w:r>
-      <w:r>
-        <w:rPr>
-          <w:rFonts w:ascii="Times New Roman" w:hAnsi="Times New Roman" w:cs="Times New Roman"/>
-          <w:sz w:val="28"/>
-          <w:szCs w:val="28"/>
-        </w:rPr>
-        <w:t>fejezetben megfogalmazott követelményeket. Amelyik követelmény nincs pontosan definiálva, ott a megvalósítás során a fejlesztő szabad kezet kap. Fontos, hogy a választott megoldás megfelelő színvonalú legyen mind felhasználói, mind fejlesztői szempontból.</w:t>
-      </w:r>
-    </w:p>
-    <w:p>
-      <w:pPr>
-        <w:pStyle w:val="Cmsor2"/>
-      </w:pPr>
-      <w:bookmarkStart w:id="16" w:name="asd35"/>
-      <w:bookmarkStart w:id="17" w:name="_Toc227666306"/>
-      <w:bookmarkEnd w:id="14"/>
-      <w:r>
-        <w:t>2</w:t>
-      </w:r>
-      <w:r>
-        <w:t>.</w:t>
+      <w:r>
+        <w:t>3.</w:t>
       </w:r>
       <w:r>
         <w:t>4</w:t>
@@ -5258,9 +5430,9 @@
       <w:r>
         <w:t xml:space="preserve"> Modulok</w:t>
       </w:r>
-      <w:bookmarkEnd w:id="17"/>
-    </w:p>
-    <w:bookmarkEnd w:id="16"/>
+      <w:bookmarkEnd w:id="16"/>
+    </w:p>
+    <w:bookmarkEnd w:id="17"/>
     <w:p>
       <w:pPr>
         <w:pStyle w:val="HTML-kntformzott"/>
@@ -5411,6 +5583,31 @@
           <w:lang w:eastAsia="hu-HU"/>
         </w:rPr>
         <w:t>Statisztika</w:t>
+      </w:r>
+    </w:p>
+    <w:p>
+      <w:pPr>
+        <w:pStyle w:val="Listaszerbekezds"/>
+        <w:numPr>
+          <w:ilvl w:val="1"/>
+          <w:numId w:val="2"/>
+        </w:numPr>
+        <w:rPr>
+          <w:rFonts w:ascii="Times New Roman" w:eastAsia="Times New Roman" w:hAnsi="Times New Roman" w:cs="Times New Roman"/>
+          <w:color w:val="000000"/>
+          <w:sz w:val="28"/>
+          <w:szCs w:val="28"/>
+          <w:lang w:eastAsia="hu-HU"/>
+        </w:rPr>
+      </w:pPr>
+      <w:r>
+        <w:rPr>
+          <w:rFonts w:ascii="Times New Roman" w:hAnsi="Times New Roman" w:cs="Times New Roman"/>
+          <w:color w:val="000000"/>
+          <w:sz w:val="28"/>
+          <w:szCs w:val="28"/>
+        </w:rPr>
+        <w:t>Időkönyvelő specifikáció (beléptető kapu)</w:t>
       </w:r>
     </w:p>
     <w:p>
@@ -5552,7 +5749,6 @@
           <w:numId w:val="6"/>
         </w:numPr>
         <w:shd w:val="clear" w:color="auto" w:fill="FFFFFF"/>
-        <w:spacing w:after="160"/>
         <w:jc w:val="both"/>
         <w:rPr>
           <w:rFonts w:ascii="Times New Roman" w:hAnsi="Times New Roman" w:cs="Times New Roman"/>
@@ -5614,7 +5810,6 @@
           <w:szCs w:val="28"/>
         </w:rPr>
       </w:pPr>
-      <w:proofErr w:type="spellStart"/>
       <w:r>
         <w:rPr>
           <w:rFonts w:ascii="Times New Roman" w:hAnsi="Times New Roman" w:cs="Times New Roman"/>
@@ -5622,18 +5817,25 @@
           <w:sz w:val="28"/>
           <w:szCs w:val="28"/>
         </w:rPr>
-        <w:t>Freenove</w:t>
-      </w:r>
-      <w:proofErr w:type="spellEnd"/>
-      <w:r>
+        <w:t>ESP32-CAM modul</w:t>
+      </w:r>
+    </w:p>
+    <w:p>
+      <w:pPr>
+        <w:pStyle w:val="HTML-kntformzott"/>
+        <w:numPr>
+          <w:ilvl w:val="0"/>
+          <w:numId w:val="6"/>
+        </w:numPr>
+        <w:shd w:val="clear" w:color="auto" w:fill="FFFFFF"/>
+        <w:jc w:val="both"/>
         <w:rPr>
           <w:rFonts w:ascii="Times New Roman" w:hAnsi="Times New Roman" w:cs="Times New Roman"/>
           <w:color w:val="000000"/>
           <w:sz w:val="28"/>
           <w:szCs w:val="28"/>
         </w:rPr>
-        <w:t xml:space="preserve"> ESP32-S3 WROOM (N16R8)</w:t>
-      </w:r>
+      </w:pPr>
       <w:r>
         <w:rPr>
           <w:rFonts w:ascii="Times New Roman" w:hAnsi="Times New Roman" w:cs="Times New Roman"/>
@@ -5641,7 +5843,7 @@
           <w:sz w:val="28"/>
           <w:szCs w:val="28"/>
         </w:rPr>
-        <w:t xml:space="preserve"> </w:t>
+        <w:t>FT232RL-M-USB-C USB–soros átalakító</w:t>
       </w:r>
     </w:p>
     <w:p>
@@ -5661,29 +5863,40 @@
       <w:pPr>
         <w:pStyle w:val="Cmsor1"/>
       </w:pPr>
-      <w:bookmarkStart w:id="18" w:name="szoft_spec_4"/>
-      <w:bookmarkStart w:id="19" w:name="_Toc227666307"/>
+      <w:bookmarkStart w:id="18" w:name="_Toc227255714"/>
+      <w:bookmarkStart w:id="19" w:name="szoft_spec_4"/>
       <w:r>
         <w:lastRenderedPageBreak/>
-        <w:t>3</w:t>
-      </w:r>
-      <w:r>
-        <w:t xml:space="preserve"> Szoftver specifikáció</w:t>
-      </w:r>
+        <w:t>4 Szoftver specifikáció</w:t>
+      </w:r>
+      <w:bookmarkEnd w:id="18"/>
+    </w:p>
+    <w:p>
+      <w:pPr>
+        <w:rPr>
+          <w:rFonts w:ascii="Times New Roman" w:hAnsi="Times New Roman" w:cs="Times New Roman"/>
+          <w:sz w:val="28"/>
+          <w:szCs w:val="28"/>
+        </w:rPr>
+      </w:pPr>
+      <w:r>
+        <w:rPr>
+          <w:rFonts w:ascii="Times New Roman" w:hAnsi="Times New Roman" w:cs="Times New Roman"/>
+          <w:sz w:val="28"/>
+          <w:szCs w:val="28"/>
+        </w:rPr>
+        <w:t>A rendszer biztosítani fogja, hogy a feltöltött képekhez tartozó címkék és leírások a felolvasó programok számára is elérhetők legyenek.</w:t>
+      </w:r>
+    </w:p>
+    <w:p>
+      <w:pPr>
+        <w:pStyle w:val="Cmsor2"/>
+      </w:pPr>
+      <w:bookmarkStart w:id="20" w:name="_Toc227255715"/>
+      <w:bookmarkStart w:id="21" w:name="szoft_spec_41"/>
       <w:bookmarkEnd w:id="19"/>
-    </w:p>
-    <w:p>
-      <w:pPr>
-        <w:pStyle w:val="Cmsor2"/>
-      </w:pPr>
-      <w:bookmarkStart w:id="20" w:name="szoft_spec_41"/>
-      <w:bookmarkStart w:id="21" w:name="_Toc227666308"/>
-      <w:bookmarkEnd w:id="18"/>
-      <w:r>
-        <w:t>3</w:t>
-      </w:r>
-      <w:r>
-        <w:t>.1 Megjelen</w:t>
+      <w:r>
+        <w:t>4.1 Megjelen</w:t>
       </w:r>
       <w:r>
         <w:t>é</w:t>
@@ -5691,9 +5904,9 @@
       <w:r>
         <w:t>s</w:t>
       </w:r>
-      <w:bookmarkEnd w:id="21"/>
-    </w:p>
-    <w:bookmarkEnd w:id="20"/>
+      <w:bookmarkEnd w:id="20"/>
+    </w:p>
+    <w:bookmarkEnd w:id="21"/>
     <w:p>
       <w:pPr>
         <w:pStyle w:val="HTML-kntformzott"/>
@@ -5757,20 +5970,17 @@
       <w:pPr>
         <w:pStyle w:val="Cmsor2"/>
       </w:pPr>
-      <w:bookmarkStart w:id="22" w:name="szoft_spec_42"/>
-      <w:bookmarkStart w:id="23" w:name="_Toc227666309"/>
-      <w:r>
-        <w:t>3</w:t>
-      </w:r>
-      <w:r>
-        <w:t>.2 Funkciók</w:t>
-      </w:r>
-      <w:bookmarkEnd w:id="23"/>
+      <w:bookmarkStart w:id="22" w:name="_Toc227255716"/>
+      <w:bookmarkStart w:id="23" w:name="szoft_spec_42"/>
+      <w:r>
+        <w:t>4.2 Funkciók</w:t>
+      </w:r>
+      <w:bookmarkEnd w:id="22"/>
       <w:r>
         <w:t xml:space="preserve"> </w:t>
       </w:r>
     </w:p>
-    <w:bookmarkEnd w:id="22"/>
+    <w:bookmarkEnd w:id="23"/>
     <w:p>
       <w:pPr>
         <w:pStyle w:val="HTML-kntformzott"/>
@@ -5880,33 +6090,115 @@
         <w:pStyle w:val="Cmsor1"/>
         <w:spacing w:before="7440"/>
       </w:pPr>
-      <w:bookmarkStart w:id="24" w:name="doc5"/>
-      <w:bookmarkStart w:id="25" w:name="_Toc227666310"/>
+      <w:bookmarkStart w:id="24" w:name="_Toc227255717"/>
+      <w:bookmarkStart w:id="25" w:name="doc5"/>
       <w:r>
         <w:lastRenderedPageBreak/>
-        <w:t>4</w:t>
-      </w:r>
-      <w:r>
-        <w:t xml:space="preserve"> Dokumentáció</w:t>
-      </w:r>
+        <w:t>5 Dokumentáció</w:t>
+      </w:r>
+      <w:bookmarkEnd w:id="24"/>
+    </w:p>
+    <w:p>
+      <w:pPr>
+        <w:pStyle w:val="Cmsor2"/>
+      </w:pPr>
+      <w:bookmarkStart w:id="26" w:name="_Toc227255718"/>
+      <w:bookmarkStart w:id="27" w:name="doc51"/>
       <w:bookmarkEnd w:id="25"/>
+      <w:r>
+        <w:t>5.1 Technikai dokumentáció</w:t>
+      </w:r>
+      <w:bookmarkEnd w:id="26"/>
+    </w:p>
+    <w:bookmarkEnd w:id="27"/>
+    <w:p>
+      <w:pPr>
+        <w:jc w:val="both"/>
+        <w:rPr>
+          <w:rFonts w:ascii="Times New Roman" w:hAnsi="Times New Roman" w:cs="Times New Roman"/>
+          <w:sz w:val="28"/>
+          <w:szCs w:val="28"/>
+        </w:rPr>
+      </w:pPr>
+      <w:r>
+        <w:rPr>
+          <w:rFonts w:ascii="Times New Roman" w:hAnsi="Times New Roman" w:cs="Times New Roman"/>
+          <w:sz w:val="28"/>
+          <w:szCs w:val="28"/>
+        </w:rPr>
+        <w:t xml:space="preserve">Az elkészült kódot, függvényeket és osztályokat megfelelő kommentekkel kell ellátni, továbbá el kell készíteni a teljes </w:t>
+      </w:r>
+      <w:r>
+        <w:rPr>
+          <w:rFonts w:ascii="Times New Roman" w:hAnsi="Times New Roman" w:cs="Times New Roman"/>
+          <w:sz w:val="28"/>
+          <w:szCs w:val="28"/>
+        </w:rPr>
+        <w:t>weboldal</w:t>
+      </w:r>
+      <w:r>
+        <w:rPr>
+          <w:rFonts w:ascii="Times New Roman" w:hAnsi="Times New Roman" w:cs="Times New Roman"/>
+          <w:sz w:val="28"/>
+          <w:szCs w:val="28"/>
+        </w:rPr>
+        <w:t xml:space="preserve"> dokumentációját.</w:t>
+      </w:r>
+    </w:p>
+    <w:p>
+      <w:pPr>
+        <w:jc w:val="both"/>
+        <w:rPr>
+          <w:rFonts w:ascii="Times New Roman" w:hAnsi="Times New Roman" w:cs="Times New Roman"/>
+          <w:sz w:val="28"/>
+          <w:szCs w:val="28"/>
+        </w:rPr>
+      </w:pPr>
+      <w:r>
+        <w:rPr>
+          <w:rFonts w:ascii="Times New Roman" w:hAnsi="Times New Roman" w:cs="Times New Roman"/>
+          <w:sz w:val="28"/>
+          <w:szCs w:val="28"/>
+        </w:rPr>
+        <w:t>A dokumentáció a feladat bonyolultságától függő hosszúságúnak kell lennie, maximális terjedelem nincs meghatározva.</w:t>
+      </w:r>
+    </w:p>
+    <w:p>
+      <w:pPr>
+        <w:jc w:val="both"/>
+        <w:rPr>
+          <w:rFonts w:ascii="Times New Roman" w:hAnsi="Times New Roman" w:cs="Times New Roman"/>
+          <w:sz w:val="28"/>
+          <w:szCs w:val="28"/>
+        </w:rPr>
+      </w:pPr>
+      <w:r>
+        <w:rPr>
+          <w:rFonts w:ascii="Times New Roman" w:hAnsi="Times New Roman" w:cs="Times New Roman"/>
+          <w:sz w:val="28"/>
+          <w:szCs w:val="28"/>
+        </w:rPr>
+        <w:t>A technikai dokumentáció szövegezésénél előírás, hogy a nem hozzáértő személyek számára is feldolgozható legyen, így az egyes fogalmak, rövidítések, idegen kifejezések magyarázatát a dokumentumnak tartalmaznia kell.</w:t>
+      </w:r>
     </w:p>
     <w:p>
       <w:pPr>
         <w:pStyle w:val="Cmsor2"/>
       </w:pPr>
-      <w:bookmarkStart w:id="26" w:name="doc51"/>
-      <w:bookmarkStart w:id="27" w:name="_Toc227666311"/>
-      <w:bookmarkEnd w:id="24"/>
-      <w:r>
-        <w:t>4</w:t>
-      </w:r>
-      <w:r>
-        <w:t>.1 Technikai dokumentáció</w:t>
-      </w:r>
-      <w:bookmarkEnd w:id="27"/>
-    </w:p>
-    <w:bookmarkEnd w:id="26"/>
+      <w:bookmarkStart w:id="28" w:name="_Toc227255719"/>
+      <w:bookmarkStart w:id="29" w:name="doc52"/>
+      <w:r>
+        <w:t>5.</w:t>
+      </w:r>
+      <w:r>
+        <w:t>2</w:t>
+      </w:r>
+      <w:r>
+        <w:t xml:space="preserve"> Forráskód dokumentáció</w:t>
+      </w:r>
+      <w:bookmarkEnd w:id="28"/>
+    </w:p>
+    <w:bookmarkEnd w:id="29"/>
     <w:p>
       <w:pPr>
         <w:jc w:val="both"/>
@@ -5922,25 +6214,27 @@
           <w:sz w:val="28"/>
           <w:szCs w:val="28"/>
         </w:rPr>
-        <w:t xml:space="preserve">Az elkészült kódot, függvényeket és osztályokat megfelelő kommentekkel kell ellátni, továbbá el kell készíteni a teljes </w:t>
-      </w:r>
-      <w:r>
-        <w:rPr>
-          <w:rFonts w:ascii="Times New Roman" w:hAnsi="Times New Roman" w:cs="Times New Roman"/>
-          <w:sz w:val="28"/>
-          <w:szCs w:val="28"/>
-        </w:rPr>
-        <w:t>weboldal</w:t>
-      </w:r>
-      <w:r>
-        <w:rPr>
-          <w:rFonts w:ascii="Times New Roman" w:hAnsi="Times New Roman" w:cs="Times New Roman"/>
-          <w:sz w:val="28"/>
-          <w:szCs w:val="28"/>
-        </w:rPr>
-        <w:t xml:space="preserve"> dokumentációját.</w:t>
-      </w:r>
-    </w:p>
+        <w:t>A fontosabb függvények és osztályok előtt szerepelnie kell megjegyzéseknek, melyeknek tartalmazniuk kell az azt követő metódus rövid szöveges – akár magyar nyelvű – leírását. A forráskód dokumentációt a munka során folyamatosan kell készíteni.</w:t>
+      </w:r>
+    </w:p>
+    <w:p>
+      <w:pPr>
+        <w:pStyle w:val="Cmsor2"/>
+      </w:pPr>
+      <w:bookmarkStart w:id="30" w:name="_Toc227255720"/>
+      <w:bookmarkStart w:id="31" w:name="doc53"/>
+      <w:r>
+        <w:t>5.</w:t>
+      </w:r>
+      <w:r>
+        <w:t>3</w:t>
+      </w:r>
+      <w:r>
+        <w:t xml:space="preserve"> Felhasználói dokumentáció</w:t>
+      </w:r>
+      <w:bookmarkEnd w:id="30"/>
+    </w:p>
+    <w:bookmarkEnd w:id="31"/>
     <w:p>
       <w:pPr>
         <w:jc w:val="both"/>
@@ -5956,239 +6250,140 @@
           <w:sz w:val="28"/>
           <w:szCs w:val="28"/>
         </w:rPr>
-        <w:t>A dokumentáció a feladat bonyolultságától függő hosszúságúnak kell lennie, maximális terjedelem nincs meghatározva.</w:t>
-      </w:r>
-    </w:p>
-    <w:p>
-      <w:pPr>
-        <w:jc w:val="both"/>
-        <w:rPr>
-          <w:rFonts w:ascii="Times New Roman" w:hAnsi="Times New Roman" w:cs="Times New Roman"/>
-          <w:sz w:val="28"/>
-          <w:szCs w:val="28"/>
-        </w:rPr>
-      </w:pPr>
-      <w:r>
-        <w:rPr>
-          <w:rFonts w:ascii="Times New Roman" w:hAnsi="Times New Roman" w:cs="Times New Roman"/>
-          <w:sz w:val="28"/>
-          <w:szCs w:val="28"/>
-        </w:rPr>
-        <w:t>A technikai dokumentáció szövegezésénél előírás, hogy a nem hozzáértő személyek számára is feldolgozható legyen, így az egyes fogalmak, rövidítések, idegen kifejezések magyarázatát a dokumentumnak tartalmaznia kell.</w:t>
-      </w:r>
-    </w:p>
-    <w:p>
-      <w:pPr>
-        <w:pStyle w:val="Cmsor2"/>
-      </w:pPr>
-      <w:bookmarkStart w:id="28" w:name="doc52"/>
-      <w:bookmarkStart w:id="29" w:name="_Toc227666312"/>
-      <w:r>
-        <w:t>4</w:t>
-      </w:r>
-      <w:r>
+        <w:t>A</w:t>
+      </w:r>
+      <w:r>
+        <w:rPr>
+          <w:rFonts w:ascii="Times New Roman" w:hAnsi="Times New Roman" w:cs="Times New Roman"/>
+          <w:sz w:val="28"/>
+          <w:szCs w:val="28"/>
+        </w:rPr>
+        <w:t xml:space="preserve"> weboldal</w:t>
+      </w:r>
+      <w:r>
+        <w:rPr>
+          <w:rFonts w:ascii="Times New Roman" w:hAnsi="Times New Roman" w:cs="Times New Roman"/>
+          <w:sz w:val="28"/>
+          <w:szCs w:val="28"/>
+        </w:rPr>
+        <w:t xml:space="preserve"> használatának részletes bemutatása, képernyőképekkel, funkciók pontos leírásával</w:t>
+      </w:r>
+      <w:r>
+        <w:rPr>
+          <w:rFonts w:ascii="Times New Roman" w:hAnsi="Times New Roman" w:cs="Times New Roman"/>
+          <w:sz w:val="28"/>
+          <w:szCs w:val="28"/>
+        </w:rPr>
         <w:t>.</w:t>
       </w:r>
-      <w:r>
-        <w:t>2</w:t>
-      </w:r>
-      <w:r>
-        <w:t xml:space="preserve"> Forráskód dokumentáció</w:t>
-      </w:r>
-      <w:bookmarkEnd w:id="29"/>
-    </w:p>
-    <w:bookmarkEnd w:id="28"/>
-    <w:p>
-      <w:pPr>
-        <w:jc w:val="both"/>
-        <w:rPr>
-          <w:rFonts w:ascii="Times New Roman" w:hAnsi="Times New Roman" w:cs="Times New Roman"/>
-          <w:sz w:val="28"/>
-          <w:szCs w:val="28"/>
-        </w:rPr>
-      </w:pPr>
-      <w:r>
-        <w:rPr>
-          <w:rFonts w:ascii="Times New Roman" w:hAnsi="Times New Roman" w:cs="Times New Roman"/>
-          <w:sz w:val="28"/>
-          <w:szCs w:val="28"/>
-        </w:rPr>
-        <w:t>A fontosabb függvények és osztályok előtt szerepelnie kell megjegyzéseknek, melyeknek tartalmazniuk kell az azt követő metódus rövid szöveges – akár magyar nyelvű – leírását. A forráskód dokumentációt a munka során folyamatosan kell készíteni.</w:t>
-      </w:r>
-    </w:p>
-    <w:p>
-      <w:pPr>
-        <w:pStyle w:val="Cmsor2"/>
-      </w:pPr>
-      <w:bookmarkStart w:id="30" w:name="doc53"/>
-      <w:bookmarkStart w:id="31" w:name="_Toc227666313"/>
-      <w:r>
-        <w:t>4</w:t>
-      </w:r>
-      <w:r>
+    </w:p>
+    <w:p>
+      <w:pPr>
+        <w:pStyle w:val="Cmsor1"/>
+      </w:pPr>
+      <w:bookmarkStart w:id="32" w:name="_Toc227255721"/>
+      <w:bookmarkStart w:id="33" w:name="projektadatlap"/>
+      <w:r>
+        <w:lastRenderedPageBreak/>
+        <w:t xml:space="preserve">6 </w:t>
+      </w:r>
+      <w:r>
+        <w:t>Projekt adatlap</w:t>
+      </w:r>
+      <w:bookmarkEnd w:id="32"/>
+    </w:p>
+    <w:bookmarkEnd w:id="33"/>
+    <w:p>
+      <w:pPr>
+        <w:rPr>
+          <w:rFonts w:ascii="Times New Roman" w:hAnsi="Times New Roman" w:cs="Times New Roman"/>
+          <w:sz w:val="28"/>
+          <w:szCs w:val="28"/>
+        </w:rPr>
+      </w:pPr>
+      <w:r>
+        <w:rPr>
+          <w:rFonts w:ascii="Times New Roman" w:hAnsi="Times New Roman" w:cs="Times New Roman"/>
+          <w:sz w:val="28"/>
+          <w:szCs w:val="28"/>
+        </w:rPr>
+        <w:t xml:space="preserve">Projekt neve: </w:t>
+      </w:r>
+      <w:r>
+        <w:rPr>
+          <w:rFonts w:ascii="Times New Roman" w:hAnsi="Times New Roman" w:cs="Times New Roman"/>
+          <w:sz w:val="28"/>
+          <w:szCs w:val="28"/>
+        </w:rPr>
+        <w:t xml:space="preserve">Kemping </w:t>
+      </w:r>
+      <w:r>
+        <w:rPr>
+          <w:rFonts w:ascii="Times New Roman" w:hAnsi="Times New Roman" w:cs="Times New Roman"/>
+          <w:sz w:val="28"/>
+          <w:szCs w:val="28"/>
+        </w:rPr>
+        <w:t>hely</w:t>
+      </w:r>
+      <w:r>
+        <w:rPr>
+          <w:rFonts w:ascii="Times New Roman" w:hAnsi="Times New Roman" w:cs="Times New Roman"/>
+          <w:sz w:val="28"/>
+          <w:szCs w:val="28"/>
+        </w:rPr>
+        <w:t xml:space="preserve">foglaló és beléptető rendszer </w:t>
+      </w:r>
+    </w:p>
+    <w:p>
+      <w:pPr>
+        <w:rPr>
+          <w:rFonts w:ascii="Times New Roman" w:hAnsi="Times New Roman" w:cs="Times New Roman"/>
+          <w:sz w:val="28"/>
+          <w:szCs w:val="28"/>
+        </w:rPr>
+      </w:pPr>
+      <w:r>
+        <w:rPr>
+          <w:rFonts w:ascii="Times New Roman" w:hAnsi="Times New Roman" w:cs="Times New Roman"/>
+          <w:sz w:val="28"/>
+          <w:szCs w:val="28"/>
+        </w:rPr>
+        <w:t xml:space="preserve">Feladat rövid ismertetése: </w:t>
+      </w:r>
+      <w:r>
+        <w:rPr>
+          <w:rFonts w:ascii="Times New Roman" w:hAnsi="Times New Roman" w:cs="Times New Roman"/>
+          <w:sz w:val="28"/>
+          <w:szCs w:val="28"/>
+        </w:rPr>
+        <w:t xml:space="preserve">A </w:t>
+      </w:r>
+      <w:proofErr w:type="spellStart"/>
+      <w:r>
+        <w:rPr>
+          <w:rFonts w:ascii="Times New Roman" w:hAnsi="Times New Roman" w:cs="Times New Roman"/>
+          <w:sz w:val="28"/>
+          <w:szCs w:val="28"/>
+        </w:rPr>
+        <w:t>CampSite</w:t>
+      </w:r>
+      <w:proofErr w:type="spellEnd"/>
+      <w:r>
+        <w:rPr>
+          <w:rFonts w:ascii="Times New Roman" w:hAnsi="Times New Roman" w:cs="Times New Roman"/>
+          <w:sz w:val="28"/>
+          <w:szCs w:val="28"/>
+        </w:rPr>
+        <w:t xml:space="preserve"> egy webalapú kempingfoglaló és beléptető rendszer</w:t>
+      </w:r>
+      <w:r>
+        <w:rPr>
+          <w:rFonts w:ascii="Times New Roman" w:hAnsi="Times New Roman" w:cs="Times New Roman"/>
+          <w:sz w:val="28"/>
+          <w:szCs w:val="28"/>
+        </w:rPr>
         <w:t>.</w:t>
       </w:r>
-      <w:r>
-        <w:t>3</w:t>
-      </w:r>
-      <w:r>
-        <w:t xml:space="preserve"> Felhasználói dokumentáció</w:t>
-      </w:r>
-      <w:bookmarkEnd w:id="31"/>
-    </w:p>
-    <w:bookmarkEnd w:id="30"/>
-    <w:p>
-      <w:pPr>
-        <w:jc w:val="both"/>
-        <w:rPr>
-          <w:rFonts w:ascii="Times New Roman" w:hAnsi="Times New Roman" w:cs="Times New Roman"/>
-          <w:sz w:val="28"/>
-          <w:szCs w:val="28"/>
-        </w:rPr>
-      </w:pPr>
-      <w:r>
-        <w:rPr>
-          <w:rFonts w:ascii="Times New Roman" w:hAnsi="Times New Roman" w:cs="Times New Roman"/>
-          <w:sz w:val="28"/>
-          <w:szCs w:val="28"/>
-        </w:rPr>
-        <w:t>A</w:t>
-      </w:r>
-      <w:r>
-        <w:rPr>
-          <w:rFonts w:ascii="Times New Roman" w:hAnsi="Times New Roman" w:cs="Times New Roman"/>
-          <w:sz w:val="28"/>
-          <w:szCs w:val="28"/>
-        </w:rPr>
-        <w:t xml:space="preserve"> weboldal</w:t>
-      </w:r>
-      <w:r>
-        <w:rPr>
-          <w:rFonts w:ascii="Times New Roman" w:hAnsi="Times New Roman" w:cs="Times New Roman"/>
-          <w:sz w:val="28"/>
-          <w:szCs w:val="28"/>
-        </w:rPr>
-        <w:t xml:space="preserve"> használatának részletes bemutatása, képernyőképekkel, funkciók pontos leírásával</w:t>
-      </w:r>
-      <w:r>
-        <w:rPr>
-          <w:rFonts w:ascii="Times New Roman" w:hAnsi="Times New Roman" w:cs="Times New Roman"/>
-          <w:sz w:val="28"/>
-          <w:szCs w:val="28"/>
-        </w:rPr>
-        <w:t>.</w:t>
-      </w:r>
-    </w:p>
-    <w:p>
-      <w:pPr>
-        <w:pStyle w:val="Cmsor1"/>
-      </w:pPr>
-      <w:bookmarkStart w:id="32" w:name="projektadatlap"/>
-      <w:bookmarkStart w:id="33" w:name="_Toc227666314"/>
-      <w:r>
-        <w:lastRenderedPageBreak/>
-        <w:t>5</w:t>
-      </w:r>
-      <w:r>
-        <w:t xml:space="preserve"> </w:t>
-      </w:r>
-      <w:r>
-        <w:t>Projekt adatlap</w:t>
-      </w:r>
-      <w:bookmarkEnd w:id="33"/>
-    </w:p>
-    <w:bookmarkEnd w:id="32"/>
-    <w:p>
-      <w:pPr>
-        <w:rPr>
-          <w:rFonts w:ascii="Times New Roman" w:hAnsi="Times New Roman" w:cs="Times New Roman"/>
-          <w:sz w:val="28"/>
-          <w:szCs w:val="28"/>
-        </w:rPr>
-      </w:pPr>
-      <w:r>
-        <w:rPr>
-          <w:rFonts w:ascii="Times New Roman" w:hAnsi="Times New Roman" w:cs="Times New Roman"/>
-          <w:sz w:val="28"/>
-          <w:szCs w:val="28"/>
-        </w:rPr>
-        <w:t xml:space="preserve">Projekt neve: </w:t>
-      </w:r>
-      <w:r>
-        <w:rPr>
-          <w:rFonts w:ascii="Times New Roman" w:hAnsi="Times New Roman" w:cs="Times New Roman"/>
-          <w:sz w:val="28"/>
-          <w:szCs w:val="28"/>
-        </w:rPr>
-        <w:t xml:space="preserve">Kemping </w:t>
-      </w:r>
-      <w:r>
-        <w:rPr>
-          <w:rFonts w:ascii="Times New Roman" w:hAnsi="Times New Roman" w:cs="Times New Roman"/>
-          <w:sz w:val="28"/>
-          <w:szCs w:val="28"/>
-        </w:rPr>
-        <w:t>hely</w:t>
-      </w:r>
-      <w:r>
-        <w:rPr>
-          <w:rFonts w:ascii="Times New Roman" w:hAnsi="Times New Roman" w:cs="Times New Roman"/>
-          <w:sz w:val="28"/>
-          <w:szCs w:val="28"/>
-        </w:rPr>
-        <w:t xml:space="preserve">foglaló és beléptető rendszer </w:t>
-      </w:r>
-    </w:p>
-    <w:p>
-      <w:pPr>
-        <w:rPr>
-          <w:rFonts w:ascii="Times New Roman" w:hAnsi="Times New Roman" w:cs="Times New Roman"/>
-          <w:sz w:val="28"/>
-          <w:szCs w:val="28"/>
-        </w:rPr>
-      </w:pPr>
-      <w:r>
-        <w:rPr>
-          <w:rFonts w:ascii="Times New Roman" w:hAnsi="Times New Roman" w:cs="Times New Roman"/>
-          <w:sz w:val="28"/>
-          <w:szCs w:val="28"/>
-        </w:rPr>
-        <w:t xml:space="preserve">Feladat rövid ismertetése: </w:t>
-      </w:r>
-      <w:r>
-        <w:rPr>
-          <w:rFonts w:ascii="Times New Roman" w:hAnsi="Times New Roman" w:cs="Times New Roman"/>
-          <w:sz w:val="28"/>
-          <w:szCs w:val="28"/>
-        </w:rPr>
-        <w:t xml:space="preserve">A </w:t>
-      </w:r>
-      <w:proofErr w:type="spellStart"/>
-      <w:r>
-        <w:rPr>
-          <w:rFonts w:ascii="Times New Roman" w:hAnsi="Times New Roman" w:cs="Times New Roman"/>
-          <w:sz w:val="28"/>
-          <w:szCs w:val="28"/>
-        </w:rPr>
-        <w:t>CampSite</w:t>
-      </w:r>
-      <w:proofErr w:type="spellEnd"/>
-      <w:r>
-        <w:rPr>
-          <w:rFonts w:ascii="Times New Roman" w:hAnsi="Times New Roman" w:cs="Times New Roman"/>
-          <w:sz w:val="28"/>
-          <w:szCs w:val="28"/>
-        </w:rPr>
-        <w:t xml:space="preserve"> egy webalapú kempingfoglaló és beléptető rendszer</w:t>
-      </w:r>
-      <w:r>
-        <w:rPr>
-          <w:rFonts w:ascii="Times New Roman" w:hAnsi="Times New Roman" w:cs="Times New Roman"/>
-          <w:sz w:val="28"/>
-          <w:szCs w:val="28"/>
-        </w:rPr>
-        <w:t>.</w:t>
-      </w:r>
     </w:p>
     <w:p>
       <w:pPr>
@@ -6237,6 +6432,14 @@
           <w:szCs w:val="28"/>
         </w:rPr>
         <w:t>, C, C++</w:t>
+      </w:r>
+      <w:r>
+        <w:rPr>
+          <w:rFonts w:ascii="Times New Roman" w:hAnsi="Times New Roman" w:cs="Times New Roman"/>
+          <w:sz w:val="28"/>
+          <w:szCs w:val="28"/>
+        </w:rPr>
+        <w:t>, Python</w:t>
       </w:r>
     </w:p>
     <w:p>
@@ -6258,13 +6461,10 @@
         </w:tabs>
       </w:pPr>
       <w:bookmarkStart w:id="34" w:name="_Toc214913255"/>
-      <w:bookmarkStart w:id="35" w:name="_Toc227666315"/>
+      <w:bookmarkStart w:id="35" w:name="_Toc227255722"/>
       <w:r>
         <w:lastRenderedPageBreak/>
-        <w:t>6</w:t>
-      </w:r>
-      <w:r>
-        <w:t xml:space="preserve"> Folyamatábrák</w:t>
+        <w:t>7 Folyamatábrák</w:t>
       </w:r>
       <w:bookmarkEnd w:id="34"/>
       <w:bookmarkEnd w:id="35"/>
@@ -6274,7 +6474,7 @@
         <w:pStyle w:val="Cmsor2"/>
       </w:pPr>
       <w:bookmarkStart w:id="36" w:name="_Toc214913256"/>
-      <w:bookmarkStart w:id="37" w:name="_Toc227666316"/>
+      <w:bookmarkStart w:id="37" w:name="_Toc227255723"/>
       <w:r>
         <w:rPr>
           <w:noProof/>
@@ -6305,7 +6505,7 @@
                     </pic:cNvPicPr>
                   </pic:nvPicPr>
                   <pic:blipFill>
-                    <a:blip r:embed="rId8">
+                    <a:blip r:embed="rId11">
                       <a:extLst>
                         <a:ext uri="{28A0092B-C50C-407E-A947-70E740481C1C}">
                           <a14:useLocalDpi xmlns:a14="http://schemas.microsoft.com/office/drawing/2010/main" val="0"/>
@@ -6343,10 +6543,7 @@
         </w:drawing>
       </w:r>
       <w:r>
-        <w:t>6</w:t>
-      </w:r>
-      <w:r>
-        <w:t>.1 Bejelentkezés folyamata</w:t>
+        <w:t>7.1 Bejelentkezés folyamata</w:t>
       </w:r>
       <w:bookmarkEnd w:id="36"/>
       <w:bookmarkEnd w:id="37"/>
@@ -6356,8 +6553,8 @@
         <w:pStyle w:val="Cmsor2"/>
         <w:pageBreakBefore/>
         <w:sectPr>
-          <w:headerReference w:type="default" r:id="rId10"/>
-          <w:footerReference w:type="default" r:id="rId11"/>
+          <w:headerReference w:type="default" r:id="rId12"/>
+          <w:footerReference w:type="default" r:id="rId13"/>
           <w:pgSz w:w="11906" w:h="16838"/>
           <w:pgMar w:top="720" w:right="720" w:bottom="720" w:left="720" w:header="708" w:footer="708" w:gutter="0"/>
           <w:cols w:space="708"/>
@@ -6372,7 +6569,7 @@
         <w:pageBreakBefore/>
       </w:pPr>
       <w:bookmarkStart w:id="39" w:name="_Toc214913257"/>
-      <w:bookmarkStart w:id="40" w:name="_Toc227666317"/>
+      <w:bookmarkStart w:id="40" w:name="_Toc227255724"/>
       <w:r>
         <w:rPr>
           <w:noProof/>
@@ -6404,7 +6601,7 @@
                     </pic:cNvPicPr>
                   </pic:nvPicPr>
                   <pic:blipFill>
-                    <a:blip r:embed="rId8" cstate="print">
+                    <a:blip r:embed="rId14" cstate="print">
                       <a:extLst>
                         <a:ext uri="{28A0092B-C50C-407E-A947-70E740481C1C}">
                           <a14:useLocalDpi xmlns:a14="http://schemas.microsoft.com/office/drawing/2010/main" val="0"/>
@@ -6442,10 +6639,7 @@
         </w:drawing>
       </w:r>
       <w:r>
-        <w:t>6</w:t>
-      </w:r>
-      <w:r>
-        <w:t>.2 Regisztráció folyamata</w:t>
+        <w:t>7.2 Regisztráció folyamata</w:t>
       </w:r>
       <w:bookmarkEnd w:id="39"/>
       <w:bookmarkEnd w:id="40"/>
@@ -6455,7 +6649,7 @@
         <w:pStyle w:val="Cmsor2"/>
         <w:pageBreakBefore/>
         <w:sectPr>
-          <w:headerReference w:type="first" r:id="rId12"/>
+          <w:headerReference w:type="first" r:id="rId15"/>
           <w:pgSz w:w="16838" w:h="11906" w:orient="landscape" w:code="9"/>
           <w:pgMar w:top="720" w:right="720" w:bottom="720" w:left="720" w:header="709" w:footer="709" w:gutter="0"/>
           <w:cols w:space="708"/>
@@ -6469,7 +6663,7 @@
         <w:pageBreakBefore/>
       </w:pPr>
       <w:bookmarkStart w:id="41" w:name="_Toc214913258"/>
-      <w:bookmarkStart w:id="42" w:name="_Toc227666318"/>
+      <w:bookmarkStart w:id="42" w:name="_Toc227255725"/>
       <w:r>
         <w:rPr>
           <w:noProof/>
@@ -6501,7 +6695,7 @@
                     </pic:cNvPicPr>
                   </pic:nvPicPr>
                   <pic:blipFill>
-                    <a:blip r:embed="rId8">
+                    <a:blip r:embed="rId16">
                       <a:extLst>
                         <a:ext uri="{28A0092B-C50C-407E-A947-70E740481C1C}">
                           <a14:useLocalDpi xmlns:a14="http://schemas.microsoft.com/office/drawing/2010/main" val="0"/>
@@ -6539,10 +6733,7 @@
         </w:drawing>
       </w:r>
       <w:r>
-        <w:t>6</w:t>
-      </w:r>
-      <w:r>
-        <w:t xml:space="preserve">.3 </w:t>
+        <w:t xml:space="preserve">7.3 </w:t>
       </w:r>
       <w:r>
         <w:t>Kempinghely hozzáadása</w:t>
@@ -6556,7 +6747,7 @@
         <w:pageBreakBefore/>
       </w:pPr>
       <w:bookmarkStart w:id="43" w:name="_Toc214913259"/>
-      <w:bookmarkStart w:id="44" w:name="_Toc227666319"/>
+      <w:bookmarkStart w:id="44" w:name="_Toc227255726"/>
       <w:r>
         <w:rPr>
           <w:noProof/>
@@ -6588,7 +6779,7 @@
                     </pic:cNvPicPr>
                   </pic:nvPicPr>
                   <pic:blipFill>
-                    <a:blip r:embed="rId8">
+                    <a:blip r:embed="rId17">
                       <a:extLst>
                         <a:ext uri="{28A0092B-C50C-407E-A947-70E740481C1C}">
                           <a14:useLocalDpi xmlns:a14="http://schemas.microsoft.com/office/drawing/2010/main" val="0"/>
@@ -6626,10 +6817,7 @@
         </w:drawing>
       </w:r>
       <w:r>
-        <w:t>6</w:t>
-      </w:r>
-      <w:r>
-        <w:t xml:space="preserve">.4 </w:t>
+        <w:t xml:space="preserve">7.4 </w:t>
       </w:r>
       <w:r>
         <w:t>Kemping regisztrálása</w:t>
@@ -6643,7 +6831,7 @@
         <w:pageBreakBefore/>
       </w:pPr>
       <w:bookmarkStart w:id="45" w:name="_Toc214913260"/>
-      <w:bookmarkStart w:id="46" w:name="_Toc227666320"/>
+      <w:bookmarkStart w:id="46" w:name="_Toc227255727"/>
       <w:r>
         <w:rPr>
           <w:noProof/>
@@ -6675,7 +6863,7 @@
                     </pic:cNvPicPr>
                   </pic:nvPicPr>
                   <pic:blipFill>
-                    <a:blip r:embed="rId8">
+                    <a:blip r:embed="rId18">
                       <a:extLst>
                         <a:ext uri="{28A0092B-C50C-407E-A947-70E740481C1C}">
                           <a14:useLocalDpi xmlns:a14="http://schemas.microsoft.com/office/drawing/2010/main" val="0"/>
@@ -6713,10 +6901,7 @@
         </w:drawing>
       </w:r>
       <w:r>
-        <w:t>6</w:t>
-      </w:r>
-      <w:r>
-        <w:t>.5 Foglalás folyamata</w:t>
+        <w:t>7.5 Foglalás folyamata</w:t>
       </w:r>
       <w:bookmarkEnd w:id="45"/>
       <w:bookmarkEnd w:id="46"/>
@@ -6727,7 +6912,7 @@
         <w:pageBreakBefore/>
       </w:pPr>
       <w:bookmarkStart w:id="47" w:name="_Toc214913261"/>
-      <w:bookmarkStart w:id="48" w:name="_Toc227666321"/>
+      <w:bookmarkStart w:id="48" w:name="_Toc227255728"/>
       <w:r>
         <w:rPr>
           <w:noProof/>
@@ -6759,7 +6944,7 @@
                     </pic:cNvPicPr>
                   </pic:nvPicPr>
                   <pic:blipFill>
-                    <a:blip r:embed="rId8">
+                    <a:blip r:embed="rId19">
                       <a:extLst>
                         <a:ext uri="{28A0092B-C50C-407E-A947-70E740481C1C}">
                           <a14:useLocalDpi xmlns:a14="http://schemas.microsoft.com/office/drawing/2010/main" val="0"/>
@@ -6797,10 +6982,7 @@
         </w:drawing>
       </w:r>
       <w:r>
-        <w:t>6</w:t>
-      </w:r>
-      <w:r>
-        <w:t xml:space="preserve">.6 </w:t>
+        <w:t xml:space="preserve">7.6 </w:t>
       </w:r>
       <w:r>
         <w:t>Beléptető rendszer folyamata</w:t>
@@ -6825,13 +7007,10 @@
         </w:tabs>
       </w:pPr>
       <w:bookmarkStart w:id="49" w:name="_Toc214349516"/>
-      <w:bookmarkStart w:id="50" w:name="_Toc227666322"/>
+      <w:bookmarkStart w:id="50" w:name="_Toc227255729"/>
       <w:r>
         <w:lastRenderedPageBreak/>
-        <w:t>7</w:t>
-      </w:r>
-      <w:r>
-        <w:t xml:space="preserve"> ER Diagram</w:t>
+        <w:t>8 ER Diagram</w:t>
       </w:r>
       <w:bookmarkEnd w:id="49"/>
       <w:bookmarkEnd w:id="50"/>
@@ -6860,7 +7039,7 @@
                     </pic:cNvPicPr>
                   </pic:nvPicPr>
                   <pic:blipFill>
-                    <a:blip r:embed="rId8"/>
+                    <a:blip r:embed="rId20"/>
                     <a:stretch>
                       <a:fillRect/>
                     </a:stretch>
@@ -6889,13 +7068,10 @@
         <w:pStyle w:val="Cmsor1"/>
       </w:pPr>
       <w:bookmarkStart w:id="51" w:name="_Toc214349517"/>
-      <w:bookmarkStart w:id="52" w:name="_Toc227666323"/>
+      <w:bookmarkStart w:id="52" w:name="_Toc227255730"/>
       <w:r>
         <w:lastRenderedPageBreak/>
-        <w:t>8</w:t>
-      </w:r>
-      <w:r>
-        <w:t xml:space="preserve"> Adatbázis felépítése</w:t>
+        <w:t>9 Adatbázis felépítése</w:t>
       </w:r>
       <w:bookmarkEnd w:id="51"/>
       <w:bookmarkEnd w:id="52"/>
@@ -6905,12 +7081,9 @@
         <w:pStyle w:val="Cmsor2"/>
       </w:pPr>
       <w:bookmarkStart w:id="53" w:name="_Toc214349518"/>
-      <w:bookmarkStart w:id="54" w:name="_Toc227666324"/>
-      <w:r>
-        <w:t>8</w:t>
-      </w:r>
-      <w:r>
-        <w:t>.1 Felhasználó adatai (</w:t>
+      <w:bookmarkStart w:id="54" w:name="_Toc227255731"/>
+      <w:r>
+        <w:t>9.1 Felhasználó adatai (</w:t>
       </w:r>
       <w:proofErr w:type="spellStart"/>
       <w:r>
@@ -7614,12 +7787,9 @@
         <w:pStyle w:val="Cmsor2"/>
       </w:pPr>
       <w:bookmarkStart w:id="56" w:name="_Toc214349519"/>
-      <w:bookmarkStart w:id="57" w:name="_Toc227666325"/>
-      <w:r>
-        <w:t>8</w:t>
-      </w:r>
-      <w:r>
-        <w:t>.2 A foglaló és a hozzá tartozó vendégek adatai (</w:t>
+      <w:bookmarkStart w:id="57" w:name="_Toc227255732"/>
+      <w:r>
+        <w:t>2.2 A foglaló és a hozzá tartozó vendégek adatai (</w:t>
       </w:r>
       <w:proofErr w:type="spellStart"/>
       <w:r>
@@ -7980,23 +8150,13 @@
           <w:szCs w:val="28"/>
         </w:rPr>
       </w:pPr>
-      <w:proofErr w:type="spellStart"/>
       <w:r>
         <w:rPr>
           <w:rFonts w:ascii="Courier New" w:hAnsi="Courier New" w:cs="Courier New"/>
           <w:sz w:val="28"/>
           <w:szCs w:val="28"/>
         </w:rPr>
-        <w:t>gender</w:t>
-      </w:r>
-      <w:proofErr w:type="spellEnd"/>
-      <w:r>
-        <w:rPr>
-          <w:rFonts w:ascii="Courier New" w:hAnsi="Courier New" w:cs="Courier New"/>
-          <w:sz w:val="28"/>
-          <w:szCs w:val="28"/>
-        </w:rPr>
-        <w:t xml:space="preserve"> </w:t>
+        <w:t xml:space="preserve">gender </w:t>
       </w:r>
       <w:r>
         <w:rPr>
@@ -8447,13 +8607,10 @@
         <w:pStyle w:val="Cmsor2"/>
       </w:pPr>
       <w:bookmarkStart w:id="58" w:name="_Toc214349520"/>
-      <w:bookmarkStart w:id="59" w:name="_Toc227666326"/>
+      <w:bookmarkStart w:id="59" w:name="_Toc227255733"/>
       <w:r>
         <w:lastRenderedPageBreak/>
-        <w:t>8</w:t>
-      </w:r>
-      <w:r>
-        <w:t>.3 Kempingek adatai (camping)</w:t>
+        <w:t>9.3 Kempingek adatai (camping)</w:t>
       </w:r>
       <w:bookmarkEnd w:id="58"/>
       <w:bookmarkEnd w:id="59"/>
@@ -8984,12 +9141,9 @@
         <w:pStyle w:val="Cmsor2"/>
       </w:pPr>
       <w:bookmarkStart w:id="60" w:name="_Toc214349521"/>
-      <w:bookmarkStart w:id="61" w:name="_Toc227666327"/>
-      <w:r>
-        <w:t>8</w:t>
-      </w:r>
-      <w:r>
-        <w:t>.4 Foglalások adatai (</w:t>
+      <w:bookmarkStart w:id="61" w:name="_Toc227255734"/>
+      <w:r>
+        <w:t>2.4 Foglalások adatai (</w:t>
       </w:r>
       <w:proofErr w:type="spellStart"/>
       <w:r>
@@ -9456,13 +9610,10 @@
         <w:keepNext/>
       </w:pPr>
       <w:bookmarkStart w:id="62" w:name="_Toc214349522"/>
-      <w:bookmarkStart w:id="63" w:name="_Toc227666328"/>
+      <w:bookmarkStart w:id="63" w:name="_Toc227255735"/>
       <w:r>
         <w:lastRenderedPageBreak/>
-        <w:t>8</w:t>
-      </w:r>
-      <w:r>
-        <w:t>.5 Kempinghelyek adatai (</w:t>
+        <w:t>9.5 Kempinghelyek adatai (</w:t>
       </w:r>
       <w:proofErr w:type="spellStart"/>
       <w:r>
@@ -10090,12 +10241,9 @@
         <w:pStyle w:val="Cmsor2"/>
       </w:pPr>
       <w:bookmarkStart w:id="64" w:name="_Toc214349523"/>
-      <w:bookmarkStart w:id="65" w:name="_Toc227666329"/>
-      <w:r>
-        <w:t>8</w:t>
-      </w:r>
-      <w:r>
-        <w:t>.6 Elhelyezkedés (</w:t>
+      <w:bookmarkStart w:id="65" w:name="_Toc227255736"/>
+      <w:r>
+        <w:t>9.6 Elhelyezkedés (</w:t>
       </w:r>
       <w:proofErr w:type="spellStart"/>
       <w:r>
@@ -10403,12 +10551,9 @@
         <w:pStyle w:val="Cmsor2"/>
       </w:pPr>
       <w:bookmarkStart w:id="66" w:name="_Toc214349524"/>
-      <w:bookmarkStart w:id="67" w:name="_Toc227666330"/>
-      <w:r>
-        <w:t>8</w:t>
-      </w:r>
-      <w:r>
-        <w:t>.7 Kemping fotók (</w:t>
+      <w:bookmarkStart w:id="67" w:name="_Toc227255737"/>
+      <w:r>
+        <w:t>9.7 Kemping fotók (</w:t>
       </w:r>
       <w:proofErr w:type="spellStart"/>
       <w:r>
@@ -10659,13 +10804,10 @@
         <w:keepNext/>
       </w:pPr>
       <w:bookmarkStart w:id="68" w:name="_Toc214349525"/>
-      <w:bookmarkStart w:id="69" w:name="_Toc227666331"/>
+      <w:bookmarkStart w:id="69" w:name="_Toc227255738"/>
       <w:r>
         <w:lastRenderedPageBreak/>
-        <w:t>8</w:t>
-      </w:r>
-      <w:r>
-        <w:t>.8 Kempingkapuk adatai (</w:t>
+        <w:t>9.8 Kempingkapuk adatai (</w:t>
       </w:r>
       <w:proofErr w:type="spellStart"/>
       <w:r>
@@ -11079,12 +11221,9 @@
         <w:keepNext/>
       </w:pPr>
       <w:bookmarkStart w:id="70" w:name="_Toc214349526"/>
-      <w:bookmarkStart w:id="71" w:name="_Toc227666332"/>
-      <w:r>
-        <w:t>8</w:t>
-      </w:r>
-      <w:r>
-        <w:t>.9 Vélemények és értékelések (comment)</w:t>
+      <w:bookmarkStart w:id="71" w:name="_Toc227255739"/>
+      <w:r>
+        <w:t>9.9 Vélemények és értékelések (comment)</w:t>
       </w:r>
       <w:bookmarkEnd w:id="70"/>
       <w:bookmarkEnd w:id="71"/>
@@ -11379,13 +11518,10 @@
         <w:pageBreakBefore/>
       </w:pPr>
       <w:bookmarkStart w:id="72" w:name="_Toc214349527"/>
-      <w:bookmarkStart w:id="73" w:name="_Toc227666333"/>
+      <w:bookmarkStart w:id="73" w:name="_Toc227255740"/>
       <w:r>
         <w:lastRenderedPageBreak/>
-        <w:t>8</w:t>
-      </w:r>
-      <w:r>
-        <w:t>.10 Kempinghez tartozó címkék (</w:t>
+        <w:t>9.10 Kempinghez tartozó címkék (</w:t>
       </w:r>
       <w:proofErr w:type="spellStart"/>
       <w:r>
@@ -11531,10 +11667,13 @@
         <w:pStyle w:val="Cmsor1"/>
       </w:pPr>
       <w:bookmarkStart w:id="74" w:name="_Toc223093722"/>
-      <w:bookmarkStart w:id="75" w:name="_Toc227666334"/>
+      <w:bookmarkStart w:id="75" w:name="_Toc227255741"/>
       <w:r>
         <w:lastRenderedPageBreak/>
-        <w:t>9</w:t>
+        <w:t>1</w:t>
+      </w:r>
+      <w:r>
+        <w:t>0</w:t>
       </w:r>
       <w:r>
         <w:t>. A tesztelés során felhasznált technológiák</w:t>
@@ -11556,43 +11695,7 @@
           <w:sz w:val="32"/>
           <w:szCs w:val="32"/>
         </w:rPr>
-        <w:t xml:space="preserve">A frontend tesztelését </w:t>
-      </w:r>
-      <w:proofErr w:type="spellStart"/>
-      <w:r>
-        <w:rPr>
-          <w:rFonts w:ascii="Times New Roman" w:hAnsi="Times New Roman" w:cs="Times New Roman"/>
-          <w:sz w:val="32"/>
-          <w:szCs w:val="32"/>
-        </w:rPr>
-        <w:t>Selenium</w:t>
-      </w:r>
-      <w:proofErr w:type="spellEnd"/>
-      <w:r>
-        <w:rPr>
-          <w:rFonts w:ascii="Times New Roman" w:hAnsi="Times New Roman" w:cs="Times New Roman"/>
-          <w:sz w:val="32"/>
-          <w:szCs w:val="32"/>
-        </w:rPr>
-        <w:t xml:space="preserve"> és Robot Framework segítségével végeztük. A backend tesztelése során a Postman-t használtuk az API-hívások ellenőrzésére, míg a </w:t>
-      </w:r>
-      <w:proofErr w:type="spellStart"/>
-      <w:r>
-        <w:rPr>
-          <w:rFonts w:ascii="Times New Roman" w:hAnsi="Times New Roman" w:cs="Times New Roman"/>
-          <w:sz w:val="32"/>
-          <w:szCs w:val="32"/>
-        </w:rPr>
-        <w:t>Swagger</w:t>
-      </w:r>
-      <w:proofErr w:type="spellEnd"/>
-      <w:r>
-        <w:rPr>
-          <w:rFonts w:ascii="Times New Roman" w:hAnsi="Times New Roman" w:cs="Times New Roman"/>
-          <w:sz w:val="32"/>
-          <w:szCs w:val="32"/>
-        </w:rPr>
-        <w:t xml:space="preserve"> szolgált a végpontok dokumentálására.</w:t>
+        <w:t>A frontend tesztelését Selenium és Robot Framework segítségével végeztük. A backend tesztelése során a Postman-t használtuk az API-hívások ellenőrzésére, míg a Swagger szolgált a végpontok dokumentálására.</w:t>
       </w:r>
     </w:p>
     <w:p>
@@ -11600,13 +11703,10 @@
         <w:pStyle w:val="Cmsor1"/>
       </w:pPr>
       <w:bookmarkStart w:id="76" w:name="_Toc223093723"/>
-      <w:bookmarkStart w:id="77" w:name="_Toc227666335"/>
+      <w:bookmarkStart w:id="77" w:name="_Toc227255742"/>
       <w:r>
         <w:lastRenderedPageBreak/>
-        <w:t>1</w:t>
-      </w:r>
-      <w:r>
-        <w:t>0</w:t>
+        <w:t>11</w:t>
       </w:r>
       <w:r>
         <w:t>. Frontend tesztesetek</w:t>
@@ -11619,12 +11719,9 @@
         <w:pStyle w:val="Cmsor2"/>
       </w:pPr>
       <w:bookmarkStart w:id="78" w:name="_Toc223093724"/>
-      <w:bookmarkStart w:id="79" w:name="_Toc227666336"/>
-      <w:r>
-        <w:t>1</w:t>
-      </w:r>
-      <w:r>
-        <w:t>0</w:t>
+      <w:bookmarkStart w:id="79" w:name="_Toc227255743"/>
+      <w:r>
+        <w:t>11</w:t>
       </w:r>
       <w:r>
         <w:t>.1 Regisztráció Teszt</w:t>
@@ -12283,13 +12380,10 @@
         <w:pageBreakBefore/>
       </w:pPr>
       <w:bookmarkStart w:id="80" w:name="_Toc223093725"/>
-      <w:bookmarkStart w:id="81" w:name="_Toc227666337"/>
+      <w:bookmarkStart w:id="81" w:name="_Toc227255744"/>
       <w:r>
         <w:lastRenderedPageBreak/>
-        <w:t>1</w:t>
-      </w:r>
-      <w:r>
-        <w:t>0</w:t>
+        <w:t>11</w:t>
       </w:r>
       <w:r>
         <w:t>.2. Hibás Regisztráció Teszt</w:t>
@@ -12777,7 +12871,6 @@
                 <w:szCs w:val="28"/>
               </w:rPr>
             </w:pPr>
-            <w:proofErr w:type="spellStart"/>
             <w:r>
               <w:rPr>
                 <w:rFonts w:ascii="Times New Roman" w:hAnsi="Times New Roman" w:cs="Times New Roman"/>
@@ -12786,7 +12879,6 @@
               </w:rPr>
               <w:t>as</w:t>
             </w:r>
-            <w:proofErr w:type="spellEnd"/>
           </w:p>
         </w:tc>
         <w:tc>
@@ -12842,13 +12934,10 @@
         <w:pageBreakBefore/>
       </w:pPr>
       <w:bookmarkStart w:id="82" w:name="_Toc223093726"/>
-      <w:bookmarkStart w:id="83" w:name="_Toc227666338"/>
+      <w:bookmarkStart w:id="83" w:name="_Toc227255745"/>
       <w:r>
         <w:lastRenderedPageBreak/>
-        <w:t>1</w:t>
-      </w:r>
-      <w:r>
-        <w:t>0</w:t>
+        <w:t>11</w:t>
       </w:r>
       <w:r>
         <w:t>.3 Nincs megerősítve az e-mail cím Bejelentkezés Teszt</w:t>
@@ -13220,13 +13309,10 @@
         <w:pageBreakBefore/>
       </w:pPr>
       <w:bookmarkStart w:id="84" w:name="_Toc223093727"/>
-      <w:bookmarkStart w:id="85" w:name="_Toc227666339"/>
+      <w:bookmarkStart w:id="85" w:name="_Toc227255746"/>
       <w:r>
         <w:lastRenderedPageBreak/>
-        <w:t>1</w:t>
-      </w:r>
-      <w:r>
-        <w:t>0</w:t>
+        <w:t>11</w:t>
       </w:r>
       <w:r>
         <w:t>.4 Bejelentkezés Teszt</w:t>
@@ -13591,13 +13677,10 @@
         <w:pageBreakBefore/>
       </w:pPr>
       <w:bookmarkStart w:id="86" w:name="_Toc223093728"/>
-      <w:bookmarkStart w:id="87" w:name="_Toc227666340"/>
+      <w:bookmarkStart w:id="87" w:name="_Toc227255747"/>
       <w:r>
         <w:lastRenderedPageBreak/>
-        <w:t>1</w:t>
-      </w:r>
-      <w:r>
-        <w:t>0</w:t>
+        <w:t>11</w:t>
       </w:r>
       <w:r>
         <w:t>.5 Legyen partner hibás teszt</w:t>
@@ -13841,23 +13924,13 @@
                 <w:szCs w:val="28"/>
               </w:rPr>
             </w:pPr>
-            <w:proofErr w:type="spellStart"/>
             <w:r>
               <w:rPr>
                 <w:rFonts w:ascii="Times New Roman" w:hAnsi="Times New Roman" w:cs="Times New Roman"/>
                 <w:sz w:val="28"/>
                 <w:szCs w:val="28"/>
               </w:rPr>
-              <w:t>Elötte</w:t>
-            </w:r>
-            <w:proofErr w:type="spellEnd"/>
-            <w:r>
-              <w:rPr>
-                <w:rFonts w:ascii="Times New Roman" w:hAnsi="Times New Roman" w:cs="Times New Roman"/>
-                <w:sz w:val="28"/>
-                <w:szCs w:val="28"/>
-              </w:rPr>
-              <w:t xml:space="preserve"> be kell jelentkezni!</w:t>
+              <w:t>Elötte be kell jelentkezni!</w:t>
             </w:r>
           </w:p>
         </w:tc>
@@ -13874,23 +13947,13 @@
                 <w:szCs w:val="28"/>
               </w:rPr>
             </w:pPr>
-            <w:proofErr w:type="spellStart"/>
             <w:r>
               <w:rPr>
                 <w:rFonts w:ascii="Times New Roman" w:hAnsi="Times New Roman" w:cs="Times New Roman"/>
                 <w:sz w:val="28"/>
                 <w:szCs w:val="28"/>
               </w:rPr>
-              <w:t>Elötte</w:t>
-            </w:r>
-            <w:proofErr w:type="spellEnd"/>
-            <w:r>
-              <w:rPr>
-                <w:rFonts w:ascii="Times New Roman" w:hAnsi="Times New Roman" w:cs="Times New Roman"/>
-                <w:sz w:val="28"/>
-                <w:szCs w:val="28"/>
-              </w:rPr>
-              <w:t xml:space="preserve"> be kell jelentkezni!</w:t>
+              <w:t>Elötte be kell jelentkezni!</w:t>
             </w:r>
           </w:p>
         </w:tc>
@@ -13910,13 +13973,10 @@
         <w:pageBreakBefore/>
       </w:pPr>
       <w:bookmarkStart w:id="88" w:name="_Toc223093729"/>
-      <w:bookmarkStart w:id="89" w:name="_Toc227666341"/>
+      <w:bookmarkStart w:id="89" w:name="_Toc227255748"/>
       <w:r>
         <w:lastRenderedPageBreak/>
-        <w:t>1</w:t>
-      </w:r>
-      <w:r>
-        <w:t>0</w:t>
+        <w:t>11</w:t>
       </w:r>
       <w:r>
         <w:t>.6 Legyen partner hibás teszt</w:t>
@@ -14221,13 +14281,10 @@
         <w:pageBreakBefore/>
       </w:pPr>
       <w:bookmarkStart w:id="90" w:name="_Toc223093730"/>
-      <w:bookmarkStart w:id="91" w:name="_Toc227666342"/>
+      <w:bookmarkStart w:id="91" w:name="_Toc227255749"/>
       <w:r>
         <w:lastRenderedPageBreak/>
-        <w:t>1</w:t>
-      </w:r>
-      <w:r>
-        <w:t>0</w:t>
+        <w:t>11</w:t>
       </w:r>
       <w:r>
         <w:t>.7 Legyen partner teszt</w:t>
@@ -14513,13 +14570,10 @@
         <w:pageBreakBefore/>
       </w:pPr>
       <w:bookmarkStart w:id="92" w:name="_Toc223093731"/>
-      <w:bookmarkStart w:id="93" w:name="_Toc227666343"/>
+      <w:bookmarkStart w:id="93" w:name="_Toc227255750"/>
       <w:r>
         <w:lastRenderedPageBreak/>
-        <w:t>1</w:t>
-      </w:r>
-      <w:r>
-        <w:t>0</w:t>
+        <w:t>11</w:t>
       </w:r>
       <w:r>
         <w:t>.8 Kemping létrehozása teszt</w:t>
@@ -15324,13 +15378,10 @@
         <w:pageBreakBefore/>
       </w:pPr>
       <w:bookmarkStart w:id="94" w:name="_Toc223093732"/>
-      <w:bookmarkStart w:id="95" w:name="_Toc227666344"/>
+      <w:bookmarkStart w:id="95" w:name="_Toc227255751"/>
       <w:r>
         <w:lastRenderedPageBreak/>
-        <w:t>1</w:t>
-      </w:r>
-      <w:r>
-        <w:t>0</w:t>
+        <w:t>11</w:t>
       </w:r>
       <w:r>
         <w:t>.9 Kemping létrehozása hibás teszt</w:t>
@@ -15806,23 +15857,13 @@
                 <w:szCs w:val="28"/>
               </w:rPr>
             </w:pPr>
-            <w:proofErr w:type="spellStart"/>
             <w:r>
               <w:rPr>
                 <w:rFonts w:ascii="Times New Roman" w:hAnsi="Times New Roman" w:cs="Times New Roman"/>
                 <w:sz w:val="28"/>
                 <w:szCs w:val="28"/>
               </w:rPr>
-              <w:t>Pet</w:t>
-            </w:r>
-            <w:proofErr w:type="spellEnd"/>
-            <w:r>
-              <w:rPr>
-                <w:rFonts w:ascii="Times New Roman" w:hAnsi="Times New Roman" w:cs="Times New Roman"/>
-                <w:sz w:val="28"/>
-                <w:szCs w:val="28"/>
-              </w:rPr>
-              <w:t xml:space="preserve"> utca </w:t>
+              <w:t xml:space="preserve">Pet utca </w:t>
             </w:r>
           </w:p>
         </w:tc>
@@ -16078,13 +16119,10 @@
         <w:pageBreakBefore/>
       </w:pPr>
       <w:bookmarkStart w:id="96" w:name="_Toc223093733"/>
-      <w:bookmarkStart w:id="97" w:name="_Toc227666345"/>
+      <w:bookmarkStart w:id="97" w:name="_Toc227255752"/>
       <w:r>
         <w:lastRenderedPageBreak/>
-        <w:t>1</w:t>
-      </w:r>
-      <w:r>
-        <w:t>0</w:t>
+        <w:t>11</w:t>
       </w:r>
       <w:r>
         <w:t>.10 Térkép hozzáadása teszt</w:t>
@@ -16380,20 +16418,17 @@
         <w:spacing w:before="160"/>
       </w:pPr>
       <w:bookmarkStart w:id="98" w:name="_Toc223093734"/>
-      <w:bookmarkStart w:id="99" w:name="_Toc223091431"/>
-      <w:bookmarkStart w:id="100" w:name="_Toc227666346"/>
+      <w:bookmarkStart w:id="99" w:name="_Toc227255753"/>
+      <w:bookmarkStart w:id="100" w:name="_Toc223091431"/>
       <w:r>
         <w:lastRenderedPageBreak/>
-        <w:t>1</w:t>
-      </w:r>
-      <w:r>
-        <w:t>1</w:t>
+        <w:t>12</w:t>
       </w:r>
       <w:r>
         <w:t>. API végpontok</w:t>
       </w:r>
       <w:bookmarkEnd w:id="98"/>
-      <w:bookmarkEnd w:id="100"/>
+      <w:bookmarkEnd w:id="99"/>
       <w:r>
         <w:t xml:space="preserve"> </w:t>
       </w:r>
@@ -16439,25 +16474,7 @@
           <w:sz w:val="28"/>
           <w:szCs w:val="28"/>
         </w:rPr>
-        <w:t>POST /</w:t>
-      </w:r>
-      <w:proofErr w:type="spellStart"/>
-      <w:r>
-        <w:rPr>
-          <w:rFonts w:ascii="Times New Roman" w:hAnsi="Times New Roman" w:cs="Times New Roman"/>
-          <w:sz w:val="28"/>
-          <w:szCs w:val="28"/>
-        </w:rPr>
-        <w:t>register</w:t>
-      </w:r>
-      <w:proofErr w:type="spellEnd"/>
-      <w:r>
-        <w:rPr>
-          <w:rFonts w:ascii="Times New Roman" w:hAnsi="Times New Roman" w:cs="Times New Roman"/>
-          <w:sz w:val="28"/>
-          <w:szCs w:val="28"/>
-        </w:rPr>
-        <w:t xml:space="preserve"> </w:t>
+        <w:t xml:space="preserve">POST /register </w:t>
       </w:r>
     </w:p>
     <w:p>
@@ -16532,18 +16549,8 @@
           <w:sz w:val="28"/>
           <w:szCs w:val="28"/>
         </w:rPr>
-        <w:t>GET /</w:t>
-      </w:r>
-      <w:proofErr w:type="spellStart"/>
-      <w:r>
-        <w:rPr>
-          <w:rFonts w:ascii="Times New Roman" w:hAnsi="Times New Roman" w:cs="Times New Roman"/>
-          <w:sz w:val="28"/>
-          <w:szCs w:val="28"/>
-        </w:rPr>
-        <w:t>user</w:t>
-      </w:r>
-      <w:proofErr w:type="spellEnd"/>
+        <w:t>GET /user</w:t>
+      </w:r>
     </w:p>
     <w:p>
       <w:pPr>
@@ -16567,18 +16574,8 @@
           <w:sz w:val="28"/>
           <w:szCs w:val="28"/>
         </w:rPr>
-        <w:t>GET /</w:t>
-      </w:r>
-      <w:proofErr w:type="spellStart"/>
-      <w:r>
-        <w:rPr>
-          <w:rFonts w:ascii="Times New Roman" w:hAnsi="Times New Roman" w:cs="Times New Roman"/>
-          <w:sz w:val="28"/>
-          <w:szCs w:val="28"/>
-        </w:rPr>
-        <w:t>my-campings</w:t>
-      </w:r>
-      <w:proofErr w:type="spellEnd"/>
+        <w:t>GET /my-campings</w:t>
+      </w:r>
     </w:p>
     <w:p>
       <w:pPr>
@@ -16602,79 +16599,7 @@
           <w:sz w:val="28"/>
           <w:szCs w:val="28"/>
         </w:rPr>
-        <w:t>PUT /</w:t>
-      </w:r>
-      <w:proofErr w:type="spellStart"/>
-      <w:r>
-        <w:rPr>
-          <w:rFonts w:ascii="Times New Roman" w:hAnsi="Times New Roman" w:cs="Times New Roman"/>
-          <w:sz w:val="28"/>
-          <w:szCs w:val="28"/>
-        </w:rPr>
-        <w:t>campings</w:t>
-      </w:r>
-      <w:proofErr w:type="spellEnd"/>
-      <w:r>
-        <w:rPr>
-          <w:rFonts w:ascii="Times New Roman" w:hAnsi="Times New Roman" w:cs="Times New Roman"/>
-          <w:sz w:val="28"/>
-          <w:szCs w:val="28"/>
-        </w:rPr>
-        <w:t>/{</w:t>
-      </w:r>
-      <w:proofErr w:type="spellStart"/>
-      <w:r>
-        <w:rPr>
-          <w:rFonts w:ascii="Times New Roman" w:hAnsi="Times New Roman" w:cs="Times New Roman"/>
-          <w:sz w:val="28"/>
-          <w:szCs w:val="28"/>
-        </w:rPr>
-        <w:t>campingID</w:t>
-      </w:r>
-      <w:proofErr w:type="spellEnd"/>
-      <w:r>
-        <w:rPr>
-          <w:rFonts w:ascii="Times New Roman" w:hAnsi="Times New Roman" w:cs="Times New Roman"/>
-          <w:sz w:val="28"/>
-          <w:szCs w:val="28"/>
-        </w:rPr>
-        <w:t>}/</w:t>
-      </w:r>
-      <w:proofErr w:type="spellStart"/>
-      <w:r>
-        <w:rPr>
-          <w:rFonts w:ascii="Times New Roman" w:hAnsi="Times New Roman" w:cs="Times New Roman"/>
-          <w:sz w:val="28"/>
-          <w:szCs w:val="28"/>
-        </w:rPr>
-        <w:t>spots</w:t>
-      </w:r>
-      <w:proofErr w:type="spellEnd"/>
-      <w:r>
-        <w:rPr>
-          <w:rFonts w:ascii="Times New Roman" w:hAnsi="Times New Roman" w:cs="Times New Roman"/>
-          <w:sz w:val="28"/>
-          <w:szCs w:val="28"/>
-        </w:rPr>
-        <w:t>/{</w:t>
-      </w:r>
-      <w:proofErr w:type="spellStart"/>
-      <w:r>
-        <w:rPr>
-          <w:rFonts w:ascii="Times New Roman" w:hAnsi="Times New Roman" w:cs="Times New Roman"/>
-          <w:sz w:val="28"/>
-          <w:szCs w:val="28"/>
-        </w:rPr>
-        <w:t>spotID</w:t>
-      </w:r>
-      <w:proofErr w:type="spellEnd"/>
-      <w:r>
-        <w:rPr>
-          <w:rFonts w:ascii="Times New Roman" w:hAnsi="Times New Roman" w:cs="Times New Roman"/>
-          <w:sz w:val="28"/>
-          <w:szCs w:val="28"/>
-        </w:rPr>
-        <w:t>}</w:t>
+        <w:t>PUT /campings/{campingID}/spots/{spotID}</w:t>
       </w:r>
     </w:p>
     <w:p>
@@ -16699,79 +16624,7 @@
           <w:sz w:val="28"/>
           <w:szCs w:val="28"/>
         </w:rPr>
-        <w:t>DELETE /</w:t>
-      </w:r>
-      <w:proofErr w:type="spellStart"/>
-      <w:r>
-        <w:rPr>
-          <w:rFonts w:ascii="Times New Roman" w:hAnsi="Times New Roman" w:cs="Times New Roman"/>
-          <w:sz w:val="28"/>
-          <w:szCs w:val="28"/>
-        </w:rPr>
-        <w:t>campings</w:t>
-      </w:r>
-      <w:proofErr w:type="spellEnd"/>
-      <w:r>
-        <w:rPr>
-          <w:rFonts w:ascii="Times New Roman" w:hAnsi="Times New Roman" w:cs="Times New Roman"/>
-          <w:sz w:val="28"/>
-          <w:szCs w:val="28"/>
-        </w:rPr>
-        <w:t>/{</w:t>
-      </w:r>
-      <w:proofErr w:type="spellStart"/>
-      <w:r>
-        <w:rPr>
-          <w:rFonts w:ascii="Times New Roman" w:hAnsi="Times New Roman" w:cs="Times New Roman"/>
-          <w:sz w:val="28"/>
-          <w:szCs w:val="28"/>
-        </w:rPr>
-        <w:t>campingID</w:t>
-      </w:r>
-      <w:proofErr w:type="spellEnd"/>
-      <w:r>
-        <w:rPr>
-          <w:rFonts w:ascii="Times New Roman" w:hAnsi="Times New Roman" w:cs="Times New Roman"/>
-          <w:sz w:val="28"/>
-          <w:szCs w:val="28"/>
-        </w:rPr>
-        <w:t>}/</w:t>
-      </w:r>
-      <w:proofErr w:type="spellStart"/>
-      <w:r>
-        <w:rPr>
-          <w:rFonts w:ascii="Times New Roman" w:hAnsi="Times New Roman" w:cs="Times New Roman"/>
-          <w:sz w:val="28"/>
-          <w:szCs w:val="28"/>
-        </w:rPr>
-        <w:t>spots</w:t>
-      </w:r>
-      <w:proofErr w:type="spellEnd"/>
-      <w:r>
-        <w:rPr>
-          <w:rFonts w:ascii="Times New Roman" w:hAnsi="Times New Roman" w:cs="Times New Roman"/>
-          <w:sz w:val="28"/>
-          <w:szCs w:val="28"/>
-        </w:rPr>
-        <w:t>/{</w:t>
-      </w:r>
-      <w:proofErr w:type="spellStart"/>
-      <w:r>
-        <w:rPr>
-          <w:rFonts w:ascii="Times New Roman" w:hAnsi="Times New Roman" w:cs="Times New Roman"/>
-          <w:sz w:val="28"/>
-          <w:szCs w:val="28"/>
-        </w:rPr>
-        <w:t>spotID</w:t>
-      </w:r>
-      <w:proofErr w:type="spellEnd"/>
-      <w:r>
-        <w:rPr>
-          <w:rFonts w:ascii="Times New Roman" w:hAnsi="Times New Roman" w:cs="Times New Roman"/>
-          <w:sz w:val="28"/>
-          <w:szCs w:val="28"/>
-        </w:rPr>
-        <w:t>}</w:t>
+        <w:t>DELETE /campings/{campingID}/spots/{spotID}</w:t>
       </w:r>
     </w:p>
     <w:p>
@@ -16796,25 +16649,7 @@
           <w:sz w:val="28"/>
           <w:szCs w:val="28"/>
         </w:rPr>
-        <w:t>GET /</w:t>
-      </w:r>
-      <w:proofErr w:type="spellStart"/>
-      <w:r>
-        <w:rPr>
-          <w:rFonts w:ascii="Times New Roman" w:hAnsi="Times New Roman" w:cs="Times New Roman"/>
-          <w:sz w:val="28"/>
-          <w:szCs w:val="28"/>
-        </w:rPr>
-        <w:t>bookings</w:t>
-      </w:r>
-      <w:proofErr w:type="spellEnd"/>
-      <w:r>
-        <w:rPr>
-          <w:rFonts w:ascii="Times New Roman" w:hAnsi="Times New Roman" w:cs="Times New Roman"/>
-          <w:sz w:val="28"/>
-          <w:szCs w:val="28"/>
-        </w:rPr>
-        <w:t>/{ID}</w:t>
+        <w:t>GET /bookings/{ID}</w:t>
       </w:r>
     </w:p>
     <w:p>
@@ -16839,36 +16674,8 @@
           <w:sz w:val="28"/>
           <w:szCs w:val="28"/>
         </w:rPr>
-        <w:t>GET /</w:t>
-      </w:r>
-      <w:proofErr w:type="spellStart"/>
-      <w:r>
-        <w:rPr>
-          <w:rFonts w:ascii="Times New Roman" w:hAnsi="Times New Roman" w:cs="Times New Roman"/>
-          <w:sz w:val="28"/>
-          <w:szCs w:val="28"/>
-        </w:rPr>
-        <w:t>bookings</w:t>
-      </w:r>
-      <w:proofErr w:type="spellEnd"/>
-      <w:r>
-        <w:rPr>
-          <w:rFonts w:ascii="Times New Roman" w:hAnsi="Times New Roman" w:cs="Times New Roman"/>
-          <w:sz w:val="28"/>
-          <w:szCs w:val="28"/>
-        </w:rPr>
-        <w:t>/</w:t>
-      </w:r>
-      <w:proofErr w:type="spellStart"/>
-      <w:r>
-        <w:rPr>
-          <w:rFonts w:ascii="Times New Roman" w:hAnsi="Times New Roman" w:cs="Times New Roman"/>
-          <w:sz w:val="28"/>
-          <w:szCs w:val="28"/>
-        </w:rPr>
-        <w:t>prices</w:t>
-      </w:r>
-      <w:proofErr w:type="spellEnd"/>
+        <w:t>GET /bookings/prices</w:t>
+      </w:r>
     </w:p>
     <w:p>
       <w:pPr>
@@ -16876,13 +16683,10 @@
       </w:pPr>
       <w:bookmarkStart w:id="101" w:name="_Toc223091432"/>
       <w:bookmarkStart w:id="102" w:name="_Toc223093735"/>
-      <w:bookmarkStart w:id="103" w:name="_Toc227666347"/>
+      <w:bookmarkStart w:id="103" w:name="_Toc227255754"/>
       <w:r>
         <w:lastRenderedPageBreak/>
-        <w:t>1</w:t>
-      </w:r>
-      <w:r>
-        <w:t>2</w:t>
+        <w:t>13</w:t>
       </w:r>
       <w:r>
         <w:t>. Backend API tesztesetek</w:t>
@@ -16897,12 +16701,9 @@
       </w:pPr>
       <w:bookmarkStart w:id="104" w:name="_Toc223091433"/>
       <w:bookmarkStart w:id="105" w:name="_Toc223093736"/>
-      <w:bookmarkStart w:id="106" w:name="_Toc227666348"/>
-      <w:r>
-        <w:t>1</w:t>
-      </w:r>
-      <w:r>
-        <w:t>2</w:t>
+      <w:bookmarkStart w:id="106" w:name="_Toc227255755"/>
+      <w:r>
+        <w:t>13</w:t>
       </w:r>
       <w:r>
         <w:t>.1 Regisztráció</w:t>
@@ -16926,43 +16727,7 @@
           <w:sz w:val="28"/>
           <w:szCs w:val="28"/>
         </w:rPr>
-        <w:t xml:space="preserve">Felhasználó létrehozása. Sikeres regisztráció után </w:t>
-      </w:r>
-      <w:proofErr w:type="spellStart"/>
-      <w:r>
-        <w:rPr>
-          <w:rFonts w:ascii="Times New Roman" w:hAnsi="Times New Roman" w:cs="Times New Roman"/>
-          <w:sz w:val="28"/>
-          <w:szCs w:val="28"/>
-        </w:rPr>
-        <w:t>Sanctum</w:t>
-      </w:r>
-      <w:proofErr w:type="spellEnd"/>
-      <w:r>
-        <w:rPr>
-          <w:rFonts w:ascii="Times New Roman" w:hAnsi="Times New Roman" w:cs="Times New Roman"/>
-          <w:sz w:val="28"/>
-          <w:szCs w:val="28"/>
-        </w:rPr>
-        <w:t xml:space="preserve"> </w:t>
-      </w:r>
-      <w:proofErr w:type="spellStart"/>
-      <w:r>
-        <w:rPr>
-          <w:rFonts w:ascii="Times New Roman" w:hAnsi="Times New Roman" w:cs="Times New Roman"/>
-          <w:sz w:val="28"/>
-          <w:szCs w:val="28"/>
-        </w:rPr>
-        <w:t>tokent</w:t>
-      </w:r>
-      <w:proofErr w:type="spellEnd"/>
-      <w:r>
-        <w:rPr>
-          <w:rFonts w:ascii="Times New Roman" w:hAnsi="Times New Roman" w:cs="Times New Roman"/>
-          <w:sz w:val="28"/>
-          <w:szCs w:val="28"/>
-        </w:rPr>
-        <w:t xml:space="preserve"> és aktiváló emailt küld (ha a mailszerver elérhető).</w:t>
+        <w:t>Felhasználó létrehozása. Sikeres regisztráció után Sanctum tokent és aktiváló emailt küld (ha a mailszerver elérhető).</w:t>
       </w:r>
     </w:p>
     <w:tbl>
@@ -17090,30 +16855,8 @@
               <w:rPr>
                 <w:rFonts w:ascii="Times New Roman" w:hAnsi="Times New Roman" w:cs="Times New Roman"/>
               </w:rPr>
-              <w:t>/</w:t>
-            </w:r>
-            <w:proofErr w:type="spellStart"/>
-            <w:r>
-              <w:rPr>
-                <w:rFonts w:ascii="Times New Roman" w:hAnsi="Times New Roman" w:cs="Times New Roman"/>
-              </w:rPr>
-              <w:t>api</w:t>
-            </w:r>
-            <w:proofErr w:type="spellEnd"/>
-            <w:r>
-              <w:rPr>
-                <w:rFonts w:ascii="Times New Roman" w:hAnsi="Times New Roman" w:cs="Times New Roman"/>
-              </w:rPr>
-              <w:t>/</w:t>
-            </w:r>
-            <w:proofErr w:type="spellStart"/>
-            <w:r>
-              <w:rPr>
-                <w:rFonts w:ascii="Times New Roman" w:hAnsi="Times New Roman" w:cs="Times New Roman"/>
-              </w:rPr>
-              <w:t>register</w:t>
-            </w:r>
-            <w:proofErr w:type="spellEnd"/>
+              <w:t>/api/register</w:t>
+            </w:r>
           </w:p>
         </w:tc>
         <w:tc>
@@ -17204,7 +16947,7 @@
                     <pic:cNvPicPr/>
                   </pic:nvPicPr>
                   <pic:blipFill>
-                    <a:blip r:embed="rId8"/>
+                    <a:blip r:embed="rId21"/>
                     <a:stretch>
                       <a:fillRect/>
                     </a:stretch>
@@ -17294,7 +17037,7 @@
                     <pic:cNvPicPr/>
                   </pic:nvPicPr>
                   <pic:blipFill>
-                    <a:blip r:embed="rId8"/>
+                    <a:blip r:embed="rId22"/>
                     <a:stretch>
                       <a:fillRect/>
                     </a:stretch>
@@ -17359,13 +17102,10 @@
       </w:pPr>
       <w:bookmarkStart w:id="107" w:name="_Toc223091434"/>
       <w:bookmarkStart w:id="108" w:name="_Toc223093737"/>
-      <w:bookmarkStart w:id="109" w:name="_Toc227666349"/>
+      <w:bookmarkStart w:id="109" w:name="_Toc227255756"/>
       <w:r>
         <w:lastRenderedPageBreak/>
-        <w:t>1</w:t>
-      </w:r>
-      <w:r>
-        <w:t>2</w:t>
+        <w:t>13</w:t>
       </w:r>
       <w:r>
         <w:t>.2 Bejelentkezés</w:t>
@@ -17519,21 +17259,7 @@
               <w:rPr>
                 <w:rFonts w:ascii="Times New Roman" w:hAnsi="Times New Roman" w:cs="Times New Roman"/>
               </w:rPr>
-              <w:t>/</w:t>
-            </w:r>
-            <w:proofErr w:type="spellStart"/>
-            <w:r>
-              <w:rPr>
-                <w:rFonts w:ascii="Times New Roman" w:hAnsi="Times New Roman" w:cs="Times New Roman"/>
-              </w:rPr>
-              <w:t>api</w:t>
-            </w:r>
-            <w:proofErr w:type="spellEnd"/>
-            <w:r>
-              <w:rPr>
-                <w:rFonts w:ascii="Times New Roman" w:hAnsi="Times New Roman" w:cs="Times New Roman"/>
-              </w:rPr>
-              <w:t>/login</w:t>
+              <w:t>/api/login</w:t>
             </w:r>
           </w:p>
         </w:tc>
@@ -17625,7 +17351,7 @@
                     <pic:cNvPicPr/>
                   </pic:nvPicPr>
                   <pic:blipFill>
-                    <a:blip r:embed="rId8"/>
+                    <a:blip r:embed="rId23"/>
                     <a:stretch>
                       <a:fillRect/>
                     </a:stretch>
@@ -17709,7 +17435,7 @@
                     <pic:cNvPicPr/>
                   </pic:nvPicPr>
                   <pic:blipFill>
-                    <a:blip r:embed="rId8"/>
+                    <a:blip r:embed="rId24"/>
                     <a:stretch>
                       <a:fillRect/>
                     </a:stretch>
@@ -17806,13 +17532,10 @@
       </w:pPr>
       <w:bookmarkStart w:id="110" w:name="_Toc223091435"/>
       <w:bookmarkStart w:id="111" w:name="_Toc223093738"/>
-      <w:bookmarkStart w:id="112" w:name="_Toc227666350"/>
+      <w:bookmarkStart w:id="112" w:name="_Toc227255757"/>
       <w:r>
         <w:lastRenderedPageBreak/>
-        <w:t>1</w:t>
-      </w:r>
-      <w:r>
-        <w:t>2</w:t>
+        <w:t>13</w:t>
       </w:r>
       <w:r>
         <w:t>.3 Kijelentkezés</w:t>
@@ -17838,25 +17561,7 @@
           <w:sz w:val="28"/>
           <w:szCs w:val="28"/>
         </w:rPr>
-        <w:t xml:space="preserve">Törli az aktív </w:t>
-      </w:r>
-      <w:proofErr w:type="spellStart"/>
-      <w:r>
-        <w:rPr>
-          <w:rFonts w:ascii="Times New Roman" w:hAnsi="Times New Roman" w:cs="Times New Roman"/>
-          <w:sz w:val="28"/>
-          <w:szCs w:val="28"/>
-        </w:rPr>
-        <w:t>tokeneket</w:t>
-      </w:r>
-      <w:proofErr w:type="spellEnd"/>
-      <w:r>
-        <w:rPr>
-          <w:rFonts w:ascii="Times New Roman" w:hAnsi="Times New Roman" w:cs="Times New Roman"/>
-          <w:sz w:val="28"/>
-          <w:szCs w:val="28"/>
-        </w:rPr>
-        <w:t>.</w:t>
+        <w:t>Törli az aktív tokeneket.</w:t>
       </w:r>
     </w:p>
     <w:tbl>
@@ -17984,21 +17689,7 @@
               <w:rPr>
                 <w:rFonts w:ascii="Times New Roman" w:hAnsi="Times New Roman" w:cs="Times New Roman"/>
               </w:rPr>
-              <w:t>/</w:t>
-            </w:r>
-            <w:proofErr w:type="spellStart"/>
-            <w:r>
-              <w:rPr>
-                <w:rFonts w:ascii="Times New Roman" w:hAnsi="Times New Roman" w:cs="Times New Roman"/>
-              </w:rPr>
-              <w:t>api</w:t>
-            </w:r>
-            <w:proofErr w:type="spellEnd"/>
-            <w:r>
-              <w:rPr>
-                <w:rFonts w:ascii="Times New Roman" w:hAnsi="Times New Roman" w:cs="Times New Roman"/>
-              </w:rPr>
-              <w:t>/logout</w:t>
+              <w:t>/api/logout</w:t>
             </w:r>
           </w:p>
         </w:tc>
@@ -18109,7 +17800,7 @@
                     <pic:cNvPicPr/>
                   </pic:nvPicPr>
                   <pic:blipFill>
-                    <a:blip r:embed="rId8"/>
+                    <a:blip r:embed="rId25"/>
                     <a:stretch>
                       <a:fillRect/>
                     </a:stretch>
@@ -18155,13 +17846,10 @@
       </w:pPr>
       <w:bookmarkStart w:id="113" w:name="_Toc223091436"/>
       <w:bookmarkStart w:id="114" w:name="_Toc223093739"/>
-      <w:bookmarkStart w:id="115" w:name="_Toc227666351"/>
+      <w:bookmarkStart w:id="115" w:name="_Toc227255758"/>
       <w:r>
         <w:lastRenderedPageBreak/>
-        <w:t>1</w:t>
-      </w:r>
-      <w:r>
-        <w:t>2</w:t>
+        <w:t>13</w:t>
       </w:r>
       <w:r>
         <w:t>.4 Bejelentkezett felhasználói adatok</w:t>
@@ -18315,30 +18003,8 @@
               <w:rPr>
                 <w:rFonts w:ascii="Times New Roman" w:hAnsi="Times New Roman" w:cs="Times New Roman"/>
               </w:rPr>
-              <w:t>/</w:t>
-            </w:r>
-            <w:proofErr w:type="spellStart"/>
-            <w:r>
-              <w:rPr>
-                <w:rFonts w:ascii="Times New Roman" w:hAnsi="Times New Roman" w:cs="Times New Roman"/>
-              </w:rPr>
-              <w:t>api</w:t>
-            </w:r>
-            <w:proofErr w:type="spellEnd"/>
-            <w:r>
-              <w:rPr>
-                <w:rFonts w:ascii="Times New Roman" w:hAnsi="Times New Roman" w:cs="Times New Roman"/>
-              </w:rPr>
-              <w:t>/</w:t>
-            </w:r>
-            <w:proofErr w:type="spellStart"/>
-            <w:r>
-              <w:rPr>
-                <w:rFonts w:ascii="Times New Roman" w:hAnsi="Times New Roman" w:cs="Times New Roman"/>
-              </w:rPr>
-              <w:t>user</w:t>
-            </w:r>
-            <w:proofErr w:type="spellEnd"/>
+              <w:t>/api/user</w:t>
+            </w:r>
           </w:p>
         </w:tc>
         <w:tc>
@@ -18448,7 +18114,7 @@
                     <pic:cNvPicPr/>
                   </pic:nvPicPr>
                   <pic:blipFill>
-                    <a:blip r:embed="rId8"/>
+                    <a:blip r:embed="rId26"/>
                     <a:stretch>
                       <a:fillRect/>
                     </a:stretch>
@@ -18511,13 +18177,10 @@
       </w:pPr>
       <w:bookmarkStart w:id="116" w:name="_Toc223091437"/>
       <w:bookmarkStart w:id="117" w:name="_Toc223093740"/>
-      <w:bookmarkStart w:id="118" w:name="_Toc227666352"/>
+      <w:bookmarkStart w:id="118" w:name="_Toc227255759"/>
       <w:r>
         <w:lastRenderedPageBreak/>
-        <w:t>1</w:t>
-      </w:r>
-      <w:r>
-        <w:t>2</w:t>
+        <w:t>13</w:t>
       </w:r>
       <w:r>
         <w:t>.5 Saját kempingek listája</w:t>
@@ -18671,35 +18334,7 @@
               <w:rPr>
                 <w:rFonts w:ascii="Times New Roman" w:hAnsi="Times New Roman" w:cs="Times New Roman"/>
               </w:rPr>
-              <w:t>/</w:t>
-            </w:r>
-            <w:proofErr w:type="spellStart"/>
-            <w:r>
-              <w:rPr>
-                <w:rFonts w:ascii="Times New Roman" w:hAnsi="Times New Roman" w:cs="Times New Roman"/>
-              </w:rPr>
-              <w:t>api</w:t>
-            </w:r>
-            <w:proofErr w:type="spellEnd"/>
-            <w:r>
-              <w:rPr>
-                <w:rFonts w:ascii="Times New Roman" w:hAnsi="Times New Roman" w:cs="Times New Roman"/>
-              </w:rPr>
-              <w:t>/</w:t>
-            </w:r>
-            <w:proofErr w:type="spellStart"/>
-            <w:r>
-              <w:rPr>
-                <w:rFonts w:ascii="Times New Roman" w:hAnsi="Times New Roman" w:cs="Times New Roman"/>
-              </w:rPr>
-              <w:t>my</w:t>
-            </w:r>
-            <w:proofErr w:type="spellEnd"/>
-            <w:r>
-              <w:rPr>
-                <w:rFonts w:ascii="Times New Roman" w:hAnsi="Times New Roman" w:cs="Times New Roman"/>
-              </w:rPr>
-              <w:t>-camping</w:t>
+              <w:t>/api/my-camping</w:t>
             </w:r>
           </w:p>
         </w:tc>
@@ -18811,7 +18446,7 @@
                     <pic:cNvPicPr/>
                   </pic:nvPicPr>
                   <pic:blipFill>
-                    <a:blip r:embed="rId8"/>
+                    <a:blip r:embed="rId27"/>
                     <a:stretch>
                       <a:fillRect/>
                     </a:stretch>
@@ -18884,13 +18519,10 @@
       </w:pPr>
       <w:bookmarkStart w:id="119" w:name="_Toc223091438"/>
       <w:bookmarkStart w:id="120" w:name="_Toc223093741"/>
-      <w:bookmarkStart w:id="121" w:name="_Toc227666353"/>
+      <w:bookmarkStart w:id="121" w:name="_Toc227255760"/>
       <w:r>
         <w:lastRenderedPageBreak/>
-        <w:t>1</w:t>
-      </w:r>
-      <w:r>
-        <w:t>2</w:t>
+        <w:t>13</w:t>
       </w:r>
       <w:r>
         <w:t>.6 Hely módosítása</w:t>
@@ -19044,77 +18676,7 @@
               <w:rPr>
                 <w:rFonts w:ascii="Times New Roman" w:hAnsi="Times New Roman" w:cs="Times New Roman"/>
               </w:rPr>
-              <w:t>/</w:t>
-            </w:r>
-            <w:proofErr w:type="spellStart"/>
-            <w:r>
-              <w:rPr>
-                <w:rFonts w:ascii="Times New Roman" w:hAnsi="Times New Roman" w:cs="Times New Roman"/>
-              </w:rPr>
-              <w:t>api</w:t>
-            </w:r>
-            <w:proofErr w:type="spellEnd"/>
-            <w:r>
-              <w:rPr>
-                <w:rFonts w:ascii="Times New Roman" w:hAnsi="Times New Roman" w:cs="Times New Roman"/>
-              </w:rPr>
-              <w:t>//</w:t>
-            </w:r>
-            <w:proofErr w:type="spellStart"/>
-            <w:r>
-              <w:rPr>
-                <w:rFonts w:ascii="Times New Roman" w:hAnsi="Times New Roman" w:cs="Times New Roman"/>
-              </w:rPr>
-              <w:t>campings</w:t>
-            </w:r>
-            <w:proofErr w:type="spellEnd"/>
-            <w:r>
-              <w:rPr>
-                <w:rFonts w:ascii="Times New Roman" w:hAnsi="Times New Roman" w:cs="Times New Roman"/>
-              </w:rPr>
-              <w:t>/{</w:t>
-            </w:r>
-            <w:proofErr w:type="spellStart"/>
-            <w:r>
-              <w:rPr>
-                <w:rFonts w:ascii="Times New Roman" w:hAnsi="Times New Roman" w:cs="Times New Roman"/>
-              </w:rPr>
-              <w:t>campingID</w:t>
-            </w:r>
-            <w:proofErr w:type="spellEnd"/>
-            <w:r>
-              <w:rPr>
-                <w:rFonts w:ascii="Times New Roman" w:hAnsi="Times New Roman" w:cs="Times New Roman"/>
-              </w:rPr>
-              <w:t>}/</w:t>
-            </w:r>
-            <w:proofErr w:type="spellStart"/>
-            <w:r>
-              <w:rPr>
-                <w:rFonts w:ascii="Times New Roman" w:hAnsi="Times New Roman" w:cs="Times New Roman"/>
-              </w:rPr>
-              <w:t>spots</w:t>
-            </w:r>
-            <w:proofErr w:type="spellEnd"/>
-            <w:r>
-              <w:rPr>
-                <w:rFonts w:ascii="Times New Roman" w:hAnsi="Times New Roman" w:cs="Times New Roman"/>
-              </w:rPr>
-              <w:t>/{</w:t>
-            </w:r>
-            <w:proofErr w:type="spellStart"/>
-            <w:r>
-              <w:rPr>
-                <w:rFonts w:ascii="Times New Roman" w:hAnsi="Times New Roman" w:cs="Times New Roman"/>
-              </w:rPr>
-              <w:t>spotID</w:t>
-            </w:r>
-            <w:proofErr w:type="spellEnd"/>
-            <w:r>
-              <w:rPr>
-                <w:rFonts w:ascii="Times New Roman" w:hAnsi="Times New Roman" w:cs="Times New Roman"/>
-              </w:rPr>
-              <w:t>}</w:t>
+              <w:t>/api//campings/{campingID}/spots/{spotID}</w:t>
             </w:r>
           </w:p>
         </w:tc>
@@ -19206,7 +18768,7 @@
                     <pic:cNvPicPr/>
                   </pic:nvPicPr>
                   <pic:blipFill>
-                    <a:blip r:embed="rId8"/>
+                    <a:blip r:embed="rId28"/>
                     <a:stretch>
                       <a:fillRect/>
                     </a:stretch>
@@ -19296,7 +18858,7 @@
                     <pic:cNvPicPr/>
                   </pic:nvPicPr>
                   <pic:blipFill>
-                    <a:blip r:embed="rId8"/>
+                    <a:blip r:embed="rId29"/>
                     <a:stretch>
                       <a:fillRect/>
                     </a:stretch>
@@ -19376,13 +18938,10 @@
       </w:pPr>
       <w:bookmarkStart w:id="122" w:name="_Toc223091439"/>
       <w:bookmarkStart w:id="123" w:name="_Toc223093742"/>
-      <w:bookmarkStart w:id="124" w:name="_Toc227666354"/>
+      <w:bookmarkStart w:id="124" w:name="_Toc227255761"/>
       <w:r>
         <w:lastRenderedPageBreak/>
-        <w:t>1</w:t>
-      </w:r>
-      <w:r>
-        <w:t>2</w:t>
+        <w:t>13</w:t>
       </w:r>
       <w:r>
         <w:t>.7 Foglalás részletei</w:t>
@@ -19539,49 +19098,7 @@
               <w:rPr>
                 <w:rFonts w:ascii="Times New Roman" w:hAnsi="Times New Roman" w:cs="Times New Roman"/>
               </w:rPr>
-              <w:t>/</w:t>
-            </w:r>
-            <w:proofErr w:type="spellStart"/>
-            <w:r>
-              <w:rPr>
-                <w:rFonts w:ascii="Times New Roman" w:hAnsi="Times New Roman" w:cs="Times New Roman"/>
-              </w:rPr>
-              <w:t>api</w:t>
-            </w:r>
-            <w:proofErr w:type="spellEnd"/>
-            <w:r>
-              <w:rPr>
-                <w:rFonts w:ascii="Times New Roman" w:hAnsi="Times New Roman" w:cs="Times New Roman"/>
-              </w:rPr>
-              <w:t>/</w:t>
-            </w:r>
-            <w:proofErr w:type="spellStart"/>
-            <w:r>
-              <w:rPr>
-                <w:rFonts w:ascii="Times New Roman" w:hAnsi="Times New Roman" w:cs="Times New Roman"/>
-              </w:rPr>
-              <w:t>bookings</w:t>
-            </w:r>
-            <w:proofErr w:type="spellEnd"/>
-            <w:r>
-              <w:rPr>
-                <w:rFonts w:ascii="Times New Roman" w:hAnsi="Times New Roman" w:cs="Times New Roman"/>
-              </w:rPr>
-              <w:t>/{</w:t>
-            </w:r>
-            <w:proofErr w:type="spellStart"/>
-            <w:r>
-              <w:rPr>
-                <w:rFonts w:ascii="Times New Roman" w:hAnsi="Times New Roman" w:cs="Times New Roman"/>
-              </w:rPr>
-              <w:t>id</w:t>
-            </w:r>
-            <w:proofErr w:type="spellEnd"/>
-            <w:r>
-              <w:rPr>
-                <w:rFonts w:ascii="Times New Roman" w:hAnsi="Times New Roman" w:cs="Times New Roman"/>
-              </w:rPr>
-              <w:t>}</w:t>
+              <w:t>/api/bookings/{id}</w:t>
             </w:r>
           </w:p>
         </w:tc>
@@ -19705,7 +19222,7 @@
                     </pic:cNvPicPr>
                   </pic:nvPicPr>
                   <pic:blipFill>
-                    <a:blip r:embed="rId8">
+                    <a:blip r:embed="rId30">
                       <a:extLst>
                         <a:ext uri="{28A0092B-C50C-407E-A947-70E740481C1C}">
                           <a14:useLocalDpi xmlns:a14="http://schemas.microsoft.com/office/drawing/2010/main" val="0"/>
@@ -19796,13 +19313,10 @@
       </w:pPr>
       <w:bookmarkStart w:id="125" w:name="_Toc223091440"/>
       <w:bookmarkStart w:id="126" w:name="_Toc223093743"/>
-      <w:bookmarkStart w:id="127" w:name="_Toc227666355"/>
+      <w:bookmarkStart w:id="127" w:name="_Toc227255762"/>
       <w:r>
         <w:lastRenderedPageBreak/>
-        <w:t>1</w:t>
-      </w:r>
-      <w:r>
-        <w:t>2</w:t>
+        <w:t>13</w:t>
       </w:r>
       <w:r>
         <w:t>.8 Foglalások árai</w:t>
@@ -19956,44 +19470,8 @@
               <w:rPr>
                 <w:rFonts w:ascii="Times New Roman" w:hAnsi="Times New Roman" w:cs="Times New Roman"/>
               </w:rPr>
-              <w:t>/</w:t>
-            </w:r>
-            <w:proofErr w:type="spellStart"/>
-            <w:r>
-              <w:rPr>
-                <w:rFonts w:ascii="Times New Roman" w:hAnsi="Times New Roman" w:cs="Times New Roman"/>
-              </w:rPr>
-              <w:t>api</w:t>
-            </w:r>
-            <w:proofErr w:type="spellEnd"/>
-            <w:r>
-              <w:rPr>
-                <w:rFonts w:ascii="Times New Roman" w:hAnsi="Times New Roman" w:cs="Times New Roman"/>
-              </w:rPr>
-              <w:t>/</w:t>
-            </w:r>
-            <w:proofErr w:type="spellStart"/>
-            <w:r>
-              <w:rPr>
-                <w:rFonts w:ascii="Times New Roman" w:hAnsi="Times New Roman" w:cs="Times New Roman"/>
-              </w:rPr>
-              <w:t>bookings</w:t>
-            </w:r>
-            <w:proofErr w:type="spellEnd"/>
-            <w:r>
-              <w:rPr>
-                <w:rFonts w:ascii="Times New Roman" w:hAnsi="Times New Roman" w:cs="Times New Roman"/>
-              </w:rPr>
-              <w:t>/</w:t>
-            </w:r>
-            <w:proofErr w:type="spellStart"/>
-            <w:r>
-              <w:rPr>
-                <w:rFonts w:ascii="Times New Roman" w:hAnsi="Times New Roman" w:cs="Times New Roman"/>
-              </w:rPr>
-              <w:t>prices</w:t>
-            </w:r>
-            <w:proofErr w:type="spellEnd"/>
+              <w:t>/api/bookings/prices</w:t>
+            </w:r>
           </w:p>
         </w:tc>
         <w:tc>
@@ -20106,7 +19584,7 @@
                     <pic:cNvPicPr/>
                   </pic:nvPicPr>
                   <pic:blipFill>
-                    <a:blip r:embed="rId8"/>
+                    <a:blip r:embed="rId31"/>
                     <a:stretch>
                       <a:fillRect/>
                     </a:stretch>
@@ -20159,22 +19637,16 @@
         </w:rPr>
         <w:t xml:space="preserve"> Szerverhiba</w:t>
       </w:r>
-      <w:bookmarkEnd w:id="99"/>
+      <w:bookmarkEnd w:id="100"/>
     </w:p>
     <w:p>
       <w:pPr>
         <w:pStyle w:val="Cmsor1"/>
       </w:pPr>
-      <w:bookmarkStart w:id="128" w:name="_Toc227666356"/>
+      <w:bookmarkStart w:id="128" w:name="_Toc227255763"/>
       <w:r>
         <w:lastRenderedPageBreak/>
-        <w:t>1</w:t>
-      </w:r>
-      <w:r>
-        <w:t>3</w:t>
-      </w:r>
-      <w:r>
-        <w:t>. Felhasználói dokumentáció</w:t>
+        <w:t>14. Felhasználói dokumentáció</w:t>
       </w:r>
       <w:bookmarkEnd w:id="128"/>
       <w:r>
@@ -20185,15 +19657,9 @@
       <w:pPr>
         <w:pStyle w:val="Cmsor2"/>
       </w:pPr>
-      <w:bookmarkStart w:id="129" w:name="_Toc227666357"/>
-      <w:r>
-        <w:t>1</w:t>
-      </w:r>
-      <w:r>
-        <w:t>3</w:t>
-      </w:r>
-      <w:r>
-        <w:t>.1 A rendszer rövid bemutatása</w:t>
+      <w:bookmarkStart w:id="129" w:name="_Toc227255764"/>
+      <w:r>
+        <w:t>14.1 A rendszer rövid bemutatása</w:t>
       </w:r>
       <w:bookmarkEnd w:id="129"/>
     </w:p>
@@ -20236,15 +19702,9 @@
       <w:pPr>
         <w:pStyle w:val="Cmsor2"/>
       </w:pPr>
-      <w:bookmarkStart w:id="130" w:name="_Toc227666358"/>
-      <w:r>
-        <w:t>1</w:t>
-      </w:r>
-      <w:r>
-        <w:t>3</w:t>
-      </w:r>
-      <w:r>
-        <w:t xml:space="preserve">.2 </w:t>
+      <w:bookmarkStart w:id="130" w:name="_Toc227255765"/>
+      <w:r>
+        <w:t xml:space="preserve">14.2 </w:t>
       </w:r>
       <w:r>
         <w:t>Felhasználói Szerepkörök</w:t>
@@ -20908,13 +20368,10 @@
         <w:pStyle w:val="Cmsor2"/>
         <w:pageBreakBefore/>
       </w:pPr>
-      <w:bookmarkStart w:id="131" w:name="_Toc227666359"/>
+      <w:bookmarkStart w:id="131" w:name="_Toc227255766"/>
       <w:r>
         <w:lastRenderedPageBreak/>
-        <w:t>1</w:t>
-      </w:r>
-      <w:r>
-        <w:t>3</w:t>
+        <w:t>14</w:t>
       </w:r>
       <w:r>
         <w:t>.3 Belépés és Fiókhasználat</w:t>
@@ -21581,13 +21038,10 @@
         <w:pStyle w:val="Cmsor2"/>
         <w:pageBreakBefore/>
       </w:pPr>
-      <w:bookmarkStart w:id="132" w:name="_Toc227666360"/>
+      <w:bookmarkStart w:id="132" w:name="_Toc227255767"/>
       <w:r>
         <w:lastRenderedPageBreak/>
-        <w:t>1</w:t>
-      </w:r>
-      <w:r>
-        <w:t>3</w:t>
+        <w:t>14</w:t>
       </w:r>
       <w:r>
         <w:t>.4 Keresés és Böngészés</w:t>
@@ -22201,13 +21655,10 @@
         <w:pStyle w:val="Cmsor2"/>
         <w:pageBreakBefore/>
       </w:pPr>
-      <w:bookmarkStart w:id="133" w:name="_Toc227666361"/>
+      <w:bookmarkStart w:id="133" w:name="_Toc227255768"/>
       <w:r>
         <w:lastRenderedPageBreak/>
-        <w:t>1</w:t>
-      </w:r>
-      <w:r>
-        <w:t>3</w:t>
+        <w:t>14</w:t>
       </w:r>
       <w:r>
         <w:t>.5 Foglalási Folyamat</w:t>
@@ -22853,13 +22304,10 @@
       <w:pPr>
         <w:pStyle w:val="Cmsor2"/>
       </w:pPr>
-      <w:bookmarkStart w:id="134" w:name="_Toc227666362"/>
+      <w:bookmarkStart w:id="134" w:name="_Toc227255769"/>
       <w:r>
         <w:lastRenderedPageBreak/>
-        <w:t>1</w:t>
-      </w:r>
-      <w:r>
-        <w:t>3</w:t>
+        <w:t>14</w:t>
       </w:r>
       <w:r>
         <w:t>.6 Foglalásaim és QR-kód Használata</w:t>
@@ -23226,15 +22674,9 @@
       <w:pPr>
         <w:pStyle w:val="Cmsor2"/>
       </w:pPr>
-      <w:bookmarkStart w:id="135" w:name="_Toc227666363"/>
-      <w:r>
-        <w:t>1</w:t>
-      </w:r>
-      <w:r>
-        <w:t>3</w:t>
-      </w:r>
-      <w:r>
-        <w:t>.7 Profilkezelés</w:t>
+      <w:bookmarkStart w:id="135" w:name="_Toc227255770"/>
+      <w:r>
+        <w:t>14.7 Profilkezelés</w:t>
       </w:r>
       <w:bookmarkEnd w:id="135"/>
     </w:p>
@@ -23380,16 +22822,10 @@
         <w:pStyle w:val="Cmsor2"/>
         <w:pageBreakBefore/>
       </w:pPr>
-      <w:bookmarkStart w:id="136" w:name="_Toc227666364"/>
+      <w:bookmarkStart w:id="136" w:name="_Toc227255771"/>
       <w:r>
         <w:lastRenderedPageBreak/>
-        <w:t>1</w:t>
-      </w:r>
-      <w:r>
-        <w:t>3</w:t>
-      </w:r>
-      <w:r>
-        <w:t>.8 Partner (Tulajdonos) Felület</w:t>
+        <w:t>14.8 Partner (Tulajdonos) Felület</w:t>
       </w:r>
       <w:bookmarkEnd w:id="136"/>
     </w:p>
@@ -24418,15 +23854,9 @@
       <w:pPr>
         <w:pStyle w:val="Cmsor2"/>
       </w:pPr>
-      <w:bookmarkStart w:id="137" w:name="_Toc227666365"/>
-      <w:r>
-        <w:t>1</w:t>
-      </w:r>
-      <w:r>
-        <w:t>3</w:t>
-      </w:r>
-      <w:r>
-        <w:t>.9 Jogi és Információs Oldalak</w:t>
+      <w:bookmarkStart w:id="137" w:name="_Toc227255772"/>
+      <w:r>
+        <w:t>14.9 Jogi és Információs Oldalak</w:t>
       </w:r>
       <w:bookmarkEnd w:id="137"/>
     </w:p>
@@ -24497,12 +23927,9 @@
       <w:pPr>
         <w:pStyle w:val="Cmsor2"/>
       </w:pPr>
-      <w:bookmarkStart w:id="138" w:name="_Toc227666366"/>
-      <w:r>
-        <w:t>1</w:t>
-      </w:r>
-      <w:r>
-        <w:t>3</w:t>
+      <w:bookmarkStart w:id="138" w:name="_Toc227255773"/>
+      <w:r>
+        <w:t>14</w:t>
       </w:r>
       <w:r>
         <w:t>.10 Hibakezelés és Gyakori Esetek</w:t>
@@ -24657,8 +24084,8 @@
     </w:p>
     <w:p/>
     <w:sectPr>
-      <w:headerReference w:type="default" r:id="rId13"/>
-      <w:footerReference w:type="default" r:id="rId14"/>
+      <w:headerReference w:type="default" r:id="rId32"/>
+      <w:footerReference w:type="default" r:id="rId33"/>
       <w:pgSz w:w="11906" w:h="16838"/>
       <w:pgMar w:top="720" w:right="720" w:bottom="720" w:left="720" w:header="708" w:footer="708" w:gutter="0"/>
       <w:cols w:space="708"/>

--- a/Dokumentáció/További_fájlok/Dokumentáció_ButtyMáté_CsenkiGergely_DicsőAndrás.docx
+++ b/Dokumentáció/További_fájlok/Dokumentáció_ButtyMáté_CsenkiGergely_DicsőAndrás.docx
@@ -1,6 +1,6 @@
 
 <file path=word/document.xml><?xml version="1.0" encoding="utf-8"?>
-<w:document xmlns:wpc="http://schemas.microsoft.com/office/word/2010/wordprocessingCanvas" xmlns:cx="http://schemas.microsoft.com/office/drawing/2014/chartex" xmlns:cx1="http://schemas.microsoft.com/office/drawing/2015/9/8/chartex" xmlns:cx2="http://schemas.microsoft.com/office/drawing/2015/10/21/chartex" xmlns:cx3="http://schemas.microsoft.com/office/drawing/2016/5/9/chartex" xmlns:cx4="http://schemas.microsoft.com/office/drawing/2016/5/10/chartex" xmlns:cx5="http://schemas.microsoft.com/office/drawing/2016/5/11/chartex" xmlns:cx6="http://schemas.microsoft.com/office/drawing/2016/5/12/chartex" xmlns:cx7="http://schemas.microsoft.com/office/drawing/2016/5/13/chartex" xmlns:cx8="http://schemas.microsoft.com/office/drawing/2016/5/14/chartex" xmlns:mc="http://schemas.openxmlformats.org/markup-compatibility/2006" xmlns:aink="http://schemas.microsoft.com/office/drawing/2016/ink" xmlns:am3d="http://schemas.microsoft.com/office/drawing/2017/model3d" xmlns:o="urn:schemas-microsoft-com:office:office" xmlns:r="http://schemas.openxmlformats.org/officeDocument/2006/relationships" xmlns:m="http://schemas.openxmlformats.org/officeDocument/2006/math" xmlns:v="urn:schemas-microsoft-com:vml" xmlns:wp14="http://schemas.microsoft.com/office/word/2010/wordprocessingDrawing" xmlns:wp="http://schemas.openxmlformats.org/drawingml/2006/wordprocessingDrawing" xmlns:w10="urn:schemas-microsoft-com:office:word" xmlns:w="http://schemas.openxmlformats.org/wordprocessingml/2006/main" xmlns:w14="http://schemas.microsoft.com/office/word/2010/wordml" xmlns:w15="http://schemas.microsoft.com/office/word/2012/wordml" xmlns:w16cex="http://schemas.microsoft.com/office/word/2018/wordml/cex" xmlns:w16cid="http://schemas.microsoft.com/office/word/2016/wordml/cid" xmlns:w16="http://schemas.microsoft.com/office/word/2018/wordml" xmlns:w16sdtdh="http://schemas.microsoft.com/office/word/2020/wordml/sdtdatahash" xmlns:w16se="http://schemas.microsoft.com/office/word/2015/wordml/symex" xmlns:wpg="http://schemas.microsoft.com/office/word/2010/wordprocessingGroup" xmlns:wpi="http://schemas.microsoft.com/office/word/2010/wordprocessingInk" xmlns:wne="http://schemas.microsoft.com/office/word/2006/wordml" xmlns:wps="http://schemas.microsoft.com/office/word/2010/wordprocessingShape" mc:Ignorable="w14 w15 w16se w16cid w16 w16cex w16sdtdh wp14">
+<w:document xmlns:wpc="http://schemas.microsoft.com/office/word/2010/wordprocessingCanvas" xmlns:cx="http://schemas.microsoft.com/office/drawing/2014/chartex" xmlns:cx1="http://schemas.microsoft.com/office/drawing/2015/9/8/chartex" xmlns:cx2="http://schemas.microsoft.com/office/drawing/2015/10/21/chartex" xmlns:cx3="http://schemas.microsoft.com/office/drawing/2016/5/9/chartex" xmlns:cx4="http://schemas.microsoft.com/office/drawing/2016/5/10/chartex" xmlns:cx5="http://schemas.microsoft.com/office/drawing/2016/5/11/chartex" xmlns:cx6="http://schemas.microsoft.com/office/drawing/2016/5/12/chartex" xmlns:cx7="http://schemas.microsoft.com/office/drawing/2016/5/13/chartex" xmlns:cx8="http://schemas.microsoft.com/office/drawing/2016/5/14/chartex" xmlns:mc="http://schemas.openxmlformats.org/markup-compatibility/2006" xmlns:aink="http://schemas.microsoft.com/office/drawing/2016/ink" xmlns:am3d="http://schemas.microsoft.com/office/drawing/2017/model3d" xmlns:o="urn:schemas-microsoft-com:office:office" xmlns:oel="http://schemas.microsoft.com/office/2019/extlst" xmlns:r="http://schemas.openxmlformats.org/officeDocument/2006/relationships" xmlns:m="http://schemas.openxmlformats.org/officeDocument/2006/math" xmlns:v="urn:schemas-microsoft-com:vml" xmlns:wp14="http://schemas.microsoft.com/office/word/2010/wordprocessingDrawing" xmlns:wp="http://schemas.openxmlformats.org/drawingml/2006/wordprocessingDrawing" xmlns:w10="urn:schemas-microsoft-com:office:word" xmlns:w="http://schemas.openxmlformats.org/wordprocessingml/2006/main" xmlns:w14="http://schemas.microsoft.com/office/word/2010/wordml" xmlns:w15="http://schemas.microsoft.com/office/word/2012/wordml" xmlns:w16cex="http://schemas.microsoft.com/office/word/2018/wordml/cex" xmlns:w16cid="http://schemas.microsoft.com/office/word/2016/wordml/cid" xmlns:w16="http://schemas.microsoft.com/office/word/2018/wordml" xmlns:w16du="http://schemas.microsoft.com/office/word/2023/wordml/word16du" xmlns:w16sdtdh="http://schemas.microsoft.com/office/word/2020/wordml/sdtdatahash" xmlns:w16sdtfl="http://schemas.microsoft.com/office/word/2024/wordml/sdtformatlock" xmlns:w16se="http://schemas.microsoft.com/office/word/2015/wordml/symex" xmlns:wpg="http://schemas.microsoft.com/office/word/2010/wordprocessingGroup" xmlns:wpi="http://schemas.microsoft.com/office/word/2010/wordprocessingInk" xmlns:wne="http://schemas.microsoft.com/office/word/2006/wordml" xmlns:wps="http://schemas.microsoft.com/office/word/2010/wordprocessingShape" mc:Ignorable="w14 w15 w16se w16cid w16 w16cex w16sdtdh w16sdtfl w16du wp14">
   <w:body>
     <w:p>
       <w:pPr>
@@ -384,12 +384,12 @@
           <w:r>
             <w:fldChar w:fldCharType="separate"/>
           </w:r>
-          <w:hyperlink w:anchor="_Toc227255706" w:history="1">
+          <w:hyperlink w:anchor="_Toc227697261" w:history="1">
             <w:r>
               <w:rPr>
                 <w:rStyle w:val="Hiperhivatkozs"/>
               </w:rPr>
-              <w:t>2 Bevezetés</w:t>
+              <w:t>1 Bevezetés</w:t>
             </w:r>
             <w:r>
               <w:rPr>
@@ -407,7 +407,7 @@
               <w:rPr>
                 <w:webHidden/>
               </w:rPr>
-              <w:instrText xml:space="preserve"> PAGEREF _Toc227255706 \h </w:instrText>
+              <w:instrText xml:space="preserve"> PAGEREF _Toc227697261 \h </w:instrText>
             </w:r>
             <w:r>
               <w:rPr>
@@ -446,12 +446,12 @@
               <w14:ligatures w14:val="standardContextual"/>
             </w:rPr>
           </w:pPr>
-          <w:hyperlink w:anchor="_Toc227255707" w:history="1">
+          <w:hyperlink w:anchor="_Toc227697262" w:history="1">
             <w:r>
               <w:rPr>
                 <w:rStyle w:val="Hiperhivatkozs"/>
               </w:rPr>
-              <w:t>2.1 A feladat címe</w:t>
+              <w:t>1.1 A feladat címe</w:t>
             </w:r>
             <w:r>
               <w:rPr>
@@ -469,7 +469,7 @@
               <w:rPr>
                 <w:webHidden/>
               </w:rPr>
-              <w:instrText xml:space="preserve"> PAGEREF _Toc227255707 \h </w:instrText>
+              <w:instrText xml:space="preserve"> PAGEREF _Toc227697262 \h </w:instrText>
             </w:r>
             <w:r>
               <w:rPr>
@@ -508,12 +508,12 @@
               <w14:ligatures w14:val="standardContextual"/>
             </w:rPr>
           </w:pPr>
-          <w:hyperlink w:anchor="_Toc227255708" w:history="1">
+          <w:hyperlink w:anchor="_Toc227697263" w:history="1">
             <w:r>
               <w:rPr>
                 <w:rStyle w:val="Hiperhivatkozs"/>
               </w:rPr>
-              <w:t>2.2 A feladat rövid ismertetése</w:t>
+              <w:t>1.2 A feladat rövid ismertetése</w:t>
             </w:r>
             <w:r>
               <w:rPr>
@@ -531,7 +531,7 @@
               <w:rPr>
                 <w:webHidden/>
               </w:rPr>
-              <w:instrText xml:space="preserve"> PAGEREF _Toc227255708 \h </w:instrText>
+              <w:instrText xml:space="preserve"> PAGEREF _Toc227697263 \h </w:instrText>
             </w:r>
             <w:r>
               <w:rPr>
@@ -570,12 +570,12 @@
               <w14:ligatures w14:val="standardContextual"/>
             </w:rPr>
           </w:pPr>
-          <w:hyperlink w:anchor="_Toc227255709" w:history="1">
+          <w:hyperlink w:anchor="_Toc227697264" w:history="1">
             <w:r>
               <w:rPr>
                 <w:rStyle w:val="Hiperhivatkozs"/>
               </w:rPr>
-              <w:t>3 Elvárások a projekttel kapcsolatban</w:t>
+              <w:t>2 Elvárások a projekttel kapcsolatban</w:t>
             </w:r>
             <w:r>
               <w:rPr>
@@ -593,7 +593,7 @@
               <w:rPr>
                 <w:webHidden/>
               </w:rPr>
-              <w:instrText xml:space="preserve"> PAGEREF _Toc227255709 \h </w:instrText>
+              <w:instrText xml:space="preserve"> PAGEREF _Toc227697264 \h </w:instrText>
             </w:r>
             <w:r>
               <w:rPr>
@@ -632,12 +632,12 @@
               <w14:ligatures w14:val="standardContextual"/>
             </w:rPr>
           </w:pPr>
-          <w:hyperlink w:anchor="_Toc227255710" w:history="1">
+          <w:hyperlink w:anchor="_Toc227697265" w:history="1">
             <w:r>
               <w:rPr>
                 <w:rStyle w:val="Hiperhivatkozs"/>
               </w:rPr>
-              <w:t>3.1 Operációs rendszer, környezet</w:t>
+              <w:t>2.1 Operációs rendszer, környezet</w:t>
             </w:r>
             <w:r>
               <w:rPr>
@@ -655,7 +655,7 @@
               <w:rPr>
                 <w:webHidden/>
               </w:rPr>
-              <w:instrText xml:space="preserve"> PAGEREF _Toc227255710 \h </w:instrText>
+              <w:instrText xml:space="preserve"> PAGEREF _Toc227697265 \h </w:instrText>
             </w:r>
             <w:r>
               <w:rPr>
@@ -694,12 +694,12 @@
               <w14:ligatures w14:val="standardContextual"/>
             </w:rPr>
           </w:pPr>
-          <w:hyperlink w:anchor="_Toc227255711" w:history="1">
+          <w:hyperlink w:anchor="_Toc227697266" w:history="1">
             <w:r>
               <w:rPr>
                 <w:rStyle w:val="Hiperhivatkozs"/>
               </w:rPr>
-              <w:t>3.2 Felhasználható technológiák</w:t>
+              <w:t>2.2 Felhasználható technológiák</w:t>
             </w:r>
             <w:r>
               <w:rPr>
@@ -717,7 +717,7 @@
               <w:rPr>
                 <w:webHidden/>
               </w:rPr>
-              <w:instrText xml:space="preserve"> PAGEREF _Toc227255711 \h </w:instrText>
+              <w:instrText xml:space="preserve"> PAGEREF _Toc227697266 \h </w:instrText>
             </w:r>
             <w:r>
               <w:rPr>
@@ -756,12 +756,12 @@
               <w14:ligatures w14:val="standardContextual"/>
             </w:rPr>
           </w:pPr>
-          <w:hyperlink w:anchor="_Toc227255712" w:history="1">
+          <w:hyperlink w:anchor="_Toc227697267" w:history="1">
             <w:r>
               <w:rPr>
                 <w:rStyle w:val="Hiperhivatkozs"/>
               </w:rPr>
-              <w:t>3.3 Szoftverfejlesztés</w:t>
+              <w:t>2.3 Szoftverfejlesztés</w:t>
             </w:r>
             <w:r>
               <w:rPr>
@@ -779,7 +779,7 @@
               <w:rPr>
                 <w:webHidden/>
               </w:rPr>
-              <w:instrText xml:space="preserve"> PAGEREF _Toc227255712 \h </w:instrText>
+              <w:instrText xml:space="preserve"> PAGEREF _Toc227697267 \h </w:instrText>
             </w:r>
             <w:r>
               <w:rPr>
@@ -818,12 +818,12 @@
               <w14:ligatures w14:val="standardContextual"/>
             </w:rPr>
           </w:pPr>
-          <w:hyperlink w:anchor="_Toc227255713" w:history="1">
+          <w:hyperlink w:anchor="_Toc227697268" w:history="1">
             <w:r>
               <w:rPr>
                 <w:rStyle w:val="Hiperhivatkozs"/>
               </w:rPr>
-              <w:t>3.4 Modulok</w:t>
+              <w:t>2.4 Modulok</w:t>
             </w:r>
             <w:r>
               <w:rPr>
@@ -841,7 +841,7 @@
               <w:rPr>
                 <w:webHidden/>
               </w:rPr>
-              <w:instrText xml:space="preserve"> PAGEREF _Toc227255713 \h </w:instrText>
+              <w:instrText xml:space="preserve"> PAGEREF _Toc227697268 \h </w:instrText>
             </w:r>
             <w:r>
               <w:rPr>
@@ -880,12 +880,12 @@
               <w14:ligatures w14:val="standardContextual"/>
             </w:rPr>
           </w:pPr>
-          <w:hyperlink w:anchor="_Toc227255714" w:history="1">
+          <w:hyperlink w:anchor="_Toc227697269" w:history="1">
             <w:r>
               <w:rPr>
                 <w:rStyle w:val="Hiperhivatkozs"/>
               </w:rPr>
-              <w:t>4 Szoftver specifikáció</w:t>
+              <w:t>3 Szoftver specifikáció</w:t>
             </w:r>
             <w:r>
               <w:rPr>
@@ -903,7 +903,7 @@
               <w:rPr>
                 <w:webHidden/>
               </w:rPr>
-              <w:instrText xml:space="preserve"> PAGEREF _Toc227255714 \h </w:instrText>
+              <w:instrText xml:space="preserve"> PAGEREF _Toc227697269 \h </w:instrText>
             </w:r>
             <w:r>
               <w:rPr>
@@ -942,12 +942,12 @@
               <w14:ligatures w14:val="standardContextual"/>
             </w:rPr>
           </w:pPr>
-          <w:hyperlink w:anchor="_Toc227255715" w:history="1">
+          <w:hyperlink w:anchor="_Toc227697270" w:history="1">
             <w:r>
               <w:rPr>
                 <w:rStyle w:val="Hiperhivatkozs"/>
               </w:rPr>
-              <w:t>4.1 Megjelenés</w:t>
+              <w:t>3.1 Megjelenés</w:t>
             </w:r>
             <w:r>
               <w:rPr>
@@ -965,7 +965,7 @@
               <w:rPr>
                 <w:webHidden/>
               </w:rPr>
-              <w:instrText xml:space="preserve"> PAGEREF _Toc227255715 \h </w:instrText>
+              <w:instrText xml:space="preserve"> PAGEREF _Toc227697270 \h </w:instrText>
             </w:r>
             <w:r>
               <w:rPr>
@@ -1004,12 +1004,12 @@
               <w14:ligatures w14:val="standardContextual"/>
             </w:rPr>
           </w:pPr>
-          <w:hyperlink w:anchor="_Toc227255716" w:history="1">
+          <w:hyperlink w:anchor="_Toc227697271" w:history="1">
             <w:r>
               <w:rPr>
                 <w:rStyle w:val="Hiperhivatkozs"/>
               </w:rPr>
-              <w:t>4.2 Funkciók</w:t>
+              <w:t>3.2 Funkciók</w:t>
             </w:r>
             <w:r>
               <w:rPr>
@@ -1027,7 +1027,7 @@
               <w:rPr>
                 <w:webHidden/>
               </w:rPr>
-              <w:instrText xml:space="preserve"> PAGEREF _Toc227255716 \h </w:instrText>
+              <w:instrText xml:space="preserve"> PAGEREF _Toc227697271 \h </w:instrText>
             </w:r>
             <w:r>
               <w:rPr>
@@ -1066,12 +1066,12 @@
               <w14:ligatures w14:val="standardContextual"/>
             </w:rPr>
           </w:pPr>
-          <w:hyperlink w:anchor="_Toc227255717" w:history="1">
+          <w:hyperlink w:anchor="_Toc227697272" w:history="1">
             <w:r>
               <w:rPr>
                 <w:rStyle w:val="Hiperhivatkozs"/>
               </w:rPr>
-              <w:t>5 Dokumentáció</w:t>
+              <w:t>4 Dokumentáció</w:t>
             </w:r>
             <w:r>
               <w:rPr>
@@ -1089,7 +1089,7 @@
               <w:rPr>
                 <w:webHidden/>
               </w:rPr>
-              <w:instrText xml:space="preserve"> PAGEREF _Toc227255717 \h </w:instrText>
+              <w:instrText xml:space="preserve"> PAGEREF _Toc227697272 \h </w:instrText>
             </w:r>
             <w:r>
               <w:rPr>
@@ -1128,12 +1128,12 @@
               <w14:ligatures w14:val="standardContextual"/>
             </w:rPr>
           </w:pPr>
-          <w:hyperlink w:anchor="_Toc227255718" w:history="1">
+          <w:hyperlink w:anchor="_Toc227697273" w:history="1">
             <w:r>
               <w:rPr>
                 <w:rStyle w:val="Hiperhivatkozs"/>
               </w:rPr>
-              <w:t>5.1 Technikai dokumentáció</w:t>
+              <w:t>4.1 Technikai dokumentáció</w:t>
             </w:r>
             <w:r>
               <w:rPr>
@@ -1151,7 +1151,7 @@
               <w:rPr>
                 <w:webHidden/>
               </w:rPr>
-              <w:instrText xml:space="preserve"> PAGEREF _Toc227255718 \h </w:instrText>
+              <w:instrText xml:space="preserve"> PAGEREF _Toc227697273 \h </w:instrText>
             </w:r>
             <w:r>
               <w:rPr>
@@ -1190,12 +1190,12 @@
               <w14:ligatures w14:val="standardContextual"/>
             </w:rPr>
           </w:pPr>
-          <w:hyperlink w:anchor="_Toc227255719" w:history="1">
+          <w:hyperlink w:anchor="_Toc227697274" w:history="1">
             <w:r>
               <w:rPr>
                 <w:rStyle w:val="Hiperhivatkozs"/>
               </w:rPr>
-              <w:t>5.2 Forráskód dokumentáció</w:t>
+              <w:t>4.2 Forráskód dokumentáció</w:t>
             </w:r>
             <w:r>
               <w:rPr>
@@ -1213,7 +1213,7 @@
               <w:rPr>
                 <w:webHidden/>
               </w:rPr>
-              <w:instrText xml:space="preserve"> PAGEREF _Toc227255719 \h </w:instrText>
+              <w:instrText xml:space="preserve"> PAGEREF _Toc227697274 \h </w:instrText>
             </w:r>
             <w:r>
               <w:rPr>
@@ -1252,12 +1252,12 @@
               <w14:ligatures w14:val="standardContextual"/>
             </w:rPr>
           </w:pPr>
-          <w:hyperlink w:anchor="_Toc227255720" w:history="1">
+          <w:hyperlink w:anchor="_Toc227697275" w:history="1">
             <w:r>
               <w:rPr>
                 <w:rStyle w:val="Hiperhivatkozs"/>
               </w:rPr>
-              <w:t>5.3 Felhasználói dokumentáció</w:t>
+              <w:t>4.3 Felhasználói dokumentáció</w:t>
             </w:r>
             <w:r>
               <w:rPr>
@@ -1275,7 +1275,7 @@
               <w:rPr>
                 <w:webHidden/>
               </w:rPr>
-              <w:instrText xml:space="preserve"> PAGEREF _Toc227255720 \h </w:instrText>
+              <w:instrText xml:space="preserve"> PAGEREF _Toc227697275 \h </w:instrText>
             </w:r>
             <w:r>
               <w:rPr>
@@ -1314,12 +1314,12 @@
               <w14:ligatures w14:val="standardContextual"/>
             </w:rPr>
           </w:pPr>
-          <w:hyperlink w:anchor="_Toc227255721" w:history="1">
+          <w:hyperlink w:anchor="_Toc227697276" w:history="1">
             <w:r>
               <w:rPr>
                 <w:rStyle w:val="Hiperhivatkozs"/>
               </w:rPr>
-              <w:t>6 Projekt adatlap</w:t>
+              <w:t>5 Projekt adatlap</w:t>
             </w:r>
             <w:r>
               <w:rPr>
@@ -1337,7 +1337,7 @@
               <w:rPr>
                 <w:webHidden/>
               </w:rPr>
-              <w:instrText xml:space="preserve"> PAGEREF _Toc227255721 \h </w:instrText>
+              <w:instrText xml:space="preserve"> PAGEREF _Toc227697276 \h </w:instrText>
             </w:r>
             <w:r>
               <w:rPr>
@@ -1376,12 +1376,12 @@
               <w14:ligatures w14:val="standardContextual"/>
             </w:rPr>
           </w:pPr>
-          <w:hyperlink w:anchor="_Toc227255722" w:history="1">
+          <w:hyperlink w:anchor="_Toc227697277" w:history="1">
             <w:r>
               <w:rPr>
                 <w:rStyle w:val="Hiperhivatkozs"/>
               </w:rPr>
-              <w:t>7 Folyamatábrák</w:t>
+              <w:t>6 Folyamatábrák</w:t>
             </w:r>
             <w:r>
               <w:rPr>
@@ -1399,7 +1399,7 @@
               <w:rPr>
                 <w:webHidden/>
               </w:rPr>
-              <w:instrText xml:space="preserve"> PAGEREF _Toc227255722 \h </w:instrText>
+              <w:instrText xml:space="preserve"> PAGEREF _Toc227697277 \h </w:instrText>
             </w:r>
             <w:r>
               <w:rPr>
@@ -1438,12 +1438,12 @@
               <w14:ligatures w14:val="standardContextual"/>
             </w:rPr>
           </w:pPr>
-          <w:hyperlink w:anchor="_Toc227255723" w:history="1">
+          <w:hyperlink w:anchor="_Toc227697278" w:history="1">
             <w:r>
               <w:rPr>
                 <w:rStyle w:val="Hiperhivatkozs"/>
               </w:rPr>
-              <w:t>7.1 Bejelentkezés folyamata</w:t>
+              <w:t>6.1 Bejelentkezés folyamata</w:t>
             </w:r>
             <w:r>
               <w:rPr>
@@ -1461,7 +1461,7 @@
               <w:rPr>
                 <w:webHidden/>
               </w:rPr>
-              <w:instrText xml:space="preserve"> PAGEREF _Toc227255723 \h </w:instrText>
+              <w:instrText xml:space="preserve"> PAGEREF _Toc227697278 \h </w:instrText>
             </w:r>
             <w:r>
               <w:rPr>
@@ -1500,12 +1500,12 @@
               <w14:ligatures w14:val="standardContextual"/>
             </w:rPr>
           </w:pPr>
-          <w:hyperlink w:anchor="_Toc227255724" w:history="1">
+          <w:hyperlink w:anchor="_Toc227697279" w:history="1">
             <w:r>
               <w:rPr>
                 <w:rStyle w:val="Hiperhivatkozs"/>
               </w:rPr>
-              <w:t>7.2 Regisztráció folyamata</w:t>
+              <w:t>6.2 Regisztráció folyamata</w:t>
             </w:r>
             <w:r>
               <w:rPr>
@@ -1523,7 +1523,7 @@
               <w:rPr>
                 <w:webHidden/>
               </w:rPr>
-              <w:instrText xml:space="preserve"> PAGEREF _Toc227255724 \h </w:instrText>
+              <w:instrText xml:space="preserve"> PAGEREF _Toc227697279 \h </w:instrText>
             </w:r>
             <w:r>
               <w:rPr>
@@ -1562,12 +1562,12 @@
               <w14:ligatures w14:val="standardContextual"/>
             </w:rPr>
           </w:pPr>
-          <w:hyperlink w:anchor="_Toc227255725" w:history="1">
+          <w:hyperlink w:anchor="_Toc227697280" w:history="1">
             <w:r>
               <w:rPr>
                 <w:rStyle w:val="Hiperhivatkozs"/>
               </w:rPr>
-              <w:t>7.3 Kempinghely hozzáadása</w:t>
+              <w:t>6.3 Kempinghely hozzáadása</w:t>
             </w:r>
             <w:r>
               <w:rPr>
@@ -1585,7 +1585,7 @@
               <w:rPr>
                 <w:webHidden/>
               </w:rPr>
-              <w:instrText xml:space="preserve"> PAGEREF _Toc227255725 \h </w:instrText>
+              <w:instrText xml:space="preserve"> PAGEREF _Toc227697280 \h </w:instrText>
             </w:r>
             <w:r>
               <w:rPr>
@@ -1624,12 +1624,12 @@
               <w14:ligatures w14:val="standardContextual"/>
             </w:rPr>
           </w:pPr>
-          <w:hyperlink w:anchor="_Toc227255726" w:history="1">
+          <w:hyperlink w:anchor="_Toc227697281" w:history="1">
             <w:r>
               <w:rPr>
                 <w:rStyle w:val="Hiperhivatkozs"/>
               </w:rPr>
-              <w:t>7.4 Kemping regisztrálása</w:t>
+              <w:t>6.4 Kemping regisztrálása</w:t>
             </w:r>
             <w:r>
               <w:rPr>
@@ -1647,7 +1647,7 @@
               <w:rPr>
                 <w:webHidden/>
               </w:rPr>
-              <w:instrText xml:space="preserve"> PAGEREF _Toc227255726 \h </w:instrText>
+              <w:instrText xml:space="preserve"> PAGEREF _Toc227697281 \h </w:instrText>
             </w:r>
             <w:r>
               <w:rPr>
@@ -1686,12 +1686,12 @@
               <w14:ligatures w14:val="standardContextual"/>
             </w:rPr>
           </w:pPr>
-          <w:hyperlink w:anchor="_Toc227255727" w:history="1">
+          <w:hyperlink w:anchor="_Toc227697282" w:history="1">
             <w:r>
               <w:rPr>
                 <w:rStyle w:val="Hiperhivatkozs"/>
               </w:rPr>
-              <w:t>7.5 Foglalás folyamata</w:t>
+              <w:t>6.5 Foglalás folyamata</w:t>
             </w:r>
             <w:r>
               <w:rPr>
@@ -1709,7 +1709,7 @@
               <w:rPr>
                 <w:webHidden/>
               </w:rPr>
-              <w:instrText xml:space="preserve"> PAGEREF _Toc227255727 \h </w:instrText>
+              <w:instrText xml:space="preserve"> PAGEREF _Toc227697282 \h </w:instrText>
             </w:r>
             <w:r>
               <w:rPr>
@@ -1748,12 +1748,12 @@
               <w14:ligatures w14:val="standardContextual"/>
             </w:rPr>
           </w:pPr>
-          <w:hyperlink w:anchor="_Toc227255728" w:history="1">
+          <w:hyperlink w:anchor="_Toc227697283" w:history="1">
             <w:r>
               <w:rPr>
                 <w:rStyle w:val="Hiperhivatkozs"/>
               </w:rPr>
-              <w:t>7.6 Beléptető rendszer folyamata</w:t>
+              <w:t>6.6 Beléptető rendszer folyamata</w:t>
             </w:r>
             <w:r>
               <w:rPr>
@@ -1771,7 +1771,7 @@
               <w:rPr>
                 <w:webHidden/>
               </w:rPr>
-              <w:instrText xml:space="preserve"> PAGEREF _Toc227255728 \h </w:instrText>
+              <w:instrText xml:space="preserve"> PAGEREF _Toc227697283 \h </w:instrText>
             </w:r>
             <w:r>
               <w:rPr>
@@ -1810,12 +1810,12 @@
               <w14:ligatures w14:val="standardContextual"/>
             </w:rPr>
           </w:pPr>
-          <w:hyperlink w:anchor="_Toc227255729" w:history="1">
+          <w:hyperlink w:anchor="_Toc227697284" w:history="1">
             <w:r>
               <w:rPr>
                 <w:rStyle w:val="Hiperhivatkozs"/>
               </w:rPr>
-              <w:t>8 ER Diagram</w:t>
+              <w:t>7 ER Diagram</w:t>
             </w:r>
             <w:r>
               <w:rPr>
@@ -1833,7 +1833,7 @@
               <w:rPr>
                 <w:webHidden/>
               </w:rPr>
-              <w:instrText xml:space="preserve"> PAGEREF _Toc227255729 \h </w:instrText>
+              <w:instrText xml:space="preserve"> PAGEREF _Toc227697284 \h </w:instrText>
             </w:r>
             <w:r>
               <w:rPr>
@@ -1872,12 +1872,12 @@
               <w14:ligatures w14:val="standardContextual"/>
             </w:rPr>
           </w:pPr>
-          <w:hyperlink w:anchor="_Toc227255730" w:history="1">
+          <w:hyperlink w:anchor="_Toc227697285" w:history="1">
             <w:r>
               <w:rPr>
                 <w:rStyle w:val="Hiperhivatkozs"/>
               </w:rPr>
-              <w:t>9 Adatbázis felépítése</w:t>
+              <w:t>8 Adatbázis felépítése</w:t>
             </w:r>
             <w:r>
               <w:rPr>
@@ -1895,7 +1895,7 @@
               <w:rPr>
                 <w:webHidden/>
               </w:rPr>
-              <w:instrText xml:space="preserve"> PAGEREF _Toc227255730 \h </w:instrText>
+              <w:instrText xml:space="preserve"> PAGEREF _Toc227697285 \h </w:instrText>
             </w:r>
             <w:r>
               <w:rPr>
@@ -1934,12 +1934,12 @@
               <w14:ligatures w14:val="standardContextual"/>
             </w:rPr>
           </w:pPr>
-          <w:hyperlink w:anchor="_Toc227255731" w:history="1">
+          <w:hyperlink w:anchor="_Toc227697286" w:history="1">
             <w:r>
               <w:rPr>
                 <w:rStyle w:val="Hiperhivatkozs"/>
               </w:rPr>
-              <w:t>9.1 Felhasználó adatai (user)</w:t>
+              <w:t>8.1 Felhasználó adatai (user)</w:t>
             </w:r>
             <w:r>
               <w:rPr>
@@ -1957,7 +1957,7 @@
               <w:rPr>
                 <w:webHidden/>
               </w:rPr>
-              <w:instrText xml:space="preserve"> PAGEREF _Toc227255731 \h </w:instrText>
+              <w:instrText xml:space="preserve"> PAGEREF _Toc227697286 \h </w:instrText>
             </w:r>
             <w:r>
               <w:rPr>
@@ -1996,12 +1996,12 @@
               <w14:ligatures w14:val="standardContextual"/>
             </w:rPr>
           </w:pPr>
-          <w:hyperlink w:anchor="_Toc227255732" w:history="1">
+          <w:hyperlink w:anchor="_Toc227697287" w:history="1">
             <w:r>
               <w:rPr>
                 <w:rStyle w:val="Hiperhivatkozs"/>
               </w:rPr>
-              <w:t>2.2 A foglaló és a hozzá tartozó vendégek adatai (user_guest)</w:t>
+              <w:t>8.2 A foglaló és a hozzá tartozó vendégek adatai (user_guest)</w:t>
             </w:r>
             <w:r>
               <w:rPr>
@@ -2019,7 +2019,7 @@
               <w:rPr>
                 <w:webHidden/>
               </w:rPr>
-              <w:instrText xml:space="preserve"> PAGEREF _Toc227255732 \h </w:instrText>
+              <w:instrText xml:space="preserve"> PAGEREF _Toc227697287 \h </w:instrText>
             </w:r>
             <w:r>
               <w:rPr>
@@ -2058,12 +2058,12 @@
               <w14:ligatures w14:val="standardContextual"/>
             </w:rPr>
           </w:pPr>
-          <w:hyperlink w:anchor="_Toc227255733" w:history="1">
+          <w:hyperlink w:anchor="_Toc227697288" w:history="1">
             <w:r>
               <w:rPr>
                 <w:rStyle w:val="Hiperhivatkozs"/>
               </w:rPr>
-              <w:t>9.3 Kempingek adatai (camping)</w:t>
+              <w:t>8.3 Kempingek adatai (camping)</w:t>
             </w:r>
             <w:r>
               <w:rPr>
@@ -2081,7 +2081,7 @@
               <w:rPr>
                 <w:webHidden/>
               </w:rPr>
-              <w:instrText xml:space="preserve"> PAGEREF _Toc227255733 \h </w:instrText>
+              <w:instrText xml:space="preserve"> PAGEREF _Toc227697288 \h </w:instrText>
             </w:r>
             <w:r>
               <w:rPr>
@@ -2120,12 +2120,12 @@
               <w14:ligatures w14:val="standardContextual"/>
             </w:rPr>
           </w:pPr>
-          <w:hyperlink w:anchor="_Toc227255734" w:history="1">
+          <w:hyperlink w:anchor="_Toc227697289" w:history="1">
             <w:r>
               <w:rPr>
                 <w:rStyle w:val="Hiperhivatkozs"/>
               </w:rPr>
-              <w:t>2.4 Foglalások adatai (booking)</w:t>
+              <w:t>8.4 Foglalások adatai (booking)</w:t>
             </w:r>
             <w:r>
               <w:rPr>
@@ -2143,7 +2143,7 @@
               <w:rPr>
                 <w:webHidden/>
               </w:rPr>
-              <w:instrText xml:space="preserve"> PAGEREF _Toc227255734 \h </w:instrText>
+              <w:instrText xml:space="preserve"> PAGEREF _Toc227697289 \h </w:instrText>
             </w:r>
             <w:r>
               <w:rPr>
@@ -2182,12 +2182,12 @@
               <w14:ligatures w14:val="standardContextual"/>
             </w:rPr>
           </w:pPr>
-          <w:hyperlink w:anchor="_Toc227255735" w:history="1">
+          <w:hyperlink w:anchor="_Toc227697290" w:history="1">
             <w:r>
               <w:rPr>
                 <w:rStyle w:val="Hiperhivatkozs"/>
               </w:rPr>
-              <w:t>9.5 Kempinghelyek adatai (camping_spot)</w:t>
+              <w:t>8.5 Kempinghelyek adatai (camping_spot)</w:t>
             </w:r>
             <w:r>
               <w:rPr>
@@ -2205,7 +2205,7 @@
               <w:rPr>
                 <w:webHidden/>
               </w:rPr>
-              <w:instrText xml:space="preserve"> PAGEREF _Toc227255735 \h </w:instrText>
+              <w:instrText xml:space="preserve"> PAGEREF _Toc227697290 \h </w:instrText>
             </w:r>
             <w:r>
               <w:rPr>
@@ -2244,12 +2244,12 @@
               <w14:ligatures w14:val="standardContextual"/>
             </w:rPr>
           </w:pPr>
-          <w:hyperlink w:anchor="_Toc227255736" w:history="1">
+          <w:hyperlink w:anchor="_Toc227697291" w:history="1">
             <w:r>
               <w:rPr>
                 <w:rStyle w:val="Hiperhivatkozs"/>
               </w:rPr>
-              <w:t>9.6 Elhelyezkedés (location)</w:t>
+              <w:t>8.6 Elhelyezkedés (location)</w:t>
             </w:r>
             <w:r>
               <w:rPr>
@@ -2267,7 +2267,7 @@
               <w:rPr>
                 <w:webHidden/>
               </w:rPr>
-              <w:instrText xml:space="preserve"> PAGEREF _Toc227255736 \h </w:instrText>
+              <w:instrText xml:space="preserve"> PAGEREF _Toc227697291 \h </w:instrText>
             </w:r>
             <w:r>
               <w:rPr>
@@ -2306,12 +2306,12 @@
               <w14:ligatures w14:val="standardContextual"/>
             </w:rPr>
           </w:pPr>
-          <w:hyperlink w:anchor="_Toc227255737" w:history="1">
+          <w:hyperlink w:anchor="_Toc227697292" w:history="1">
             <w:r>
               <w:rPr>
                 <w:rStyle w:val="Hiperhivatkozs"/>
               </w:rPr>
-              <w:t>9.7 Kemping fotók (camping_photo)</w:t>
+              <w:t>8.7 Kemping fotók (camping_photo)</w:t>
             </w:r>
             <w:r>
               <w:rPr>
@@ -2329,7 +2329,7 @@
               <w:rPr>
                 <w:webHidden/>
               </w:rPr>
-              <w:instrText xml:space="preserve"> PAGEREF _Toc227255737 \h </w:instrText>
+              <w:instrText xml:space="preserve"> PAGEREF _Toc227697292 \h </w:instrText>
             </w:r>
             <w:r>
               <w:rPr>
@@ -2368,12 +2368,12 @@
               <w14:ligatures w14:val="standardContextual"/>
             </w:rPr>
           </w:pPr>
-          <w:hyperlink w:anchor="_Toc227255738" w:history="1">
+          <w:hyperlink w:anchor="_Toc227697293" w:history="1">
             <w:r>
               <w:rPr>
                 <w:rStyle w:val="Hiperhivatkozs"/>
               </w:rPr>
-              <w:t>9.8 Kempingkapuk adatai (entrance_gate)</w:t>
+              <w:t>8.8 Kempingkapuk adatai (entrance_gate)</w:t>
             </w:r>
             <w:r>
               <w:rPr>
@@ -2391,7 +2391,7 @@
               <w:rPr>
                 <w:webHidden/>
               </w:rPr>
-              <w:instrText xml:space="preserve"> PAGEREF _Toc227255738 \h </w:instrText>
+              <w:instrText xml:space="preserve"> PAGEREF _Toc227697293 \h </w:instrText>
             </w:r>
             <w:r>
               <w:rPr>
@@ -2430,12 +2430,12 @@
               <w14:ligatures w14:val="standardContextual"/>
             </w:rPr>
           </w:pPr>
-          <w:hyperlink w:anchor="_Toc227255739" w:history="1">
+          <w:hyperlink w:anchor="_Toc227697294" w:history="1">
             <w:r>
               <w:rPr>
                 <w:rStyle w:val="Hiperhivatkozs"/>
               </w:rPr>
-              <w:t>9.9 Vélemények és értékelések (comment)</w:t>
+              <w:t>8.9 Vélemények és értékelések (comment)</w:t>
             </w:r>
             <w:r>
               <w:rPr>
@@ -2453,7 +2453,7 @@
               <w:rPr>
                 <w:webHidden/>
               </w:rPr>
-              <w:instrText xml:space="preserve"> PAGEREF _Toc227255739 \h </w:instrText>
+              <w:instrText xml:space="preserve"> PAGEREF _Toc227697294 \h </w:instrText>
             </w:r>
             <w:r>
               <w:rPr>
@@ -2492,12 +2492,12 @@
               <w14:ligatures w14:val="standardContextual"/>
             </w:rPr>
           </w:pPr>
-          <w:hyperlink w:anchor="_Toc227255740" w:history="1">
+          <w:hyperlink w:anchor="_Toc227697295" w:history="1">
             <w:r>
               <w:rPr>
                 <w:rStyle w:val="Hiperhivatkozs"/>
               </w:rPr>
-              <w:t>9.10 Kempinghez tartozó címkék (camping_tag)</w:t>
+              <w:t>8.10 Kempinghez tartozó címkék (camping_tag)</w:t>
             </w:r>
             <w:r>
               <w:rPr>
@@ -2515,7 +2515,7 @@
               <w:rPr>
                 <w:webHidden/>
               </w:rPr>
-              <w:instrText xml:space="preserve"> PAGEREF _Toc227255740 \h </w:instrText>
+              <w:instrText xml:space="preserve"> PAGEREF _Toc227697295 \h </w:instrText>
             </w:r>
             <w:r>
               <w:rPr>
@@ -2554,12 +2554,12 @@
               <w14:ligatures w14:val="standardContextual"/>
             </w:rPr>
           </w:pPr>
-          <w:hyperlink w:anchor="_Toc227255741" w:history="1">
+          <w:hyperlink w:anchor="_Toc227697296" w:history="1">
             <w:r>
               <w:rPr>
                 <w:rStyle w:val="Hiperhivatkozs"/>
               </w:rPr>
-              <w:t>10. A tesztelés során felhasznált technológiák</w:t>
+              <w:t>9. A tesztelés során felhasznált technológiák</w:t>
             </w:r>
             <w:r>
               <w:rPr>
@@ -2577,7 +2577,7 @@
               <w:rPr>
                 <w:webHidden/>
               </w:rPr>
-              <w:instrText xml:space="preserve"> PAGEREF _Toc227255741 \h </w:instrText>
+              <w:instrText xml:space="preserve"> PAGEREF _Toc227697296 \h </w:instrText>
             </w:r>
             <w:r>
               <w:rPr>
@@ -2616,12 +2616,12 @@
               <w14:ligatures w14:val="standardContextual"/>
             </w:rPr>
           </w:pPr>
-          <w:hyperlink w:anchor="_Toc227255742" w:history="1">
+          <w:hyperlink w:anchor="_Toc227697297" w:history="1">
             <w:r>
               <w:rPr>
                 <w:rStyle w:val="Hiperhivatkozs"/>
               </w:rPr>
-              <w:t>11. Frontend tesztesetek</w:t>
+              <w:t>10. Frontend tesztesetek</w:t>
             </w:r>
             <w:r>
               <w:rPr>
@@ -2639,7 +2639,7 @@
               <w:rPr>
                 <w:webHidden/>
               </w:rPr>
-              <w:instrText xml:space="preserve"> PAGEREF _Toc227255742 \h </w:instrText>
+              <w:instrText xml:space="preserve"> PAGEREF _Toc227697297 \h </w:instrText>
             </w:r>
             <w:r>
               <w:rPr>
@@ -2678,12 +2678,12 @@
               <w14:ligatures w14:val="standardContextual"/>
             </w:rPr>
           </w:pPr>
-          <w:hyperlink w:anchor="_Toc227255743" w:history="1">
+          <w:hyperlink w:anchor="_Toc227697298" w:history="1">
             <w:r>
               <w:rPr>
                 <w:rStyle w:val="Hiperhivatkozs"/>
               </w:rPr>
-              <w:t>11.1 Regisztráció Teszt</w:t>
+              <w:t>10.1 Regisztráció Teszt</w:t>
             </w:r>
             <w:r>
               <w:rPr>
@@ -2701,7 +2701,7 @@
               <w:rPr>
                 <w:webHidden/>
               </w:rPr>
-              <w:instrText xml:space="preserve"> PAGEREF _Toc227255743 \h </w:instrText>
+              <w:instrText xml:space="preserve"> PAGEREF _Toc227697298 \h </w:instrText>
             </w:r>
             <w:r>
               <w:rPr>
@@ -2740,12 +2740,12 @@
               <w14:ligatures w14:val="standardContextual"/>
             </w:rPr>
           </w:pPr>
-          <w:hyperlink w:anchor="_Toc227255744" w:history="1">
+          <w:hyperlink w:anchor="_Toc227697299" w:history="1">
             <w:r>
               <w:rPr>
                 <w:rStyle w:val="Hiperhivatkozs"/>
               </w:rPr>
-              <w:t>11.2. Hibás Regisztráció Teszt</w:t>
+              <w:t>10.2. Hibás Regisztráció Teszt</w:t>
             </w:r>
             <w:r>
               <w:rPr>
@@ -2763,7 +2763,7 @@
               <w:rPr>
                 <w:webHidden/>
               </w:rPr>
-              <w:instrText xml:space="preserve"> PAGEREF _Toc227255744 \h </w:instrText>
+              <w:instrText xml:space="preserve"> PAGEREF _Toc227697299 \h </w:instrText>
             </w:r>
             <w:r>
               <w:rPr>
@@ -2802,12 +2802,12 @@
               <w14:ligatures w14:val="standardContextual"/>
             </w:rPr>
           </w:pPr>
-          <w:hyperlink w:anchor="_Toc227255745" w:history="1">
+          <w:hyperlink w:anchor="_Toc227697300" w:history="1">
             <w:r>
               <w:rPr>
                 <w:rStyle w:val="Hiperhivatkozs"/>
               </w:rPr>
-              <w:t>11.3 Nincs megerősítve az e-mail cím Bejelentkezés Teszt</w:t>
+              <w:t>10.3 Nincs megerősítve az e-mail cím Bejelentkezés Teszt</w:t>
             </w:r>
             <w:r>
               <w:rPr>
@@ -2825,7 +2825,7 @@
               <w:rPr>
                 <w:webHidden/>
               </w:rPr>
-              <w:instrText xml:space="preserve"> PAGEREF _Toc227255745 \h </w:instrText>
+              <w:instrText xml:space="preserve"> PAGEREF _Toc227697300 \h </w:instrText>
             </w:r>
             <w:r>
               <w:rPr>
@@ -2864,12 +2864,12 @@
               <w14:ligatures w14:val="standardContextual"/>
             </w:rPr>
           </w:pPr>
-          <w:hyperlink w:anchor="_Toc227255746" w:history="1">
+          <w:hyperlink w:anchor="_Toc227697301" w:history="1">
             <w:r>
               <w:rPr>
                 <w:rStyle w:val="Hiperhivatkozs"/>
               </w:rPr>
-              <w:t>11.4 Bejelentkezés Teszt</w:t>
+              <w:t>10.4 Bejelentkezés Teszt</w:t>
             </w:r>
             <w:r>
               <w:rPr>
@@ -2887,7 +2887,7 @@
               <w:rPr>
                 <w:webHidden/>
               </w:rPr>
-              <w:instrText xml:space="preserve"> PAGEREF _Toc227255746 \h </w:instrText>
+              <w:instrText xml:space="preserve"> PAGEREF _Toc227697301 \h </w:instrText>
             </w:r>
             <w:r>
               <w:rPr>
@@ -2926,12 +2926,12 @@
               <w14:ligatures w14:val="standardContextual"/>
             </w:rPr>
           </w:pPr>
-          <w:hyperlink w:anchor="_Toc227255747" w:history="1">
+          <w:hyperlink w:anchor="_Toc227697302" w:history="1">
             <w:r>
               <w:rPr>
                 <w:rStyle w:val="Hiperhivatkozs"/>
               </w:rPr>
-              <w:t>11.5 Legyen partner hibás teszt</w:t>
+              <w:t>10.5 Legyen partner hibás teszt</w:t>
             </w:r>
             <w:r>
               <w:rPr>
@@ -2949,7 +2949,7 @@
               <w:rPr>
                 <w:webHidden/>
               </w:rPr>
-              <w:instrText xml:space="preserve"> PAGEREF _Toc227255747 \h </w:instrText>
+              <w:instrText xml:space="preserve"> PAGEREF _Toc227697302 \h </w:instrText>
             </w:r>
             <w:r>
               <w:rPr>
@@ -2988,12 +2988,12 @@
               <w14:ligatures w14:val="standardContextual"/>
             </w:rPr>
           </w:pPr>
-          <w:hyperlink w:anchor="_Toc227255748" w:history="1">
+          <w:hyperlink w:anchor="_Toc227697303" w:history="1">
             <w:r>
               <w:rPr>
                 <w:rStyle w:val="Hiperhivatkozs"/>
               </w:rPr>
-              <w:t>11.6 Legyen partner hibás teszt</w:t>
+              <w:t>10.6 Legyen partner hibás teszt</w:t>
             </w:r>
             <w:r>
               <w:rPr>
@@ -3011,7 +3011,7 @@
               <w:rPr>
                 <w:webHidden/>
               </w:rPr>
-              <w:instrText xml:space="preserve"> PAGEREF _Toc227255748 \h </w:instrText>
+              <w:instrText xml:space="preserve"> PAGEREF _Toc227697303 \h </w:instrText>
             </w:r>
             <w:r>
               <w:rPr>
@@ -3050,12 +3050,12 @@
               <w14:ligatures w14:val="standardContextual"/>
             </w:rPr>
           </w:pPr>
-          <w:hyperlink w:anchor="_Toc227255749" w:history="1">
+          <w:hyperlink w:anchor="_Toc227697304" w:history="1">
             <w:r>
               <w:rPr>
                 <w:rStyle w:val="Hiperhivatkozs"/>
               </w:rPr>
-              <w:t>11.7 Legyen partner teszt</w:t>
+              <w:t>10.7 Legyen partner teszt</w:t>
             </w:r>
             <w:r>
               <w:rPr>
@@ -3073,7 +3073,7 @@
               <w:rPr>
                 <w:webHidden/>
               </w:rPr>
-              <w:instrText xml:space="preserve"> PAGEREF _Toc227255749 \h </w:instrText>
+              <w:instrText xml:space="preserve"> PAGEREF _Toc227697304 \h </w:instrText>
             </w:r>
             <w:r>
               <w:rPr>
@@ -3112,12 +3112,12 @@
               <w14:ligatures w14:val="standardContextual"/>
             </w:rPr>
           </w:pPr>
-          <w:hyperlink w:anchor="_Toc227255750" w:history="1">
+          <w:hyperlink w:anchor="_Toc227697305" w:history="1">
             <w:r>
               <w:rPr>
                 <w:rStyle w:val="Hiperhivatkozs"/>
               </w:rPr>
-              <w:t>11.8 Kemping létrehozása teszt</w:t>
+              <w:t>10.8 Kemping létrehozása teszt</w:t>
             </w:r>
             <w:r>
               <w:rPr>
@@ -3135,7 +3135,7 @@
               <w:rPr>
                 <w:webHidden/>
               </w:rPr>
-              <w:instrText xml:space="preserve"> PAGEREF _Toc227255750 \h </w:instrText>
+              <w:instrText xml:space="preserve"> PAGEREF _Toc227697305 \h </w:instrText>
             </w:r>
             <w:r>
               <w:rPr>
@@ -3174,12 +3174,12 @@
               <w14:ligatures w14:val="standardContextual"/>
             </w:rPr>
           </w:pPr>
-          <w:hyperlink w:anchor="_Toc227255751" w:history="1">
+          <w:hyperlink w:anchor="_Toc227697306" w:history="1">
             <w:r>
               <w:rPr>
                 <w:rStyle w:val="Hiperhivatkozs"/>
               </w:rPr>
-              <w:t>11.9 Kemping létrehozása hibás teszt</w:t>
+              <w:t>10.9 Kemping létrehozása hibás teszt</w:t>
             </w:r>
             <w:r>
               <w:rPr>
@@ -3197,7 +3197,7 @@
               <w:rPr>
                 <w:webHidden/>
               </w:rPr>
-              <w:instrText xml:space="preserve"> PAGEREF _Toc227255751 \h </w:instrText>
+              <w:instrText xml:space="preserve"> PAGEREF _Toc227697306 \h </w:instrText>
             </w:r>
             <w:r>
               <w:rPr>
@@ -3236,12 +3236,12 @@
               <w14:ligatures w14:val="standardContextual"/>
             </w:rPr>
           </w:pPr>
-          <w:hyperlink w:anchor="_Toc227255752" w:history="1">
+          <w:hyperlink w:anchor="_Toc227697307" w:history="1">
             <w:r>
               <w:rPr>
                 <w:rStyle w:val="Hiperhivatkozs"/>
               </w:rPr>
-              <w:t>11.10 Térkép hozzáadása teszt</w:t>
+              <w:t>10.10 Térkép hozzáadása teszt</w:t>
             </w:r>
             <w:r>
               <w:rPr>
@@ -3259,7 +3259,7 @@
               <w:rPr>
                 <w:webHidden/>
               </w:rPr>
-              <w:instrText xml:space="preserve"> PAGEREF _Toc227255752 \h </w:instrText>
+              <w:instrText xml:space="preserve"> PAGEREF _Toc227697307 \h </w:instrText>
             </w:r>
             <w:r>
               <w:rPr>
@@ -3298,12 +3298,12 @@
               <w14:ligatures w14:val="standardContextual"/>
             </w:rPr>
           </w:pPr>
-          <w:hyperlink w:anchor="_Toc227255753" w:history="1">
+          <w:hyperlink w:anchor="_Toc227697308" w:history="1">
             <w:r>
               <w:rPr>
                 <w:rStyle w:val="Hiperhivatkozs"/>
               </w:rPr>
-              <w:t>12. API végpontok</w:t>
+              <w:t>11. API végpontok</w:t>
             </w:r>
             <w:r>
               <w:rPr>
@@ -3321,7 +3321,7 @@
               <w:rPr>
                 <w:webHidden/>
               </w:rPr>
-              <w:instrText xml:space="preserve"> PAGEREF _Toc227255753 \h </w:instrText>
+              <w:instrText xml:space="preserve"> PAGEREF _Toc227697308 \h </w:instrText>
             </w:r>
             <w:r>
               <w:rPr>
@@ -3360,12 +3360,12 @@
               <w14:ligatures w14:val="standardContextual"/>
             </w:rPr>
           </w:pPr>
-          <w:hyperlink w:anchor="_Toc227255754" w:history="1">
+          <w:hyperlink w:anchor="_Toc227697309" w:history="1">
             <w:r>
               <w:rPr>
                 <w:rStyle w:val="Hiperhivatkozs"/>
               </w:rPr>
-              <w:t>13. Backend API tesztesetek</w:t>
+              <w:t>12. Backend API tesztesetek</w:t>
             </w:r>
             <w:r>
               <w:rPr>
@@ -3383,7 +3383,7 @@
               <w:rPr>
                 <w:webHidden/>
               </w:rPr>
-              <w:instrText xml:space="preserve"> PAGEREF _Toc227255754 \h </w:instrText>
+              <w:instrText xml:space="preserve"> PAGEREF _Toc227697309 \h </w:instrText>
             </w:r>
             <w:r>
               <w:rPr>
@@ -3422,7 +3422,7 @@
               <w14:ligatures w14:val="standardContextual"/>
             </w:rPr>
           </w:pPr>
-          <w:hyperlink w:anchor="_Toc227255755" w:history="1">
+          <w:hyperlink w:anchor="_Toc227697310" w:history="1">
             <w:r>
               <w:rPr>
                 <w:rStyle w:val="Hiperhivatkozs"/>
@@ -3445,7 +3445,7 @@
               <w:rPr>
                 <w:webHidden/>
               </w:rPr>
-              <w:instrText xml:space="preserve"> PAGEREF _Toc227255755 \h </w:instrText>
+              <w:instrText xml:space="preserve"> PAGEREF _Toc227697310 \h </w:instrText>
             </w:r>
             <w:r>
               <w:rPr>
@@ -3484,12 +3484,12 @@
               <w14:ligatures w14:val="standardContextual"/>
             </w:rPr>
           </w:pPr>
-          <w:hyperlink w:anchor="_Toc227255756" w:history="1">
+          <w:hyperlink w:anchor="_Toc227697311" w:history="1">
             <w:r>
               <w:rPr>
                 <w:rStyle w:val="Hiperhivatkozs"/>
               </w:rPr>
-              <w:t>13.2 Bejelentkezés</w:t>
+              <w:t>12.2 Bejelentkezés</w:t>
             </w:r>
             <w:r>
               <w:rPr>
@@ -3507,7 +3507,7 @@
               <w:rPr>
                 <w:webHidden/>
               </w:rPr>
-              <w:instrText xml:space="preserve"> PAGEREF _Toc227255756 \h </w:instrText>
+              <w:instrText xml:space="preserve"> PAGEREF _Toc227697311 \h </w:instrText>
             </w:r>
             <w:r>
               <w:rPr>
@@ -3546,12 +3546,12 @@
               <w14:ligatures w14:val="standardContextual"/>
             </w:rPr>
           </w:pPr>
-          <w:hyperlink w:anchor="_Toc227255757" w:history="1">
+          <w:hyperlink w:anchor="_Toc227697312" w:history="1">
             <w:r>
               <w:rPr>
                 <w:rStyle w:val="Hiperhivatkozs"/>
               </w:rPr>
-              <w:t>13.3 Kijelentkezés</w:t>
+              <w:t>12.3 Kijelentkezés</w:t>
             </w:r>
             <w:r>
               <w:rPr>
@@ -3569,7 +3569,7 @@
               <w:rPr>
                 <w:webHidden/>
               </w:rPr>
-              <w:instrText xml:space="preserve"> PAGEREF _Toc227255757 \h </w:instrText>
+              <w:instrText xml:space="preserve"> PAGEREF _Toc227697312 \h </w:instrText>
             </w:r>
             <w:r>
               <w:rPr>
@@ -3608,12 +3608,12 @@
               <w14:ligatures w14:val="standardContextual"/>
             </w:rPr>
           </w:pPr>
-          <w:hyperlink w:anchor="_Toc227255758" w:history="1">
+          <w:hyperlink w:anchor="_Toc227697313" w:history="1">
             <w:r>
               <w:rPr>
                 <w:rStyle w:val="Hiperhivatkozs"/>
               </w:rPr>
-              <w:t>13.4 Bejelentkezett felhasználói adatok</w:t>
+              <w:t>12.4 Bejelentkezett felhasználói adatok</w:t>
             </w:r>
             <w:r>
               <w:rPr>
@@ -3631,7 +3631,7 @@
               <w:rPr>
                 <w:webHidden/>
               </w:rPr>
-              <w:instrText xml:space="preserve"> PAGEREF _Toc227255758 \h </w:instrText>
+              <w:instrText xml:space="preserve"> PAGEREF _Toc227697313 \h </w:instrText>
             </w:r>
             <w:r>
               <w:rPr>
@@ -3670,12 +3670,12 @@
               <w14:ligatures w14:val="standardContextual"/>
             </w:rPr>
           </w:pPr>
-          <w:hyperlink w:anchor="_Toc227255759" w:history="1">
+          <w:hyperlink w:anchor="_Toc227697314" w:history="1">
             <w:r>
               <w:rPr>
                 <w:rStyle w:val="Hiperhivatkozs"/>
               </w:rPr>
-              <w:t>13.5 Saját kempingek listája</w:t>
+              <w:t>12.5 Saját kempingek listája</w:t>
             </w:r>
             <w:r>
               <w:rPr>
@@ -3693,7 +3693,7 @@
               <w:rPr>
                 <w:webHidden/>
               </w:rPr>
-              <w:instrText xml:space="preserve"> PAGEREF _Toc227255759 \h </w:instrText>
+              <w:instrText xml:space="preserve"> PAGEREF _Toc227697314 \h </w:instrText>
             </w:r>
             <w:r>
               <w:rPr>
@@ -3732,12 +3732,12 @@
               <w14:ligatures w14:val="standardContextual"/>
             </w:rPr>
           </w:pPr>
-          <w:hyperlink w:anchor="_Toc227255760" w:history="1">
+          <w:hyperlink w:anchor="_Toc227697315" w:history="1">
             <w:r>
               <w:rPr>
                 <w:rStyle w:val="Hiperhivatkozs"/>
               </w:rPr>
-              <w:t>13.6 Hely módosítása</w:t>
+              <w:t>12.6 Hely módosítása</w:t>
             </w:r>
             <w:r>
               <w:rPr>
@@ -3755,7 +3755,7 @@
               <w:rPr>
                 <w:webHidden/>
               </w:rPr>
-              <w:instrText xml:space="preserve"> PAGEREF _Toc227255760 \h </w:instrText>
+              <w:instrText xml:space="preserve"> PAGEREF _Toc227697315 \h </w:instrText>
             </w:r>
             <w:r>
               <w:rPr>
@@ -3794,12 +3794,12 @@
               <w14:ligatures w14:val="standardContextual"/>
             </w:rPr>
           </w:pPr>
-          <w:hyperlink w:anchor="_Toc227255761" w:history="1">
+          <w:hyperlink w:anchor="_Toc227697316" w:history="1">
             <w:r>
               <w:rPr>
                 <w:rStyle w:val="Hiperhivatkozs"/>
               </w:rPr>
-              <w:t>13.7 Foglalás részletei</w:t>
+              <w:t>12.7 Foglalás részletei</w:t>
             </w:r>
             <w:r>
               <w:rPr>
@@ -3817,7 +3817,7 @@
               <w:rPr>
                 <w:webHidden/>
               </w:rPr>
-              <w:instrText xml:space="preserve"> PAGEREF _Toc227255761 \h </w:instrText>
+              <w:instrText xml:space="preserve"> PAGEREF _Toc227697316 \h </w:instrText>
             </w:r>
             <w:r>
               <w:rPr>
@@ -3856,12 +3856,12 @@
               <w14:ligatures w14:val="standardContextual"/>
             </w:rPr>
           </w:pPr>
-          <w:hyperlink w:anchor="_Toc227255762" w:history="1">
+          <w:hyperlink w:anchor="_Toc227697317" w:history="1">
             <w:r>
               <w:rPr>
                 <w:rStyle w:val="Hiperhivatkozs"/>
               </w:rPr>
-              <w:t>13.8 Foglalások árai</w:t>
+              <w:t>12.8 Foglalások árai</w:t>
             </w:r>
             <w:r>
               <w:rPr>
@@ -3879,7 +3879,7 @@
               <w:rPr>
                 <w:webHidden/>
               </w:rPr>
-              <w:instrText xml:space="preserve"> PAGEREF _Toc227255762 \h </w:instrText>
+              <w:instrText xml:space="preserve"> PAGEREF _Toc227697317 \h </w:instrText>
             </w:r>
             <w:r>
               <w:rPr>
@@ -3918,12 +3918,12 @@
               <w14:ligatures w14:val="standardContextual"/>
             </w:rPr>
           </w:pPr>
-          <w:hyperlink w:anchor="_Toc227255763" w:history="1">
+          <w:hyperlink w:anchor="_Toc227697318" w:history="1">
             <w:r>
               <w:rPr>
                 <w:rStyle w:val="Hiperhivatkozs"/>
               </w:rPr>
-              <w:t>14. Felhasználói dokumentáció</w:t>
+              <w:t>13. Felhasználói dokumentáció</w:t>
             </w:r>
             <w:r>
               <w:rPr>
@@ -3941,7 +3941,7 @@
               <w:rPr>
                 <w:webHidden/>
               </w:rPr>
-              <w:instrText xml:space="preserve"> PAGEREF _Toc227255763 \h </w:instrText>
+              <w:instrText xml:space="preserve"> PAGEREF _Toc227697318 \h </w:instrText>
             </w:r>
             <w:r>
               <w:rPr>
@@ -3980,12 +3980,12 @@
               <w14:ligatures w14:val="standardContextual"/>
             </w:rPr>
           </w:pPr>
-          <w:hyperlink w:anchor="_Toc227255764" w:history="1">
+          <w:hyperlink w:anchor="_Toc227697319" w:history="1">
             <w:r>
               <w:rPr>
                 <w:rStyle w:val="Hiperhivatkozs"/>
               </w:rPr>
-              <w:t>14.1 A rendszer rövid bemutatása</w:t>
+              <w:t>13.1 A rendszer rövid bemutatása</w:t>
             </w:r>
             <w:r>
               <w:rPr>
@@ -4003,7 +4003,7 @@
               <w:rPr>
                 <w:webHidden/>
               </w:rPr>
-              <w:instrText xml:space="preserve"> PAGEREF _Toc227255764 \h </w:instrText>
+              <w:instrText xml:space="preserve"> PAGEREF _Toc227697319 \h </w:instrText>
             </w:r>
             <w:r>
               <w:rPr>
@@ -4042,12 +4042,12 @@
               <w14:ligatures w14:val="standardContextual"/>
             </w:rPr>
           </w:pPr>
-          <w:hyperlink w:anchor="_Toc227255765" w:history="1">
+          <w:hyperlink w:anchor="_Toc227697320" w:history="1">
             <w:r>
               <w:rPr>
                 <w:rStyle w:val="Hiperhivatkozs"/>
               </w:rPr>
-              <w:t>14.2 Felhasználói Szerepkörök</w:t>
+              <w:t>13.2 Felhasználói Szerepkörök</w:t>
             </w:r>
             <w:r>
               <w:rPr>
@@ -4065,7 +4065,7 @@
               <w:rPr>
                 <w:webHidden/>
               </w:rPr>
-              <w:instrText xml:space="preserve"> PAGEREF _Toc227255765 \h </w:instrText>
+              <w:instrText xml:space="preserve"> PAGEREF _Toc227697320 \h </w:instrText>
             </w:r>
             <w:r>
               <w:rPr>
@@ -4104,12 +4104,12 @@
               <w14:ligatures w14:val="standardContextual"/>
             </w:rPr>
           </w:pPr>
-          <w:hyperlink w:anchor="_Toc227255766" w:history="1">
+          <w:hyperlink w:anchor="_Toc227697321" w:history="1">
             <w:r>
               <w:rPr>
                 <w:rStyle w:val="Hiperhivatkozs"/>
               </w:rPr>
-              <w:t>14.3 Belépés és Fiókhasználat</w:t>
+              <w:t>13.3 Belépés és Fiókhasználat</w:t>
             </w:r>
             <w:r>
               <w:rPr>
@@ -4127,7 +4127,7 @@
               <w:rPr>
                 <w:webHidden/>
               </w:rPr>
-              <w:instrText xml:space="preserve"> PAGEREF _Toc227255766 \h </w:instrText>
+              <w:instrText xml:space="preserve"> PAGEREF _Toc227697321 \h </w:instrText>
             </w:r>
             <w:r>
               <w:rPr>
@@ -4166,12 +4166,12 @@
               <w14:ligatures w14:val="standardContextual"/>
             </w:rPr>
           </w:pPr>
-          <w:hyperlink w:anchor="_Toc227255767" w:history="1">
+          <w:hyperlink w:anchor="_Toc227697322" w:history="1">
             <w:r>
               <w:rPr>
                 <w:rStyle w:val="Hiperhivatkozs"/>
               </w:rPr>
-              <w:t>14.4 Keresés és Böngészés</w:t>
+              <w:t>13.4 Keresés és Böngészés</w:t>
             </w:r>
             <w:r>
               <w:rPr>
@@ -4189,7 +4189,7 @@
               <w:rPr>
                 <w:webHidden/>
               </w:rPr>
-              <w:instrText xml:space="preserve"> PAGEREF _Toc227255767 \h </w:instrText>
+              <w:instrText xml:space="preserve"> PAGEREF _Toc227697322 \h </w:instrText>
             </w:r>
             <w:r>
               <w:rPr>
@@ -4228,12 +4228,12 @@
               <w14:ligatures w14:val="standardContextual"/>
             </w:rPr>
           </w:pPr>
-          <w:hyperlink w:anchor="_Toc227255768" w:history="1">
+          <w:hyperlink w:anchor="_Toc227697323" w:history="1">
             <w:r>
               <w:rPr>
                 <w:rStyle w:val="Hiperhivatkozs"/>
               </w:rPr>
-              <w:t>14.5 Foglalási Folyamat</w:t>
+              <w:t>13.5 Foglalási Folyamat</w:t>
             </w:r>
             <w:r>
               <w:rPr>
@@ -4251,7 +4251,7 @@
               <w:rPr>
                 <w:webHidden/>
               </w:rPr>
-              <w:instrText xml:space="preserve"> PAGEREF _Toc227255768 \h </w:instrText>
+              <w:instrText xml:space="preserve"> PAGEREF _Toc227697323 \h </w:instrText>
             </w:r>
             <w:r>
               <w:rPr>
@@ -4290,12 +4290,12 @@
               <w14:ligatures w14:val="standardContextual"/>
             </w:rPr>
           </w:pPr>
-          <w:hyperlink w:anchor="_Toc227255769" w:history="1">
+          <w:hyperlink w:anchor="_Toc227697324" w:history="1">
             <w:r>
               <w:rPr>
                 <w:rStyle w:val="Hiperhivatkozs"/>
               </w:rPr>
-              <w:t>14.6 Foglalásaim és QR-kód Használata</w:t>
+              <w:t>13.6 Foglalásaim és QR-kód Használata</w:t>
             </w:r>
             <w:r>
               <w:rPr>
@@ -4313,7 +4313,7 @@
               <w:rPr>
                 <w:webHidden/>
               </w:rPr>
-              <w:instrText xml:space="preserve"> PAGEREF _Toc227255769 \h </w:instrText>
+              <w:instrText xml:space="preserve"> PAGEREF _Toc227697324 \h </w:instrText>
             </w:r>
             <w:r>
               <w:rPr>
@@ -4352,12 +4352,12 @@
               <w14:ligatures w14:val="standardContextual"/>
             </w:rPr>
           </w:pPr>
-          <w:hyperlink w:anchor="_Toc227255770" w:history="1">
+          <w:hyperlink w:anchor="_Toc227697325" w:history="1">
             <w:r>
               <w:rPr>
                 <w:rStyle w:val="Hiperhivatkozs"/>
               </w:rPr>
-              <w:t>14.7 Profilkezelés</w:t>
+              <w:t>13.7 Profilkezelés</w:t>
             </w:r>
             <w:r>
               <w:rPr>
@@ -4375,7 +4375,7 @@
               <w:rPr>
                 <w:webHidden/>
               </w:rPr>
-              <w:instrText xml:space="preserve"> PAGEREF _Toc227255770 \h </w:instrText>
+              <w:instrText xml:space="preserve"> PAGEREF _Toc227697325 \h </w:instrText>
             </w:r>
             <w:r>
               <w:rPr>
@@ -4414,12 +4414,12 @@
               <w14:ligatures w14:val="standardContextual"/>
             </w:rPr>
           </w:pPr>
-          <w:hyperlink w:anchor="_Toc227255771" w:history="1">
+          <w:hyperlink w:anchor="_Toc227697326" w:history="1">
             <w:r>
               <w:rPr>
                 <w:rStyle w:val="Hiperhivatkozs"/>
               </w:rPr>
-              <w:t>14.8 Partner (Tulajdonos) Felület</w:t>
+              <w:t>13.8 Partner (Tulajdonos) Felület</w:t>
             </w:r>
             <w:r>
               <w:rPr>
@@ -4437,7 +4437,7 @@
               <w:rPr>
                 <w:webHidden/>
               </w:rPr>
-              <w:instrText xml:space="preserve"> PAGEREF _Toc227255771 \h </w:instrText>
+              <w:instrText xml:space="preserve"> PAGEREF _Toc227697326 \h </w:instrText>
             </w:r>
             <w:r>
               <w:rPr>
@@ -4476,12 +4476,12 @@
               <w14:ligatures w14:val="standardContextual"/>
             </w:rPr>
           </w:pPr>
-          <w:hyperlink w:anchor="_Toc227255772" w:history="1">
+          <w:hyperlink w:anchor="_Toc227697327" w:history="1">
             <w:r>
               <w:rPr>
                 <w:rStyle w:val="Hiperhivatkozs"/>
               </w:rPr>
-              <w:t>14.9 Jogi és Információs Oldalak</w:t>
+              <w:t>13.9 Jogi és Információs Oldalak</w:t>
             </w:r>
             <w:r>
               <w:rPr>
@@ -4499,7 +4499,7 @@
               <w:rPr>
                 <w:webHidden/>
               </w:rPr>
-              <w:instrText xml:space="preserve"> PAGEREF _Toc227255772 \h </w:instrText>
+              <w:instrText xml:space="preserve"> PAGEREF _Toc227697327 \h </w:instrText>
             </w:r>
             <w:r>
               <w:rPr>
@@ -4538,12 +4538,12 @@
               <w14:ligatures w14:val="standardContextual"/>
             </w:rPr>
           </w:pPr>
-          <w:hyperlink w:anchor="_Toc227255773" w:history="1">
+          <w:hyperlink w:anchor="_Toc227697328" w:history="1">
             <w:r>
               <w:rPr>
                 <w:rStyle w:val="Hiperhivatkozs"/>
               </w:rPr>
-              <w:t>14.10 Hibakezelés és Gyakori Esetek</w:t>
+              <w:t>13.10 Hibakezelés és Gyakori Esetek</w:t>
             </w:r>
             <w:r>
               <w:rPr>
@@ -4561,7 +4561,7 @@
               <w:rPr>
                 <w:webHidden/>
               </w:rPr>
-              <w:instrText xml:space="preserve"> PAGEREF _Toc227255773 \h </w:instrText>
+              <w:instrText xml:space="preserve"> PAGEREF _Toc227697328 \h </w:instrText>
             </w:r>
             <w:r>
               <w:rPr>
@@ -4606,12 +4606,12 @@
           <w:tab w:val="left" w:pos="8778"/>
         </w:tabs>
       </w:pPr>
-      <w:bookmarkStart w:id="2" w:name="_Toc227255706"/>
+      <w:bookmarkStart w:id="2" w:name="_Toc227697261"/>
       <w:bookmarkStart w:id="3" w:name="Bevezetés"/>
       <w:bookmarkEnd w:id="1"/>
       <w:r>
         <w:lastRenderedPageBreak/>
-        <w:t>2</w:t>
+        <w:t>1</w:t>
       </w:r>
       <w:r>
         <w:t xml:space="preserve"> </w:t>
@@ -4634,11 +4634,14 @@
       <w:pPr>
         <w:pStyle w:val="Cmsor2"/>
       </w:pPr>
-      <w:bookmarkStart w:id="4" w:name="_Toc227255707"/>
+      <w:bookmarkStart w:id="4" w:name="_Toc227697262"/>
       <w:bookmarkStart w:id="5" w:name="Bevezetés21"/>
       <w:bookmarkEnd w:id="3"/>
       <w:r>
-        <w:t>2.1 A feladat címe</w:t>
+        <w:t>1</w:t>
+      </w:r>
+      <w:r>
+        <w:t>.1 A feladat címe</w:t>
       </w:r>
       <w:bookmarkEnd w:id="4"/>
     </w:p>
@@ -4709,10 +4712,13 @@
       <w:pPr>
         <w:pStyle w:val="Cmsor2"/>
       </w:pPr>
-      <w:bookmarkStart w:id="6" w:name="_Toc227255708"/>
+      <w:bookmarkStart w:id="6" w:name="_Toc227697263"/>
       <w:bookmarkStart w:id="7" w:name="tartalom22"/>
       <w:r>
-        <w:t>2.2 A feladat rövid ismertetése</w:t>
+        <w:t>1</w:t>
+      </w:r>
+      <w:r>
+        <w:t>.2 A feladat rövid ismertetése</w:t>
       </w:r>
       <w:bookmarkEnd w:id="6"/>
     </w:p>
@@ -4796,27 +4802,7 @@
           <w:sz w:val="28"/>
           <w:szCs w:val="28"/>
         </w:rPr>
-        <w:t xml:space="preserve">Erre fog megoldást nyújtani a </w:t>
-      </w:r>
-      <w:proofErr w:type="spellStart"/>
-      <w:r>
-        <w:rPr>
-          <w:rFonts w:ascii="Times New Roman" w:hAnsi="Times New Roman" w:cs="Times New Roman"/>
-          <w:color w:val="000000" w:themeColor="text1"/>
-          <w:sz w:val="28"/>
-          <w:szCs w:val="28"/>
-        </w:rPr>
-        <w:t>CampSite</w:t>
-      </w:r>
-      <w:proofErr w:type="spellEnd"/>
-      <w:r>
-        <w:rPr>
-          <w:rFonts w:ascii="Times New Roman" w:hAnsi="Times New Roman" w:cs="Times New Roman"/>
-          <w:color w:val="000000" w:themeColor="text1"/>
-          <w:sz w:val="28"/>
-          <w:szCs w:val="28"/>
-        </w:rPr>
-        <w:t xml:space="preserve"> foglaló és beléptető szoftver. A program célja egy egyszerű és átlátható foglalási rendszer, ami egyben a beléptetést is kezelni fogja. A weboldalon lehetősége lesz a foglalónak grafikus kempinghely kiválasztására, ezen felül biztosítva lesz a QR-kódos beléptetés.</w:t>
+        <w:t>Erre fog megoldást nyújtani a CampSite foglaló és beléptető szoftver. A program célja egy egyszerű és átlátható foglalási rendszer, ami egyben a beléptetést is kezelni fogja. A weboldalon lehetősége lesz a foglalónak grafikus kempinghely kiválasztására, ezen felül biztosítva lesz a QR-kódos beléptetés.</w:t>
       </w:r>
     </w:p>
     <w:p>
@@ -4915,18 +4901,66 @@
           <w:sz w:val="28"/>
           <w:szCs w:val="28"/>
         </w:rPr>
-        <w:t>A tulajdonosoknak lehetőségük lesz meghirdetni a saját kempingjüket, megoszthatnak róla képeket, szolgáltatásokat és további tudnivalókat. Ezen felül láthatják majd a beléptető kapu eseménynaplóját, és beállíthatják a nyitvatartási idejét.</w:t>
+        <w:t xml:space="preserve">A tulajdonosoknak lehetőségük lesz meghirdetni a saját kempingjüket, megoszthatnak róla képeket, szolgáltatásokat és további tudnivalókat. Ezen felül </w:t>
+      </w:r>
+      <w:r>
+        <w:rPr>
+          <w:rFonts w:ascii="Times New Roman" w:hAnsi="Times New Roman" w:cs="Times New Roman"/>
+          <w:noProof/>
+          <w:sz w:val="28"/>
+          <w:szCs w:val="28"/>
+        </w:rPr>
+        <w:t>beállíthatják a nyitvatartási</w:t>
+      </w:r>
+      <w:r>
+        <w:rPr>
+          <w:rFonts w:ascii="Times New Roman" w:hAnsi="Times New Roman" w:cs="Times New Roman"/>
+          <w:noProof/>
+          <w:sz w:val="28"/>
+          <w:szCs w:val="28"/>
+        </w:rPr>
+        <w:t xml:space="preserve"> </w:t>
+      </w:r>
+      <w:r>
+        <w:rPr>
+          <w:rFonts w:ascii="Times New Roman" w:hAnsi="Times New Roman" w:cs="Times New Roman"/>
+          <w:noProof/>
+          <w:sz w:val="28"/>
+          <w:szCs w:val="28"/>
+        </w:rPr>
+        <w:t>a beléptető</w:t>
+      </w:r>
+      <w:r>
+        <w:rPr>
+          <w:rFonts w:ascii="Times New Roman" w:hAnsi="Times New Roman" w:cs="Times New Roman"/>
+          <w:noProof/>
+          <w:sz w:val="28"/>
+          <w:szCs w:val="28"/>
+        </w:rPr>
+        <w:t xml:space="preserve"> kapunak</w:t>
+      </w:r>
+      <w:r>
+        <w:rPr>
+          <w:rFonts w:ascii="Times New Roman" w:hAnsi="Times New Roman" w:cs="Times New Roman"/>
+          <w:noProof/>
+          <w:sz w:val="28"/>
+          <w:szCs w:val="28"/>
+        </w:rPr>
+        <w:t>.</w:t>
       </w:r>
     </w:p>
     <w:p>
       <w:pPr>
         <w:pStyle w:val="Cmsor1"/>
       </w:pPr>
-      <w:bookmarkStart w:id="8" w:name="_Toc227255709"/>
+      <w:bookmarkStart w:id="8" w:name="_Toc227697264"/>
       <w:bookmarkStart w:id="9" w:name="elvarasok3"/>
       <w:r>
         <w:lastRenderedPageBreak/>
-        <w:t xml:space="preserve">3 Elvárások a </w:t>
+        <w:t>2</w:t>
+      </w:r>
+      <w:r>
+        <w:t xml:space="preserve"> Elvárások a </w:t>
       </w:r>
       <w:r>
         <w:t>projekttel</w:t>
@@ -4940,11 +4974,14 @@
       <w:pPr>
         <w:pStyle w:val="Cmsor2"/>
       </w:pPr>
-      <w:bookmarkStart w:id="10" w:name="_Toc227255710"/>
+      <w:bookmarkStart w:id="10" w:name="_Toc227697265"/>
       <w:bookmarkStart w:id="11" w:name="asd31"/>
       <w:bookmarkEnd w:id="9"/>
       <w:r>
-        <w:t>3.1 Operációs rendszer, környezet</w:t>
+        <w:t>2</w:t>
+      </w:r>
+      <w:r>
+        <w:t>.1 Operációs rendszer, környezet</w:t>
       </w:r>
       <w:bookmarkEnd w:id="10"/>
     </w:p>
@@ -4989,10 +5026,13 @@
       <w:pPr>
         <w:pStyle w:val="Cmsor2"/>
       </w:pPr>
-      <w:bookmarkStart w:id="12" w:name="_Toc227255711"/>
+      <w:bookmarkStart w:id="12" w:name="_Toc227697266"/>
       <w:bookmarkStart w:id="13" w:name="asd32"/>
       <w:r>
-        <w:t xml:space="preserve">3.2 </w:t>
+        <w:t>2</w:t>
+      </w:r>
+      <w:r>
+        <w:t xml:space="preserve">.2 </w:t>
       </w:r>
       <w:r>
         <w:t>Felhasználható technológiák</w:t>
@@ -5060,7 +5100,7 @@
           <w:sz w:val="28"/>
           <w:szCs w:val="28"/>
         </w:rPr>
-        <w:t xml:space="preserve">, Python </w:t>
+        <w:t xml:space="preserve">, </w:t>
       </w:r>
     </w:p>
     <w:p>
@@ -5105,19 +5145,8 @@
           <w:sz w:val="28"/>
           <w:szCs w:val="28"/>
         </w:rPr>
-        <w:t xml:space="preserve">Vue.js, </w:t>
-      </w:r>
-      <w:proofErr w:type="spellStart"/>
-      <w:r>
-        <w:rPr>
-          <w:rFonts w:ascii="Times New Roman" w:hAnsi="Times New Roman" w:cs="Times New Roman"/>
-          <w:color w:val="000000"/>
-          <w:sz w:val="28"/>
-          <w:szCs w:val="28"/>
-        </w:rPr>
-        <w:t>Laravel</w:t>
-      </w:r>
-      <w:proofErr w:type="spellEnd"/>
+        <w:t>Vue.js, Laravel</w:t>
+      </w:r>
     </w:p>
     <w:p>
       <w:pPr>
@@ -5163,7 +5192,6 @@
         </w:rPr>
         <w:t xml:space="preserve">: </w:t>
       </w:r>
-      <w:proofErr w:type="spellStart"/>
       <w:r>
         <w:rPr>
           <w:rFonts w:ascii="Times New Roman" w:hAnsi="Times New Roman" w:cs="Times New Roman"/>
@@ -5172,25 +5200,6 @@
           <w:szCs w:val="28"/>
         </w:rPr>
         <w:t>PostgreSQL</w:t>
-      </w:r>
-      <w:proofErr w:type="spellEnd"/>
-      <w:r>
-        <w:rPr>
-          <w:rFonts w:ascii="Times New Roman" w:hAnsi="Times New Roman" w:cs="Times New Roman"/>
-          <w:color w:val="000000"/>
-          <w:sz w:val="28"/>
-          <w:szCs w:val="28"/>
-        </w:rPr>
-        <w:t xml:space="preserve">, </w:t>
-      </w:r>
-      <w:r>
-        <w:rPr>
-          <w:rFonts w:ascii="Times New Roman" w:hAnsi="Times New Roman" w:cs="Times New Roman"/>
-          <w:color w:val="000000"/>
-          <w:sz w:val="28"/>
-          <w:szCs w:val="28"/>
-        </w:rPr>
-        <w:t>Neon DB</w:t>
       </w:r>
     </w:p>
     <w:p>
@@ -5228,7 +5237,6 @@
         </w:rPr>
         <w:t> </w:t>
       </w:r>
-      <w:proofErr w:type="spellStart"/>
       <w:r>
         <w:rPr>
           <w:rFonts w:ascii="Times New Roman" w:hAnsi="Times New Roman" w:cs="Times New Roman"/>
@@ -5236,9 +5244,26 @@
           <w:sz w:val="28"/>
           <w:szCs w:val="28"/>
         </w:rPr>
+        <w:t>Studio, Visual</w:t>
+      </w:r>
+      <w:r>
+        <w:rPr>
+          <w:rFonts w:ascii="Times New Roman" w:hAnsi="Times New Roman" w:cs="Times New Roman"/>
+          <w:color w:val="000000"/>
+          <w:sz w:val="28"/>
+          <w:szCs w:val="28"/>
+        </w:rPr>
+        <w:t> </w:t>
+      </w:r>
+      <w:r>
+        <w:rPr>
+          <w:rFonts w:ascii="Times New Roman" w:hAnsi="Times New Roman" w:cs="Times New Roman"/>
+          <w:color w:val="000000"/>
+          <w:sz w:val="28"/>
+          <w:szCs w:val="28"/>
+        </w:rPr>
         <w:t>Studio</w:t>
       </w:r>
-      <w:proofErr w:type="spellEnd"/>
       <w:r>
         <w:rPr>
           <w:rFonts w:ascii="Times New Roman" w:hAnsi="Times New Roman" w:cs="Times New Roman"/>
@@ -5246,7 +5271,7 @@
           <w:sz w:val="28"/>
           <w:szCs w:val="28"/>
         </w:rPr>
-        <w:t>, Visual</w:t>
+        <w:t> </w:t>
       </w:r>
       <w:r>
         <w:rPr>
@@ -5255,9 +5280,8 @@
           <w:sz w:val="28"/>
           <w:szCs w:val="28"/>
         </w:rPr>
-        <w:t> </w:t>
-      </w:r>
-      <w:proofErr w:type="spellStart"/>
+        <w:t>Code</w:t>
+      </w:r>
       <w:r>
         <w:rPr>
           <w:rFonts w:ascii="Times New Roman" w:hAnsi="Times New Roman" w:cs="Times New Roman"/>
@@ -5265,9 +5289,8 @@
           <w:sz w:val="28"/>
           <w:szCs w:val="28"/>
         </w:rPr>
-        <w:t>Studio</w:t>
-      </w:r>
-      <w:proofErr w:type="spellEnd"/>
+        <w:t xml:space="preserve">, </w:t>
+      </w:r>
       <w:r>
         <w:rPr>
           <w:rFonts w:ascii="Times New Roman" w:hAnsi="Times New Roman" w:cs="Times New Roman"/>
@@ -5275,9 +5298,8 @@
           <w:sz w:val="28"/>
           <w:szCs w:val="28"/>
         </w:rPr>
-        <w:t> </w:t>
-      </w:r>
-      <w:proofErr w:type="spellStart"/>
+        <w:t>Neon</w:t>
+      </w:r>
       <w:r>
         <w:rPr>
           <w:rFonts w:ascii="Times New Roman" w:hAnsi="Times New Roman" w:cs="Times New Roman"/>
@@ -5285,9 +5307,8 @@
           <w:sz w:val="28"/>
           <w:szCs w:val="28"/>
         </w:rPr>
-        <w:t>Code</w:t>
-      </w:r>
-      <w:proofErr w:type="spellEnd"/>
+        <w:t xml:space="preserve"> </w:t>
+      </w:r>
       <w:r>
         <w:rPr>
           <w:rFonts w:ascii="Times New Roman" w:hAnsi="Times New Roman" w:cs="Times New Roman"/>
@@ -5295,9 +5316,17 @@
           <w:sz w:val="28"/>
           <w:szCs w:val="28"/>
         </w:rPr>
+        <w:t>DB</w:t>
+      </w:r>
+      <w:r>
+        <w:rPr>
+          <w:rFonts w:ascii="Times New Roman" w:hAnsi="Times New Roman" w:cs="Times New Roman"/>
+          <w:color w:val="000000"/>
+          <w:sz w:val="28"/>
+          <w:szCs w:val="28"/>
+        </w:rPr>
         <w:t xml:space="preserve">, </w:t>
       </w:r>
-      <w:proofErr w:type="spellStart"/>
       <w:r>
         <w:rPr>
           <w:rFonts w:ascii="Times New Roman" w:hAnsi="Times New Roman" w:cs="Times New Roman"/>
@@ -5305,56 +5334,20 @@
           <w:sz w:val="28"/>
           <w:szCs w:val="28"/>
         </w:rPr>
-        <w:t>pgAdmin</w:t>
-      </w:r>
-      <w:proofErr w:type="spellEnd"/>
-      <w:r>
-        <w:rPr>
-          <w:rFonts w:ascii="Times New Roman" w:hAnsi="Times New Roman" w:cs="Times New Roman"/>
-          <w:color w:val="000000"/>
-          <w:sz w:val="28"/>
-          <w:szCs w:val="28"/>
-        </w:rPr>
-        <w:t xml:space="preserve">, </w:t>
-      </w:r>
-      <w:proofErr w:type="spellStart"/>
-      <w:r>
-        <w:rPr>
-          <w:rFonts w:ascii="Times New Roman" w:hAnsi="Times New Roman" w:cs="Times New Roman"/>
-          <w:color w:val="000000"/>
-          <w:sz w:val="28"/>
-          <w:szCs w:val="28"/>
-        </w:rPr>
-        <w:t>Arduino</w:t>
-      </w:r>
-      <w:proofErr w:type="spellEnd"/>
-      <w:r>
-        <w:rPr>
-          <w:rFonts w:ascii="Times New Roman" w:hAnsi="Times New Roman" w:cs="Times New Roman"/>
-          <w:color w:val="000000"/>
-          <w:sz w:val="28"/>
-          <w:szCs w:val="28"/>
-        </w:rPr>
-        <w:t> </w:t>
-      </w:r>
-      <w:r>
-        <w:rPr>
-          <w:rFonts w:ascii="Times New Roman" w:hAnsi="Times New Roman" w:cs="Times New Roman"/>
-          <w:color w:val="000000"/>
-          <w:sz w:val="28"/>
-          <w:szCs w:val="28"/>
-        </w:rPr>
-        <w:t>IDE</w:t>
+        <w:t>PlatformIO</w:t>
       </w:r>
     </w:p>
     <w:p>
       <w:pPr>
         <w:pStyle w:val="Cmsor2"/>
       </w:pPr>
-      <w:bookmarkStart w:id="14" w:name="_Toc227255712"/>
+      <w:bookmarkStart w:id="14" w:name="_Toc227697267"/>
       <w:bookmarkStart w:id="15" w:name="asd34"/>
       <w:r>
-        <w:t>3.</w:t>
+        <w:t>2</w:t>
+      </w:r>
+      <w:r>
+        <w:t>.</w:t>
       </w:r>
       <w:r>
         <w:t>3</w:t>
@@ -5418,11 +5411,14 @@
       <w:pPr>
         <w:pStyle w:val="Cmsor2"/>
       </w:pPr>
-      <w:bookmarkStart w:id="16" w:name="_Toc227255713"/>
+      <w:bookmarkStart w:id="16" w:name="_Toc227697268"/>
       <w:bookmarkStart w:id="17" w:name="asd35"/>
       <w:bookmarkEnd w:id="15"/>
       <w:r>
-        <w:t>3.</w:t>
+        <w:t>2</w:t>
+      </w:r>
+      <w:r>
+        <w:t>.</w:t>
       </w:r>
       <w:r>
         <w:t>4</w:t>
@@ -5583,31 +5579,6 @@
           <w:lang w:eastAsia="hu-HU"/>
         </w:rPr>
         <w:t>Statisztika</w:t>
-      </w:r>
-    </w:p>
-    <w:p>
-      <w:pPr>
-        <w:pStyle w:val="Listaszerbekezds"/>
-        <w:numPr>
-          <w:ilvl w:val="1"/>
-          <w:numId w:val="2"/>
-        </w:numPr>
-        <w:rPr>
-          <w:rFonts w:ascii="Times New Roman" w:eastAsia="Times New Roman" w:hAnsi="Times New Roman" w:cs="Times New Roman"/>
-          <w:color w:val="000000"/>
-          <w:sz w:val="28"/>
-          <w:szCs w:val="28"/>
-          <w:lang w:eastAsia="hu-HU"/>
-        </w:rPr>
-      </w:pPr>
-      <w:r>
-        <w:rPr>
-          <w:rFonts w:ascii="Times New Roman" w:hAnsi="Times New Roman" w:cs="Times New Roman"/>
-          <w:color w:val="000000"/>
-          <w:sz w:val="28"/>
-          <w:szCs w:val="28"/>
-        </w:rPr>
-        <w:t>Időkönyvelő specifikáció (beléptető kapu)</w:t>
       </w:r>
     </w:p>
     <w:p>
@@ -5749,6 +5720,7 @@
           <w:numId w:val="6"/>
         </w:numPr>
         <w:shd w:val="clear" w:color="auto" w:fill="FFFFFF"/>
+        <w:spacing w:after="160"/>
         <w:jc w:val="both"/>
         <w:rPr>
           <w:rFonts w:ascii="Times New Roman" w:hAnsi="Times New Roman" w:cs="Times New Roman"/>
@@ -5817,86 +5789,45 @@
           <w:sz w:val="28"/>
           <w:szCs w:val="28"/>
         </w:rPr>
-        <w:t>ESP32-CAM modul</w:t>
-      </w:r>
-    </w:p>
-    <w:p>
-      <w:pPr>
-        <w:pStyle w:val="HTML-kntformzott"/>
-        <w:numPr>
-          <w:ilvl w:val="0"/>
-          <w:numId w:val="6"/>
-        </w:numPr>
-        <w:shd w:val="clear" w:color="auto" w:fill="FFFFFF"/>
-        <w:jc w:val="both"/>
+        <w:t>Freenove ESP32-S3 WROOM (N16R8)</w:t>
+      </w:r>
+      <w:r>
         <w:rPr>
           <w:rFonts w:ascii="Times New Roman" w:hAnsi="Times New Roman" w:cs="Times New Roman"/>
           <w:color w:val="000000"/>
           <w:sz w:val="28"/>
           <w:szCs w:val="28"/>
         </w:rPr>
-      </w:pPr>
-      <w:r>
-        <w:rPr>
-          <w:rFonts w:ascii="Times New Roman" w:hAnsi="Times New Roman" w:cs="Times New Roman"/>
-          <w:color w:val="000000"/>
-          <w:sz w:val="28"/>
-          <w:szCs w:val="28"/>
-        </w:rPr>
-        <w:t>FT232RL-M-USB-C USB–soros átalakító</w:t>
-      </w:r>
-    </w:p>
-    <w:p>
-      <w:pPr>
-        <w:pStyle w:val="HTML-kntformzott"/>
-        <w:shd w:val="clear" w:color="auto" w:fill="FFFFFF"/>
-        <w:jc w:val="both"/>
-        <w:rPr>
-          <w:rFonts w:ascii="Times New Roman" w:hAnsi="Times New Roman" w:cs="Times New Roman"/>
-          <w:color w:val="000000"/>
-          <w:sz w:val="28"/>
-          <w:szCs w:val="28"/>
-        </w:rPr>
-      </w:pPr>
+        <w:t xml:space="preserve"> </w:t>
+      </w:r>
     </w:p>
     <w:p>
       <w:pPr>
         <w:pStyle w:val="Cmsor1"/>
       </w:pPr>
-      <w:bookmarkStart w:id="18" w:name="_Toc227255714"/>
+      <w:bookmarkStart w:id="18" w:name="_Toc227697269"/>
       <w:bookmarkStart w:id="19" w:name="szoft_spec_4"/>
       <w:r>
         <w:lastRenderedPageBreak/>
-        <w:t>4 Szoftver specifikáció</w:t>
+        <w:t>3</w:t>
+      </w:r>
+      <w:r>
+        <w:t xml:space="preserve"> Szoftver specifikáció</w:t>
       </w:r>
       <w:bookmarkEnd w:id="18"/>
     </w:p>
     <w:p>
       <w:pPr>
-        <w:rPr>
-          <w:rFonts w:ascii="Times New Roman" w:hAnsi="Times New Roman" w:cs="Times New Roman"/>
-          <w:sz w:val="28"/>
-          <w:szCs w:val="28"/>
-        </w:rPr>
-      </w:pPr>
-      <w:r>
-        <w:rPr>
-          <w:rFonts w:ascii="Times New Roman" w:hAnsi="Times New Roman" w:cs="Times New Roman"/>
-          <w:sz w:val="28"/>
-          <w:szCs w:val="28"/>
-        </w:rPr>
-        <w:t>A rendszer biztosítani fogja, hogy a feltöltött képekhez tartozó címkék és leírások a felolvasó programok számára is elérhetők legyenek.</w:t>
-      </w:r>
-    </w:p>
-    <w:p>
-      <w:pPr>
         <w:pStyle w:val="Cmsor2"/>
       </w:pPr>
-      <w:bookmarkStart w:id="20" w:name="_Toc227255715"/>
+      <w:bookmarkStart w:id="20" w:name="_Toc227697270"/>
       <w:bookmarkStart w:id="21" w:name="szoft_spec_41"/>
       <w:bookmarkEnd w:id="19"/>
       <w:r>
-        <w:t>4.1 Megjelen</w:t>
+        <w:t>3</w:t>
+      </w:r>
+      <w:r>
+        <w:t>.1 Megjelen</w:t>
       </w:r>
       <w:r>
         <w:t>é</w:t>
@@ -5970,10 +5901,13 @@
       <w:pPr>
         <w:pStyle w:val="Cmsor2"/>
       </w:pPr>
-      <w:bookmarkStart w:id="22" w:name="_Toc227255716"/>
+      <w:bookmarkStart w:id="22" w:name="_Toc227697271"/>
       <w:bookmarkStart w:id="23" w:name="szoft_spec_42"/>
       <w:r>
-        <w:t>4.2 Funkciók</w:t>
+        <w:t>3</w:t>
+      </w:r>
+      <w:r>
+        <w:t>.2 Funkciók</w:t>
       </w:r>
       <w:bookmarkEnd w:id="22"/>
       <w:r>
@@ -6090,11 +6024,14 @@
         <w:pStyle w:val="Cmsor1"/>
         <w:spacing w:before="7440"/>
       </w:pPr>
-      <w:bookmarkStart w:id="24" w:name="_Toc227255717"/>
+      <w:bookmarkStart w:id="24" w:name="_Toc227697272"/>
       <w:bookmarkStart w:id="25" w:name="doc5"/>
       <w:r>
         <w:lastRenderedPageBreak/>
-        <w:t>5 Dokumentáció</w:t>
+        <w:t>4</w:t>
+      </w:r>
+      <w:r>
+        <w:t xml:space="preserve"> Dokumentáció</w:t>
       </w:r>
       <w:bookmarkEnd w:id="24"/>
     </w:p>
@@ -6102,11 +6039,14 @@
       <w:pPr>
         <w:pStyle w:val="Cmsor2"/>
       </w:pPr>
-      <w:bookmarkStart w:id="26" w:name="_Toc227255718"/>
+      <w:bookmarkStart w:id="26" w:name="_Toc227697273"/>
       <w:bookmarkStart w:id="27" w:name="doc51"/>
       <w:bookmarkEnd w:id="25"/>
       <w:r>
-        <w:t>5.1 Technikai dokumentáció</w:t>
+        <w:t>4</w:t>
+      </w:r>
+      <w:r>
+        <w:t>.1 Technikai dokumentáció</w:t>
       </w:r>
       <w:bookmarkEnd w:id="26"/>
     </w:p>
@@ -6185,10 +6125,13 @@
       <w:pPr>
         <w:pStyle w:val="Cmsor2"/>
       </w:pPr>
-      <w:bookmarkStart w:id="28" w:name="_Toc227255719"/>
+      <w:bookmarkStart w:id="28" w:name="_Toc227697274"/>
       <w:bookmarkStart w:id="29" w:name="doc52"/>
       <w:r>
-        <w:t>5.</w:t>
+        <w:t>4</w:t>
+      </w:r>
+      <w:r>
+        <w:t>.</w:t>
       </w:r>
       <w:r>
         <w:t>2</w:t>
@@ -6221,10 +6164,13 @@
       <w:pPr>
         <w:pStyle w:val="Cmsor2"/>
       </w:pPr>
-      <w:bookmarkStart w:id="30" w:name="_Toc227255720"/>
+      <w:bookmarkStart w:id="30" w:name="_Toc227697275"/>
       <w:bookmarkStart w:id="31" w:name="doc53"/>
       <w:r>
-        <w:t>5.</w:t>
+        <w:t>4</w:t>
+      </w:r>
+      <w:r>
+        <w:t>.</w:t>
       </w:r>
       <w:r>
         <w:t>3</w:t>
@@ -6281,11 +6227,14 @@
       <w:pPr>
         <w:pStyle w:val="Cmsor1"/>
       </w:pPr>
-      <w:bookmarkStart w:id="32" w:name="_Toc227255721"/>
+      <w:bookmarkStart w:id="32" w:name="_Toc227697276"/>
       <w:bookmarkStart w:id="33" w:name="projektadatlap"/>
       <w:r>
         <w:lastRenderedPageBreak/>
-        <w:t xml:space="preserve">6 </w:t>
+        <w:t>5</w:t>
+      </w:r>
+      <w:r>
+        <w:t xml:space="preserve"> </w:t>
       </w:r>
       <w:r>
         <w:t>Projekt adatlap</w:t>
@@ -6356,25 +6305,7 @@
           <w:sz w:val="28"/>
           <w:szCs w:val="28"/>
         </w:rPr>
-        <w:t xml:space="preserve">A </w:t>
-      </w:r>
-      <w:proofErr w:type="spellStart"/>
-      <w:r>
-        <w:rPr>
-          <w:rFonts w:ascii="Times New Roman" w:hAnsi="Times New Roman" w:cs="Times New Roman"/>
-          <w:sz w:val="28"/>
-          <w:szCs w:val="28"/>
-        </w:rPr>
-        <w:t>CampSite</w:t>
-      </w:r>
-      <w:proofErr w:type="spellEnd"/>
-      <w:r>
-        <w:rPr>
-          <w:rFonts w:ascii="Times New Roman" w:hAnsi="Times New Roman" w:cs="Times New Roman"/>
-          <w:sz w:val="28"/>
-          <w:szCs w:val="28"/>
-        </w:rPr>
-        <w:t xml:space="preserve"> egy webalapú kempingfoglaló és beléptető rendszer</w:t>
+        <w:t>A CampSite egy webalapú kempingfoglaló és beléptető rendszer</w:t>
       </w:r>
       <w:r>
         <w:rPr>
@@ -6432,14 +6363,6 @@
           <w:szCs w:val="28"/>
         </w:rPr>
         <w:t>, C, C++</w:t>
-      </w:r>
-      <w:r>
-        <w:rPr>
-          <w:rFonts w:ascii="Times New Roman" w:hAnsi="Times New Roman" w:cs="Times New Roman"/>
-          <w:sz w:val="28"/>
-          <w:szCs w:val="28"/>
-        </w:rPr>
-        <w:t>, Python</w:t>
       </w:r>
     </w:p>
     <w:p>
@@ -6461,10 +6384,13 @@
         </w:tabs>
       </w:pPr>
       <w:bookmarkStart w:id="34" w:name="_Toc214913255"/>
-      <w:bookmarkStart w:id="35" w:name="_Toc227255722"/>
+      <w:bookmarkStart w:id="35" w:name="_Toc227697277"/>
       <w:r>
         <w:lastRenderedPageBreak/>
-        <w:t>7 Folyamatábrák</w:t>
+        <w:t>6</w:t>
+      </w:r>
+      <w:r>
+        <w:t xml:space="preserve"> Folyamatábrák</w:t>
       </w:r>
       <w:bookmarkEnd w:id="34"/>
       <w:bookmarkEnd w:id="35"/>
@@ -6474,7 +6400,7 @@
         <w:pStyle w:val="Cmsor2"/>
       </w:pPr>
       <w:bookmarkStart w:id="36" w:name="_Toc214913256"/>
-      <w:bookmarkStart w:id="37" w:name="_Toc227255723"/>
+      <w:bookmarkStart w:id="37" w:name="_Toc227697278"/>
       <w:r>
         <w:rPr>
           <w:noProof/>
@@ -6543,7 +6469,10 @@
         </w:drawing>
       </w:r>
       <w:r>
-        <w:t>7.1 Bejelentkezés folyamata</w:t>
+        <w:t>6</w:t>
+      </w:r>
+      <w:r>
+        <w:t>.1 Bejelentkezés folyamata</w:t>
       </w:r>
       <w:bookmarkEnd w:id="36"/>
       <w:bookmarkEnd w:id="37"/>
@@ -6569,7 +6498,7 @@
         <w:pageBreakBefore/>
       </w:pPr>
       <w:bookmarkStart w:id="39" w:name="_Toc214913257"/>
-      <w:bookmarkStart w:id="40" w:name="_Toc227255724"/>
+      <w:bookmarkStart w:id="40" w:name="_Toc227697279"/>
       <w:r>
         <w:rPr>
           <w:noProof/>
@@ -6639,7 +6568,10 @@
         </w:drawing>
       </w:r>
       <w:r>
-        <w:t>7.2 Regisztráció folyamata</w:t>
+        <w:t>6</w:t>
+      </w:r>
+      <w:r>
+        <w:t>.2 Regisztráció folyamata</w:t>
       </w:r>
       <w:bookmarkEnd w:id="39"/>
       <w:bookmarkEnd w:id="40"/>
@@ -6663,7 +6595,7 @@
         <w:pageBreakBefore/>
       </w:pPr>
       <w:bookmarkStart w:id="41" w:name="_Toc214913258"/>
-      <w:bookmarkStart w:id="42" w:name="_Toc227255725"/>
+      <w:bookmarkStart w:id="42" w:name="_Toc227697280"/>
       <w:r>
         <w:rPr>
           <w:noProof/>
@@ -6733,7 +6665,10 @@
         </w:drawing>
       </w:r>
       <w:r>
-        <w:t xml:space="preserve">7.3 </w:t>
+        <w:t>6</w:t>
+      </w:r>
+      <w:r>
+        <w:t xml:space="preserve">.3 </w:t>
       </w:r>
       <w:r>
         <w:t>Kempinghely hozzáadása</w:t>
@@ -6747,7 +6682,7 @@
         <w:pageBreakBefore/>
       </w:pPr>
       <w:bookmarkStart w:id="43" w:name="_Toc214913259"/>
-      <w:bookmarkStart w:id="44" w:name="_Toc227255726"/>
+      <w:bookmarkStart w:id="44" w:name="_Toc227697281"/>
       <w:r>
         <w:rPr>
           <w:noProof/>
@@ -6817,7 +6752,10 @@
         </w:drawing>
       </w:r>
       <w:r>
-        <w:t xml:space="preserve">7.4 </w:t>
+        <w:t>6</w:t>
+      </w:r>
+      <w:r>
+        <w:t xml:space="preserve">.4 </w:t>
       </w:r>
       <w:r>
         <w:t>Kemping regisztrálása</w:t>
@@ -6831,7 +6769,7 @@
         <w:pageBreakBefore/>
       </w:pPr>
       <w:bookmarkStart w:id="45" w:name="_Toc214913260"/>
-      <w:bookmarkStart w:id="46" w:name="_Toc227255727"/>
+      <w:bookmarkStart w:id="46" w:name="_Toc227697282"/>
       <w:r>
         <w:rPr>
           <w:noProof/>
@@ -6901,7 +6839,10 @@
         </w:drawing>
       </w:r>
       <w:r>
-        <w:t>7.5 Foglalás folyamata</w:t>
+        <w:t>6</w:t>
+      </w:r>
+      <w:r>
+        <w:t>.5 Foglalás folyamata</w:t>
       </w:r>
       <w:bookmarkEnd w:id="45"/>
       <w:bookmarkEnd w:id="46"/>
@@ -6912,7 +6853,7 @@
         <w:pageBreakBefore/>
       </w:pPr>
       <w:bookmarkStart w:id="47" w:name="_Toc214913261"/>
-      <w:bookmarkStart w:id="48" w:name="_Toc227255728"/>
+      <w:bookmarkStart w:id="48" w:name="_Toc227697283"/>
       <w:r>
         <w:rPr>
           <w:noProof/>
@@ -6982,7 +6923,10 @@
         </w:drawing>
       </w:r>
       <w:r>
-        <w:t xml:space="preserve">7.6 </w:t>
+        <w:t>6</w:t>
+      </w:r>
+      <w:r>
+        <w:t xml:space="preserve">.6 </w:t>
       </w:r>
       <w:r>
         <w:t>Beléptető rendszer folyamata</w:t>
@@ -7007,10 +6951,13 @@
         </w:tabs>
       </w:pPr>
       <w:bookmarkStart w:id="49" w:name="_Toc214349516"/>
-      <w:bookmarkStart w:id="50" w:name="_Toc227255729"/>
+      <w:bookmarkStart w:id="50" w:name="_Toc227697284"/>
       <w:r>
         <w:lastRenderedPageBreak/>
-        <w:t>8 ER Diagram</w:t>
+        <w:t>7</w:t>
+      </w:r>
+      <w:r>
+        <w:t xml:space="preserve"> ER Diagram</w:t>
       </w:r>
       <w:bookmarkEnd w:id="49"/>
       <w:bookmarkEnd w:id="50"/>
@@ -7068,10 +7015,13 @@
         <w:pStyle w:val="Cmsor1"/>
       </w:pPr>
       <w:bookmarkStart w:id="51" w:name="_Toc214349517"/>
-      <w:bookmarkStart w:id="52" w:name="_Toc227255730"/>
+      <w:bookmarkStart w:id="52" w:name="_Toc227697285"/>
       <w:r>
         <w:lastRenderedPageBreak/>
-        <w:t>9 Adatbázis felépítése</w:t>
+        <w:t>8</w:t>
+      </w:r>
+      <w:r>
+        <w:t xml:space="preserve"> Adatbázis felépítése</w:t>
       </w:r>
       <w:bookmarkEnd w:id="51"/>
       <w:bookmarkEnd w:id="52"/>
@@ -7081,17 +7031,12 @@
         <w:pStyle w:val="Cmsor2"/>
       </w:pPr>
       <w:bookmarkStart w:id="53" w:name="_Toc214349518"/>
-      <w:bookmarkStart w:id="54" w:name="_Toc227255731"/>
-      <w:r>
-        <w:t>9.1 Felhasználó adatai (</w:t>
-      </w:r>
-      <w:proofErr w:type="spellStart"/>
-      <w:r>
-        <w:t>user</w:t>
-      </w:r>
-      <w:proofErr w:type="spellEnd"/>
-      <w:r>
-        <w:t>)</w:t>
+      <w:bookmarkStart w:id="54" w:name="_Toc227697286"/>
+      <w:r>
+        <w:t>8</w:t>
+      </w:r>
+      <w:r>
+        <w:t>.1 Felhasználó adatai (user)</w:t>
       </w:r>
       <w:bookmarkEnd w:id="53"/>
       <w:bookmarkEnd w:id="54"/>
@@ -7109,23 +7054,13 @@
           <w:szCs w:val="28"/>
         </w:rPr>
       </w:pPr>
-      <w:proofErr w:type="spellStart"/>
       <w:r>
         <w:rPr>
           <w:rFonts w:ascii="Courier New" w:hAnsi="Courier New" w:cs="Courier New"/>
           <w:sz w:val="28"/>
           <w:szCs w:val="28"/>
         </w:rPr>
-        <w:t>id</w:t>
-      </w:r>
-      <w:proofErr w:type="spellEnd"/>
-      <w:r>
-        <w:rPr>
-          <w:rFonts w:ascii="Courier New" w:hAnsi="Courier New" w:cs="Courier New"/>
-          <w:sz w:val="28"/>
-          <w:szCs w:val="28"/>
-        </w:rPr>
-        <w:t xml:space="preserve"> </w:t>
+        <w:t xml:space="preserve">id </w:t>
       </w:r>
       <w:r>
         <w:rPr>
@@ -7207,23 +7142,13 @@
           <w:szCs w:val="28"/>
         </w:rPr>
       </w:pPr>
-      <w:proofErr w:type="spellStart"/>
       <w:r>
         <w:rPr>
           <w:rFonts w:ascii="Courier New" w:hAnsi="Courier New" w:cs="Courier New"/>
           <w:sz w:val="28"/>
           <w:szCs w:val="28"/>
         </w:rPr>
-        <w:t>owner_first_name</w:t>
-      </w:r>
-      <w:proofErr w:type="spellEnd"/>
-      <w:r>
-        <w:rPr>
-          <w:rFonts w:ascii="Courier New" w:hAnsi="Courier New" w:cs="Courier New"/>
-          <w:sz w:val="28"/>
-          <w:szCs w:val="28"/>
-        </w:rPr>
-        <w:t xml:space="preserve"> </w:t>
+        <w:t xml:space="preserve">owner_first_name </w:t>
       </w:r>
       <w:r>
         <w:rPr>
@@ -7257,23 +7182,13 @@
           <w:szCs w:val="28"/>
         </w:rPr>
       </w:pPr>
-      <w:proofErr w:type="spellStart"/>
       <w:r>
         <w:rPr>
           <w:rFonts w:ascii="Courier New" w:hAnsi="Courier New" w:cs="Courier New"/>
           <w:sz w:val="28"/>
           <w:szCs w:val="28"/>
         </w:rPr>
-        <w:t>owner_last_name</w:t>
-      </w:r>
-      <w:proofErr w:type="spellEnd"/>
-      <w:r>
-        <w:rPr>
-          <w:rFonts w:ascii="Courier New" w:hAnsi="Courier New" w:cs="Courier New"/>
-          <w:sz w:val="28"/>
-          <w:szCs w:val="28"/>
-        </w:rPr>
-        <w:t xml:space="preserve"> </w:t>
+        <w:t xml:space="preserve">owner_last_name </w:t>
       </w:r>
       <w:r>
         <w:rPr>
@@ -7307,49 +7222,21 @@
           <w:szCs w:val="28"/>
         </w:rPr>
       </w:pPr>
-      <w:proofErr w:type="spellStart"/>
       <w:r>
         <w:rPr>
           <w:rFonts w:ascii="Courier New" w:hAnsi="Courier New" w:cs="Courier New"/>
           <w:sz w:val="28"/>
           <w:szCs w:val="28"/>
         </w:rPr>
-        <w:t>password</w:t>
-      </w:r>
-      <w:proofErr w:type="spellEnd"/>
-      <w:r>
-        <w:rPr>
-          <w:rFonts w:ascii="Courier New" w:hAnsi="Courier New" w:cs="Courier New"/>
-          <w:sz w:val="28"/>
-          <w:szCs w:val="28"/>
-        </w:rPr>
-        <w:t xml:space="preserve"> |</w:t>
-      </w:r>
-      <w:r>
-        <w:rPr>
-          <w:rFonts w:ascii="Times New Roman" w:hAnsi="Times New Roman" w:cs="Times New Roman"/>
-          <w:sz w:val="28"/>
-          <w:szCs w:val="28"/>
-        </w:rPr>
-        <w:t>Jelszó, titkosított (</w:t>
-      </w:r>
-      <w:proofErr w:type="spellStart"/>
-      <w:r>
-        <w:rPr>
-          <w:rFonts w:ascii="Times New Roman" w:hAnsi="Times New Roman" w:cs="Times New Roman"/>
-          <w:sz w:val="28"/>
-          <w:szCs w:val="28"/>
-        </w:rPr>
-        <w:t>Hash</w:t>
-      </w:r>
-      <w:proofErr w:type="spellEnd"/>
-      <w:r>
-        <w:rPr>
-          <w:rFonts w:ascii="Times New Roman" w:hAnsi="Times New Roman" w:cs="Times New Roman"/>
-          <w:sz w:val="28"/>
-          <w:szCs w:val="28"/>
-        </w:rPr>
-        <w:t>).</w:t>
+        <w:t>password |</w:t>
+      </w:r>
+      <w:r>
+        <w:rPr>
+          <w:rFonts w:ascii="Times New Roman" w:hAnsi="Times New Roman" w:cs="Times New Roman"/>
+          <w:sz w:val="28"/>
+          <w:szCs w:val="28"/>
+        </w:rPr>
+        <w:t>Jelszó, titkosított (Hash).</w:t>
       </w:r>
     </w:p>
     <w:p>
@@ -7365,23 +7252,13 @@
           <w:szCs w:val="28"/>
         </w:rPr>
       </w:pPr>
-      <w:proofErr w:type="spellStart"/>
       <w:r>
         <w:rPr>
           <w:rFonts w:ascii="Courier New" w:hAnsi="Courier New" w:cs="Courier New"/>
           <w:sz w:val="28"/>
           <w:szCs w:val="28"/>
         </w:rPr>
-        <w:t>role</w:t>
-      </w:r>
-      <w:proofErr w:type="spellEnd"/>
-      <w:r>
-        <w:rPr>
-          <w:rFonts w:ascii="Courier New" w:hAnsi="Courier New" w:cs="Courier New"/>
-          <w:sz w:val="28"/>
-          <w:szCs w:val="28"/>
-        </w:rPr>
-        <w:t xml:space="preserve"> </w:t>
+        <w:t xml:space="preserve">role </w:t>
       </w:r>
       <w:r>
         <w:rPr>
@@ -7433,23 +7310,13 @@
           <w:szCs w:val="28"/>
         </w:rPr>
       </w:pPr>
-      <w:proofErr w:type="spellStart"/>
       <w:r>
         <w:rPr>
           <w:rFonts w:ascii="Courier New" w:hAnsi="Courier New" w:cs="Courier New"/>
           <w:sz w:val="28"/>
           <w:szCs w:val="28"/>
         </w:rPr>
-        <w:t>is_superuser</w:t>
-      </w:r>
-      <w:proofErr w:type="spellEnd"/>
-      <w:r>
-        <w:rPr>
-          <w:rFonts w:ascii="Courier New" w:hAnsi="Courier New" w:cs="Courier New"/>
-          <w:sz w:val="28"/>
-          <w:szCs w:val="28"/>
-        </w:rPr>
-        <w:t xml:space="preserve"> </w:t>
+        <w:t xml:space="preserve">is_superuser </w:t>
       </w:r>
       <w:r>
         <w:rPr>
@@ -7467,25 +7334,7 @@
           <w:sz w:val="28"/>
           <w:szCs w:val="28"/>
         </w:rPr>
-        <w:t xml:space="preserve"> A felhasználó </w:t>
-      </w:r>
-      <w:proofErr w:type="spellStart"/>
-      <w:r>
-        <w:rPr>
-          <w:rFonts w:ascii="Times New Roman" w:hAnsi="Times New Roman" w:cs="Times New Roman"/>
-          <w:sz w:val="28"/>
-          <w:szCs w:val="28"/>
-        </w:rPr>
-        <w:t>admin</w:t>
-      </w:r>
-      <w:proofErr w:type="spellEnd"/>
-      <w:r>
-        <w:rPr>
-          <w:rFonts w:ascii="Times New Roman" w:hAnsi="Times New Roman" w:cs="Times New Roman"/>
-          <w:sz w:val="28"/>
-          <w:szCs w:val="28"/>
-        </w:rPr>
-        <w:t xml:space="preserve">-e? </w:t>
+        <w:t xml:space="preserve"> A felhasználó admin-e? </w:t>
       </w:r>
     </w:p>
     <w:p>
@@ -7501,23 +7350,13 @@
           <w:szCs w:val="28"/>
         </w:rPr>
       </w:pPr>
-      <w:proofErr w:type="spellStart"/>
       <w:r>
         <w:rPr>
           <w:rFonts w:ascii="Courier New" w:hAnsi="Courier New" w:cs="Courier New"/>
           <w:sz w:val="28"/>
           <w:szCs w:val="28"/>
         </w:rPr>
-        <w:t>phone_number</w:t>
-      </w:r>
-      <w:proofErr w:type="spellEnd"/>
-      <w:r>
-        <w:rPr>
-          <w:rFonts w:ascii="Courier New" w:hAnsi="Courier New" w:cs="Courier New"/>
-          <w:sz w:val="28"/>
-          <w:szCs w:val="28"/>
-        </w:rPr>
-        <w:t xml:space="preserve"> </w:t>
+        <w:t xml:space="preserve">phone_number </w:t>
       </w:r>
       <w:r>
         <w:rPr>
@@ -7551,23 +7390,13 @@
           <w:szCs w:val="28"/>
         </w:rPr>
       </w:pPr>
-      <w:proofErr w:type="spellStart"/>
       <w:r>
         <w:rPr>
           <w:rFonts w:ascii="Courier New" w:hAnsi="Courier New" w:cs="Courier New"/>
           <w:sz w:val="28"/>
           <w:szCs w:val="28"/>
         </w:rPr>
-        <w:t>email_verified_at</w:t>
-      </w:r>
-      <w:proofErr w:type="spellEnd"/>
-      <w:r>
-        <w:rPr>
-          <w:rFonts w:ascii="Courier New" w:hAnsi="Courier New" w:cs="Courier New"/>
-          <w:sz w:val="28"/>
-          <w:szCs w:val="28"/>
-        </w:rPr>
-        <w:t xml:space="preserve"> </w:t>
+        <w:t xml:space="preserve">email_verified_at </w:t>
       </w:r>
       <w:r>
         <w:rPr>
@@ -7588,7 +7417,6 @@
         </w:rPr>
         <w:t xml:space="preserve">A </w:t>
       </w:r>
-      <w:proofErr w:type="spellStart"/>
       <w:r>
         <w:rPr>
           <w:rFonts w:ascii="Times New Roman" w:hAnsi="Times New Roman" w:cs="Times New Roman"/>
@@ -7596,9 +7424,8 @@
           <w:sz w:val="28"/>
           <w:szCs w:val="28"/>
         </w:rPr>
-        <w:t>tádum</w:t>
-      </w:r>
-      <w:proofErr w:type="spellEnd"/>
+        <w:t>dát</w:t>
+      </w:r>
       <w:r>
         <w:rPr>
           <w:rFonts w:ascii="Times New Roman" w:hAnsi="Times New Roman" w:cs="Times New Roman"/>
@@ -7606,7 +7433,7 @@
           <w:sz w:val="28"/>
           <w:szCs w:val="28"/>
         </w:rPr>
-        <w:t xml:space="preserve"> amikor a felhasználó az email-es ellenőrzést befejezte.</w:t>
+        <w:t>um amikor a felhasználó az email-es ellenőrzést befejezte.</w:t>
       </w:r>
     </w:p>
     <w:p>
@@ -7622,23 +7449,13 @@
           <w:szCs w:val="28"/>
         </w:rPr>
       </w:pPr>
-      <w:proofErr w:type="spellStart"/>
       <w:r>
         <w:rPr>
           <w:rFonts w:ascii="Courier New" w:hAnsi="Courier New" w:cs="Courier New"/>
           <w:sz w:val="28"/>
           <w:szCs w:val="28"/>
         </w:rPr>
-        <w:t>created_at</w:t>
-      </w:r>
-      <w:proofErr w:type="spellEnd"/>
-      <w:r>
-        <w:rPr>
-          <w:rFonts w:ascii="Courier New" w:hAnsi="Courier New" w:cs="Courier New"/>
-          <w:sz w:val="28"/>
-          <w:szCs w:val="28"/>
-        </w:rPr>
-        <w:t xml:space="preserve"> </w:t>
+        <w:t xml:space="preserve">created_at </w:t>
       </w:r>
       <w:r>
         <w:rPr>
@@ -7672,23 +7489,13 @@
           <w:szCs w:val="28"/>
         </w:rPr>
       </w:pPr>
-      <w:proofErr w:type="spellStart"/>
       <w:r>
         <w:rPr>
           <w:rFonts w:ascii="Courier New" w:hAnsi="Courier New" w:cs="Courier New"/>
           <w:sz w:val="28"/>
           <w:szCs w:val="28"/>
         </w:rPr>
-        <w:t>updated_at</w:t>
-      </w:r>
-      <w:proofErr w:type="spellEnd"/>
-      <w:r>
-        <w:rPr>
-          <w:rFonts w:ascii="Courier New" w:hAnsi="Courier New" w:cs="Courier New"/>
-          <w:sz w:val="28"/>
-          <w:szCs w:val="28"/>
-        </w:rPr>
-        <w:t xml:space="preserve"> </w:t>
+        <w:t xml:space="preserve">updated_at </w:t>
       </w:r>
       <w:r>
         <w:rPr>
@@ -7708,16 +7515,15 @@
         </w:rPr>
         <w:t xml:space="preserve">A </w:t>
       </w:r>
-      <w:proofErr w:type="spellStart"/>
-      <w:r>
-        <w:rPr>
-          <w:rFonts w:ascii="Times New Roman" w:hAnsi="Times New Roman" w:cs="Times New Roman"/>
-          <w:sz w:val="28"/>
-          <w:szCs w:val="28"/>
-        </w:rPr>
-        <w:t>tádum</w:t>
-      </w:r>
-      <w:proofErr w:type="spellEnd"/>
+      <w:r>
+        <w:rPr>
+          <w:rFonts w:ascii="Times New Roman" w:hAnsi="Times New Roman" w:cs="Times New Roman"/>
+          <w:bCs/>
+          <w:sz w:val="28"/>
+          <w:szCs w:val="28"/>
+        </w:rPr>
+        <w:t>dátum</w:t>
+      </w:r>
       <w:r>
         <w:rPr>
           <w:rFonts w:ascii="Times New Roman" w:hAnsi="Times New Roman" w:cs="Times New Roman"/>
@@ -7745,16 +7551,14 @@
         </w:rPr>
         <w:t xml:space="preserve">(Az utolsó kettő pont jelen van minden táblában, ezért csak </w:t>
       </w:r>
-      <w:proofErr w:type="spellStart"/>
-      <w:r>
-        <w:rPr>
-          <w:rFonts w:ascii="Times New Roman" w:hAnsi="Times New Roman" w:cs="Times New Roman"/>
-          <w:sz w:val="28"/>
-          <w:szCs w:val="28"/>
-        </w:rPr>
-        <w:t>ítt</w:t>
-      </w:r>
-      <w:proofErr w:type="spellEnd"/>
+      <w:r>
+        <w:rPr>
+          <w:rFonts w:ascii="Times New Roman" w:hAnsi="Times New Roman" w:cs="Times New Roman"/>
+          <w:sz w:val="28"/>
+          <w:szCs w:val="28"/>
+        </w:rPr>
+        <w:t>itt</w:t>
+      </w:r>
       <w:r>
         <w:rPr>
           <w:rFonts w:ascii="Times New Roman" w:hAnsi="Times New Roman" w:cs="Times New Roman"/>
@@ -7763,16 +7567,14 @@
         </w:rPr>
         <w:t xml:space="preserve"> van </w:t>
       </w:r>
-      <w:proofErr w:type="spellStart"/>
-      <w:r>
-        <w:rPr>
-          <w:rFonts w:ascii="Times New Roman" w:hAnsi="Times New Roman" w:cs="Times New Roman"/>
-          <w:sz w:val="28"/>
-          <w:szCs w:val="28"/>
-        </w:rPr>
-        <w:t>feltüntentve</w:t>
-      </w:r>
-      <w:proofErr w:type="spellEnd"/>
+      <w:r>
+        <w:rPr>
+          <w:rFonts w:ascii="Times New Roman" w:hAnsi="Times New Roman" w:cs="Times New Roman"/>
+          <w:sz w:val="28"/>
+          <w:szCs w:val="28"/>
+        </w:rPr>
+        <w:t>feltüntetve</w:t>
+      </w:r>
       <w:r>
         <w:rPr>
           <w:rFonts w:ascii="Times New Roman" w:hAnsi="Times New Roman" w:cs="Times New Roman"/>
@@ -7787,17 +7589,12 @@
         <w:pStyle w:val="Cmsor2"/>
       </w:pPr>
       <w:bookmarkStart w:id="56" w:name="_Toc214349519"/>
-      <w:bookmarkStart w:id="57" w:name="_Toc227255732"/>
-      <w:r>
-        <w:t>2.2 A foglaló és a hozzá tartozó vendégek adatai (</w:t>
-      </w:r>
-      <w:proofErr w:type="spellStart"/>
-      <w:r>
-        <w:t>user_guest</w:t>
-      </w:r>
-      <w:proofErr w:type="spellEnd"/>
-      <w:r>
-        <w:t>)</w:t>
+      <w:bookmarkStart w:id="57" w:name="_Toc227697287"/>
+      <w:r>
+        <w:t>8</w:t>
+      </w:r>
+      <w:r>
+        <w:t>.2 A foglaló és a hozzá tartozó vendégek adatai (user_guest)</w:t>
       </w:r>
       <w:bookmarkEnd w:id="56"/>
       <w:bookmarkEnd w:id="57"/>
@@ -7816,23 +7613,13 @@
           <w:szCs w:val="28"/>
         </w:rPr>
       </w:pPr>
-      <w:proofErr w:type="spellStart"/>
       <w:r>
         <w:rPr>
           <w:rFonts w:ascii="Courier New" w:hAnsi="Courier New" w:cs="Courier New"/>
           <w:sz w:val="28"/>
           <w:szCs w:val="28"/>
         </w:rPr>
-        <w:t>id</w:t>
-      </w:r>
-      <w:proofErr w:type="spellEnd"/>
-      <w:r>
-        <w:rPr>
-          <w:rFonts w:ascii="Courier New" w:hAnsi="Courier New" w:cs="Courier New"/>
-          <w:sz w:val="28"/>
-          <w:szCs w:val="28"/>
-        </w:rPr>
-        <w:t xml:space="preserve"> </w:t>
+        <w:t xml:space="preserve">id </w:t>
       </w:r>
       <w:r>
         <w:rPr>
@@ -7875,23 +7662,13 @@
           <w:szCs w:val="28"/>
         </w:rPr>
       </w:pPr>
-      <w:proofErr w:type="spellStart"/>
       <w:r>
         <w:rPr>
           <w:rFonts w:ascii="Courier New" w:hAnsi="Courier New" w:cs="Courier New"/>
           <w:sz w:val="28"/>
           <w:szCs w:val="28"/>
         </w:rPr>
-        <w:t>user_id</w:t>
-      </w:r>
-      <w:proofErr w:type="spellEnd"/>
-      <w:r>
-        <w:rPr>
-          <w:rFonts w:ascii="Courier New" w:hAnsi="Courier New" w:cs="Courier New"/>
-          <w:sz w:val="28"/>
-          <w:szCs w:val="28"/>
-        </w:rPr>
-        <w:t xml:space="preserve"> </w:t>
+        <w:t xml:space="preserve">user_id </w:t>
       </w:r>
       <w:r>
         <w:rPr>
@@ -7911,7 +7688,6 @@
         </w:rPr>
         <w:t xml:space="preserve"> A vendéghez tartozó felhasználó azonosítója, kapcsolat a </w:t>
       </w:r>
-      <w:proofErr w:type="spellStart"/>
       <w:r>
         <w:rPr>
           <w:rFonts w:ascii="Times New Roman" w:hAnsi="Times New Roman" w:cs="Times New Roman"/>
@@ -7922,7 +7698,6 @@
         </w:rPr>
         <w:t>user</w:t>
       </w:r>
-      <w:proofErr w:type="spellEnd"/>
       <w:r>
         <w:rPr>
           <w:rFonts w:ascii="Times New Roman" w:hAnsi="Times New Roman" w:cs="Times New Roman"/>
@@ -7946,23 +7721,13 @@
           <w:szCs w:val="28"/>
         </w:rPr>
       </w:pPr>
-      <w:proofErr w:type="spellStart"/>
       <w:r>
         <w:rPr>
           <w:rFonts w:ascii="Courier New" w:hAnsi="Courier New" w:cs="Courier New"/>
           <w:sz w:val="28"/>
           <w:szCs w:val="28"/>
         </w:rPr>
-        <w:t>first_name</w:t>
-      </w:r>
-      <w:proofErr w:type="spellEnd"/>
-      <w:r>
-        <w:rPr>
-          <w:rFonts w:ascii="Courier New" w:hAnsi="Courier New" w:cs="Courier New"/>
-          <w:sz w:val="28"/>
-          <w:szCs w:val="28"/>
-        </w:rPr>
-        <w:t xml:space="preserve"> </w:t>
+        <w:t xml:space="preserve">first_name </w:t>
       </w:r>
       <w:r>
         <w:rPr>
@@ -7997,23 +7762,13 @@
           <w:szCs w:val="28"/>
         </w:rPr>
       </w:pPr>
-      <w:proofErr w:type="spellStart"/>
       <w:r>
         <w:rPr>
           <w:rFonts w:ascii="Courier New" w:hAnsi="Courier New" w:cs="Courier New"/>
           <w:sz w:val="28"/>
           <w:szCs w:val="28"/>
         </w:rPr>
-        <w:t>last_name</w:t>
-      </w:r>
-      <w:proofErr w:type="spellEnd"/>
-      <w:r>
-        <w:rPr>
-          <w:rFonts w:ascii="Courier New" w:hAnsi="Courier New" w:cs="Courier New"/>
-          <w:sz w:val="28"/>
-          <w:szCs w:val="28"/>
-        </w:rPr>
-        <w:t xml:space="preserve"> </w:t>
+        <w:t xml:space="preserve">last_name </w:t>
       </w:r>
       <w:r>
         <w:rPr>
@@ -8048,23 +7803,13 @@
           <w:szCs w:val="28"/>
         </w:rPr>
       </w:pPr>
-      <w:proofErr w:type="spellStart"/>
       <w:r>
         <w:rPr>
           <w:rFonts w:ascii="Courier New" w:hAnsi="Courier New" w:cs="Courier New"/>
           <w:sz w:val="28"/>
           <w:szCs w:val="28"/>
         </w:rPr>
-        <w:t>birth_date</w:t>
-      </w:r>
-      <w:proofErr w:type="spellEnd"/>
-      <w:r>
-        <w:rPr>
-          <w:rFonts w:ascii="Courier New" w:hAnsi="Courier New" w:cs="Courier New"/>
-          <w:sz w:val="28"/>
-          <w:szCs w:val="28"/>
-        </w:rPr>
-        <w:t xml:space="preserve"> </w:t>
+        <w:t xml:space="preserve">birth_date </w:t>
       </w:r>
       <w:r>
         <w:rPr>
@@ -8099,23 +7844,13 @@
           <w:szCs w:val="28"/>
         </w:rPr>
       </w:pPr>
-      <w:proofErr w:type="spellStart"/>
       <w:r>
         <w:rPr>
           <w:rFonts w:ascii="Courier New" w:hAnsi="Courier New" w:cs="Courier New"/>
           <w:sz w:val="28"/>
           <w:szCs w:val="28"/>
         </w:rPr>
-        <w:t>place_of_birth</w:t>
-      </w:r>
-      <w:proofErr w:type="spellEnd"/>
-      <w:r>
-        <w:rPr>
-          <w:rFonts w:ascii="Courier New" w:hAnsi="Courier New" w:cs="Courier New"/>
-          <w:sz w:val="28"/>
-          <w:szCs w:val="28"/>
-        </w:rPr>
-        <w:t xml:space="preserve"> </w:t>
+        <w:t xml:space="preserve">place_of_birth </w:t>
       </w:r>
       <w:r>
         <w:rPr>
@@ -8197,23 +7932,13 @@
           <w:szCs w:val="28"/>
         </w:rPr>
       </w:pPr>
-      <w:proofErr w:type="spellStart"/>
       <w:r>
         <w:rPr>
           <w:rFonts w:ascii="Courier New" w:hAnsi="Courier New" w:cs="Courier New"/>
           <w:sz w:val="28"/>
           <w:szCs w:val="28"/>
         </w:rPr>
-        <w:t>citizenship</w:t>
-      </w:r>
-      <w:proofErr w:type="spellEnd"/>
-      <w:r>
-        <w:rPr>
-          <w:rFonts w:ascii="Courier New" w:hAnsi="Courier New" w:cs="Courier New"/>
-          <w:sz w:val="28"/>
-          <w:szCs w:val="28"/>
-        </w:rPr>
-        <w:t xml:space="preserve"> </w:t>
+        <w:t xml:space="preserve">citizenship </w:t>
       </w:r>
       <w:r>
         <w:rPr>
@@ -8248,23 +7973,13 @@
           <w:szCs w:val="28"/>
         </w:rPr>
       </w:pPr>
-      <w:proofErr w:type="spellStart"/>
       <w:r>
         <w:rPr>
           <w:rFonts w:ascii="Courier New" w:hAnsi="Courier New" w:cs="Courier New"/>
           <w:sz w:val="28"/>
           <w:szCs w:val="28"/>
         </w:rPr>
-        <w:t>mothers_birth_name</w:t>
-      </w:r>
-      <w:proofErr w:type="spellEnd"/>
-      <w:r>
-        <w:rPr>
-          <w:rFonts w:ascii="Courier New" w:hAnsi="Courier New" w:cs="Courier New"/>
-          <w:sz w:val="28"/>
-          <w:szCs w:val="28"/>
-        </w:rPr>
-        <w:t xml:space="preserve"> </w:t>
+        <w:t xml:space="preserve">mothers_birth_name </w:t>
       </w:r>
       <w:r>
         <w:rPr>
@@ -8307,23 +8022,13 @@
           <w:szCs w:val="28"/>
         </w:rPr>
       </w:pPr>
-      <w:proofErr w:type="spellStart"/>
       <w:r>
         <w:rPr>
           <w:rFonts w:ascii="Courier New" w:hAnsi="Courier New" w:cs="Courier New"/>
           <w:sz w:val="28"/>
           <w:szCs w:val="28"/>
         </w:rPr>
-        <w:t>id_card_number</w:t>
-      </w:r>
-      <w:proofErr w:type="spellEnd"/>
-      <w:r>
-        <w:rPr>
-          <w:rFonts w:ascii="Courier New" w:hAnsi="Courier New" w:cs="Courier New"/>
-          <w:sz w:val="28"/>
-          <w:szCs w:val="28"/>
-        </w:rPr>
-        <w:t xml:space="preserve"> </w:t>
+        <w:t xml:space="preserve">id_card_number </w:t>
       </w:r>
       <w:r>
         <w:rPr>
@@ -8358,23 +8063,13 @@
           <w:szCs w:val="28"/>
         </w:rPr>
       </w:pPr>
-      <w:proofErr w:type="spellStart"/>
       <w:r>
         <w:rPr>
           <w:rFonts w:ascii="Courier New" w:hAnsi="Courier New" w:cs="Courier New"/>
           <w:sz w:val="28"/>
           <w:szCs w:val="28"/>
         </w:rPr>
-        <w:t>passport_number</w:t>
-      </w:r>
-      <w:proofErr w:type="spellEnd"/>
-      <w:r>
-        <w:rPr>
-          <w:rFonts w:ascii="Courier New" w:hAnsi="Courier New" w:cs="Courier New"/>
-          <w:sz w:val="28"/>
-          <w:szCs w:val="28"/>
-        </w:rPr>
-        <w:t xml:space="preserve"> </w:t>
+        <w:t xml:space="preserve">passport_number </w:t>
       </w:r>
       <w:r>
         <w:rPr>
@@ -8410,23 +8105,13 @@
           <w:szCs w:val="28"/>
         </w:rPr>
       </w:pPr>
-      <w:proofErr w:type="spellStart"/>
       <w:r>
         <w:rPr>
           <w:rFonts w:ascii="Courier New" w:hAnsi="Courier New" w:cs="Courier New"/>
           <w:sz w:val="28"/>
           <w:szCs w:val="28"/>
         </w:rPr>
-        <w:t>visa</w:t>
-      </w:r>
-      <w:proofErr w:type="spellEnd"/>
-      <w:r>
-        <w:rPr>
-          <w:rFonts w:ascii="Courier New" w:hAnsi="Courier New" w:cs="Courier New"/>
-          <w:sz w:val="28"/>
-          <w:szCs w:val="28"/>
-        </w:rPr>
-        <w:t xml:space="preserve"> </w:t>
+        <w:t xml:space="preserve">visa </w:t>
       </w:r>
       <w:r>
         <w:rPr>
@@ -8461,23 +8146,13 @@
           <w:szCs w:val="28"/>
         </w:rPr>
       </w:pPr>
-      <w:proofErr w:type="spellStart"/>
       <w:r>
         <w:rPr>
           <w:rFonts w:ascii="Courier New" w:hAnsi="Courier New" w:cs="Courier New"/>
           <w:sz w:val="28"/>
           <w:szCs w:val="28"/>
         </w:rPr>
-        <w:t>resident_permit_number</w:t>
-      </w:r>
-      <w:proofErr w:type="spellEnd"/>
-      <w:r>
-        <w:rPr>
-          <w:rFonts w:ascii="Courier New" w:hAnsi="Courier New" w:cs="Courier New"/>
-          <w:sz w:val="28"/>
-          <w:szCs w:val="28"/>
-        </w:rPr>
-        <w:t xml:space="preserve"> </w:t>
+        <w:t xml:space="preserve">resident_permit_number </w:t>
       </w:r>
       <w:r>
         <w:rPr>
@@ -8513,23 +8188,13 @@
           <w:szCs w:val="28"/>
         </w:rPr>
       </w:pPr>
-      <w:proofErr w:type="spellStart"/>
       <w:r>
         <w:rPr>
           <w:rFonts w:ascii="Courier New" w:hAnsi="Courier New" w:cs="Courier New"/>
           <w:sz w:val="28"/>
           <w:szCs w:val="28"/>
         </w:rPr>
-        <w:t>date_of_entry</w:t>
-      </w:r>
-      <w:proofErr w:type="spellEnd"/>
-      <w:r>
-        <w:rPr>
-          <w:rFonts w:ascii="Courier New" w:hAnsi="Courier New" w:cs="Courier New"/>
-          <w:sz w:val="28"/>
-          <w:szCs w:val="28"/>
-        </w:rPr>
-        <w:t xml:space="preserve"> </w:t>
+        <w:t xml:space="preserve">date_of_entry </w:t>
       </w:r>
       <w:r>
         <w:rPr>
@@ -8565,23 +8230,13 @@
           <w:szCs w:val="28"/>
         </w:rPr>
       </w:pPr>
-      <w:proofErr w:type="spellStart"/>
       <w:r>
         <w:rPr>
           <w:rFonts w:ascii="Courier New" w:hAnsi="Courier New" w:cs="Courier New"/>
           <w:sz w:val="28"/>
           <w:szCs w:val="28"/>
         </w:rPr>
-        <w:t>place_of_entry</w:t>
-      </w:r>
-      <w:proofErr w:type="spellEnd"/>
-      <w:r>
-        <w:rPr>
-          <w:rFonts w:ascii="Courier New" w:hAnsi="Courier New" w:cs="Courier New"/>
-          <w:sz w:val="28"/>
-          <w:szCs w:val="28"/>
-        </w:rPr>
-        <w:t xml:space="preserve"> </w:t>
+        <w:t xml:space="preserve">place_of_entry </w:t>
       </w:r>
       <w:r>
         <w:rPr>
@@ -8607,10 +8262,13 @@
         <w:pStyle w:val="Cmsor2"/>
       </w:pPr>
       <w:bookmarkStart w:id="58" w:name="_Toc214349520"/>
-      <w:bookmarkStart w:id="59" w:name="_Toc227255733"/>
+      <w:bookmarkStart w:id="59" w:name="_Toc227697288"/>
       <w:r>
         <w:lastRenderedPageBreak/>
-        <w:t>9.3 Kempingek adatai (camping)</w:t>
+        <w:t>8</w:t>
+      </w:r>
+      <w:r>
+        <w:t>.3 Kempingek adatai (camping)</w:t>
       </w:r>
       <w:bookmarkEnd w:id="58"/>
       <w:bookmarkEnd w:id="59"/>
@@ -8628,7 +8286,6 @@
           <w:szCs w:val="28"/>
         </w:rPr>
       </w:pPr>
-      <w:proofErr w:type="spellStart"/>
       <w:r>
         <w:rPr>
           <w:rFonts w:ascii="Courier New" w:hAnsi="Courier New" w:cs="Courier New"/>
@@ -8637,7 +8294,6 @@
         </w:rPr>
         <w:t>id</w:t>
       </w:r>
-      <w:proofErr w:type="spellEnd"/>
       <w:r>
         <w:rPr>
           <w:rFonts w:ascii="Times New Roman" w:hAnsi="Times New Roman" w:cs="Times New Roman"/>
@@ -8678,23 +8334,13 @@
           <w:szCs w:val="28"/>
         </w:rPr>
       </w:pPr>
-      <w:proofErr w:type="spellStart"/>
       <w:r>
         <w:rPr>
           <w:rFonts w:ascii="Courier New" w:hAnsi="Courier New" w:cs="Courier New"/>
           <w:sz w:val="28"/>
           <w:szCs w:val="28"/>
         </w:rPr>
-        <w:t>user_id</w:t>
-      </w:r>
-      <w:proofErr w:type="spellEnd"/>
-      <w:r>
-        <w:rPr>
-          <w:rFonts w:ascii="Courier New" w:hAnsi="Courier New" w:cs="Courier New"/>
-          <w:sz w:val="28"/>
-          <w:szCs w:val="28"/>
-        </w:rPr>
-        <w:t xml:space="preserve"> </w:t>
+        <w:t xml:space="preserve">user_id </w:t>
       </w:r>
       <w:r>
         <w:rPr>
@@ -8728,23 +8374,13 @@
           <w:szCs w:val="28"/>
         </w:rPr>
       </w:pPr>
-      <w:proofErr w:type="spellStart"/>
       <w:r>
         <w:rPr>
           <w:rFonts w:ascii="Courier New" w:hAnsi="Courier New" w:cs="Courier New"/>
           <w:sz w:val="28"/>
           <w:szCs w:val="28"/>
         </w:rPr>
-        <w:t>camping_name</w:t>
-      </w:r>
-      <w:proofErr w:type="spellEnd"/>
-      <w:r>
-        <w:rPr>
-          <w:rFonts w:ascii="Courier New" w:hAnsi="Courier New" w:cs="Courier New"/>
-          <w:sz w:val="28"/>
-          <w:szCs w:val="28"/>
-        </w:rPr>
-        <w:t xml:space="preserve"> </w:t>
+        <w:t xml:space="preserve">camping_name </w:t>
       </w:r>
       <w:r>
         <w:rPr>
@@ -8778,23 +8414,13 @@
           <w:szCs w:val="28"/>
         </w:rPr>
       </w:pPr>
-      <w:proofErr w:type="spellStart"/>
       <w:r>
         <w:rPr>
           <w:rFonts w:ascii="Courier New" w:hAnsi="Courier New" w:cs="Courier New"/>
           <w:sz w:val="28"/>
           <w:szCs w:val="28"/>
         </w:rPr>
-        <w:t>location_id</w:t>
-      </w:r>
-      <w:proofErr w:type="spellEnd"/>
-      <w:r>
-        <w:rPr>
-          <w:rFonts w:ascii="Courier New" w:hAnsi="Courier New" w:cs="Courier New"/>
-          <w:sz w:val="28"/>
-          <w:szCs w:val="28"/>
-        </w:rPr>
-        <w:t xml:space="preserve"> </w:t>
+        <w:t xml:space="preserve">location_id </w:t>
       </w:r>
       <w:r>
         <w:rPr>
@@ -8814,7 +8440,6 @@
         </w:rPr>
         <w:t xml:space="preserve"> A </w:t>
       </w:r>
-      <w:proofErr w:type="spellStart"/>
       <w:r>
         <w:rPr>
           <w:rStyle w:val="HTML-kd"/>
@@ -8826,7 +8451,6 @@
         </w:rPr>
         <w:t>location</w:t>
       </w:r>
-      <w:proofErr w:type="spellEnd"/>
       <w:r>
         <w:rPr>
           <w:rFonts w:ascii="Times New Roman" w:hAnsi="Times New Roman" w:cs="Times New Roman"/>
@@ -8849,7 +8473,6 @@
           <w:szCs w:val="28"/>
         </w:rPr>
       </w:pPr>
-      <w:proofErr w:type="spellStart"/>
       <w:r>
         <w:rPr>
           <w:rFonts w:ascii="Courier New" w:hAnsi="Courier New" w:cs="Courier New"/>
@@ -8858,7 +8481,6 @@
         </w:rPr>
         <w:t>description</w:t>
       </w:r>
-      <w:proofErr w:type="spellEnd"/>
       <w:r>
         <w:rPr>
           <w:rFonts w:ascii="Times New Roman" w:hAnsi="Times New Roman" w:cs="Times New Roman"/>
@@ -8899,7 +8521,6 @@
           <w:szCs w:val="28"/>
         </w:rPr>
       </w:pPr>
-      <w:proofErr w:type="spellStart"/>
       <w:r>
         <w:rPr>
           <w:rFonts w:ascii="Courier New" w:hAnsi="Courier New" w:cs="Courier New"/>
@@ -8908,7 +8529,6 @@
         </w:rPr>
         <w:t>company_name</w:t>
       </w:r>
-      <w:proofErr w:type="spellEnd"/>
       <w:r>
         <w:rPr>
           <w:rFonts w:ascii="Times New Roman" w:hAnsi="Times New Roman" w:cs="Times New Roman"/>
@@ -8949,7 +8569,6 @@
           <w:szCs w:val="28"/>
         </w:rPr>
       </w:pPr>
-      <w:proofErr w:type="spellStart"/>
       <w:r>
         <w:rPr>
           <w:rFonts w:ascii="Courier New" w:hAnsi="Courier New" w:cs="Courier New"/>
@@ -8958,7 +8577,6 @@
         </w:rPr>
         <w:t>tax_id</w:t>
       </w:r>
-      <w:proofErr w:type="spellEnd"/>
       <w:r>
         <w:rPr>
           <w:rFonts w:ascii="Times New Roman" w:hAnsi="Times New Roman" w:cs="Times New Roman"/>
@@ -8999,7 +8617,6 @@
           <w:szCs w:val="28"/>
         </w:rPr>
       </w:pPr>
-      <w:proofErr w:type="spellStart"/>
       <w:r>
         <w:rPr>
           <w:rFonts w:ascii="Courier New" w:hAnsi="Courier New" w:cs="Courier New"/>
@@ -9008,7 +8625,6 @@
         </w:rPr>
         <w:t>billing_address</w:t>
       </w:r>
-      <w:proofErr w:type="spellEnd"/>
       <w:r>
         <w:rPr>
           <w:rFonts w:ascii="Times New Roman" w:hAnsi="Times New Roman" w:cs="Times New Roman"/>
@@ -9049,7 +8665,6 @@
           <w:szCs w:val="28"/>
         </w:rPr>
       </w:pPr>
-      <w:proofErr w:type="spellStart"/>
       <w:r>
         <w:rPr>
           <w:rFonts w:ascii="Courier New" w:hAnsi="Courier New" w:cs="Courier New"/>
@@ -9058,7 +8673,6 @@
         </w:rPr>
         <w:t>geojson</w:t>
       </w:r>
-      <w:proofErr w:type="spellEnd"/>
       <w:r>
         <w:rPr>
           <w:rFonts w:ascii="Times New Roman" w:hAnsi="Times New Roman" w:cs="Times New Roman"/>
@@ -9099,7 +8713,6 @@
           <w:szCs w:val="28"/>
         </w:rPr>
       </w:pPr>
-      <w:proofErr w:type="spellStart"/>
       <w:r>
         <w:rPr>
           <w:rFonts w:ascii="Courier New" w:hAnsi="Courier New" w:cs="Courier New"/>
@@ -9108,7 +8721,6 @@
         </w:rPr>
         <w:t>required_guest_fields</w:t>
       </w:r>
-      <w:proofErr w:type="spellEnd"/>
       <w:r>
         <w:rPr>
           <w:rFonts w:ascii="Times New Roman" w:hAnsi="Times New Roman" w:cs="Times New Roman"/>
@@ -9141,17 +8753,12 @@
         <w:pStyle w:val="Cmsor2"/>
       </w:pPr>
       <w:bookmarkStart w:id="60" w:name="_Toc214349521"/>
-      <w:bookmarkStart w:id="61" w:name="_Toc227255734"/>
-      <w:r>
-        <w:t>2.4 Foglalások adatai (</w:t>
-      </w:r>
-      <w:proofErr w:type="spellStart"/>
-      <w:r>
-        <w:t>booking</w:t>
-      </w:r>
-      <w:proofErr w:type="spellEnd"/>
-      <w:r>
-        <w:t>)</w:t>
+      <w:bookmarkStart w:id="61" w:name="_Toc227697289"/>
+      <w:r>
+        <w:t>8</w:t>
+      </w:r>
+      <w:r>
+        <w:t>.4 Foglalások adatai (booking)</w:t>
       </w:r>
       <w:bookmarkEnd w:id="60"/>
       <w:bookmarkEnd w:id="61"/>
@@ -9169,7 +8776,6 @@
           <w:szCs w:val="28"/>
         </w:rPr>
       </w:pPr>
-      <w:proofErr w:type="spellStart"/>
       <w:r>
         <w:rPr>
           <w:rFonts w:ascii="Courier New" w:hAnsi="Courier New" w:cs="Courier New"/>
@@ -9178,7 +8784,6 @@
         </w:rPr>
         <w:t>id</w:t>
       </w:r>
-      <w:proofErr w:type="spellEnd"/>
       <w:r>
         <w:rPr>
           <w:rFonts w:ascii="Times New Roman" w:hAnsi="Times New Roman" w:cs="Times New Roman"/>
@@ -9219,7 +8824,6 @@
           <w:szCs w:val="28"/>
         </w:rPr>
       </w:pPr>
-      <w:proofErr w:type="spellStart"/>
       <w:r>
         <w:rPr>
           <w:rFonts w:ascii="Courier New" w:hAnsi="Courier New" w:cs="Courier New"/>
@@ -9228,7 +8832,6 @@
         </w:rPr>
         <w:t>user_id</w:t>
       </w:r>
-      <w:proofErr w:type="spellEnd"/>
       <w:r>
         <w:rPr>
           <w:rFonts w:ascii="Times New Roman" w:hAnsi="Times New Roman" w:cs="Times New Roman"/>
@@ -9269,7 +8872,6 @@
           <w:szCs w:val="28"/>
         </w:rPr>
       </w:pPr>
-      <w:proofErr w:type="spellStart"/>
       <w:r>
         <w:rPr>
           <w:rFonts w:ascii="Courier New" w:hAnsi="Courier New" w:cs="Courier New"/>
@@ -9278,7 +8880,6 @@
         </w:rPr>
         <w:t>camping_id</w:t>
       </w:r>
-      <w:proofErr w:type="spellEnd"/>
       <w:r>
         <w:rPr>
           <w:rFonts w:ascii="Times New Roman" w:hAnsi="Times New Roman" w:cs="Times New Roman"/>
@@ -9319,23 +8920,13 @@
           <w:szCs w:val="28"/>
         </w:rPr>
       </w:pPr>
-      <w:proofErr w:type="spellStart"/>
       <w:r>
         <w:rPr>
           <w:rFonts w:ascii="Courier New" w:hAnsi="Courier New" w:cs="Courier New"/>
           <w:sz w:val="28"/>
           <w:szCs w:val="28"/>
         </w:rPr>
-        <w:t>camping_spot_id</w:t>
-      </w:r>
-      <w:proofErr w:type="spellEnd"/>
-      <w:r>
-        <w:rPr>
-          <w:rFonts w:ascii="Courier New" w:hAnsi="Courier New" w:cs="Courier New"/>
-          <w:sz w:val="28"/>
-          <w:szCs w:val="28"/>
-        </w:rPr>
-        <w:t xml:space="preserve"> </w:t>
+        <w:t xml:space="preserve">camping_spot_id </w:t>
       </w:r>
       <w:r>
         <w:rPr>
@@ -9369,7 +8960,6 @@
           <w:szCs w:val="28"/>
         </w:rPr>
       </w:pPr>
-      <w:proofErr w:type="spellStart"/>
       <w:r>
         <w:rPr>
           <w:rFonts w:ascii="Courier New" w:hAnsi="Courier New" w:cs="Courier New"/>
@@ -9378,7 +8968,6 @@
         </w:rPr>
         <w:t>arrival_date</w:t>
       </w:r>
-      <w:proofErr w:type="spellEnd"/>
       <w:r>
         <w:rPr>
           <w:rFonts w:ascii="Times New Roman" w:hAnsi="Times New Roman" w:cs="Times New Roman"/>
@@ -9419,7 +9008,6 @@
           <w:szCs w:val="28"/>
         </w:rPr>
       </w:pPr>
-      <w:proofErr w:type="spellStart"/>
       <w:r>
         <w:rPr>
           <w:rFonts w:ascii="Courier New" w:hAnsi="Courier New" w:cs="Courier New"/>
@@ -9428,7 +9016,6 @@
         </w:rPr>
         <w:t>departure_date</w:t>
       </w:r>
-      <w:proofErr w:type="spellEnd"/>
       <w:r>
         <w:rPr>
           <w:rFonts w:ascii="Times New Roman" w:hAnsi="Times New Roman" w:cs="Times New Roman"/>
@@ -9517,7 +9104,6 @@
           <w:szCs w:val="28"/>
         </w:rPr>
       </w:pPr>
-      <w:proofErr w:type="spellStart"/>
       <w:r>
         <w:rPr>
           <w:rFonts w:ascii="Courier New" w:hAnsi="Courier New" w:cs="Courier New"/>
@@ -9526,7 +9112,6 @@
         </w:rPr>
         <w:t>qr_code</w:t>
       </w:r>
-      <w:proofErr w:type="spellEnd"/>
       <w:r>
         <w:rPr>
           <w:rFonts w:ascii="Times New Roman" w:hAnsi="Times New Roman" w:cs="Times New Roman"/>
@@ -9567,7 +9152,6 @@
           <w:szCs w:val="28"/>
         </w:rPr>
       </w:pPr>
-      <w:proofErr w:type="spellStart"/>
       <w:r>
         <w:rPr>
           <w:rFonts w:ascii="Courier New" w:hAnsi="Courier New" w:cs="Courier New"/>
@@ -9576,7 +9160,6 @@
         </w:rPr>
         <w:t>guests</w:t>
       </w:r>
-      <w:proofErr w:type="spellEnd"/>
       <w:r>
         <w:rPr>
           <w:rFonts w:ascii="Times New Roman" w:hAnsi="Times New Roman" w:cs="Times New Roman"/>
@@ -9610,18 +9193,13 @@
         <w:keepNext/>
       </w:pPr>
       <w:bookmarkStart w:id="62" w:name="_Toc214349522"/>
-      <w:bookmarkStart w:id="63" w:name="_Toc227255735"/>
+      <w:bookmarkStart w:id="63" w:name="_Toc227697290"/>
       <w:r>
         <w:lastRenderedPageBreak/>
-        <w:t>9.5 Kempinghelyek adatai (</w:t>
-      </w:r>
-      <w:proofErr w:type="spellStart"/>
-      <w:r>
-        <w:t>camping_spot</w:t>
-      </w:r>
-      <w:proofErr w:type="spellEnd"/>
-      <w:r>
-        <w:t>)</w:t>
+        <w:t>8</w:t>
+      </w:r>
+      <w:r>
+        <w:t>.5 Kempinghelyek adatai (camping_spot)</w:t>
       </w:r>
       <w:bookmarkEnd w:id="62"/>
       <w:bookmarkEnd w:id="63"/>
@@ -9640,23 +9218,13 @@
           <w:szCs w:val="28"/>
         </w:rPr>
       </w:pPr>
-      <w:proofErr w:type="spellStart"/>
       <w:r>
         <w:rPr>
           <w:rFonts w:ascii="Courier New" w:hAnsi="Courier New" w:cs="Courier New"/>
           <w:sz w:val="28"/>
           <w:szCs w:val="28"/>
         </w:rPr>
-        <w:t>spot_id</w:t>
-      </w:r>
-      <w:proofErr w:type="spellEnd"/>
-      <w:r>
-        <w:rPr>
-          <w:rFonts w:ascii="Courier New" w:hAnsi="Courier New" w:cs="Courier New"/>
-          <w:sz w:val="28"/>
-          <w:szCs w:val="28"/>
-        </w:rPr>
-        <w:t xml:space="preserve"> </w:t>
+        <w:t xml:space="preserve">spot_id </w:t>
       </w:r>
       <w:r>
         <w:rPr>
@@ -9693,23 +9261,13 @@
           <w:szCs w:val="28"/>
         </w:rPr>
       </w:pPr>
-      <w:proofErr w:type="spellStart"/>
       <w:r>
         <w:rPr>
           <w:rFonts w:ascii="Courier New" w:hAnsi="Courier New" w:cs="Courier New"/>
           <w:sz w:val="28"/>
           <w:szCs w:val="28"/>
         </w:rPr>
-        <w:t>camping_id</w:t>
-      </w:r>
-      <w:proofErr w:type="spellEnd"/>
-      <w:r>
-        <w:rPr>
-          <w:rFonts w:ascii="Courier New" w:hAnsi="Courier New" w:cs="Courier New"/>
-          <w:sz w:val="28"/>
-          <w:szCs w:val="28"/>
-        </w:rPr>
-        <w:t xml:space="preserve"> |</w:t>
+        <w:t>camping_id |</w:t>
       </w:r>
       <w:r>
         <w:t xml:space="preserve"> </w:t>
@@ -9737,23 +9295,13 @@
           <w:szCs w:val="28"/>
         </w:rPr>
       </w:pPr>
-      <w:proofErr w:type="spellStart"/>
       <w:r>
         <w:rPr>
           <w:rFonts w:ascii="Courier New" w:hAnsi="Courier New" w:cs="Courier New"/>
           <w:sz w:val="28"/>
           <w:szCs w:val="28"/>
         </w:rPr>
-        <w:t>name</w:t>
-      </w:r>
-      <w:proofErr w:type="spellEnd"/>
-      <w:r>
-        <w:rPr>
-          <w:rFonts w:ascii="Courier New" w:hAnsi="Courier New" w:cs="Courier New"/>
-          <w:sz w:val="28"/>
-          <w:szCs w:val="28"/>
-        </w:rPr>
-        <w:t xml:space="preserve"> </w:t>
+        <w:t xml:space="preserve">name </w:t>
       </w:r>
       <w:r>
         <w:rPr>
@@ -9788,23 +9336,13 @@
           <w:szCs w:val="28"/>
         </w:rPr>
       </w:pPr>
-      <w:proofErr w:type="spellStart"/>
       <w:r>
         <w:rPr>
           <w:rFonts w:ascii="Courier New" w:hAnsi="Courier New" w:cs="Courier New"/>
           <w:sz w:val="28"/>
           <w:szCs w:val="28"/>
         </w:rPr>
-        <w:t>type</w:t>
-      </w:r>
-      <w:proofErr w:type="spellEnd"/>
-      <w:r>
-        <w:rPr>
-          <w:rFonts w:ascii="Courier New" w:hAnsi="Courier New" w:cs="Courier New"/>
-          <w:sz w:val="28"/>
-          <w:szCs w:val="28"/>
-        </w:rPr>
-        <w:t xml:space="preserve"> </w:t>
+        <w:t xml:space="preserve">type </w:t>
       </w:r>
       <w:r>
         <w:rPr>
@@ -9830,25 +9368,7 @@
           <w:sz w:val="28"/>
           <w:szCs w:val="28"/>
         </w:rPr>
-        <w:t xml:space="preserve">A kempinghely típusa, például </w:t>
-      </w:r>
-      <w:proofErr w:type="spellStart"/>
-      <w:r>
-        <w:rPr>
-          <w:rFonts w:ascii="Times New Roman" w:hAnsi="Times New Roman" w:cs="Times New Roman"/>
-          <w:sz w:val="28"/>
-          <w:szCs w:val="28"/>
-        </w:rPr>
-        <w:t>sátorhely</w:t>
-      </w:r>
-      <w:proofErr w:type="spellEnd"/>
-      <w:r>
-        <w:rPr>
-          <w:rFonts w:ascii="Times New Roman" w:hAnsi="Times New Roman" w:cs="Times New Roman"/>
-          <w:sz w:val="28"/>
-          <w:szCs w:val="28"/>
-        </w:rPr>
-        <w:t>, lakókocsihely.</w:t>
+        <w:t>A kempinghely típusa, például sátorhely, lakókocsihely.</w:t>
       </w:r>
     </w:p>
     <w:p>
@@ -9865,23 +9385,13 @@
           <w:szCs w:val="28"/>
         </w:rPr>
       </w:pPr>
-      <w:proofErr w:type="spellStart"/>
       <w:r>
         <w:rPr>
           <w:rFonts w:ascii="Courier New" w:hAnsi="Courier New" w:cs="Courier New"/>
           <w:sz w:val="28"/>
           <w:szCs w:val="28"/>
         </w:rPr>
-        <w:t>capacity</w:t>
-      </w:r>
-      <w:proofErr w:type="spellEnd"/>
-      <w:r>
-        <w:rPr>
-          <w:rFonts w:ascii="Courier New" w:hAnsi="Courier New" w:cs="Courier New"/>
-          <w:sz w:val="28"/>
-          <w:szCs w:val="28"/>
-        </w:rPr>
-        <w:t xml:space="preserve"> </w:t>
+        <w:t xml:space="preserve">capacity </w:t>
       </w:r>
       <w:r>
         <w:rPr>
@@ -9924,23 +9434,13 @@
           <w:szCs w:val="28"/>
         </w:rPr>
       </w:pPr>
-      <w:proofErr w:type="spellStart"/>
       <w:r>
         <w:rPr>
           <w:rFonts w:ascii="Courier New" w:hAnsi="Courier New" w:cs="Courier New"/>
           <w:sz w:val="28"/>
           <w:szCs w:val="28"/>
         </w:rPr>
-        <w:t>price_per_night</w:t>
-      </w:r>
-      <w:proofErr w:type="spellEnd"/>
-      <w:r>
-        <w:rPr>
-          <w:rFonts w:ascii="Courier New" w:hAnsi="Courier New" w:cs="Courier New"/>
-          <w:sz w:val="28"/>
-          <w:szCs w:val="28"/>
-        </w:rPr>
-        <w:t xml:space="preserve"> </w:t>
+        <w:t xml:space="preserve">price_per_night </w:t>
       </w:r>
       <w:r>
         <w:rPr>
@@ -9983,23 +9483,13 @@
           <w:szCs w:val="28"/>
         </w:rPr>
       </w:pPr>
-      <w:proofErr w:type="spellStart"/>
       <w:r>
         <w:rPr>
           <w:rFonts w:ascii="Courier New" w:hAnsi="Courier New" w:cs="Courier New"/>
           <w:sz w:val="28"/>
           <w:szCs w:val="28"/>
         </w:rPr>
-        <w:t>is_available</w:t>
-      </w:r>
-      <w:proofErr w:type="spellEnd"/>
-      <w:r>
-        <w:rPr>
-          <w:rFonts w:ascii="Courier New" w:hAnsi="Courier New" w:cs="Courier New"/>
-          <w:sz w:val="28"/>
-          <w:szCs w:val="28"/>
-        </w:rPr>
-        <w:t xml:space="preserve"> </w:t>
+        <w:t xml:space="preserve">is_available </w:t>
       </w:r>
       <w:r>
         <w:rPr>
@@ -10042,23 +9532,13 @@
           <w:szCs w:val="28"/>
         </w:rPr>
       </w:pPr>
-      <w:proofErr w:type="spellStart"/>
       <w:r>
         <w:rPr>
           <w:rFonts w:ascii="Courier New" w:hAnsi="Courier New" w:cs="Courier New"/>
           <w:sz w:val="28"/>
           <w:szCs w:val="28"/>
         </w:rPr>
-        <w:t>description</w:t>
-      </w:r>
-      <w:proofErr w:type="spellEnd"/>
-      <w:r>
-        <w:rPr>
-          <w:rFonts w:ascii="Courier New" w:hAnsi="Courier New" w:cs="Courier New"/>
-          <w:sz w:val="28"/>
-          <w:szCs w:val="28"/>
-        </w:rPr>
-        <w:t xml:space="preserve"> </w:t>
+        <w:t xml:space="preserve">description </w:t>
       </w:r>
       <w:r>
         <w:rPr>
@@ -10095,23 +9575,13 @@
           <w:szCs w:val="28"/>
         </w:rPr>
       </w:pPr>
-      <w:proofErr w:type="spellStart"/>
       <w:r>
         <w:rPr>
           <w:rFonts w:ascii="Courier New" w:hAnsi="Courier New" w:cs="Courier New"/>
           <w:sz w:val="28"/>
           <w:szCs w:val="28"/>
         </w:rPr>
-        <w:t>row</w:t>
-      </w:r>
-      <w:proofErr w:type="spellEnd"/>
-      <w:r>
-        <w:rPr>
-          <w:rFonts w:ascii="Courier New" w:hAnsi="Courier New" w:cs="Courier New"/>
-          <w:sz w:val="28"/>
-          <w:szCs w:val="28"/>
-        </w:rPr>
-        <w:t xml:space="preserve"> </w:t>
+        <w:t xml:space="preserve">row </w:t>
       </w:r>
       <w:r>
         <w:rPr>
@@ -10146,23 +9616,13 @@
           <w:szCs w:val="28"/>
         </w:rPr>
       </w:pPr>
-      <w:proofErr w:type="spellStart"/>
       <w:r>
         <w:rPr>
           <w:rFonts w:ascii="Courier New" w:hAnsi="Courier New" w:cs="Courier New"/>
           <w:sz w:val="28"/>
           <w:szCs w:val="28"/>
         </w:rPr>
-        <w:t>column</w:t>
-      </w:r>
-      <w:proofErr w:type="spellEnd"/>
-      <w:r>
-        <w:rPr>
-          <w:rFonts w:ascii="Courier New" w:hAnsi="Courier New" w:cs="Courier New"/>
-          <w:sz w:val="28"/>
-          <w:szCs w:val="28"/>
-        </w:rPr>
-        <w:t xml:space="preserve"> </w:t>
+        <w:t xml:space="preserve">column </w:t>
       </w:r>
       <w:r>
         <w:rPr>
@@ -10199,23 +9659,13 @@
           <w:szCs w:val="28"/>
         </w:rPr>
       </w:pPr>
-      <w:proofErr w:type="spellStart"/>
       <w:r>
         <w:rPr>
           <w:rFonts w:ascii="Courier New" w:hAnsi="Courier New" w:cs="Courier New"/>
           <w:sz w:val="28"/>
           <w:szCs w:val="28"/>
         </w:rPr>
-        <w:t>rating</w:t>
-      </w:r>
-      <w:proofErr w:type="spellEnd"/>
-      <w:r>
-        <w:rPr>
-          <w:rFonts w:ascii="Courier New" w:hAnsi="Courier New" w:cs="Courier New"/>
-          <w:sz w:val="28"/>
-          <w:szCs w:val="28"/>
-        </w:rPr>
-        <w:t xml:space="preserve"> </w:t>
+        <w:t xml:space="preserve">rating </w:t>
       </w:r>
       <w:r>
         <w:rPr>
@@ -10241,17 +9691,12 @@
         <w:pStyle w:val="Cmsor2"/>
       </w:pPr>
       <w:bookmarkStart w:id="64" w:name="_Toc214349523"/>
-      <w:bookmarkStart w:id="65" w:name="_Toc227255736"/>
-      <w:r>
-        <w:t>9.6 Elhelyezkedés (</w:t>
-      </w:r>
-      <w:proofErr w:type="spellStart"/>
-      <w:r>
-        <w:t>location</w:t>
-      </w:r>
-      <w:proofErr w:type="spellEnd"/>
-      <w:r>
-        <w:t>)</w:t>
+      <w:bookmarkStart w:id="65" w:name="_Toc227697291"/>
+      <w:r>
+        <w:t>8</w:t>
+      </w:r>
+      <w:r>
+        <w:t>.6 Elhelyezkedés (location)</w:t>
       </w:r>
       <w:bookmarkEnd w:id="64"/>
       <w:bookmarkEnd w:id="65"/>
@@ -10269,23 +9714,13 @@
           <w:szCs w:val="28"/>
         </w:rPr>
       </w:pPr>
-      <w:proofErr w:type="spellStart"/>
       <w:r>
         <w:rPr>
           <w:rFonts w:ascii="Courier New" w:hAnsi="Courier New" w:cs="Courier New"/>
           <w:sz w:val="28"/>
           <w:szCs w:val="28"/>
         </w:rPr>
-        <w:t>id</w:t>
-      </w:r>
-      <w:proofErr w:type="spellEnd"/>
-      <w:r>
-        <w:rPr>
-          <w:rFonts w:ascii="Courier New" w:hAnsi="Courier New" w:cs="Courier New"/>
-          <w:sz w:val="28"/>
-          <w:szCs w:val="28"/>
-        </w:rPr>
-        <w:t xml:space="preserve"> </w:t>
+        <w:t xml:space="preserve">id </w:t>
       </w:r>
       <w:r>
         <w:rPr>
@@ -10359,23 +9794,13 @@
           <w:szCs w:val="28"/>
         </w:rPr>
       </w:pPr>
-      <w:proofErr w:type="spellStart"/>
       <w:r>
         <w:rPr>
           <w:rFonts w:ascii="Courier New" w:hAnsi="Courier New" w:cs="Courier New"/>
           <w:sz w:val="28"/>
           <w:szCs w:val="28"/>
         </w:rPr>
-        <w:t>zipcode</w:t>
-      </w:r>
-      <w:proofErr w:type="spellEnd"/>
-      <w:r>
-        <w:rPr>
-          <w:rFonts w:ascii="Courier New" w:hAnsi="Courier New" w:cs="Courier New"/>
-          <w:sz w:val="28"/>
-          <w:szCs w:val="28"/>
-        </w:rPr>
-        <w:t xml:space="preserve"> </w:t>
+        <w:t xml:space="preserve">zipcode </w:t>
       </w:r>
       <w:r>
         <w:rPr>
@@ -10409,23 +9834,13 @@
           <w:szCs w:val="28"/>
         </w:rPr>
       </w:pPr>
-      <w:proofErr w:type="spellStart"/>
       <w:r>
         <w:rPr>
           <w:rFonts w:ascii="Courier New" w:hAnsi="Courier New" w:cs="Courier New"/>
           <w:sz w:val="28"/>
           <w:szCs w:val="28"/>
         </w:rPr>
-        <w:t>street_adress</w:t>
-      </w:r>
-      <w:proofErr w:type="spellEnd"/>
-      <w:r>
-        <w:rPr>
-          <w:rFonts w:ascii="Courier New" w:hAnsi="Courier New" w:cs="Courier New"/>
-          <w:sz w:val="28"/>
-          <w:szCs w:val="28"/>
-        </w:rPr>
-        <w:t xml:space="preserve"> </w:t>
+        <w:t xml:space="preserve">street_adress </w:t>
       </w:r>
       <w:r>
         <w:rPr>
@@ -10459,23 +9874,13 @@
           <w:szCs w:val="28"/>
         </w:rPr>
       </w:pPr>
-      <w:proofErr w:type="spellStart"/>
       <w:r>
         <w:rPr>
           <w:rFonts w:ascii="Courier New" w:hAnsi="Courier New" w:cs="Courier New"/>
           <w:sz w:val="28"/>
           <w:szCs w:val="28"/>
         </w:rPr>
-        <w:t>latitude</w:t>
-      </w:r>
-      <w:proofErr w:type="spellEnd"/>
-      <w:r>
-        <w:rPr>
-          <w:rFonts w:ascii="Courier New" w:hAnsi="Courier New" w:cs="Courier New"/>
-          <w:sz w:val="28"/>
-          <w:szCs w:val="28"/>
-        </w:rPr>
-        <w:t xml:space="preserve"> </w:t>
+        <w:t xml:space="preserve">latitude </w:t>
       </w:r>
       <w:r>
         <w:rPr>
@@ -10509,23 +9914,13 @@
           <w:szCs w:val="28"/>
         </w:rPr>
       </w:pPr>
-      <w:proofErr w:type="spellStart"/>
       <w:r>
         <w:rPr>
           <w:rFonts w:ascii="Courier New" w:hAnsi="Courier New" w:cs="Courier New"/>
           <w:sz w:val="28"/>
           <w:szCs w:val="28"/>
         </w:rPr>
-        <w:t>longtitude</w:t>
-      </w:r>
-      <w:proofErr w:type="spellEnd"/>
-      <w:r>
-        <w:rPr>
-          <w:rFonts w:ascii="Courier New" w:hAnsi="Courier New" w:cs="Courier New"/>
-          <w:sz w:val="28"/>
-          <w:szCs w:val="28"/>
-        </w:rPr>
-        <w:t xml:space="preserve"> </w:t>
+        <w:t xml:space="preserve">longtitude </w:t>
       </w:r>
       <w:r>
         <w:rPr>
@@ -10551,17 +9946,12 @@
         <w:pStyle w:val="Cmsor2"/>
       </w:pPr>
       <w:bookmarkStart w:id="66" w:name="_Toc214349524"/>
-      <w:bookmarkStart w:id="67" w:name="_Toc227255737"/>
-      <w:r>
-        <w:t>9.7 Kemping fotók (</w:t>
-      </w:r>
-      <w:proofErr w:type="spellStart"/>
-      <w:r>
-        <w:t>camping_photo</w:t>
-      </w:r>
-      <w:proofErr w:type="spellEnd"/>
-      <w:r>
-        <w:t>)</w:t>
+      <w:bookmarkStart w:id="67" w:name="_Toc227697292"/>
+      <w:r>
+        <w:t>8</w:t>
+      </w:r>
+      <w:r>
+        <w:t>.7 Kemping fotók (camping_photo)</w:t>
       </w:r>
       <w:bookmarkEnd w:id="66"/>
       <w:bookmarkEnd w:id="67"/>
@@ -10579,23 +9969,13 @@
           <w:szCs w:val="28"/>
         </w:rPr>
       </w:pPr>
-      <w:proofErr w:type="spellStart"/>
       <w:r>
         <w:rPr>
           <w:rFonts w:ascii="Courier New" w:hAnsi="Courier New" w:cs="Courier New"/>
           <w:sz w:val="28"/>
           <w:szCs w:val="28"/>
         </w:rPr>
-        <w:t>photo_id</w:t>
-      </w:r>
-      <w:proofErr w:type="spellEnd"/>
-      <w:r>
-        <w:rPr>
-          <w:rFonts w:ascii="Courier New" w:hAnsi="Courier New" w:cs="Courier New"/>
-          <w:sz w:val="28"/>
-          <w:szCs w:val="28"/>
-        </w:rPr>
-        <w:t xml:space="preserve"> </w:t>
+        <w:t xml:space="preserve">photo_id </w:t>
       </w:r>
       <w:r>
         <w:rPr>
@@ -10637,23 +10017,13 @@
           <w:szCs w:val="28"/>
         </w:rPr>
       </w:pPr>
-      <w:proofErr w:type="spellStart"/>
       <w:r>
         <w:rPr>
           <w:rFonts w:ascii="Courier New" w:hAnsi="Courier New" w:cs="Courier New"/>
           <w:sz w:val="28"/>
           <w:szCs w:val="28"/>
         </w:rPr>
-        <w:t>camping_id</w:t>
-      </w:r>
-      <w:proofErr w:type="spellEnd"/>
-      <w:r>
-        <w:rPr>
-          <w:rFonts w:ascii="Courier New" w:hAnsi="Courier New" w:cs="Courier New"/>
-          <w:sz w:val="28"/>
-          <w:szCs w:val="28"/>
-        </w:rPr>
-        <w:t xml:space="preserve"> </w:t>
+        <w:t xml:space="preserve">camping_id </w:t>
       </w:r>
       <w:r>
         <w:rPr>
@@ -10695,23 +10065,13 @@
           <w:szCs w:val="28"/>
         </w:rPr>
       </w:pPr>
-      <w:proofErr w:type="spellStart"/>
       <w:r>
         <w:rPr>
           <w:rFonts w:ascii="Courier New" w:hAnsi="Courier New" w:cs="Courier New"/>
           <w:sz w:val="28"/>
           <w:szCs w:val="28"/>
         </w:rPr>
-        <w:t>photo_url</w:t>
-      </w:r>
-      <w:proofErr w:type="spellEnd"/>
-      <w:r>
-        <w:rPr>
-          <w:rFonts w:ascii="Courier New" w:hAnsi="Courier New" w:cs="Courier New"/>
-          <w:sz w:val="28"/>
-          <w:szCs w:val="28"/>
-        </w:rPr>
-        <w:t xml:space="preserve"> </w:t>
+        <w:t xml:space="preserve">photo_url </w:t>
       </w:r>
       <w:r>
         <w:rPr>
@@ -10753,23 +10113,13 @@
           <w:szCs w:val="28"/>
         </w:rPr>
       </w:pPr>
-      <w:proofErr w:type="spellStart"/>
       <w:r>
         <w:rPr>
           <w:rFonts w:ascii="Courier New" w:hAnsi="Courier New" w:cs="Courier New"/>
           <w:sz w:val="28"/>
           <w:szCs w:val="28"/>
         </w:rPr>
-        <w:t>caption</w:t>
-      </w:r>
-      <w:proofErr w:type="spellEnd"/>
-      <w:r>
-        <w:rPr>
-          <w:rFonts w:ascii="Courier New" w:hAnsi="Courier New" w:cs="Courier New"/>
-          <w:sz w:val="28"/>
-          <w:szCs w:val="28"/>
-        </w:rPr>
-        <w:t xml:space="preserve"> </w:t>
+        <w:t xml:space="preserve">caption </w:t>
       </w:r>
       <w:r>
         <w:rPr>
@@ -10804,18 +10154,13 @@
         <w:keepNext/>
       </w:pPr>
       <w:bookmarkStart w:id="68" w:name="_Toc214349525"/>
-      <w:bookmarkStart w:id="69" w:name="_Toc227255738"/>
+      <w:bookmarkStart w:id="69" w:name="_Toc227697293"/>
       <w:r>
         <w:lastRenderedPageBreak/>
-        <w:t>9.8 Kempingkapuk adatai (</w:t>
-      </w:r>
-      <w:proofErr w:type="spellStart"/>
-      <w:r>
-        <w:t>entrance_gate</w:t>
-      </w:r>
-      <w:proofErr w:type="spellEnd"/>
-      <w:r>
-        <w:t>)</w:t>
+        <w:t>8</w:t>
+      </w:r>
+      <w:r>
+        <w:t>.8 Kempingkapuk adatai (entrance_gate)</w:t>
       </w:r>
       <w:bookmarkEnd w:id="68"/>
       <w:bookmarkEnd w:id="69"/>
@@ -10829,7 +10174,6 @@
           <w:numId w:val="9"/>
         </w:numPr>
       </w:pPr>
-      <w:proofErr w:type="spellStart"/>
       <w:r>
         <w:rPr>
           <w:rFonts w:ascii="Courier New" w:hAnsi="Courier New" w:cs="Courier New"/>
@@ -10838,7 +10182,6 @@
         </w:rPr>
         <w:t>id</w:t>
       </w:r>
-      <w:proofErr w:type="spellEnd"/>
       <w:r>
         <w:t xml:space="preserve"> </w:t>
       </w:r>
@@ -10878,7 +10221,6 @@
           <w:szCs w:val="28"/>
         </w:rPr>
       </w:pPr>
-      <w:proofErr w:type="spellStart"/>
       <w:r>
         <w:rPr>
           <w:rFonts w:ascii="Courier New" w:hAnsi="Courier New" w:cs="Courier New"/>
@@ -10887,7 +10229,6 @@
         </w:rPr>
         <w:t>camping_id</w:t>
       </w:r>
-      <w:proofErr w:type="spellEnd"/>
       <w:r>
         <w:t xml:space="preserve"> </w:t>
       </w:r>
@@ -10922,7 +10263,6 @@
           <w:numId w:val="9"/>
         </w:numPr>
       </w:pPr>
-      <w:proofErr w:type="spellStart"/>
       <w:r>
         <w:rPr>
           <w:rFonts w:ascii="Courier New" w:hAnsi="Courier New" w:cs="Courier New"/>
@@ -10931,7 +10271,6 @@
         </w:rPr>
         <w:t>name</w:t>
       </w:r>
-      <w:proofErr w:type="spellEnd"/>
       <w:r>
         <w:t xml:space="preserve"> </w:t>
       </w:r>
@@ -10948,23 +10287,13 @@
       <w:r>
         <w:t xml:space="preserve"> </w:t>
       </w:r>
-      <w:proofErr w:type="spellStart"/>
-      <w:r>
-        <w:rPr>
-          <w:rFonts w:ascii="Times New Roman" w:hAnsi="Times New Roman" w:cs="Times New Roman"/>
-          <w:sz w:val="28"/>
-          <w:szCs w:val="28"/>
-        </w:rPr>
-        <w:t>Megadhazó</w:t>
-      </w:r>
-      <w:proofErr w:type="spellEnd"/>
-      <w:r>
-        <w:rPr>
-          <w:rFonts w:ascii="Times New Roman" w:hAnsi="Times New Roman" w:cs="Times New Roman"/>
-          <w:sz w:val="28"/>
-          <w:szCs w:val="28"/>
-        </w:rPr>
-        <w:t xml:space="preserve"> név a belépési kapuhoz.</w:t>
+      <w:r>
+        <w:rPr>
+          <w:rFonts w:ascii="Times New Roman" w:hAnsi="Times New Roman" w:cs="Times New Roman"/>
+          <w:sz w:val="28"/>
+          <w:szCs w:val="28"/>
+        </w:rPr>
+        <w:t>Megadhazó név a belépési kapuhoz.</w:t>
       </w:r>
     </w:p>
     <w:p>
@@ -10976,7 +10305,6 @@
           <w:numId w:val="9"/>
         </w:numPr>
       </w:pPr>
-      <w:proofErr w:type="spellStart"/>
       <w:r>
         <w:rPr>
           <w:rFonts w:ascii="Courier New" w:hAnsi="Courier New" w:cs="Courier New"/>
@@ -10985,7 +10313,6 @@
         </w:rPr>
         <w:t>auth_token</w:t>
       </w:r>
-      <w:proofErr w:type="spellEnd"/>
       <w:r>
         <w:t xml:space="preserve"> </w:t>
       </w:r>
@@ -11010,16 +10337,14 @@
         </w:rPr>
         <w:t xml:space="preserve">A kapu egyedi kulcsa a szerver </w:t>
       </w:r>
-      <w:proofErr w:type="spellStart"/>
-      <w:r>
-        <w:rPr>
-          <w:rFonts w:ascii="Times New Roman" w:hAnsi="Times New Roman" w:cs="Times New Roman"/>
-          <w:sz w:val="28"/>
-          <w:szCs w:val="28"/>
-        </w:rPr>
-        <w:t>validáciohóz</w:t>
-      </w:r>
-      <w:proofErr w:type="spellEnd"/>
+      <w:r>
+        <w:rPr>
+          <w:rFonts w:ascii="Times New Roman" w:hAnsi="Times New Roman" w:cs="Times New Roman"/>
+          <w:sz w:val="28"/>
+          <w:szCs w:val="28"/>
+        </w:rPr>
+        <w:t>validációhoz</w:t>
+      </w:r>
       <w:r>
         <w:rPr>
           <w:rFonts w:ascii="Times New Roman" w:hAnsi="Times New Roman" w:cs="Times New Roman"/>
@@ -11043,7 +10368,6 @@
           <w:szCs w:val="28"/>
         </w:rPr>
       </w:pPr>
-      <w:proofErr w:type="spellStart"/>
       <w:r>
         <w:rPr>
           <w:rFonts w:ascii="Courier New" w:hAnsi="Courier New" w:cs="Courier New"/>
@@ -11052,7 +10376,6 @@
         </w:rPr>
         <w:t>timestamp</w:t>
       </w:r>
-      <w:proofErr w:type="spellEnd"/>
       <w:r>
         <w:t xml:space="preserve"> </w:t>
       </w:r>
@@ -11087,7 +10410,6 @@
           <w:numId w:val="9"/>
         </w:numPr>
       </w:pPr>
-      <w:proofErr w:type="spellStart"/>
       <w:r>
         <w:rPr>
           <w:rFonts w:ascii="Courier New" w:hAnsi="Courier New" w:cs="Courier New"/>
@@ -11096,7 +10418,6 @@
         </w:rPr>
         <w:t>gate_id</w:t>
       </w:r>
-      <w:proofErr w:type="spellEnd"/>
       <w:r>
         <w:t xml:space="preserve"> </w:t>
       </w:r>
@@ -11136,7 +10457,6 @@
           <w:szCs w:val="28"/>
         </w:rPr>
       </w:pPr>
-      <w:proofErr w:type="spellStart"/>
       <w:r>
         <w:rPr>
           <w:rFonts w:ascii="Courier New" w:hAnsi="Courier New" w:cs="Courier New"/>
@@ -11145,7 +10465,6 @@
         </w:rPr>
         <w:t>opening_time</w:t>
       </w:r>
-      <w:proofErr w:type="spellEnd"/>
       <w:r>
         <w:t xml:space="preserve"> </w:t>
       </w:r>
@@ -11180,7 +10499,6 @@
           <w:numId w:val="9"/>
         </w:numPr>
       </w:pPr>
-      <w:proofErr w:type="spellStart"/>
       <w:r>
         <w:rPr>
           <w:rFonts w:ascii="Courier New" w:hAnsi="Courier New" w:cs="Courier New"/>
@@ -11189,7 +10507,6 @@
         </w:rPr>
         <w:t>closing_time</w:t>
       </w:r>
-      <w:proofErr w:type="spellEnd"/>
       <w:r>
         <w:t xml:space="preserve"> </w:t>
       </w:r>
@@ -11221,9 +10538,12 @@
         <w:keepNext/>
       </w:pPr>
       <w:bookmarkStart w:id="70" w:name="_Toc214349526"/>
-      <w:bookmarkStart w:id="71" w:name="_Toc227255739"/>
-      <w:r>
-        <w:t>9.9 Vélemények és értékelések (comment)</w:t>
+      <w:bookmarkStart w:id="71" w:name="_Toc227697294"/>
+      <w:r>
+        <w:t>8</w:t>
+      </w:r>
+      <w:r>
+        <w:t>.9 Vélemények és értékelések (comment)</w:t>
       </w:r>
       <w:bookmarkEnd w:id="70"/>
       <w:bookmarkEnd w:id="71"/>
@@ -11237,7 +10557,6 @@
           <w:numId w:val="14"/>
         </w:numPr>
       </w:pPr>
-      <w:proofErr w:type="spellStart"/>
       <w:r>
         <w:rPr>
           <w:rFonts w:ascii="Courier New" w:hAnsi="Courier New" w:cs="Courier New"/>
@@ -11246,7 +10565,6 @@
         </w:rPr>
         <w:t>id</w:t>
       </w:r>
-      <w:proofErr w:type="spellEnd"/>
       <w:r>
         <w:t xml:space="preserve"> </w:t>
       </w:r>
@@ -11281,23 +10599,13 @@
           <w:numId w:val="14"/>
         </w:numPr>
       </w:pPr>
-      <w:proofErr w:type="spellStart"/>
       <w:r>
         <w:rPr>
           <w:rFonts w:ascii="Courier New" w:hAnsi="Courier New" w:cs="Courier New"/>
           <w:sz w:val="28"/>
           <w:szCs w:val="28"/>
         </w:rPr>
-        <w:t>camping_id</w:t>
-      </w:r>
-      <w:proofErr w:type="spellEnd"/>
-      <w:r>
-        <w:rPr>
-          <w:rFonts w:ascii="Courier New" w:hAnsi="Courier New" w:cs="Courier New"/>
-          <w:sz w:val="28"/>
-          <w:szCs w:val="28"/>
-        </w:rPr>
-        <w:t xml:space="preserve"> </w:t>
+        <w:t xml:space="preserve">camping_id </w:t>
       </w:r>
       <w:r>
         <w:rPr>
@@ -11335,23 +10643,13 @@
           <w:szCs w:val="28"/>
         </w:rPr>
       </w:pPr>
-      <w:proofErr w:type="spellStart"/>
       <w:r>
         <w:rPr>
           <w:rFonts w:ascii="Courier New" w:hAnsi="Courier New" w:cs="Courier New"/>
           <w:sz w:val="28"/>
           <w:szCs w:val="28"/>
         </w:rPr>
-        <w:t>user_id</w:t>
-      </w:r>
-      <w:proofErr w:type="spellEnd"/>
-      <w:r>
-        <w:rPr>
-          <w:rFonts w:ascii="Courier New" w:hAnsi="Courier New" w:cs="Courier New"/>
-          <w:sz w:val="28"/>
-          <w:szCs w:val="28"/>
-        </w:rPr>
-        <w:t xml:space="preserve"> </w:t>
+        <w:t xml:space="preserve">user_id </w:t>
       </w:r>
       <w:r>
         <w:rPr>
@@ -11389,23 +10687,13 @@
           <w:szCs w:val="28"/>
         </w:rPr>
       </w:pPr>
-      <w:proofErr w:type="spellStart"/>
       <w:r>
         <w:rPr>
           <w:rFonts w:ascii="Courier New" w:hAnsi="Courier New" w:cs="Courier New"/>
           <w:sz w:val="28"/>
           <w:szCs w:val="28"/>
         </w:rPr>
-        <w:t>parent_id</w:t>
-      </w:r>
-      <w:proofErr w:type="spellEnd"/>
-      <w:r>
-        <w:rPr>
-          <w:rFonts w:ascii="Courier New" w:hAnsi="Courier New" w:cs="Courier New"/>
-          <w:sz w:val="28"/>
-          <w:szCs w:val="28"/>
-        </w:rPr>
-        <w:t xml:space="preserve"> </w:t>
+        <w:t xml:space="preserve">parent_id </w:t>
       </w:r>
       <w:r>
         <w:rPr>
@@ -11435,7 +10723,6 @@
           <w:numId w:val="14"/>
         </w:numPr>
       </w:pPr>
-      <w:proofErr w:type="spellStart"/>
       <w:r>
         <w:rPr>
           <w:rFonts w:ascii="Courier New" w:hAnsi="Courier New" w:cs="Courier New"/>
@@ -11444,7 +10731,6 @@
         </w:rPr>
         <w:t>rating</w:t>
       </w:r>
-      <w:proofErr w:type="spellEnd"/>
       <w:r>
         <w:t xml:space="preserve"> </w:t>
       </w:r>
@@ -11518,18 +10804,13 @@
         <w:pageBreakBefore/>
       </w:pPr>
       <w:bookmarkStart w:id="72" w:name="_Toc214349527"/>
-      <w:bookmarkStart w:id="73" w:name="_Toc227255740"/>
+      <w:bookmarkStart w:id="73" w:name="_Toc227697295"/>
       <w:r>
         <w:lastRenderedPageBreak/>
-        <w:t>9.10 Kempinghez tartozó címkék (</w:t>
-      </w:r>
-      <w:proofErr w:type="spellStart"/>
-      <w:r>
-        <w:t>camping_tag</w:t>
-      </w:r>
-      <w:proofErr w:type="spellEnd"/>
-      <w:r>
-        <w:t>)</w:t>
+        <w:t>8</w:t>
+      </w:r>
+      <w:r>
+        <w:t>.10 Kempinghez tartozó címkék (camping_tag)</w:t>
       </w:r>
       <w:bookmarkEnd w:id="72"/>
       <w:bookmarkEnd w:id="73"/>
@@ -11543,23 +10824,13 @@
           <w:numId w:val="14"/>
         </w:numPr>
       </w:pPr>
-      <w:proofErr w:type="spellStart"/>
       <w:r>
         <w:rPr>
           <w:rFonts w:ascii="Courier New" w:hAnsi="Courier New" w:cs="Courier New"/>
           <w:sz w:val="28"/>
           <w:szCs w:val="28"/>
         </w:rPr>
-        <w:t>id</w:t>
-      </w:r>
-      <w:proofErr w:type="spellEnd"/>
-      <w:r>
-        <w:rPr>
-          <w:rFonts w:ascii="Courier New" w:hAnsi="Courier New" w:cs="Courier New"/>
-          <w:sz w:val="28"/>
-          <w:szCs w:val="28"/>
-        </w:rPr>
-        <w:t xml:space="preserve"> </w:t>
+        <w:t xml:space="preserve">id </w:t>
       </w:r>
       <w:r>
         <w:rPr>
@@ -11589,23 +10860,13 @@
           <w:numId w:val="14"/>
         </w:numPr>
       </w:pPr>
-      <w:proofErr w:type="spellStart"/>
       <w:r>
         <w:rPr>
           <w:rFonts w:ascii="Courier New" w:hAnsi="Courier New" w:cs="Courier New"/>
           <w:sz w:val="28"/>
           <w:szCs w:val="28"/>
         </w:rPr>
-        <w:t>camping_id</w:t>
-      </w:r>
-      <w:proofErr w:type="spellEnd"/>
-      <w:r>
-        <w:rPr>
-          <w:rFonts w:ascii="Courier New" w:hAnsi="Courier New" w:cs="Courier New"/>
-          <w:sz w:val="28"/>
-          <w:szCs w:val="28"/>
-        </w:rPr>
-        <w:t xml:space="preserve"> </w:t>
+        <w:t xml:space="preserve">camping_id </w:t>
       </w:r>
       <w:r>
         <w:rPr>
@@ -11667,7 +10928,40 @@
         <w:pStyle w:val="Cmsor1"/>
       </w:pPr>
       <w:bookmarkStart w:id="74" w:name="_Toc223093722"/>
-      <w:bookmarkStart w:id="75" w:name="_Toc227255741"/>
+      <w:bookmarkStart w:id="75" w:name="_Toc227697296"/>
+      <w:r>
+        <w:lastRenderedPageBreak/>
+        <w:t>9</w:t>
+      </w:r>
+      <w:r>
+        <w:t>. A tesztelés során felhasznált technológiák</w:t>
+      </w:r>
+      <w:bookmarkEnd w:id="74"/>
+      <w:bookmarkEnd w:id="75"/>
+    </w:p>
+    <w:p>
+      <w:pPr>
+        <w:rPr>
+          <w:rFonts w:ascii="Times New Roman" w:hAnsi="Times New Roman" w:cs="Times New Roman"/>
+          <w:sz w:val="24"/>
+          <w:szCs w:val="24"/>
+        </w:rPr>
+      </w:pPr>
+      <w:r>
+        <w:rPr>
+          <w:rFonts w:ascii="Times New Roman" w:hAnsi="Times New Roman" w:cs="Times New Roman"/>
+          <w:sz w:val="32"/>
+          <w:szCs w:val="32"/>
+        </w:rPr>
+        <w:t>A frontend tesztelését Selenium és Robot Framework segítségével végeztük. A backend tesztelése során a Postman-t használtuk az API-hívások ellenőrzésére.</w:t>
+      </w:r>
+    </w:p>
+    <w:p>
+      <w:pPr>
+        <w:pStyle w:val="Cmsor1"/>
+      </w:pPr>
+      <w:bookmarkStart w:id="76" w:name="_Toc223093723"/>
+      <w:bookmarkStart w:id="77" w:name="_Toc227697297"/>
       <w:r>
         <w:lastRenderedPageBreak/>
         <w:t>1</w:t>
@@ -11676,39 +10970,6 @@
         <w:t>0</w:t>
       </w:r>
       <w:r>
-        <w:t>. A tesztelés során felhasznált technológiák</w:t>
-      </w:r>
-      <w:bookmarkEnd w:id="74"/>
-      <w:bookmarkEnd w:id="75"/>
-    </w:p>
-    <w:p>
-      <w:pPr>
-        <w:rPr>
-          <w:rFonts w:ascii="Times New Roman" w:hAnsi="Times New Roman" w:cs="Times New Roman"/>
-          <w:sz w:val="24"/>
-          <w:szCs w:val="24"/>
-        </w:rPr>
-      </w:pPr>
-      <w:r>
-        <w:rPr>
-          <w:rFonts w:ascii="Times New Roman" w:hAnsi="Times New Roman" w:cs="Times New Roman"/>
-          <w:sz w:val="32"/>
-          <w:szCs w:val="32"/>
-        </w:rPr>
-        <w:t>A frontend tesztelését Selenium és Robot Framework segítségével végeztük. A backend tesztelése során a Postman-t használtuk az API-hívások ellenőrzésére, míg a Swagger szolgált a végpontok dokumentálására.</w:t>
-      </w:r>
-    </w:p>
-    <w:p>
-      <w:pPr>
-        <w:pStyle w:val="Cmsor1"/>
-      </w:pPr>
-      <w:bookmarkStart w:id="76" w:name="_Toc223093723"/>
-      <w:bookmarkStart w:id="77" w:name="_Toc227255742"/>
-      <w:r>
-        <w:lastRenderedPageBreak/>
-        <w:t>11</w:t>
-      </w:r>
-      <w:r>
         <w:t>. Frontend tesztesetek</w:t>
       </w:r>
       <w:bookmarkEnd w:id="76"/>
@@ -11719,9 +10980,12 @@
         <w:pStyle w:val="Cmsor2"/>
       </w:pPr>
       <w:bookmarkStart w:id="78" w:name="_Toc223093724"/>
-      <w:bookmarkStart w:id="79" w:name="_Toc227255743"/>
-      <w:r>
-        <w:t>11</w:t>
+      <w:bookmarkStart w:id="79" w:name="_Toc227697298"/>
+      <w:r>
+        <w:t>1</w:t>
+      </w:r>
+      <w:r>
+        <w:t>0</w:t>
       </w:r>
       <w:r>
         <w:t>.1 Regisztráció Teszt</w:t>
@@ -12380,10 +11644,13 @@
         <w:pageBreakBefore/>
       </w:pPr>
       <w:bookmarkStart w:id="80" w:name="_Toc223093725"/>
-      <w:bookmarkStart w:id="81" w:name="_Toc227255744"/>
+      <w:bookmarkStart w:id="81" w:name="_Toc227697299"/>
       <w:r>
         <w:lastRenderedPageBreak/>
-        <w:t>11</w:t>
+        <w:t>1</w:t>
+      </w:r>
+      <w:r>
+        <w:t>0</w:t>
       </w:r>
       <w:r>
         <w:t>.2. Hibás Regisztráció Teszt</w:t>
@@ -12934,10 +12201,13 @@
         <w:pageBreakBefore/>
       </w:pPr>
       <w:bookmarkStart w:id="82" w:name="_Toc223093726"/>
-      <w:bookmarkStart w:id="83" w:name="_Toc227255745"/>
+      <w:bookmarkStart w:id="83" w:name="_Toc227697300"/>
       <w:r>
         <w:lastRenderedPageBreak/>
-        <w:t>11</w:t>
+        <w:t>1</w:t>
+      </w:r>
+      <w:r>
+        <w:t>0</w:t>
       </w:r>
       <w:r>
         <w:t>.3 Nincs megerősítve az e-mail cím Bejelentkezés Teszt</w:t>
@@ -13309,10 +12579,13 @@
         <w:pageBreakBefore/>
       </w:pPr>
       <w:bookmarkStart w:id="84" w:name="_Toc223093727"/>
-      <w:bookmarkStart w:id="85" w:name="_Toc227255746"/>
+      <w:bookmarkStart w:id="85" w:name="_Toc227697301"/>
       <w:r>
         <w:lastRenderedPageBreak/>
-        <w:t>11</w:t>
+        <w:t>1</w:t>
+      </w:r>
+      <w:r>
+        <w:t>0</w:t>
       </w:r>
       <w:r>
         <w:t>.4 Bejelentkezés Teszt</w:t>
@@ -13677,10 +12950,13 @@
         <w:pageBreakBefore/>
       </w:pPr>
       <w:bookmarkStart w:id="86" w:name="_Toc223093728"/>
-      <w:bookmarkStart w:id="87" w:name="_Toc227255747"/>
+      <w:bookmarkStart w:id="87" w:name="_Toc227697302"/>
       <w:r>
         <w:lastRenderedPageBreak/>
-        <w:t>11</w:t>
+        <w:t>1</w:t>
+      </w:r>
+      <w:r>
+        <w:t>0</w:t>
       </w:r>
       <w:r>
         <w:t>.5 Legyen partner hibás teszt</w:t>
@@ -13973,10 +13249,13 @@
         <w:pageBreakBefore/>
       </w:pPr>
       <w:bookmarkStart w:id="88" w:name="_Toc223093729"/>
-      <w:bookmarkStart w:id="89" w:name="_Toc227255748"/>
+      <w:bookmarkStart w:id="89" w:name="_Toc227697303"/>
       <w:r>
         <w:lastRenderedPageBreak/>
-        <w:t>11</w:t>
+        <w:t>1</w:t>
+      </w:r>
+      <w:r>
+        <w:t>0</w:t>
       </w:r>
       <w:r>
         <w:t>.6 Legyen partner hibás teszt</w:t>
@@ -14281,10 +13560,13 @@
         <w:pageBreakBefore/>
       </w:pPr>
       <w:bookmarkStart w:id="90" w:name="_Toc223093730"/>
-      <w:bookmarkStart w:id="91" w:name="_Toc227255749"/>
+      <w:bookmarkStart w:id="91" w:name="_Toc227697304"/>
       <w:r>
         <w:lastRenderedPageBreak/>
-        <w:t>11</w:t>
+        <w:t>1</w:t>
+      </w:r>
+      <w:r>
+        <w:t>0</w:t>
       </w:r>
       <w:r>
         <w:t>.7 Legyen partner teszt</w:t>
@@ -14570,10 +13852,13 @@
         <w:pageBreakBefore/>
       </w:pPr>
       <w:bookmarkStart w:id="92" w:name="_Toc223093731"/>
-      <w:bookmarkStart w:id="93" w:name="_Toc227255750"/>
+      <w:bookmarkStart w:id="93" w:name="_Toc227697305"/>
       <w:r>
         <w:lastRenderedPageBreak/>
-        <w:t>11</w:t>
+        <w:t>1</w:t>
+      </w:r>
+      <w:r>
+        <w:t>0</w:t>
       </w:r>
       <w:r>
         <w:t>.8 Kemping létrehozása teszt</w:t>
@@ -15378,10 +14663,13 @@
         <w:pageBreakBefore/>
       </w:pPr>
       <w:bookmarkStart w:id="94" w:name="_Toc223093732"/>
-      <w:bookmarkStart w:id="95" w:name="_Toc227255751"/>
+      <w:bookmarkStart w:id="95" w:name="_Toc227697306"/>
       <w:r>
         <w:lastRenderedPageBreak/>
-        <w:t>11</w:t>
+        <w:t>1</w:t>
+      </w:r>
+      <w:r>
+        <w:t>0</w:t>
       </w:r>
       <w:r>
         <w:t>.9 Kemping létrehozása hibás teszt</w:t>
@@ -16119,10 +15407,13 @@
         <w:pageBreakBefore/>
       </w:pPr>
       <w:bookmarkStart w:id="96" w:name="_Toc223093733"/>
-      <w:bookmarkStart w:id="97" w:name="_Toc227255752"/>
+      <w:bookmarkStart w:id="97" w:name="_Toc227697307"/>
       <w:r>
         <w:lastRenderedPageBreak/>
-        <w:t>11</w:t>
+        <w:t>1</w:t>
+      </w:r>
+      <w:r>
+        <w:t>0</w:t>
       </w:r>
       <w:r>
         <w:t>.10 Térkép hozzáadása teszt</w:t>
@@ -16418,11 +15709,14 @@
         <w:spacing w:before="160"/>
       </w:pPr>
       <w:bookmarkStart w:id="98" w:name="_Toc223093734"/>
-      <w:bookmarkStart w:id="99" w:name="_Toc227255753"/>
+      <w:bookmarkStart w:id="99" w:name="_Toc227697308"/>
       <w:bookmarkStart w:id="100" w:name="_Toc223091431"/>
       <w:r>
         <w:lastRenderedPageBreak/>
-        <w:t>12</w:t>
+        <w:t>1</w:t>
+      </w:r>
+      <w:r>
+        <w:t>1</w:t>
       </w:r>
       <w:r>
         <w:t>. API végpontok</w:t>
@@ -16683,10 +15977,13 @@
       </w:pPr>
       <w:bookmarkStart w:id="101" w:name="_Toc223091432"/>
       <w:bookmarkStart w:id="102" w:name="_Toc223093735"/>
-      <w:bookmarkStart w:id="103" w:name="_Toc227255754"/>
+      <w:bookmarkStart w:id="103" w:name="_Toc227697309"/>
       <w:r>
         <w:lastRenderedPageBreak/>
-        <w:t>13</w:t>
+        <w:t>1</w:t>
+      </w:r>
+      <w:r>
+        <w:t>2</w:t>
       </w:r>
       <w:r>
         <w:t>. Backend API tesztesetek</w:t>
@@ -16701,7 +15998,7 @@
       </w:pPr>
       <w:bookmarkStart w:id="104" w:name="_Toc223091433"/>
       <w:bookmarkStart w:id="105" w:name="_Toc223093736"/>
-      <w:bookmarkStart w:id="106" w:name="_Toc227255755"/>
+      <w:bookmarkStart w:id="106" w:name="_Toc227697310"/>
       <w:r>
         <w:t>13</w:t>
       </w:r>
@@ -17102,10 +16399,13 @@
       </w:pPr>
       <w:bookmarkStart w:id="107" w:name="_Toc223091434"/>
       <w:bookmarkStart w:id="108" w:name="_Toc223093737"/>
-      <w:bookmarkStart w:id="109" w:name="_Toc227255756"/>
+      <w:bookmarkStart w:id="109" w:name="_Toc227697311"/>
       <w:r>
         <w:lastRenderedPageBreak/>
-        <w:t>13</w:t>
+        <w:t>1</w:t>
+      </w:r>
+      <w:r>
+        <w:t>2</w:t>
       </w:r>
       <w:r>
         <w:t>.2 Bejelentkezés</w:t>
@@ -17532,10 +16832,13 @@
       </w:pPr>
       <w:bookmarkStart w:id="110" w:name="_Toc223091435"/>
       <w:bookmarkStart w:id="111" w:name="_Toc223093738"/>
-      <w:bookmarkStart w:id="112" w:name="_Toc227255757"/>
+      <w:bookmarkStart w:id="112" w:name="_Toc227697312"/>
       <w:r>
         <w:lastRenderedPageBreak/>
-        <w:t>13</w:t>
+        <w:t>1</w:t>
+      </w:r>
+      <w:r>
+        <w:t>2</w:t>
       </w:r>
       <w:r>
         <w:t>.3 Kijelentkezés</w:t>
@@ -17846,10 +17149,13 @@
       </w:pPr>
       <w:bookmarkStart w:id="113" w:name="_Toc223091436"/>
       <w:bookmarkStart w:id="114" w:name="_Toc223093739"/>
-      <w:bookmarkStart w:id="115" w:name="_Toc227255758"/>
+      <w:bookmarkStart w:id="115" w:name="_Toc227697313"/>
       <w:r>
         <w:lastRenderedPageBreak/>
-        <w:t>13</w:t>
+        <w:t>1</w:t>
+      </w:r>
+      <w:r>
+        <w:t>2</w:t>
       </w:r>
       <w:r>
         <w:t>.4 Bejelentkezett felhasználói adatok</w:t>
@@ -18177,10 +17483,13 @@
       </w:pPr>
       <w:bookmarkStart w:id="116" w:name="_Toc223091437"/>
       <w:bookmarkStart w:id="117" w:name="_Toc223093740"/>
-      <w:bookmarkStart w:id="118" w:name="_Toc227255759"/>
+      <w:bookmarkStart w:id="118" w:name="_Toc227697314"/>
       <w:r>
         <w:lastRenderedPageBreak/>
-        <w:t>13</w:t>
+        <w:t>1</w:t>
+      </w:r>
+      <w:r>
+        <w:t>2</w:t>
       </w:r>
       <w:r>
         <w:t>.5 Saját kempingek listája</w:t>
@@ -18519,10 +17828,13 @@
       </w:pPr>
       <w:bookmarkStart w:id="119" w:name="_Toc223091438"/>
       <w:bookmarkStart w:id="120" w:name="_Toc223093741"/>
-      <w:bookmarkStart w:id="121" w:name="_Toc227255760"/>
+      <w:bookmarkStart w:id="121" w:name="_Toc227697315"/>
       <w:r>
         <w:lastRenderedPageBreak/>
-        <w:t>13</w:t>
+        <w:t>1</w:t>
+      </w:r>
+      <w:r>
+        <w:t>2</w:t>
       </w:r>
       <w:r>
         <w:t>.6 Hely módosítása</w:t>
@@ -18938,10 +18250,13 @@
       </w:pPr>
       <w:bookmarkStart w:id="122" w:name="_Toc223091439"/>
       <w:bookmarkStart w:id="123" w:name="_Toc223093742"/>
-      <w:bookmarkStart w:id="124" w:name="_Toc227255761"/>
+      <w:bookmarkStart w:id="124" w:name="_Toc227697316"/>
       <w:r>
         <w:lastRenderedPageBreak/>
-        <w:t>13</w:t>
+        <w:t>1</w:t>
+      </w:r>
+      <w:r>
+        <w:t>2</w:t>
       </w:r>
       <w:r>
         <w:t>.7 Foglalás részletei</w:t>
@@ -19313,10 +18628,13 @@
       </w:pPr>
       <w:bookmarkStart w:id="125" w:name="_Toc223091440"/>
       <w:bookmarkStart w:id="126" w:name="_Toc223093743"/>
-      <w:bookmarkStart w:id="127" w:name="_Toc227255762"/>
+      <w:bookmarkStart w:id="127" w:name="_Toc227697317"/>
       <w:r>
         <w:lastRenderedPageBreak/>
-        <w:t>13</w:t>
+        <w:t>1</w:t>
+      </w:r>
+      <w:r>
+        <w:t>2</w:t>
       </w:r>
       <w:r>
         <w:t>.8 Foglalások árai</w:t>
@@ -19643,10 +18961,16 @@
       <w:pPr>
         <w:pStyle w:val="Cmsor1"/>
       </w:pPr>
-      <w:bookmarkStart w:id="128" w:name="_Toc227255763"/>
+      <w:bookmarkStart w:id="128" w:name="_Toc227697318"/>
       <w:r>
         <w:lastRenderedPageBreak/>
-        <w:t>14. Felhasználói dokumentáció</w:t>
+        <w:t>1</w:t>
+      </w:r>
+      <w:r>
+        <w:t>3</w:t>
+      </w:r>
+      <w:r>
+        <w:t>. Felhasználói dokumentáció</w:t>
       </w:r>
       <w:bookmarkEnd w:id="128"/>
       <w:r>
@@ -19657,9 +18981,15 @@
       <w:pPr>
         <w:pStyle w:val="Cmsor2"/>
       </w:pPr>
-      <w:bookmarkStart w:id="129" w:name="_Toc227255764"/>
-      <w:r>
-        <w:t>14.1 A rendszer rövid bemutatása</w:t>
+      <w:bookmarkStart w:id="129" w:name="_Toc227697319"/>
+      <w:r>
+        <w:t>1</w:t>
+      </w:r>
+      <w:r>
+        <w:t>3</w:t>
+      </w:r>
+      <w:r>
+        <w:t>.1 A rendszer rövid bemutatása</w:t>
       </w:r>
       <w:bookmarkEnd w:id="129"/>
     </w:p>
@@ -19677,34 +19007,22 @@
           <w:sz w:val="28"/>
           <w:szCs w:val="28"/>
         </w:rPr>
-        <w:t xml:space="preserve">A </w:t>
-      </w:r>
-      <w:proofErr w:type="spellStart"/>
-      <w:r>
-        <w:rPr>
-          <w:rFonts w:ascii="Times New Roman" w:hAnsi="Times New Roman" w:cs="Times New Roman"/>
-          <w:sz w:val="28"/>
-          <w:szCs w:val="28"/>
-        </w:rPr>
-        <w:t>CampSite</w:t>
-      </w:r>
-      <w:proofErr w:type="spellEnd"/>
-      <w:r>
-        <w:rPr>
-          <w:rFonts w:ascii="Times New Roman" w:hAnsi="Times New Roman" w:cs="Times New Roman"/>
-          <w:sz w:val="28"/>
-          <w:szCs w:val="28"/>
-        </w:rPr>
-        <w:t xml:space="preserve"> célja egy olyan kemping helyfoglaló és beléptető rendszer kínálata, amely egyszerre segíti a vendégek foglalási folyamatát és a tulajdonosok adminisztrációs munkálatait, továbbá a kempinghelyeket és a beléptetési adatokat átláthatóbbá teszi. Remek eszköz mind vendégek, mind kemping tulajdonosok számára. Lehetőség van kempinghelyek grafikus foglalására, QR-kódos beléptetésre, valamint a foglalási statisztikák követésére.</w:t>
+        <w:t>A CampSite célja egy olyan kemping helyfoglaló és beléptető rendszer kínálata, amely egyszerre segíti a vendégek foglalási folyamatát és a tulajdonosok adminisztrációs munkálatait, továbbá a kempinghelyeket és a beléptetési adatokat átláthatóbbá teszi. Remek eszköz mind vendégek, mind kemping tulajdonosok számára. Lehetőség van kempinghelyek grafikus foglalására, QR-kódos beléptetésre, valamint a foglalási statisztikák követésére.</w:t>
       </w:r>
     </w:p>
     <w:p>
       <w:pPr>
         <w:pStyle w:val="Cmsor2"/>
       </w:pPr>
-      <w:bookmarkStart w:id="130" w:name="_Toc227255765"/>
-      <w:r>
-        <w:t xml:space="preserve">14.2 </w:t>
+      <w:bookmarkStart w:id="130" w:name="_Toc227697320"/>
+      <w:r>
+        <w:t>1</w:t>
+      </w:r>
+      <w:r>
+        <w:t>3</w:t>
+      </w:r>
+      <w:r>
+        <w:t xml:space="preserve">.2 </w:t>
       </w:r>
       <w:r>
         <w:t>Felhasználói Szerepkörök</w:t>
@@ -20260,23 +19578,13 @@
           <w:szCs w:val="28"/>
         </w:rPr>
       </w:pPr>
-      <w:proofErr w:type="spellStart"/>
-      <w:r>
-        <w:rPr>
-          <w:rFonts w:ascii="Times New Roman" w:hAnsi="Times New Roman" w:cs="Times New Roman"/>
-          <w:sz w:val="28"/>
-          <w:szCs w:val="28"/>
-        </w:rPr>
-        <w:t>GeoJSON</w:t>
-      </w:r>
-      <w:proofErr w:type="spellEnd"/>
-      <w:r>
-        <w:rPr>
-          <w:rFonts w:ascii="Times New Roman" w:hAnsi="Times New Roman" w:cs="Times New Roman"/>
-          <w:sz w:val="28"/>
-          <w:szCs w:val="28"/>
-        </w:rPr>
-        <w:t xml:space="preserve"> térkép feltöltése</w:t>
+      <w:r>
+        <w:rPr>
+          <w:rFonts w:ascii="Times New Roman" w:hAnsi="Times New Roman" w:cs="Times New Roman"/>
+          <w:sz w:val="28"/>
+          <w:szCs w:val="28"/>
+        </w:rPr>
+        <w:t>GeoJSON térkép feltöltése</w:t>
       </w:r>
     </w:p>
     <w:p>
@@ -20368,10 +19676,13 @@
         <w:pStyle w:val="Cmsor2"/>
         <w:pageBreakBefore/>
       </w:pPr>
-      <w:bookmarkStart w:id="131" w:name="_Toc227255766"/>
+      <w:bookmarkStart w:id="131" w:name="_Toc227697321"/>
       <w:r>
         <w:lastRenderedPageBreak/>
-        <w:t>14</w:t>
+        <w:t>1</w:t>
+      </w:r>
+      <w:r>
+        <w:t>3</w:t>
       </w:r>
       <w:r>
         <w:t>.3 Belépés és Fiókhasználat</w:t>
@@ -21038,10 +20349,13 @@
         <w:pStyle w:val="Cmsor2"/>
         <w:pageBreakBefore/>
       </w:pPr>
-      <w:bookmarkStart w:id="132" w:name="_Toc227255767"/>
+      <w:bookmarkStart w:id="132" w:name="_Toc227697322"/>
       <w:r>
         <w:lastRenderedPageBreak/>
-        <w:t>14</w:t>
+        <w:t>1</w:t>
+      </w:r>
+      <w:r>
+        <w:t>3</w:t>
       </w:r>
       <w:r>
         <w:t>.4 Keresés és Böngészés</w:t>
@@ -21374,25 +20688,7 @@
           <w:sz w:val="28"/>
           <w:szCs w:val="28"/>
         </w:rPr>
-        <w:t xml:space="preserve"> találatok </w:t>
-      </w:r>
-      <w:proofErr w:type="spellStart"/>
-      <w:r>
-        <w:rPr>
-          <w:rFonts w:ascii="Times New Roman" w:hAnsi="Times New Roman" w:cs="Times New Roman"/>
-          <w:sz w:val="28"/>
-          <w:szCs w:val="28"/>
-        </w:rPr>
-        <w:t>oldalankénti</w:t>
-      </w:r>
-      <w:proofErr w:type="spellEnd"/>
-      <w:r>
-        <w:rPr>
-          <w:rFonts w:ascii="Times New Roman" w:hAnsi="Times New Roman" w:cs="Times New Roman"/>
-          <w:sz w:val="28"/>
-          <w:szCs w:val="28"/>
-        </w:rPr>
-        <w:t xml:space="preserve"> böngészése</w:t>
+        <w:t xml:space="preserve"> találatok oldalankénti böngészése</w:t>
       </w:r>
     </w:p>
     <w:p>
@@ -21655,10 +20951,13 @@
         <w:pStyle w:val="Cmsor2"/>
         <w:pageBreakBefore/>
       </w:pPr>
-      <w:bookmarkStart w:id="133" w:name="_Toc227255768"/>
+      <w:bookmarkStart w:id="133" w:name="_Toc227697323"/>
       <w:r>
         <w:lastRenderedPageBreak/>
-        <w:t>14</w:t>
+        <w:t>1</w:t>
+      </w:r>
+      <w:r>
+        <w:t>3</w:t>
       </w:r>
       <w:r>
         <w:t>.5 Foglalási Folyamat</w:t>
@@ -22304,10 +21603,13 @@
       <w:pPr>
         <w:pStyle w:val="Cmsor2"/>
       </w:pPr>
-      <w:bookmarkStart w:id="134" w:name="_Toc227255769"/>
+      <w:bookmarkStart w:id="134" w:name="_Toc227697324"/>
       <w:r>
         <w:lastRenderedPageBreak/>
-        <w:t>14</w:t>
+        <w:t>1</w:t>
+      </w:r>
+      <w:r>
+        <w:t>3</w:t>
       </w:r>
       <w:r>
         <w:t>.6 Foglalásaim és QR-kód Használata</w:t>
@@ -22674,9 +21976,15 @@
       <w:pPr>
         <w:pStyle w:val="Cmsor2"/>
       </w:pPr>
-      <w:bookmarkStart w:id="135" w:name="_Toc227255770"/>
-      <w:r>
-        <w:t>14.7 Profilkezelés</w:t>
+      <w:bookmarkStart w:id="135" w:name="_Toc227697325"/>
+      <w:r>
+        <w:t>1</w:t>
+      </w:r>
+      <w:r>
+        <w:t>3</w:t>
+      </w:r>
+      <w:r>
+        <w:t>.7 Profilkezelés</w:t>
       </w:r>
       <w:bookmarkEnd w:id="135"/>
     </w:p>
@@ -22822,10 +22130,16 @@
         <w:pStyle w:val="Cmsor2"/>
         <w:pageBreakBefore/>
       </w:pPr>
-      <w:bookmarkStart w:id="136" w:name="_Toc227255771"/>
+      <w:bookmarkStart w:id="136" w:name="_Toc227697326"/>
       <w:r>
         <w:lastRenderedPageBreak/>
-        <w:t>14.8 Partner (Tulajdonos) Felület</w:t>
+        <w:t>1</w:t>
+      </w:r>
+      <w:r>
+        <w:t>3</w:t>
+      </w:r>
+      <w:r>
+        <w:t>.8 Partner (Tulajdonos) Felület</w:t>
       </w:r>
       <w:bookmarkEnd w:id="136"/>
     </w:p>
@@ -23653,29 +22967,7 @@
           <w:sz w:val="28"/>
           <w:szCs w:val="28"/>
         </w:rPr>
-        <w:t xml:space="preserve">Auth </w:t>
-      </w:r>
-      <w:proofErr w:type="spellStart"/>
-      <w:r>
-        <w:rPr>
-          <w:rFonts w:ascii="Times New Roman" w:hAnsi="Times New Roman" w:cs="Times New Roman"/>
-          <w:b/>
-          <w:bCs/>
-          <w:sz w:val="28"/>
-          <w:szCs w:val="28"/>
-        </w:rPr>
-        <w:t>token</w:t>
-      </w:r>
-      <w:proofErr w:type="spellEnd"/>
-      <w:r>
-        <w:rPr>
-          <w:rFonts w:ascii="Times New Roman" w:hAnsi="Times New Roman" w:cs="Times New Roman"/>
-          <w:b/>
-          <w:bCs/>
-          <w:sz w:val="28"/>
-          <w:szCs w:val="28"/>
-        </w:rPr>
-        <w:t>:</w:t>
+        <w:t>Auth token:</w:t>
       </w:r>
       <w:r>
         <w:rPr>
@@ -23735,29 +23027,7 @@
           <w:sz w:val="28"/>
           <w:szCs w:val="28"/>
         </w:rPr>
-        <w:t>Térkép (</w:t>
-      </w:r>
-      <w:proofErr w:type="spellStart"/>
-      <w:r>
-        <w:rPr>
-          <w:rFonts w:ascii="Times New Roman" w:hAnsi="Times New Roman" w:cs="Times New Roman"/>
-          <w:b/>
-          <w:bCs/>
-          <w:sz w:val="28"/>
-          <w:szCs w:val="28"/>
-        </w:rPr>
-        <w:t>GeoJSON</w:t>
-      </w:r>
-      <w:proofErr w:type="spellEnd"/>
-      <w:r>
-        <w:rPr>
-          <w:rFonts w:ascii="Times New Roman" w:hAnsi="Times New Roman" w:cs="Times New Roman"/>
-          <w:b/>
-          <w:bCs/>
-          <w:sz w:val="28"/>
-          <w:szCs w:val="28"/>
-        </w:rPr>
-        <w:t>)</w:t>
+        <w:t>Térkép (GeoJSON)</w:t>
       </w:r>
     </w:p>
     <w:p>
@@ -23789,23 +23059,13 @@
           <w:szCs w:val="28"/>
         </w:rPr>
       </w:pPr>
-      <w:proofErr w:type="spellStart"/>
-      <w:r>
-        <w:rPr>
-          <w:rFonts w:ascii="Times New Roman" w:hAnsi="Times New Roman" w:cs="Times New Roman"/>
-          <w:sz w:val="28"/>
-          <w:szCs w:val="28"/>
-        </w:rPr>
-        <w:t>GeoJSON</w:t>
-      </w:r>
-      <w:proofErr w:type="spellEnd"/>
-      <w:r>
-        <w:rPr>
-          <w:rFonts w:ascii="Times New Roman" w:hAnsi="Times New Roman" w:cs="Times New Roman"/>
-          <w:sz w:val="28"/>
-          <w:szCs w:val="28"/>
-        </w:rPr>
-        <w:t xml:space="preserve"> formátumú térképfájlt tölthet fel a kempinghez,</w:t>
+      <w:r>
+        <w:rPr>
+          <w:rFonts w:ascii="Times New Roman" w:hAnsi="Times New Roman" w:cs="Times New Roman"/>
+          <w:sz w:val="28"/>
+          <w:szCs w:val="28"/>
+        </w:rPr>
+        <w:t>GeoJSON formátumú térképfájlt tölthet fel a kempinghez,</w:t>
       </w:r>
     </w:p>
     <w:p>
@@ -23854,9 +23114,15 @@
       <w:pPr>
         <w:pStyle w:val="Cmsor2"/>
       </w:pPr>
-      <w:bookmarkStart w:id="137" w:name="_Toc227255772"/>
-      <w:r>
-        <w:t>14.9 Jogi és Információs Oldalak</w:t>
+      <w:bookmarkStart w:id="137" w:name="_Toc227697327"/>
+      <w:r>
+        <w:t>1</w:t>
+      </w:r>
+      <w:r>
+        <w:t>3</w:t>
+      </w:r>
+      <w:r>
+        <w:t>.9 Jogi és Információs Oldalak</w:t>
       </w:r>
       <w:bookmarkEnd w:id="137"/>
     </w:p>
@@ -23927,9 +23193,12 @@
       <w:pPr>
         <w:pStyle w:val="Cmsor2"/>
       </w:pPr>
-      <w:bookmarkStart w:id="138" w:name="_Toc227255773"/>
-      <w:r>
-        <w:t>14</w:t>
+      <w:bookmarkStart w:id="138" w:name="_Toc227697328"/>
+      <w:r>
+        <w:t>1</w:t>
+      </w:r>
+      <w:r>
+        <w:t>3</w:t>
       </w:r>
       <w:r>
         <w:t>.10 Hibakezelés és Gyakori Esetek</w:t>
@@ -23977,25 +23246,7 @@
           <w:sz w:val="28"/>
           <w:szCs w:val="28"/>
         </w:rPr>
-        <w:t xml:space="preserve">Hibás vagy hiányzó email megerősítő </w:t>
-      </w:r>
-      <w:proofErr w:type="spellStart"/>
-      <w:r>
-        <w:rPr>
-          <w:rFonts w:ascii="Times New Roman" w:hAnsi="Times New Roman" w:cs="Times New Roman"/>
-          <w:sz w:val="28"/>
-          <w:szCs w:val="28"/>
-        </w:rPr>
-        <w:t>token</w:t>
-      </w:r>
-      <w:proofErr w:type="spellEnd"/>
-      <w:r>
-        <w:rPr>
-          <w:rFonts w:ascii="Times New Roman" w:hAnsi="Times New Roman" w:cs="Times New Roman"/>
-          <w:sz w:val="28"/>
-          <w:szCs w:val="28"/>
-        </w:rPr>
-        <w:t xml:space="preserve"> esetén hibaüzenet jelenik meg. </w:t>
+        <w:t xml:space="preserve">Hibás vagy hiányzó email megerősítő token esetén hibaüzenet jelenik meg. </w:t>
       </w:r>
     </w:p>
     <w:p>
@@ -24097,7 +23348,7 @@
 </file>
 
 <file path=word/endnotes.xml><?xml version="1.0" encoding="utf-8"?>
-<w:endnotes xmlns:wpc="http://schemas.microsoft.com/office/word/2010/wordprocessingCanvas" xmlns:cx="http://schemas.microsoft.com/office/drawing/2014/chartex" xmlns:cx1="http://schemas.microsoft.com/office/drawing/2015/9/8/chartex" xmlns:cx2="http://schemas.microsoft.com/office/drawing/2015/10/21/chartex" xmlns:cx3="http://schemas.microsoft.com/office/drawing/2016/5/9/chartex" xmlns:cx4="http://schemas.microsoft.com/office/drawing/2016/5/10/chartex" xmlns:cx5="http://schemas.microsoft.com/office/drawing/2016/5/11/chartex" xmlns:cx6="http://schemas.microsoft.com/office/drawing/2016/5/12/chartex" xmlns:cx7="http://schemas.microsoft.com/office/drawing/2016/5/13/chartex" xmlns:cx8="http://schemas.microsoft.com/office/drawing/2016/5/14/chartex" xmlns:mc="http://schemas.openxmlformats.org/markup-compatibility/2006" xmlns:aink="http://schemas.microsoft.com/office/drawing/2016/ink" xmlns:am3d="http://schemas.microsoft.com/office/drawing/2017/model3d" xmlns:o="urn:schemas-microsoft-com:office:office" xmlns:r="http://schemas.openxmlformats.org/officeDocument/2006/relationships" xmlns:m="http://schemas.openxmlformats.org/officeDocument/2006/math" xmlns:v="urn:schemas-microsoft-com:vml" xmlns:wp14="http://schemas.microsoft.com/office/word/2010/wordprocessingDrawing" xmlns:wp="http://schemas.openxmlformats.org/drawingml/2006/wordprocessingDrawing" xmlns:w10="urn:schemas-microsoft-com:office:word" xmlns:w="http://schemas.openxmlformats.org/wordprocessingml/2006/main" xmlns:w14="http://schemas.microsoft.com/office/word/2010/wordml" xmlns:w15="http://schemas.microsoft.com/office/word/2012/wordml" xmlns:w16cex="http://schemas.microsoft.com/office/word/2018/wordml/cex" xmlns:w16cid="http://schemas.microsoft.com/office/word/2016/wordml/cid" xmlns:w16="http://schemas.microsoft.com/office/word/2018/wordml" xmlns:w16sdtdh="http://schemas.microsoft.com/office/word/2020/wordml/sdtdatahash" xmlns:w16se="http://schemas.microsoft.com/office/word/2015/wordml/symex" xmlns:wpg="http://schemas.microsoft.com/office/word/2010/wordprocessingGroup" xmlns:wpi="http://schemas.microsoft.com/office/word/2010/wordprocessingInk" xmlns:wne="http://schemas.microsoft.com/office/word/2006/wordml" xmlns:wps="http://schemas.microsoft.com/office/word/2010/wordprocessingShape" mc:Ignorable="w14 w15 w16se w16cid w16 w16cex w16sdtdh wp14">
+<w:endnotes xmlns:wpc="http://schemas.microsoft.com/office/word/2010/wordprocessingCanvas" xmlns:cx="http://schemas.microsoft.com/office/drawing/2014/chartex" xmlns:cx1="http://schemas.microsoft.com/office/drawing/2015/9/8/chartex" xmlns:cx2="http://schemas.microsoft.com/office/drawing/2015/10/21/chartex" xmlns:cx3="http://schemas.microsoft.com/office/drawing/2016/5/9/chartex" xmlns:cx4="http://schemas.microsoft.com/office/drawing/2016/5/10/chartex" xmlns:cx5="http://schemas.microsoft.com/office/drawing/2016/5/11/chartex" xmlns:cx6="http://schemas.microsoft.com/office/drawing/2016/5/12/chartex" xmlns:cx7="http://schemas.microsoft.com/office/drawing/2016/5/13/chartex" xmlns:cx8="http://schemas.microsoft.com/office/drawing/2016/5/14/chartex" xmlns:mc="http://schemas.openxmlformats.org/markup-compatibility/2006" xmlns:aink="http://schemas.microsoft.com/office/drawing/2016/ink" xmlns:am3d="http://schemas.microsoft.com/office/drawing/2017/model3d" xmlns:o="urn:schemas-microsoft-com:office:office" xmlns:oel="http://schemas.microsoft.com/office/2019/extlst" xmlns:r="http://schemas.openxmlformats.org/officeDocument/2006/relationships" xmlns:m="http://schemas.openxmlformats.org/officeDocument/2006/math" xmlns:v="urn:schemas-microsoft-com:vml" xmlns:wp14="http://schemas.microsoft.com/office/word/2010/wordprocessingDrawing" xmlns:wp="http://schemas.openxmlformats.org/drawingml/2006/wordprocessingDrawing" xmlns:w10="urn:schemas-microsoft-com:office:word" xmlns:w="http://schemas.openxmlformats.org/wordprocessingml/2006/main" xmlns:w14="http://schemas.microsoft.com/office/word/2010/wordml" xmlns:w15="http://schemas.microsoft.com/office/word/2012/wordml" xmlns:w16cex="http://schemas.microsoft.com/office/word/2018/wordml/cex" xmlns:w16cid="http://schemas.microsoft.com/office/word/2016/wordml/cid" xmlns:w16="http://schemas.microsoft.com/office/word/2018/wordml" xmlns:w16du="http://schemas.microsoft.com/office/word/2023/wordml/word16du" xmlns:w16sdtdh="http://schemas.microsoft.com/office/word/2020/wordml/sdtdatahash" xmlns:w16sdtfl="http://schemas.microsoft.com/office/word/2024/wordml/sdtformatlock" xmlns:w16se="http://schemas.microsoft.com/office/word/2015/wordml/symex" xmlns:wpg="http://schemas.microsoft.com/office/word/2010/wordprocessingGroup" xmlns:wpi="http://schemas.microsoft.com/office/word/2010/wordprocessingInk" xmlns:wne="http://schemas.microsoft.com/office/word/2006/wordml" xmlns:wps="http://schemas.microsoft.com/office/word/2010/wordprocessingShape" mc:Ignorable="w14 w15 w16se w16cid w16 w16cex w16sdtdh w16sdtfl w16du wp14">
   <w:endnote w:type="separator" w:id="-1">
     <w:p>
       <w:pPr>
@@ -24124,7 +23375,7 @@
 </file>
 
 <file path=word/footer1.xml><?xml version="1.0" encoding="utf-8"?>
-<w:ftr xmlns:wpc="http://schemas.microsoft.com/office/word/2010/wordprocessingCanvas" xmlns:cx="http://schemas.microsoft.com/office/drawing/2014/chartex" xmlns:cx1="http://schemas.microsoft.com/office/drawing/2015/9/8/chartex" xmlns:cx2="http://schemas.microsoft.com/office/drawing/2015/10/21/chartex" xmlns:cx3="http://schemas.microsoft.com/office/drawing/2016/5/9/chartex" xmlns:cx4="http://schemas.microsoft.com/office/drawing/2016/5/10/chartex" xmlns:cx5="http://schemas.microsoft.com/office/drawing/2016/5/11/chartex" xmlns:cx6="http://schemas.microsoft.com/office/drawing/2016/5/12/chartex" xmlns:cx7="http://schemas.microsoft.com/office/drawing/2016/5/13/chartex" xmlns:cx8="http://schemas.microsoft.com/office/drawing/2016/5/14/chartex" xmlns:mc="http://schemas.openxmlformats.org/markup-compatibility/2006" xmlns:aink="http://schemas.microsoft.com/office/drawing/2016/ink" xmlns:am3d="http://schemas.microsoft.com/office/drawing/2017/model3d" xmlns:o="urn:schemas-microsoft-com:office:office" xmlns:r="http://schemas.openxmlformats.org/officeDocument/2006/relationships" xmlns:m="http://schemas.openxmlformats.org/officeDocument/2006/math" xmlns:v="urn:schemas-microsoft-com:vml" xmlns:wp14="http://schemas.microsoft.com/office/word/2010/wordprocessingDrawing" xmlns:wp="http://schemas.openxmlformats.org/drawingml/2006/wordprocessingDrawing" xmlns:w10="urn:schemas-microsoft-com:office:word" xmlns:w="http://schemas.openxmlformats.org/wordprocessingml/2006/main" xmlns:w14="http://schemas.microsoft.com/office/word/2010/wordml" xmlns:w15="http://schemas.microsoft.com/office/word/2012/wordml" xmlns:w16cex="http://schemas.microsoft.com/office/word/2018/wordml/cex" xmlns:w16cid="http://schemas.microsoft.com/office/word/2016/wordml/cid" xmlns:w16="http://schemas.microsoft.com/office/word/2018/wordml" xmlns:w16sdtdh="http://schemas.microsoft.com/office/word/2020/wordml/sdtdatahash" xmlns:w16se="http://schemas.microsoft.com/office/word/2015/wordml/symex" xmlns:wpg="http://schemas.microsoft.com/office/word/2010/wordprocessingGroup" xmlns:wpi="http://schemas.microsoft.com/office/word/2010/wordprocessingInk" xmlns:wne="http://schemas.microsoft.com/office/word/2006/wordml" xmlns:wps="http://schemas.microsoft.com/office/word/2010/wordprocessingShape" mc:Ignorable="w14 w15 w16se w16cid w16 w16cex w16sdtdh wp14">
+<w:ftr xmlns:wpc="http://schemas.microsoft.com/office/word/2010/wordprocessingCanvas" xmlns:cx="http://schemas.microsoft.com/office/drawing/2014/chartex" xmlns:cx1="http://schemas.microsoft.com/office/drawing/2015/9/8/chartex" xmlns:cx2="http://schemas.microsoft.com/office/drawing/2015/10/21/chartex" xmlns:cx3="http://schemas.microsoft.com/office/drawing/2016/5/9/chartex" xmlns:cx4="http://schemas.microsoft.com/office/drawing/2016/5/10/chartex" xmlns:cx5="http://schemas.microsoft.com/office/drawing/2016/5/11/chartex" xmlns:cx6="http://schemas.microsoft.com/office/drawing/2016/5/12/chartex" xmlns:cx7="http://schemas.microsoft.com/office/drawing/2016/5/13/chartex" xmlns:cx8="http://schemas.microsoft.com/office/drawing/2016/5/14/chartex" xmlns:mc="http://schemas.openxmlformats.org/markup-compatibility/2006" xmlns:aink="http://schemas.microsoft.com/office/drawing/2016/ink" xmlns:am3d="http://schemas.microsoft.com/office/drawing/2017/model3d" xmlns:o="urn:schemas-microsoft-com:office:office" xmlns:oel="http://schemas.microsoft.com/office/2019/extlst" xmlns:r="http://schemas.openxmlformats.org/officeDocument/2006/relationships" xmlns:m="http://schemas.openxmlformats.org/officeDocument/2006/math" xmlns:v="urn:schemas-microsoft-com:vml" xmlns:wp14="http://schemas.microsoft.com/office/word/2010/wordprocessingDrawing" xmlns:wp="http://schemas.openxmlformats.org/drawingml/2006/wordprocessingDrawing" xmlns:w10="urn:schemas-microsoft-com:office:word" xmlns:w="http://schemas.openxmlformats.org/wordprocessingml/2006/main" xmlns:w14="http://schemas.microsoft.com/office/word/2010/wordml" xmlns:w15="http://schemas.microsoft.com/office/word/2012/wordml" xmlns:w16cex="http://schemas.microsoft.com/office/word/2018/wordml/cex" xmlns:w16cid="http://schemas.microsoft.com/office/word/2016/wordml/cid" xmlns:w16="http://schemas.microsoft.com/office/word/2018/wordml" xmlns:w16du="http://schemas.microsoft.com/office/word/2023/wordml/word16du" xmlns:w16sdtdh="http://schemas.microsoft.com/office/word/2020/wordml/sdtdatahash" xmlns:w16sdtfl="http://schemas.microsoft.com/office/word/2024/wordml/sdtformatlock" xmlns:w16se="http://schemas.microsoft.com/office/word/2015/wordml/symex" xmlns:wpg="http://schemas.microsoft.com/office/word/2010/wordprocessingGroup" xmlns:wpi="http://schemas.microsoft.com/office/word/2010/wordprocessingInk" xmlns:wne="http://schemas.microsoft.com/office/word/2006/wordml" xmlns:wps="http://schemas.microsoft.com/office/word/2010/wordprocessingShape" mc:Ignorable="w14 w15 w16se w16cid w16 w16cex w16sdtdh w16sdtfl w16du wp14">
   <w:p>
     <w:pPr>
       <w:pStyle w:val="llb"/>
@@ -24249,7 +23500,7 @@
 </file>
 
 <file path=word/footer2.xml><?xml version="1.0" encoding="utf-8"?>
-<w:ftr xmlns:wpc="http://schemas.microsoft.com/office/word/2010/wordprocessingCanvas" xmlns:cx="http://schemas.microsoft.com/office/drawing/2014/chartex" xmlns:cx1="http://schemas.microsoft.com/office/drawing/2015/9/8/chartex" xmlns:cx2="http://schemas.microsoft.com/office/drawing/2015/10/21/chartex" xmlns:cx3="http://schemas.microsoft.com/office/drawing/2016/5/9/chartex" xmlns:cx4="http://schemas.microsoft.com/office/drawing/2016/5/10/chartex" xmlns:cx5="http://schemas.microsoft.com/office/drawing/2016/5/11/chartex" xmlns:cx6="http://schemas.microsoft.com/office/drawing/2016/5/12/chartex" xmlns:cx7="http://schemas.microsoft.com/office/drawing/2016/5/13/chartex" xmlns:cx8="http://schemas.microsoft.com/office/drawing/2016/5/14/chartex" xmlns:mc="http://schemas.openxmlformats.org/markup-compatibility/2006" xmlns:aink="http://schemas.microsoft.com/office/drawing/2016/ink" xmlns:am3d="http://schemas.microsoft.com/office/drawing/2017/model3d" xmlns:o="urn:schemas-microsoft-com:office:office" xmlns:r="http://schemas.openxmlformats.org/officeDocument/2006/relationships" xmlns:m="http://schemas.openxmlformats.org/officeDocument/2006/math" xmlns:v="urn:schemas-microsoft-com:vml" xmlns:wp14="http://schemas.microsoft.com/office/word/2010/wordprocessingDrawing" xmlns:wp="http://schemas.openxmlformats.org/drawingml/2006/wordprocessingDrawing" xmlns:w10="urn:schemas-microsoft-com:office:word" xmlns:w="http://schemas.openxmlformats.org/wordprocessingml/2006/main" xmlns:w14="http://schemas.microsoft.com/office/word/2010/wordml" xmlns:w15="http://schemas.microsoft.com/office/word/2012/wordml" xmlns:w16cex="http://schemas.microsoft.com/office/word/2018/wordml/cex" xmlns:w16cid="http://schemas.microsoft.com/office/word/2016/wordml/cid" xmlns:w16="http://schemas.microsoft.com/office/word/2018/wordml" xmlns:w16sdtdh="http://schemas.microsoft.com/office/word/2020/wordml/sdtdatahash" xmlns:w16se="http://schemas.microsoft.com/office/word/2015/wordml/symex" xmlns:wpg="http://schemas.microsoft.com/office/word/2010/wordprocessingGroup" xmlns:wpi="http://schemas.microsoft.com/office/word/2010/wordprocessingInk" xmlns:wne="http://schemas.microsoft.com/office/word/2006/wordml" xmlns:wps="http://schemas.microsoft.com/office/word/2010/wordprocessingShape" mc:Ignorable="w14 w15 w16se w16cid w16 w16cex w16sdtdh wp14">
+<w:ftr xmlns:wpc="http://schemas.microsoft.com/office/word/2010/wordprocessingCanvas" xmlns:cx="http://schemas.microsoft.com/office/drawing/2014/chartex" xmlns:cx1="http://schemas.microsoft.com/office/drawing/2015/9/8/chartex" xmlns:cx2="http://schemas.microsoft.com/office/drawing/2015/10/21/chartex" xmlns:cx3="http://schemas.microsoft.com/office/drawing/2016/5/9/chartex" xmlns:cx4="http://schemas.microsoft.com/office/drawing/2016/5/10/chartex" xmlns:cx5="http://schemas.microsoft.com/office/drawing/2016/5/11/chartex" xmlns:cx6="http://schemas.microsoft.com/office/drawing/2016/5/12/chartex" xmlns:cx7="http://schemas.microsoft.com/office/drawing/2016/5/13/chartex" xmlns:cx8="http://schemas.microsoft.com/office/drawing/2016/5/14/chartex" xmlns:mc="http://schemas.openxmlformats.org/markup-compatibility/2006" xmlns:aink="http://schemas.microsoft.com/office/drawing/2016/ink" xmlns:am3d="http://schemas.microsoft.com/office/drawing/2017/model3d" xmlns:o="urn:schemas-microsoft-com:office:office" xmlns:oel="http://schemas.microsoft.com/office/2019/extlst" xmlns:r="http://schemas.openxmlformats.org/officeDocument/2006/relationships" xmlns:m="http://schemas.openxmlformats.org/officeDocument/2006/math" xmlns:v="urn:schemas-microsoft-com:vml" xmlns:wp14="http://schemas.microsoft.com/office/word/2010/wordprocessingDrawing" xmlns:wp="http://schemas.openxmlformats.org/drawingml/2006/wordprocessingDrawing" xmlns:w10="urn:schemas-microsoft-com:office:word" xmlns:w="http://schemas.openxmlformats.org/wordprocessingml/2006/main" xmlns:w14="http://schemas.microsoft.com/office/word/2010/wordml" xmlns:w15="http://schemas.microsoft.com/office/word/2012/wordml" xmlns:w16cex="http://schemas.microsoft.com/office/word/2018/wordml/cex" xmlns:w16cid="http://schemas.microsoft.com/office/word/2016/wordml/cid" xmlns:w16="http://schemas.microsoft.com/office/word/2018/wordml" xmlns:w16du="http://schemas.microsoft.com/office/word/2023/wordml/word16du" xmlns:w16sdtdh="http://schemas.microsoft.com/office/word/2020/wordml/sdtdatahash" xmlns:w16sdtfl="http://schemas.microsoft.com/office/word/2024/wordml/sdtformatlock" xmlns:w16se="http://schemas.microsoft.com/office/word/2015/wordml/symex" xmlns:wpg="http://schemas.microsoft.com/office/word/2010/wordprocessingGroup" xmlns:wpi="http://schemas.microsoft.com/office/word/2010/wordprocessingInk" xmlns:wne="http://schemas.microsoft.com/office/word/2006/wordml" xmlns:wps="http://schemas.microsoft.com/office/word/2010/wordprocessingShape" mc:Ignorable="w14 w15 w16se w16cid w16 w16cex w16sdtdh w16sdtfl w16du wp14">
   <w:p>
     <w:pPr>
       <w:pStyle w:val="llb"/>
@@ -24374,7 +23625,7 @@
 </file>
 
 <file path=word/footnotes.xml><?xml version="1.0" encoding="utf-8"?>
-<w:footnotes xmlns:wpc="http://schemas.microsoft.com/office/word/2010/wordprocessingCanvas" xmlns:cx="http://schemas.microsoft.com/office/drawing/2014/chartex" xmlns:cx1="http://schemas.microsoft.com/office/drawing/2015/9/8/chartex" xmlns:cx2="http://schemas.microsoft.com/office/drawing/2015/10/21/chartex" xmlns:cx3="http://schemas.microsoft.com/office/drawing/2016/5/9/chartex" xmlns:cx4="http://schemas.microsoft.com/office/drawing/2016/5/10/chartex" xmlns:cx5="http://schemas.microsoft.com/office/drawing/2016/5/11/chartex" xmlns:cx6="http://schemas.microsoft.com/office/drawing/2016/5/12/chartex" xmlns:cx7="http://schemas.microsoft.com/office/drawing/2016/5/13/chartex" xmlns:cx8="http://schemas.microsoft.com/office/drawing/2016/5/14/chartex" xmlns:mc="http://schemas.openxmlformats.org/markup-compatibility/2006" xmlns:aink="http://schemas.microsoft.com/office/drawing/2016/ink" xmlns:am3d="http://schemas.microsoft.com/office/drawing/2017/model3d" xmlns:o="urn:schemas-microsoft-com:office:office" xmlns:r="http://schemas.openxmlformats.org/officeDocument/2006/relationships" xmlns:m="http://schemas.openxmlformats.org/officeDocument/2006/math" xmlns:v="urn:schemas-microsoft-com:vml" xmlns:wp14="http://schemas.microsoft.com/office/word/2010/wordprocessingDrawing" xmlns:wp="http://schemas.openxmlformats.org/drawingml/2006/wordprocessingDrawing" xmlns:w10="urn:schemas-microsoft-com:office:word" xmlns:w="http://schemas.openxmlformats.org/wordprocessingml/2006/main" xmlns:w14="http://schemas.microsoft.com/office/word/2010/wordml" xmlns:w15="http://schemas.microsoft.com/office/word/2012/wordml" xmlns:w16cex="http://schemas.microsoft.com/office/word/2018/wordml/cex" xmlns:w16cid="http://schemas.microsoft.com/office/word/2016/wordml/cid" xmlns:w16="http://schemas.microsoft.com/office/word/2018/wordml" xmlns:w16sdtdh="http://schemas.microsoft.com/office/word/2020/wordml/sdtdatahash" xmlns:w16se="http://schemas.microsoft.com/office/word/2015/wordml/symex" xmlns:wpg="http://schemas.microsoft.com/office/word/2010/wordprocessingGroup" xmlns:wpi="http://schemas.microsoft.com/office/word/2010/wordprocessingInk" xmlns:wne="http://schemas.microsoft.com/office/word/2006/wordml" xmlns:wps="http://schemas.microsoft.com/office/word/2010/wordprocessingShape" mc:Ignorable="w14 w15 w16se w16cid w16 w16cex w16sdtdh wp14">
+<w:footnotes xmlns:wpc="http://schemas.microsoft.com/office/word/2010/wordprocessingCanvas" xmlns:cx="http://schemas.microsoft.com/office/drawing/2014/chartex" xmlns:cx1="http://schemas.microsoft.com/office/drawing/2015/9/8/chartex" xmlns:cx2="http://schemas.microsoft.com/office/drawing/2015/10/21/chartex" xmlns:cx3="http://schemas.microsoft.com/office/drawing/2016/5/9/chartex" xmlns:cx4="http://schemas.microsoft.com/office/drawing/2016/5/10/chartex" xmlns:cx5="http://schemas.microsoft.com/office/drawing/2016/5/11/chartex" xmlns:cx6="http://schemas.microsoft.com/office/drawing/2016/5/12/chartex" xmlns:cx7="http://schemas.microsoft.com/office/drawing/2016/5/13/chartex" xmlns:cx8="http://schemas.microsoft.com/office/drawing/2016/5/14/chartex" xmlns:mc="http://schemas.openxmlformats.org/markup-compatibility/2006" xmlns:aink="http://schemas.microsoft.com/office/drawing/2016/ink" xmlns:am3d="http://schemas.microsoft.com/office/drawing/2017/model3d" xmlns:o="urn:schemas-microsoft-com:office:office" xmlns:oel="http://schemas.microsoft.com/office/2019/extlst" xmlns:r="http://schemas.openxmlformats.org/officeDocument/2006/relationships" xmlns:m="http://schemas.openxmlformats.org/officeDocument/2006/math" xmlns:v="urn:schemas-microsoft-com:vml" xmlns:wp14="http://schemas.microsoft.com/office/word/2010/wordprocessingDrawing" xmlns:wp="http://schemas.openxmlformats.org/drawingml/2006/wordprocessingDrawing" xmlns:w10="urn:schemas-microsoft-com:office:word" xmlns:w="http://schemas.openxmlformats.org/wordprocessingml/2006/main" xmlns:w14="http://schemas.microsoft.com/office/word/2010/wordml" xmlns:w15="http://schemas.microsoft.com/office/word/2012/wordml" xmlns:w16cex="http://schemas.microsoft.com/office/word/2018/wordml/cex" xmlns:w16cid="http://schemas.microsoft.com/office/word/2016/wordml/cid" xmlns:w16="http://schemas.microsoft.com/office/word/2018/wordml" xmlns:w16du="http://schemas.microsoft.com/office/word/2023/wordml/word16du" xmlns:w16sdtdh="http://schemas.microsoft.com/office/word/2020/wordml/sdtdatahash" xmlns:w16sdtfl="http://schemas.microsoft.com/office/word/2024/wordml/sdtformatlock" xmlns:w16se="http://schemas.microsoft.com/office/word/2015/wordml/symex" xmlns:wpg="http://schemas.microsoft.com/office/word/2010/wordprocessingGroup" xmlns:wpi="http://schemas.microsoft.com/office/word/2010/wordprocessingInk" xmlns:wne="http://schemas.microsoft.com/office/word/2006/wordml" xmlns:wps="http://schemas.microsoft.com/office/word/2010/wordprocessingShape" mc:Ignorable="w14 w15 w16se w16cid w16 w16cex w16sdtdh w16sdtfl w16du wp14">
   <w:footnote w:type="separator" w:id="-1">
     <w:p>
       <w:pPr>
@@ -24401,7 +23652,7 @@
 </file>
 
 <file path=word/header1.xml><?xml version="1.0" encoding="utf-8"?>
-<w:hdr xmlns:wpc="http://schemas.microsoft.com/office/word/2010/wordprocessingCanvas" xmlns:cx="http://schemas.microsoft.com/office/drawing/2014/chartex" xmlns:cx1="http://schemas.microsoft.com/office/drawing/2015/9/8/chartex" xmlns:cx2="http://schemas.microsoft.com/office/drawing/2015/10/21/chartex" xmlns:cx3="http://schemas.microsoft.com/office/drawing/2016/5/9/chartex" xmlns:cx4="http://schemas.microsoft.com/office/drawing/2016/5/10/chartex" xmlns:cx5="http://schemas.microsoft.com/office/drawing/2016/5/11/chartex" xmlns:cx6="http://schemas.microsoft.com/office/drawing/2016/5/12/chartex" xmlns:cx7="http://schemas.microsoft.com/office/drawing/2016/5/13/chartex" xmlns:cx8="http://schemas.microsoft.com/office/drawing/2016/5/14/chartex" xmlns:mc="http://schemas.openxmlformats.org/markup-compatibility/2006" xmlns:aink="http://schemas.microsoft.com/office/drawing/2016/ink" xmlns:am3d="http://schemas.microsoft.com/office/drawing/2017/model3d" xmlns:o="urn:schemas-microsoft-com:office:office" xmlns:r="http://schemas.openxmlformats.org/officeDocument/2006/relationships" xmlns:m="http://schemas.openxmlformats.org/officeDocument/2006/math" xmlns:v="urn:schemas-microsoft-com:vml" xmlns:wp14="http://schemas.microsoft.com/office/word/2010/wordprocessingDrawing" xmlns:wp="http://schemas.openxmlformats.org/drawingml/2006/wordprocessingDrawing" xmlns:w10="urn:schemas-microsoft-com:office:word" xmlns:w="http://schemas.openxmlformats.org/wordprocessingml/2006/main" xmlns:w14="http://schemas.microsoft.com/office/word/2010/wordml" xmlns:w15="http://schemas.microsoft.com/office/word/2012/wordml" xmlns:w16cex="http://schemas.microsoft.com/office/word/2018/wordml/cex" xmlns:w16cid="http://schemas.microsoft.com/office/word/2016/wordml/cid" xmlns:w16="http://schemas.microsoft.com/office/word/2018/wordml" xmlns:w16sdtdh="http://schemas.microsoft.com/office/word/2020/wordml/sdtdatahash" xmlns:w16se="http://schemas.microsoft.com/office/word/2015/wordml/symex" xmlns:wpg="http://schemas.microsoft.com/office/word/2010/wordprocessingGroup" xmlns:wpi="http://schemas.microsoft.com/office/word/2010/wordprocessingInk" xmlns:wne="http://schemas.microsoft.com/office/word/2006/wordml" xmlns:wps="http://schemas.microsoft.com/office/word/2010/wordprocessingShape" mc:Ignorable="w14 w15 w16se w16cid w16 w16cex w16sdtdh wp14">
+<w:hdr xmlns:wpc="http://schemas.microsoft.com/office/word/2010/wordprocessingCanvas" xmlns:cx="http://schemas.microsoft.com/office/drawing/2014/chartex" xmlns:cx1="http://schemas.microsoft.com/office/drawing/2015/9/8/chartex" xmlns:cx2="http://schemas.microsoft.com/office/drawing/2015/10/21/chartex" xmlns:cx3="http://schemas.microsoft.com/office/drawing/2016/5/9/chartex" xmlns:cx4="http://schemas.microsoft.com/office/drawing/2016/5/10/chartex" xmlns:cx5="http://schemas.microsoft.com/office/drawing/2016/5/11/chartex" xmlns:cx6="http://schemas.microsoft.com/office/drawing/2016/5/12/chartex" xmlns:cx7="http://schemas.microsoft.com/office/drawing/2016/5/13/chartex" xmlns:cx8="http://schemas.microsoft.com/office/drawing/2016/5/14/chartex" xmlns:mc="http://schemas.openxmlformats.org/markup-compatibility/2006" xmlns:aink="http://schemas.microsoft.com/office/drawing/2016/ink" xmlns:am3d="http://schemas.microsoft.com/office/drawing/2017/model3d" xmlns:o="urn:schemas-microsoft-com:office:office" xmlns:oel="http://schemas.microsoft.com/office/2019/extlst" xmlns:r="http://schemas.openxmlformats.org/officeDocument/2006/relationships" xmlns:m="http://schemas.openxmlformats.org/officeDocument/2006/math" xmlns:v="urn:schemas-microsoft-com:vml" xmlns:wp14="http://schemas.microsoft.com/office/word/2010/wordprocessingDrawing" xmlns:wp="http://schemas.openxmlformats.org/drawingml/2006/wordprocessingDrawing" xmlns:w10="urn:schemas-microsoft-com:office:word" xmlns:w="http://schemas.openxmlformats.org/wordprocessingml/2006/main" xmlns:w14="http://schemas.microsoft.com/office/word/2010/wordml" xmlns:w15="http://schemas.microsoft.com/office/word/2012/wordml" xmlns:w16cex="http://schemas.microsoft.com/office/word/2018/wordml/cex" xmlns:w16cid="http://schemas.microsoft.com/office/word/2016/wordml/cid" xmlns:w16="http://schemas.microsoft.com/office/word/2018/wordml" xmlns:w16du="http://schemas.microsoft.com/office/word/2023/wordml/word16du" xmlns:w16sdtdh="http://schemas.microsoft.com/office/word/2020/wordml/sdtdatahash" xmlns:w16sdtfl="http://schemas.microsoft.com/office/word/2024/wordml/sdtformatlock" xmlns:w16se="http://schemas.microsoft.com/office/word/2015/wordml/symex" xmlns:wpg="http://schemas.microsoft.com/office/word/2010/wordprocessingGroup" xmlns:wpi="http://schemas.microsoft.com/office/word/2010/wordprocessingInk" xmlns:wne="http://schemas.microsoft.com/office/word/2006/wordml" xmlns:wps="http://schemas.microsoft.com/office/word/2010/wordprocessingShape" mc:Ignorable="w14 w15 w16se w16cid w16 w16cex w16sdtdh w16sdtfl w16du wp14">
   <w:p>
     <w:pPr>
       <w:pStyle w:val="lfej"/>
@@ -24436,7 +23687,7 @@
           <wp:extent cx="1424940" cy="454660"/>
           <wp:effectExtent l="0" t="0" r="3810" b="2540"/>
           <wp:wrapNone/>
-          <wp:docPr id="1672789748" name="Kép 1672789748"/>
+          <wp:docPr id="598308153" name="Kép 598308153"/>
           <wp:cNvGraphicFramePr>
             <a:graphicFrameLocks xmlns:a="http://schemas.openxmlformats.org/drawingml/2006/main" noChangeAspect="1"/>
           </wp:cNvGraphicFramePr>
@@ -24504,7 +23755,7 @@
 </file>
 
 <file path=word/header2.xml><?xml version="1.0" encoding="utf-8"?>
-<w:hdr xmlns:wpc="http://schemas.microsoft.com/office/word/2010/wordprocessingCanvas" xmlns:cx="http://schemas.microsoft.com/office/drawing/2014/chartex" xmlns:cx1="http://schemas.microsoft.com/office/drawing/2015/9/8/chartex" xmlns:cx2="http://schemas.microsoft.com/office/drawing/2015/10/21/chartex" xmlns:cx3="http://schemas.microsoft.com/office/drawing/2016/5/9/chartex" xmlns:cx4="http://schemas.microsoft.com/office/drawing/2016/5/10/chartex" xmlns:cx5="http://schemas.microsoft.com/office/drawing/2016/5/11/chartex" xmlns:cx6="http://schemas.microsoft.com/office/drawing/2016/5/12/chartex" xmlns:cx7="http://schemas.microsoft.com/office/drawing/2016/5/13/chartex" xmlns:cx8="http://schemas.microsoft.com/office/drawing/2016/5/14/chartex" xmlns:mc="http://schemas.openxmlformats.org/markup-compatibility/2006" xmlns:aink="http://schemas.microsoft.com/office/drawing/2016/ink" xmlns:am3d="http://schemas.microsoft.com/office/drawing/2017/model3d" xmlns:o="urn:schemas-microsoft-com:office:office" xmlns:r="http://schemas.openxmlformats.org/officeDocument/2006/relationships" xmlns:m="http://schemas.openxmlformats.org/officeDocument/2006/math" xmlns:v="urn:schemas-microsoft-com:vml" xmlns:wp14="http://schemas.microsoft.com/office/word/2010/wordprocessingDrawing" xmlns:wp="http://schemas.openxmlformats.org/drawingml/2006/wordprocessingDrawing" xmlns:w10="urn:schemas-microsoft-com:office:word" xmlns:w="http://schemas.openxmlformats.org/wordprocessingml/2006/main" xmlns:w14="http://schemas.microsoft.com/office/word/2010/wordml" xmlns:w15="http://schemas.microsoft.com/office/word/2012/wordml" xmlns:w16cex="http://schemas.microsoft.com/office/word/2018/wordml/cex" xmlns:w16cid="http://schemas.microsoft.com/office/word/2016/wordml/cid" xmlns:w16="http://schemas.microsoft.com/office/word/2018/wordml" xmlns:w16sdtdh="http://schemas.microsoft.com/office/word/2020/wordml/sdtdatahash" xmlns:w16se="http://schemas.microsoft.com/office/word/2015/wordml/symex" xmlns:wpg="http://schemas.microsoft.com/office/word/2010/wordprocessingGroup" xmlns:wpi="http://schemas.microsoft.com/office/word/2010/wordprocessingInk" xmlns:wne="http://schemas.microsoft.com/office/word/2006/wordml" xmlns:wps="http://schemas.microsoft.com/office/word/2010/wordprocessingShape" mc:Ignorable="w14 w15 w16se w16cid w16 w16cex w16sdtdh wp14">
+<w:hdr xmlns:wpc="http://schemas.microsoft.com/office/word/2010/wordprocessingCanvas" xmlns:cx="http://schemas.microsoft.com/office/drawing/2014/chartex" xmlns:cx1="http://schemas.microsoft.com/office/drawing/2015/9/8/chartex" xmlns:cx2="http://schemas.microsoft.com/office/drawing/2015/10/21/chartex" xmlns:cx3="http://schemas.microsoft.com/office/drawing/2016/5/9/chartex" xmlns:cx4="http://schemas.microsoft.com/office/drawing/2016/5/10/chartex" xmlns:cx5="http://schemas.microsoft.com/office/drawing/2016/5/11/chartex" xmlns:cx6="http://schemas.microsoft.com/office/drawing/2016/5/12/chartex" xmlns:cx7="http://schemas.microsoft.com/office/drawing/2016/5/13/chartex" xmlns:cx8="http://schemas.microsoft.com/office/drawing/2016/5/14/chartex" xmlns:mc="http://schemas.openxmlformats.org/markup-compatibility/2006" xmlns:aink="http://schemas.microsoft.com/office/drawing/2016/ink" xmlns:am3d="http://schemas.microsoft.com/office/drawing/2017/model3d" xmlns:o="urn:schemas-microsoft-com:office:office" xmlns:oel="http://schemas.microsoft.com/office/2019/extlst" xmlns:r="http://schemas.openxmlformats.org/officeDocument/2006/relationships" xmlns:m="http://schemas.openxmlformats.org/officeDocument/2006/math" xmlns:v="urn:schemas-microsoft-com:vml" xmlns:wp14="http://schemas.microsoft.com/office/word/2010/wordprocessingDrawing" xmlns:wp="http://schemas.openxmlformats.org/drawingml/2006/wordprocessingDrawing" xmlns:w10="urn:schemas-microsoft-com:office:word" xmlns:w="http://schemas.openxmlformats.org/wordprocessingml/2006/main" xmlns:w14="http://schemas.microsoft.com/office/word/2010/wordml" xmlns:w15="http://schemas.microsoft.com/office/word/2012/wordml" xmlns:w16cex="http://schemas.microsoft.com/office/word/2018/wordml/cex" xmlns:w16cid="http://schemas.microsoft.com/office/word/2016/wordml/cid" xmlns:w16="http://schemas.microsoft.com/office/word/2018/wordml" xmlns:w16du="http://schemas.microsoft.com/office/word/2023/wordml/word16du" xmlns:w16sdtdh="http://schemas.microsoft.com/office/word/2020/wordml/sdtdatahash" xmlns:w16sdtfl="http://schemas.microsoft.com/office/word/2024/wordml/sdtformatlock" xmlns:w16se="http://schemas.microsoft.com/office/word/2015/wordml/symex" xmlns:wpg="http://schemas.microsoft.com/office/word/2010/wordprocessingGroup" xmlns:wpi="http://schemas.microsoft.com/office/word/2010/wordprocessingInk" xmlns:wne="http://schemas.microsoft.com/office/word/2006/wordml" xmlns:wps="http://schemas.microsoft.com/office/word/2010/wordprocessingShape" mc:Ignorable="w14 w15 w16se w16cid w16 w16cex w16sdtdh w16sdtfl w16du wp14">
   <w:p>
     <w:pPr>
       <w:pStyle w:val="lfej"/>
@@ -24539,7 +23790,7 @@
           <wp:extent cx="1424940" cy="454660"/>
           <wp:effectExtent l="0" t="0" r="3810" b="2540"/>
           <wp:wrapNone/>
-          <wp:docPr id="1964119088" name="Kép 1964119088"/>
+          <wp:docPr id="1981007675" name="Kép 1981007675"/>
           <wp:cNvGraphicFramePr>
             <a:graphicFrameLocks xmlns:a="http://schemas.openxmlformats.org/drawingml/2006/main" noChangeAspect="1"/>
           </wp:cNvGraphicFramePr>
@@ -24605,7 +23856,7 @@
 </file>
 
 <file path=word/header3.xml><?xml version="1.0" encoding="utf-8"?>
-<w:hdr xmlns:wpc="http://schemas.microsoft.com/office/word/2010/wordprocessingCanvas" xmlns:cx="http://schemas.microsoft.com/office/drawing/2014/chartex" xmlns:cx1="http://schemas.microsoft.com/office/drawing/2015/9/8/chartex" xmlns:cx2="http://schemas.microsoft.com/office/drawing/2015/10/21/chartex" xmlns:cx3="http://schemas.microsoft.com/office/drawing/2016/5/9/chartex" xmlns:cx4="http://schemas.microsoft.com/office/drawing/2016/5/10/chartex" xmlns:cx5="http://schemas.microsoft.com/office/drawing/2016/5/11/chartex" xmlns:cx6="http://schemas.microsoft.com/office/drawing/2016/5/12/chartex" xmlns:cx7="http://schemas.microsoft.com/office/drawing/2016/5/13/chartex" xmlns:cx8="http://schemas.microsoft.com/office/drawing/2016/5/14/chartex" xmlns:mc="http://schemas.openxmlformats.org/markup-compatibility/2006" xmlns:aink="http://schemas.microsoft.com/office/drawing/2016/ink" xmlns:am3d="http://schemas.microsoft.com/office/drawing/2017/model3d" xmlns:o="urn:schemas-microsoft-com:office:office" xmlns:r="http://schemas.openxmlformats.org/officeDocument/2006/relationships" xmlns:m="http://schemas.openxmlformats.org/officeDocument/2006/math" xmlns:v="urn:schemas-microsoft-com:vml" xmlns:wp14="http://schemas.microsoft.com/office/word/2010/wordprocessingDrawing" xmlns:wp="http://schemas.openxmlformats.org/drawingml/2006/wordprocessingDrawing" xmlns:w10="urn:schemas-microsoft-com:office:word" xmlns:w="http://schemas.openxmlformats.org/wordprocessingml/2006/main" xmlns:w14="http://schemas.microsoft.com/office/word/2010/wordml" xmlns:w15="http://schemas.microsoft.com/office/word/2012/wordml" xmlns:w16cex="http://schemas.microsoft.com/office/word/2018/wordml/cex" xmlns:w16cid="http://schemas.microsoft.com/office/word/2016/wordml/cid" xmlns:w16="http://schemas.microsoft.com/office/word/2018/wordml" xmlns:w16sdtdh="http://schemas.microsoft.com/office/word/2020/wordml/sdtdatahash" xmlns:w16se="http://schemas.microsoft.com/office/word/2015/wordml/symex" xmlns:wpg="http://schemas.microsoft.com/office/word/2010/wordprocessingGroup" xmlns:wpi="http://schemas.microsoft.com/office/word/2010/wordprocessingInk" xmlns:wne="http://schemas.microsoft.com/office/word/2006/wordml" xmlns:wps="http://schemas.microsoft.com/office/word/2010/wordprocessingShape" mc:Ignorable="w14 w15 w16se w16cid w16 w16cex w16sdtdh wp14">
+<w:hdr xmlns:wpc="http://schemas.microsoft.com/office/word/2010/wordprocessingCanvas" xmlns:cx="http://schemas.microsoft.com/office/drawing/2014/chartex" xmlns:cx1="http://schemas.microsoft.com/office/drawing/2015/9/8/chartex" xmlns:cx2="http://schemas.microsoft.com/office/drawing/2015/10/21/chartex" xmlns:cx3="http://schemas.microsoft.com/office/drawing/2016/5/9/chartex" xmlns:cx4="http://schemas.microsoft.com/office/drawing/2016/5/10/chartex" xmlns:cx5="http://schemas.microsoft.com/office/drawing/2016/5/11/chartex" xmlns:cx6="http://schemas.microsoft.com/office/drawing/2016/5/12/chartex" xmlns:cx7="http://schemas.microsoft.com/office/drawing/2016/5/13/chartex" xmlns:cx8="http://schemas.microsoft.com/office/drawing/2016/5/14/chartex" xmlns:mc="http://schemas.openxmlformats.org/markup-compatibility/2006" xmlns:aink="http://schemas.microsoft.com/office/drawing/2016/ink" xmlns:am3d="http://schemas.microsoft.com/office/drawing/2017/model3d" xmlns:o="urn:schemas-microsoft-com:office:office" xmlns:oel="http://schemas.microsoft.com/office/2019/extlst" xmlns:r="http://schemas.openxmlformats.org/officeDocument/2006/relationships" xmlns:m="http://schemas.openxmlformats.org/officeDocument/2006/math" xmlns:v="urn:schemas-microsoft-com:vml" xmlns:wp14="http://schemas.microsoft.com/office/word/2010/wordprocessingDrawing" xmlns:wp="http://schemas.openxmlformats.org/drawingml/2006/wordprocessingDrawing" xmlns:w10="urn:schemas-microsoft-com:office:word" xmlns:w="http://schemas.openxmlformats.org/wordprocessingml/2006/main" xmlns:w14="http://schemas.microsoft.com/office/word/2010/wordml" xmlns:w15="http://schemas.microsoft.com/office/word/2012/wordml" xmlns:w16cex="http://schemas.microsoft.com/office/word/2018/wordml/cex" xmlns:w16cid="http://schemas.microsoft.com/office/word/2016/wordml/cid" xmlns:w16="http://schemas.microsoft.com/office/word/2018/wordml" xmlns:w16du="http://schemas.microsoft.com/office/word/2023/wordml/word16du" xmlns:w16sdtdh="http://schemas.microsoft.com/office/word/2020/wordml/sdtdatahash" xmlns:w16sdtfl="http://schemas.microsoft.com/office/word/2024/wordml/sdtformatlock" xmlns:w16se="http://schemas.microsoft.com/office/word/2015/wordml/symex" xmlns:wpg="http://schemas.microsoft.com/office/word/2010/wordprocessingGroup" xmlns:wpi="http://schemas.microsoft.com/office/word/2010/wordprocessingInk" xmlns:wne="http://schemas.microsoft.com/office/word/2006/wordml" xmlns:wps="http://schemas.microsoft.com/office/word/2010/wordprocessingShape" mc:Ignorable="w14 w15 w16se w16cid w16 w16cex w16sdtdh w16sdtfl w16du wp14">
   <w:p>
     <w:pPr>
       <w:pStyle w:val="lfej"/>
@@ -24706,7 +23957,7 @@
 </file>
 
 <file path=word/numbering.xml><?xml version="1.0" encoding="utf-8"?>
-<w:numbering xmlns:wpc="http://schemas.microsoft.com/office/word/2010/wordprocessingCanvas" xmlns:cx="http://schemas.microsoft.com/office/drawing/2014/chartex" xmlns:cx1="http://schemas.microsoft.com/office/drawing/2015/9/8/chartex" xmlns:cx2="http://schemas.microsoft.com/office/drawing/2015/10/21/chartex" xmlns:cx3="http://schemas.microsoft.com/office/drawing/2016/5/9/chartex" xmlns:cx4="http://schemas.microsoft.com/office/drawing/2016/5/10/chartex" xmlns:cx5="http://schemas.microsoft.com/office/drawing/2016/5/11/chartex" xmlns:cx6="http://schemas.microsoft.com/office/drawing/2016/5/12/chartex" xmlns:cx7="http://schemas.microsoft.com/office/drawing/2016/5/13/chartex" xmlns:cx8="http://schemas.microsoft.com/office/drawing/2016/5/14/chartex" xmlns:mc="http://schemas.openxmlformats.org/markup-compatibility/2006" xmlns:aink="http://schemas.microsoft.com/office/drawing/2016/ink" xmlns:am3d="http://schemas.microsoft.com/office/drawing/2017/model3d" xmlns:o="urn:schemas-microsoft-com:office:office" xmlns:r="http://schemas.openxmlformats.org/officeDocument/2006/relationships" xmlns:m="http://schemas.openxmlformats.org/officeDocument/2006/math" xmlns:v="urn:schemas-microsoft-com:vml" xmlns:wp14="http://schemas.microsoft.com/office/word/2010/wordprocessingDrawing" xmlns:wp="http://schemas.openxmlformats.org/drawingml/2006/wordprocessingDrawing" xmlns:w10="urn:schemas-microsoft-com:office:word" xmlns:w="http://schemas.openxmlformats.org/wordprocessingml/2006/main" xmlns:w14="http://schemas.microsoft.com/office/word/2010/wordml" xmlns:w15="http://schemas.microsoft.com/office/word/2012/wordml" xmlns:w16cex="http://schemas.microsoft.com/office/word/2018/wordml/cex" xmlns:w16cid="http://schemas.microsoft.com/office/word/2016/wordml/cid" xmlns:w16="http://schemas.microsoft.com/office/word/2018/wordml" xmlns:w16sdtdh="http://schemas.microsoft.com/office/word/2020/wordml/sdtdatahash" xmlns:w16se="http://schemas.microsoft.com/office/word/2015/wordml/symex" xmlns:wpg="http://schemas.microsoft.com/office/word/2010/wordprocessingGroup" xmlns:wpi="http://schemas.microsoft.com/office/word/2010/wordprocessingInk" xmlns:wne="http://schemas.microsoft.com/office/word/2006/wordml" xmlns:wps="http://schemas.microsoft.com/office/word/2010/wordprocessingShape" mc:Ignorable="w14 w15 w16se w16cid w16 w16cex w16sdtdh wp14">
+<w:numbering xmlns:wpc="http://schemas.microsoft.com/office/word/2010/wordprocessingCanvas" xmlns:cx="http://schemas.microsoft.com/office/drawing/2014/chartex" xmlns:cx1="http://schemas.microsoft.com/office/drawing/2015/9/8/chartex" xmlns:cx2="http://schemas.microsoft.com/office/drawing/2015/10/21/chartex" xmlns:cx3="http://schemas.microsoft.com/office/drawing/2016/5/9/chartex" xmlns:cx4="http://schemas.microsoft.com/office/drawing/2016/5/10/chartex" xmlns:cx5="http://schemas.microsoft.com/office/drawing/2016/5/11/chartex" xmlns:cx6="http://schemas.microsoft.com/office/drawing/2016/5/12/chartex" xmlns:cx7="http://schemas.microsoft.com/office/drawing/2016/5/13/chartex" xmlns:cx8="http://schemas.microsoft.com/office/drawing/2016/5/14/chartex" xmlns:mc="http://schemas.openxmlformats.org/markup-compatibility/2006" xmlns:aink="http://schemas.microsoft.com/office/drawing/2016/ink" xmlns:am3d="http://schemas.microsoft.com/office/drawing/2017/model3d" xmlns:o="urn:schemas-microsoft-com:office:office" xmlns:oel="http://schemas.microsoft.com/office/2019/extlst" xmlns:r="http://schemas.openxmlformats.org/officeDocument/2006/relationships" xmlns:m="http://schemas.openxmlformats.org/officeDocument/2006/math" xmlns:v="urn:schemas-microsoft-com:vml" xmlns:wp14="http://schemas.microsoft.com/office/word/2010/wordprocessingDrawing" xmlns:wp="http://schemas.openxmlformats.org/drawingml/2006/wordprocessingDrawing" xmlns:w10="urn:schemas-microsoft-com:office:word" xmlns:w="http://schemas.openxmlformats.org/wordprocessingml/2006/main" xmlns:w14="http://schemas.microsoft.com/office/word/2010/wordml" xmlns:w15="http://schemas.microsoft.com/office/word/2012/wordml" xmlns:w16cex="http://schemas.microsoft.com/office/word/2018/wordml/cex" xmlns:w16cid="http://schemas.microsoft.com/office/word/2016/wordml/cid" xmlns:w16="http://schemas.microsoft.com/office/word/2018/wordml" xmlns:w16du="http://schemas.microsoft.com/office/word/2023/wordml/word16du" xmlns:w16sdtdh="http://schemas.microsoft.com/office/word/2020/wordml/sdtdatahash" xmlns:w16sdtfl="http://schemas.microsoft.com/office/word/2024/wordml/sdtformatlock" xmlns:w16se="http://schemas.microsoft.com/office/word/2015/wordml/symex" xmlns:wpg="http://schemas.microsoft.com/office/word/2010/wordprocessingGroup" xmlns:wpi="http://schemas.microsoft.com/office/word/2010/wordprocessingInk" xmlns:wne="http://schemas.microsoft.com/office/word/2006/wordml" xmlns:wps="http://schemas.microsoft.com/office/word/2010/wordprocessingShape" mc:Ignorable="w14 w15 w16se w16cid w16 w16cex w16sdtdh w16sdtfl w16du wp14">
   <w:abstractNum w:abstractNumId="0" w15:restartNumberingAfterBreak="0">
     <w:nsid w:val="00DC1437"/>
     <w:multiLevelType w:val="multilevel"/>
@@ -29971,127 +29222,127 @@
       </w:rPr>
     </w:lvl>
   </w:abstractNum>
-  <w:num w:numId="1">
+  <w:num w:numId="1" w16cid:durableId="760296221">
     <w:abstractNumId w:val="38"/>
   </w:num>
-  <w:num w:numId="2">
+  <w:num w:numId="2" w16cid:durableId="1190098337">
     <w:abstractNumId w:val="2"/>
   </w:num>
-  <w:num w:numId="3">
+  <w:num w:numId="3" w16cid:durableId="1469393660">
     <w:abstractNumId w:val="11"/>
   </w:num>
-  <w:num w:numId="4">
+  <w:num w:numId="4" w16cid:durableId="2092965154">
     <w:abstractNumId w:val="19"/>
   </w:num>
-  <w:num w:numId="5">
+  <w:num w:numId="5" w16cid:durableId="1772042758">
     <w:abstractNumId w:val="26"/>
   </w:num>
-  <w:num w:numId="6">
+  <w:num w:numId="6" w16cid:durableId="258493043">
     <w:abstractNumId w:val="5"/>
   </w:num>
-  <w:num w:numId="7">
+  <w:num w:numId="7" w16cid:durableId="267927422">
     <w:abstractNumId w:val="7"/>
   </w:num>
-  <w:num w:numId="8">
+  <w:num w:numId="8" w16cid:durableId="1352296222">
     <w:abstractNumId w:val="8"/>
   </w:num>
-  <w:num w:numId="9">
+  <w:num w:numId="9" w16cid:durableId="1414738196">
     <w:abstractNumId w:val="20"/>
   </w:num>
-  <w:num w:numId="10">
+  <w:num w:numId="10" w16cid:durableId="660234077">
     <w:abstractNumId w:val="22"/>
   </w:num>
-  <w:num w:numId="11">
+  <w:num w:numId="11" w16cid:durableId="885023686">
     <w:abstractNumId w:val="29"/>
   </w:num>
-  <w:num w:numId="12">
+  <w:num w:numId="12" w16cid:durableId="496186789">
     <w:abstractNumId w:val="33"/>
   </w:num>
-  <w:num w:numId="13">
+  <w:num w:numId="13" w16cid:durableId="541752384">
     <w:abstractNumId w:val="36"/>
   </w:num>
-  <w:num w:numId="14">
+  <w:num w:numId="14" w16cid:durableId="1109204043">
     <w:abstractNumId w:val="40"/>
   </w:num>
-  <w:num w:numId="15">
+  <w:num w:numId="15" w16cid:durableId="591595562">
     <w:abstractNumId w:val="14"/>
   </w:num>
-  <w:num w:numId="16">
+  <w:num w:numId="16" w16cid:durableId="424886263">
     <w:abstractNumId w:val="13"/>
   </w:num>
-  <w:num w:numId="17">
+  <w:num w:numId="17" w16cid:durableId="1263345382">
     <w:abstractNumId w:val="28"/>
   </w:num>
-  <w:num w:numId="18">
+  <w:num w:numId="18" w16cid:durableId="216430819">
     <w:abstractNumId w:val="0"/>
   </w:num>
-  <w:num w:numId="19">
+  <w:num w:numId="19" w16cid:durableId="1600680611">
     <w:abstractNumId w:val="30"/>
   </w:num>
-  <w:num w:numId="20">
+  <w:num w:numId="20" w16cid:durableId="2072536882">
     <w:abstractNumId w:val="21"/>
   </w:num>
-  <w:num w:numId="21">
+  <w:num w:numId="21" w16cid:durableId="1218317237">
     <w:abstractNumId w:val="31"/>
   </w:num>
-  <w:num w:numId="22">
+  <w:num w:numId="22" w16cid:durableId="2087915500">
     <w:abstractNumId w:val="15"/>
   </w:num>
-  <w:num w:numId="23">
+  <w:num w:numId="23" w16cid:durableId="558983258">
     <w:abstractNumId w:val="9"/>
   </w:num>
-  <w:num w:numId="24">
+  <w:num w:numId="24" w16cid:durableId="1383292872">
     <w:abstractNumId w:val="27"/>
   </w:num>
-  <w:num w:numId="25">
+  <w:num w:numId="25" w16cid:durableId="50274270">
     <w:abstractNumId w:val="12"/>
   </w:num>
-  <w:num w:numId="26">
+  <w:num w:numId="26" w16cid:durableId="1561939314">
     <w:abstractNumId w:val="6"/>
   </w:num>
-  <w:num w:numId="27">
+  <w:num w:numId="27" w16cid:durableId="41638980">
     <w:abstractNumId w:val="4"/>
   </w:num>
-  <w:num w:numId="28">
+  <w:num w:numId="28" w16cid:durableId="1333996013">
     <w:abstractNumId w:val="3"/>
   </w:num>
-  <w:num w:numId="29">
+  <w:num w:numId="29" w16cid:durableId="2116778228">
     <w:abstractNumId w:val="10"/>
   </w:num>
-  <w:num w:numId="30">
+  <w:num w:numId="30" w16cid:durableId="660041264">
     <w:abstractNumId w:val="16"/>
   </w:num>
-  <w:num w:numId="31">
+  <w:num w:numId="31" w16cid:durableId="1259632038">
     <w:abstractNumId w:val="32"/>
   </w:num>
-  <w:num w:numId="32">
+  <w:num w:numId="32" w16cid:durableId="517545758">
     <w:abstractNumId w:val="35"/>
   </w:num>
-  <w:num w:numId="33">
+  <w:num w:numId="33" w16cid:durableId="399720163">
     <w:abstractNumId w:val="37"/>
   </w:num>
-  <w:num w:numId="34">
+  <w:num w:numId="34" w16cid:durableId="1429496935">
     <w:abstractNumId w:val="25"/>
   </w:num>
-  <w:num w:numId="35">
+  <w:num w:numId="35" w16cid:durableId="1639412452">
     <w:abstractNumId w:val="39"/>
   </w:num>
-  <w:num w:numId="36">
+  <w:num w:numId="36" w16cid:durableId="1830562163">
     <w:abstractNumId w:val="24"/>
   </w:num>
-  <w:num w:numId="37">
+  <w:num w:numId="37" w16cid:durableId="2083402751">
     <w:abstractNumId w:val="34"/>
   </w:num>
-  <w:num w:numId="38">
+  <w:num w:numId="38" w16cid:durableId="224680060">
     <w:abstractNumId w:val="23"/>
   </w:num>
-  <w:num w:numId="39">
+  <w:num w:numId="39" w16cid:durableId="1481925300">
     <w:abstractNumId w:val="17"/>
   </w:num>
-  <w:num w:numId="40">
+  <w:num w:numId="40" w16cid:durableId="1013149011">
     <w:abstractNumId w:val="1"/>
   </w:num>
-  <w:num w:numId="41">
+  <w:num w:numId="41" w16cid:durableId="564608980">
     <w:abstractNumId w:val="18"/>
   </w:num>
   <w:numIdMacAtCleanup w:val="41"/>
@@ -30099,7 +29350,7 @@
 </file>
 
 <file path=word/styles.xml><?xml version="1.0" encoding="utf-8"?>
-<w:styles xmlns:mc="http://schemas.openxmlformats.org/markup-compatibility/2006" xmlns:r="http://schemas.openxmlformats.org/officeDocument/2006/relationships" xmlns:w="http://schemas.openxmlformats.org/wordprocessingml/2006/main" xmlns:w14="http://schemas.microsoft.com/office/word/2010/wordml" xmlns:w15="http://schemas.microsoft.com/office/word/2012/wordml" xmlns:w16cex="http://schemas.microsoft.com/office/word/2018/wordml/cex" xmlns:w16cid="http://schemas.microsoft.com/office/word/2016/wordml/cid" xmlns:w16="http://schemas.microsoft.com/office/word/2018/wordml" xmlns:w16sdtdh="http://schemas.microsoft.com/office/word/2020/wordml/sdtdatahash" xmlns:w16se="http://schemas.microsoft.com/office/word/2015/wordml/symex" mc:Ignorable="w14 w15 w16se w16cid w16 w16cex w16sdtdh">
+<w:styles xmlns:mc="http://schemas.openxmlformats.org/markup-compatibility/2006" xmlns:r="http://schemas.openxmlformats.org/officeDocument/2006/relationships" xmlns:w="http://schemas.openxmlformats.org/wordprocessingml/2006/main" xmlns:w14="http://schemas.microsoft.com/office/word/2010/wordml" xmlns:w15="http://schemas.microsoft.com/office/word/2012/wordml" xmlns:w16cex="http://schemas.microsoft.com/office/word/2018/wordml/cex" xmlns:w16cid="http://schemas.microsoft.com/office/word/2016/wordml/cid" xmlns:w16="http://schemas.microsoft.com/office/word/2018/wordml" xmlns:w16du="http://schemas.microsoft.com/office/word/2023/wordml/word16du" xmlns:w16sdtdh="http://schemas.microsoft.com/office/word/2020/wordml/sdtdatahash" xmlns:w16sdtfl="http://schemas.microsoft.com/office/word/2024/wordml/sdtformatlock" xmlns:w16se="http://schemas.microsoft.com/office/word/2015/wordml/symex" mc:Ignorable="w14 w15 w16se w16cid w16 w16cex w16sdtdh w16sdtfl w16du">
   <w:docDefaults>
     <w:rPrDefault>
       <w:rPr>
